--- a/Rapports_mensuels/Mois2026_02/ipc_note_10_ar_2026_02.docx
+++ b/Rapports_mensuels/Mois2026_02/ipc_note_10_ar_2026_02.docx
@@ -37,7 +37,7 @@
         <w:pStyle w:val="ipccorps"/>
       </w:pPr>
       <w:r>
-        <w:t xml:space="preserve">على المستوى الشهري ارتفع الرقم الاستدلالي للمواد ىالغذائية ب 2.7% في شهر فبراير 2026 مقارنة بشهر يناير .2026 ويعزى ذلك الى زيادة أثمان</w:t>
+        <w:t xml:space="preserve">على المستوى الشهري ارتفع الرقم الاستدلالي للمواد الغذائية ب 2.7% في شهر فبراير 2026 مقارنة بشهر يناير .2026 ويعزى ذلك الى زيادة أثمان</w:t>
       </w:r>
       <w:r>
         <w:t xml:space="preserve"> </w:t>

--- a/Rapports_mensuels/Mois2026_02/ipc_note_10_ar_2026_02.docx
+++ b/Rapports_mensuels/Mois2026_02/ipc_note_10_ar_2026_02.docx
@@ -37,7 +37,19 @@
         <w:pStyle w:val="ipccorps"/>
       </w:pPr>
       <w:r>
-        <w:t xml:space="preserve">على المستوى الشهري ارتفع الرقم الاستدلالي للمواد الغذائية ب 2.7% في شهر فبراير 2026 مقارنة بشهر يناير .2026 ويعزى ذلك الى زيادة أثمان</w:t>
+        <w:t xml:space="preserve">على المستوى الشهري ارتفع الرقم الاستدلالي للمواد الغذائية ب</w:t>
+      </w:r>
+      <w:r>
+        <w:t xml:space="preserve"> </w:t>
+      </w:r>
+      <w:r>
+        <w:t xml:space="preserve">2.7%</w:t>
+      </w:r>
+      <w:r>
+        <w:t xml:space="preserve"> </w:t>
+      </w:r>
+      <w:r>
+        <w:t xml:space="preserve">في شهر فبراير 2026 مقارنة بشهر يناير .2026 ويعزى ذلك الى زيادة أثمان</w:t>
       </w:r>
       <w:r>
         <w:t xml:space="preserve"> </w:t>
@@ -50,10 +62,7 @@
         <w:t xml:space="preserve">الأسماك والمأكولات البحرية</w:t>
       </w:r>
       <w:r>
-        <w:t xml:space="preserve"> </w:t>
-      </w:r>
-      <w:r>
-        <w:t xml:space="preserve">ب 10.7 % ‏،</w:t>
+        <w:t xml:space="preserve">ب10.7% ‏،</w:t>
       </w:r>
       <w:r>
         <w:t xml:space="preserve"> </w:t>
@@ -66,10 +75,7 @@
         <w:t xml:space="preserve">الفواكه</w:t>
       </w:r>
       <w:r>
-        <w:t xml:space="preserve"> </w:t>
-      </w:r>
-      <w:r>
-        <w:t xml:space="preserve">ب 6.6 % ‏،</w:t>
+        <w:t xml:space="preserve">ب6.6% ‏،</w:t>
       </w:r>
       <w:r>
         <w:t xml:space="preserve"> </w:t>
@@ -98,10 +104,7 @@
         <w:t xml:space="preserve">الخضراوات</w:t>
       </w:r>
       <w:r>
-        <w:t xml:space="preserve"> </w:t>
-      </w:r>
-      <w:r>
-        <w:t xml:space="preserve">ب 3.5 % ‏،</w:t>
+        <w:t xml:space="preserve">ب3.5% ‏،</w:t>
       </w:r>
       <w:r>
         <w:t xml:space="preserve"> </w:t>
@@ -114,10 +117,7 @@
         <w:t xml:space="preserve">مقهى، شاي وكاكاو</w:t>
       </w:r>
       <w:r>
-        <w:t xml:space="preserve"> </w:t>
-      </w:r>
-      <w:r>
-        <w:t xml:space="preserve">ب 2.4 % ‏،</w:t>
+        <w:t xml:space="preserve">ب2.4% ‏،</w:t>
       </w:r>
       <w:r>
         <w:t xml:space="preserve"> </w:t>
@@ -130,10 +130,7 @@
         <w:t xml:space="preserve">الحليب والجبن والبيض</w:t>
       </w:r>
       <w:r>
-        <w:t xml:space="preserve"> </w:t>
-      </w:r>
-      <w:r>
-        <w:t xml:space="preserve">ب 1.5 % ‏،</w:t>
+        <w:t xml:space="preserve">ب1.5% ‏،</w:t>
       </w:r>
       <w:r>
         <w:t xml:space="preserve"> </w:t>
@@ -149,7 +146,20 @@
         <w:t xml:space="preserve"> </w:t>
       </w:r>
       <w:r>
-        <w:t xml:space="preserve">ب 0.6 % ‏،</w:t>
+        <w:t xml:space="preserve">و</w:t>
+      </w:r>
+      <w:r>
+        <w:t xml:space="preserve"> </w:t>
+      </w:r>
+      <w:r>
+        <w:rPr>
+          <w:b/>
+          <w:bCs/>
+        </w:rPr>
+        <w:t xml:space="preserve">خدمات تقديم الطعام</w:t>
+      </w:r>
+      <w:r>
+        <w:t xml:space="preserve">ب0.6% ‏ و</w:t>
       </w:r>
       <w:r>
         <w:t xml:space="preserve"> </w:t>
@@ -162,10 +172,7 @@
         <w:t xml:space="preserve">السكر، والمربى، والعسل، والشوكولاتة، والحلويات</w:t>
       </w:r>
       <w:r>
-        <w:t xml:space="preserve"> </w:t>
-      </w:r>
-      <w:r>
-        <w:t xml:space="preserve">ب 0.1 % ‏</w:t>
+        <w:t xml:space="preserve">ب0.1% ‏</w:t>
       </w:r>
     </w:p>
     <w:p>
@@ -173,7 +180,7 @@
         <w:pStyle w:val="ipccorps"/>
       </w:pPr>
       <w:r>
-        <w:t xml:space="preserve">كما ارتفع التغير الشهري للرقم الاستدلالي للمواد غير الغذائية ب (0.5% ) جراء زيادة أثمان الأقسام التالية:</w:t>
+        <w:t xml:space="preserve">كما، ارتفع التغير الشهري للرقم الاستدلالي للمواد غير الغذائية ب (0.5% ) جراء زيادة أثمان الأقسام التالية:</w:t>
       </w:r>
       <w:r>
         <w:t xml:space="preserve"> </w:t>
@@ -186,10 +193,7 @@
         <w:t xml:space="preserve">سلع وخدمات متنوعة</w:t>
       </w:r>
       <w:r>
-        <w:t xml:space="preserve"> </w:t>
-      </w:r>
-      <w:r>
-        <w:t xml:space="preserve">ب 3.9 % ‏،</w:t>
+        <w:t xml:space="preserve">ب3.9% ‏،</w:t>
       </w:r>
       <w:r>
         <w:t xml:space="preserve"> </w:t>
@@ -202,10 +206,7 @@
         <w:t xml:space="preserve">مواصلات</w:t>
       </w:r>
       <w:r>
-        <w:t xml:space="preserve"> </w:t>
-      </w:r>
-      <w:r>
-        <w:t xml:space="preserve">ب 0.9 % ‏،</w:t>
+        <w:t xml:space="preserve">ب0.9% ‏ و</w:t>
       </w:r>
       <w:r>
         <w:t xml:space="preserve"> </w:t>
@@ -218,10 +219,7 @@
         <w:t xml:space="preserve">الترفيه والثقافة</w:t>
       </w:r>
       <w:r>
-        <w:t xml:space="preserve"> </w:t>
-      </w:r>
-      <w:r>
-        <w:t xml:space="preserve">ب 0.2 % ‏ .</w:t>
+        <w:t xml:space="preserve">ب0.2% ‏ .</w:t>
       </w:r>
     </w:p>
     <w:p>
@@ -255,10 +253,7 @@
         <w:t xml:space="preserve">الزيوت والدهون</w:t>
       </w:r>
       <w:r>
-        <w:t xml:space="preserve"> </w:t>
-      </w:r>
-      <w:r>
-        <w:t xml:space="preserve">ب -18.4 % ‏،</w:t>
+        <w:t xml:space="preserve">ب18.4% ‏،</w:t>
       </w:r>
       <w:r>
         <w:t xml:space="preserve"> </w:t>
@@ -271,10 +266,7 @@
         <w:t xml:space="preserve">اللحم</w:t>
       </w:r>
       <w:r>
-        <w:t xml:space="preserve"> </w:t>
-      </w:r>
-      <w:r>
-        <w:t xml:space="preserve">ب -6.6 % ‏،</w:t>
+        <w:t xml:space="preserve">ب6.6% ‏،</w:t>
       </w:r>
       <w:r>
         <w:t xml:space="preserve"> </w:t>
@@ -287,10 +279,7 @@
         <w:t xml:space="preserve">مواد غذائية غير مصنفة في مكان آخر</w:t>
       </w:r>
       <w:r>
-        <w:t xml:space="preserve"> </w:t>
-      </w:r>
-      <w:r>
-        <w:t xml:space="preserve">ب -3.1 % ‏،</w:t>
+        <w:t xml:space="preserve">ب3.1% ‏،</w:t>
       </w:r>
       <w:r>
         <w:t xml:space="preserve"> </w:t>
@@ -303,10 +292,7 @@
         <w:t xml:space="preserve">الحليب والجبن والبيض</w:t>
       </w:r>
       <w:r>
-        <w:t xml:space="preserve"> </w:t>
-      </w:r>
-      <w:r>
-        <w:t xml:space="preserve">ب -2 % ‏،</w:t>
+        <w:t xml:space="preserve">ب2% ‏ و</w:t>
       </w:r>
       <w:r>
         <w:t xml:space="preserve"> </w:t>
@@ -319,10 +305,7 @@
         <w:t xml:space="preserve">المياه المعدنية، والمشروبات الغازية، وعصائر الفاكهة والخضراوات (بدون تاريخ)</w:t>
       </w:r>
       <w:r>
-        <w:t xml:space="preserve"> </w:t>
-      </w:r>
-      <w:r>
-        <w:t xml:space="preserve">ب -0.5 % ‏. وعلى الرغم من الارتفاعات المسجلة في أثمان المواد</w:t>
+        <w:t xml:space="preserve">ب0.5% ‏. وعلى الرغم من الارتفاعات المسجلة في أثمان المواد</w:t>
       </w:r>
       <w:r>
         <w:t xml:space="preserve"> </w:t>
@@ -341,10 +324,7 @@
         <w:t xml:space="preserve">الأسماك والمأكولات البحرية</w:t>
       </w:r>
       <w:r>
-        <w:t xml:space="preserve"> </w:t>
-      </w:r>
-      <w:r>
-        <w:t xml:space="preserve">ب 18.5 % ‏،</w:t>
+        <w:t xml:space="preserve">ب18.5% ‏،</w:t>
       </w:r>
       <w:r>
         <w:t xml:space="preserve"> </w:t>
@@ -357,10 +337,7 @@
         <w:t xml:space="preserve">الفواكه</w:t>
       </w:r>
       <w:r>
-        <w:t xml:space="preserve"> </w:t>
-      </w:r>
-      <w:r>
-        <w:t xml:space="preserve">ب 6.9 % ‏،</w:t>
+        <w:t xml:space="preserve">ب6.9% ‏،</w:t>
       </w:r>
       <w:r>
         <w:t xml:space="preserve"> </w:t>
@@ -373,10 +350,7 @@
         <w:t xml:space="preserve">مقهى، شاي وكاكاو</w:t>
       </w:r>
       <w:r>
-        <w:t xml:space="preserve"> </w:t>
-      </w:r>
-      <w:r>
-        <w:t xml:space="preserve">ب 6.5 % ‏،</w:t>
+        <w:t xml:space="preserve">ب6.5% ‏،</w:t>
       </w:r>
       <w:r>
         <w:t xml:space="preserve"> </w:t>
@@ -389,10 +363,7 @@
         <w:t xml:space="preserve">الخضراوات</w:t>
       </w:r>
       <w:r>
-        <w:t xml:space="preserve"> </w:t>
-      </w:r>
-      <w:r>
-        <w:t xml:space="preserve">ب 4 % ‏،</w:t>
+        <w:t xml:space="preserve">ب4% ‏،</w:t>
       </w:r>
       <w:r>
         <w:t xml:space="preserve"> </w:t>
@@ -405,10 +376,7 @@
         <w:t xml:space="preserve">التبغ</w:t>
       </w:r>
       <w:r>
-        <w:t xml:space="preserve"> </w:t>
-      </w:r>
-      <w:r>
-        <w:t xml:space="preserve">ب 3.7 % ‏،</w:t>
+        <w:t xml:space="preserve">ب3.7% ‏،</w:t>
       </w:r>
       <w:r>
         <w:t xml:space="preserve"> </w:t>
@@ -421,10 +389,7 @@
         <w:t xml:space="preserve">السكر، والمربى، والعسل، والشوكولاتة، والحلويات</w:t>
       </w:r>
       <w:r>
-        <w:t xml:space="preserve"> </w:t>
-      </w:r>
-      <w:r>
-        <w:t xml:space="preserve">ب 0.3 % ‏،</w:t>
+        <w:t xml:space="preserve">ب0.3% ‏ و</w:t>
       </w:r>
       <w:r>
         <w:t xml:space="preserve"> </w:t>
@@ -440,13 +405,26 @@
         <w:t xml:space="preserve"> </w:t>
       </w:r>
       <w:r>
-        <w:t xml:space="preserve">ب 0.2 % ‏ و كذا</w:t>
+        <w:t xml:space="preserve">و</w:t>
       </w:r>
       <w:r>
         <w:t xml:space="preserve"> </w:t>
       </w:r>
       <w:r>
-        <w:t xml:space="preserve">استقرار أثمان فإن ذلك لم يؤثر على التطور</w:t>
+        <w:rPr>
+          <w:b/>
+          <w:bCs/>
+        </w:rPr>
+        <w:t xml:space="preserve">خدمات تقديم الطعام</w:t>
+      </w:r>
+      <w:r>
+        <w:t xml:space="preserve">ب0.2% ‏ و كذا</w:t>
+      </w:r>
+      <w:r>
+        <w:t xml:space="preserve"> </w:t>
+      </w:r>
+      <w:r>
+        <w:t xml:space="preserve">استقرار أثمان NA فإن ذلك لم يؤثر على التطور</w:t>
       </w:r>
       <w:r>
         <w:t xml:space="preserve"> </w:t>
@@ -473,10 +451,7 @@
         <w:t xml:space="preserve">مواصلات</w:t>
       </w:r>
       <w:r>
-        <w:t xml:space="preserve"> </w:t>
-      </w:r>
-      <w:r>
-        <w:t xml:space="preserve">ب -3.1 % ‏ بينما ارتفع</w:t>
+        <w:t xml:space="preserve">ب3.1% ‏ بينما ارتفع</w:t>
       </w:r>
       <w:r>
         <w:t xml:space="preserve"> </w:t>
@@ -489,10 +464,7 @@
         <w:t xml:space="preserve">سلع وخدمات متنوعة</w:t>
       </w:r>
       <w:r>
-        <w:t xml:space="preserve"> </w:t>
-      </w:r>
-      <w:r>
-        <w:t xml:space="preserve">ب 10.8 % ‏</w:t>
+        <w:t xml:space="preserve">ب10.8% ‏</w:t>
       </w:r>
     </w:p>
     <w:p>

--- a/Rapports_mensuels/Mois2026_02/ipc_note_10_ar_2026_02.docx
+++ b/Rapports_mensuels/Mois2026_02/ipc_note_10_ar_2026_02.docx
@@ -527,7 +527,7 @@
         <w:pStyle w:val="ipccorps"/>
       </w:pPr>
       <w:r>
-        <w:t xml:space="preserve">قراءة: في فبراير 2026 ارتفع الرقم الاستدلالي للأثمان عند الاستهلاك</w:t>
+        <w:t xml:space="preserve">في فبراير 2026 ارتفع الرقم الاستدلالي للأثمان عند الاستهلاك</w:t>
       </w:r>
       <w:r>
         <w:t xml:space="preserve"> </w:t>
@@ -596,7 +596,7 @@
         <w:pStyle w:val="ipccorps"/>
       </w:pPr>
       <w:r>
-        <w:t xml:space="preserve">قراءة: في فبراير 2026 ارتفع الرقم الاستدلالي للأثمان عند الاستهلاك</w:t>
+        <w:t xml:space="preserve">في فبراير 2026 ارتفع الرقم الاستدلالي للأثمان عند الاستهلاك</w:t>
       </w:r>
       <w:r>
         <w:t xml:space="preserve"> </w:t>
@@ -664,28 +664,28 @@
                 <w:left w:val="none" w:sz="0" w:space="0" w:color="000000"/>
                 <w:right w:val="none" w:sz="0" w:space="0" w:color="000000"/>
               </w:pBdr>
-              <w:spacing w:after="36" w:before="36" w:line="432"/>
-              <w:ind w:left="100" w:right="100" w:firstLine="0" w:firstLineChars="0"/>
-              <w:rPr>
-                <w:rFonts w:ascii="Times New Roman" w:hAnsi="Times New Roman" w:eastAsia="Times New Roman" w:cs="Times New Roman"/>
-                <w:i w:val="false"/>
-                <w:b w:val="true"/>
-                <w:u w:val="none"/>
-                <w:strike w:val="false"/>
-                <w:sz w:val="16"/>
-                <w:szCs w:val="16"/>
-                <w:color w:val="000000"/>
-              </w:rPr>
-            </w:pPr>
-            <w:r xmlns:w="http://schemas.openxmlformats.org/wordprocessingml/2006/main" xmlns:wp="http://schemas.openxmlformats.org/drawingml/2006/wordprocessingDrawing" xmlns:r="http://schemas.openxmlformats.org/officeDocument/2006/relationships" xmlns:w14="http://schemas.microsoft.com/office/word/2010/wordml">
-              <w:rPr>
-                <w:rFonts w:ascii="Times New Roman" w:hAnsi="Times New Roman" w:eastAsia="Times New Roman" w:cs="Times New Roman"/>
-                <w:i w:val="false"/>
-                <w:b w:val="true"/>
-                <w:u w:val="none"/>
-                <w:strike w:val="false"/>
-                <w:sz w:val="16"/>
-                <w:szCs w:val="16"/>
+              <w:spacing w:after="0" w:before="0" w:line="432"/>
+              <w:ind w:left="100" w:right="100" w:firstLine="0" w:firstLineChars="0"/>
+              <w:rPr>
+                <w:rFonts w:ascii="Times New Roman" w:hAnsi="Times New Roman" w:eastAsia="Times New Roman" w:cs="Times New Roman"/>
+                <w:i w:val="false"/>
+                <w:b w:val="true"/>
+                <w:u w:val="none"/>
+                <w:strike w:val="false"/>
+                <w:sz w:val="14"/>
+                <w:szCs w:val="14"/>
+                <w:color w:val="000000"/>
+              </w:rPr>
+            </w:pPr>
+            <w:r xmlns:w="http://schemas.openxmlformats.org/wordprocessingml/2006/main" xmlns:wp="http://schemas.openxmlformats.org/drawingml/2006/wordprocessingDrawing" xmlns:r="http://schemas.openxmlformats.org/officeDocument/2006/relationships" xmlns:w14="http://schemas.microsoft.com/office/word/2010/wordml">
+              <w:rPr>
+                <w:rFonts w:ascii="Times New Roman" w:hAnsi="Times New Roman" w:eastAsia="Times New Roman" w:cs="Times New Roman"/>
+                <w:i w:val="false"/>
+                <w:b w:val="true"/>
+                <w:u w:val="none"/>
+                <w:strike w:val="false"/>
+                <w:sz w:val="14"/>
+                <w:szCs w:val="14"/>
                 <w:color w:val="000000"/>
               </w:rPr>
               <w:t xml:space="preserve">التغير (%) منذ</w:t>
@@ -719,28 +719,28 @@
                 <w:left w:val="none" w:sz="0" w:space="0" w:color="000000"/>
                 <w:right w:val="none" w:sz="0" w:space="0" w:color="000000"/>
               </w:pBdr>
-              <w:spacing w:after="36" w:before="36" w:line="432"/>
-              <w:ind w:left="100" w:right="100" w:firstLine="0" w:firstLineChars="0"/>
-              <w:rPr>
-                <w:rFonts w:ascii="Times New Roman" w:hAnsi="Times New Roman" w:eastAsia="Times New Roman" w:cs="Times New Roman"/>
-                <w:i w:val="false"/>
-                <w:b w:val="true"/>
-                <w:u w:val="none"/>
-                <w:strike w:val="false"/>
-                <w:sz w:val="16"/>
-                <w:szCs w:val="16"/>
-                <w:color w:val="000000"/>
-              </w:rPr>
-            </w:pPr>
-            <w:r xmlns:w="http://schemas.openxmlformats.org/wordprocessingml/2006/main" xmlns:wp="http://schemas.openxmlformats.org/drawingml/2006/wordprocessingDrawing" xmlns:r="http://schemas.openxmlformats.org/officeDocument/2006/relationships" xmlns:w14="http://schemas.microsoft.com/office/word/2010/wordml">
-              <w:rPr>
-                <w:rFonts w:ascii="Times New Roman" w:hAnsi="Times New Roman" w:eastAsia="Times New Roman" w:cs="Times New Roman"/>
-                <w:i w:val="false"/>
-                <w:b w:val="true"/>
-                <w:u w:val="none"/>
-                <w:strike w:val="false"/>
-                <w:sz w:val="16"/>
-                <w:szCs w:val="16"/>
+              <w:spacing w:after="0" w:before="0" w:line="432"/>
+              <w:ind w:left="100" w:right="100" w:firstLine="0" w:firstLineChars="0"/>
+              <w:rPr>
+                <w:rFonts w:ascii="Times New Roman" w:hAnsi="Times New Roman" w:eastAsia="Times New Roman" w:cs="Times New Roman"/>
+                <w:i w:val="false"/>
+                <w:b w:val="true"/>
+                <w:u w:val="none"/>
+                <w:strike w:val="false"/>
+                <w:sz w:val="14"/>
+                <w:szCs w:val="14"/>
+                <w:color w:val="000000"/>
+              </w:rPr>
+            </w:pPr>
+            <w:r xmlns:w="http://schemas.openxmlformats.org/wordprocessingml/2006/main" xmlns:wp="http://schemas.openxmlformats.org/drawingml/2006/wordprocessingDrawing" xmlns:r="http://schemas.openxmlformats.org/officeDocument/2006/relationships" xmlns:w14="http://schemas.microsoft.com/office/word/2010/wordml">
+              <w:rPr>
+                <w:rFonts w:ascii="Times New Roman" w:hAnsi="Times New Roman" w:eastAsia="Times New Roman" w:cs="Times New Roman"/>
+                <w:i w:val="false"/>
+                <w:b w:val="true"/>
+                <w:u w:val="none"/>
+                <w:strike w:val="false"/>
+                <w:sz w:val="14"/>
+                <w:szCs w:val="14"/>
                 <w:color w:val="000000"/>
               </w:rPr>
               <w:t xml:space="preserve">الرقم الاستدلالي لشهر</w:t>
@@ -774,28 +774,28 @@
                 <w:left w:val="none" w:sz="0" w:space="0" w:color="000000"/>
                 <w:right w:val="none" w:sz="0" w:space="0" w:color="000000"/>
               </w:pBdr>
-              <w:spacing w:after="36" w:before="36" w:line="432"/>
-              <w:ind w:left="100" w:right="100" w:firstLine="0" w:firstLineChars="0"/>
-              <w:rPr>
-                <w:rFonts w:ascii="Times New Roman" w:hAnsi="Times New Roman" w:eastAsia="Times New Roman" w:cs="Times New Roman"/>
-                <w:i w:val="false"/>
-                <w:b w:val="true"/>
-                <w:u w:val="none"/>
-                <w:strike w:val="false"/>
-                <w:sz w:val="16"/>
-                <w:szCs w:val="16"/>
-                <w:color w:val="000000"/>
-              </w:rPr>
-            </w:pPr>
-            <w:r xmlns:w="http://schemas.openxmlformats.org/wordprocessingml/2006/main" xmlns:wp="http://schemas.openxmlformats.org/drawingml/2006/wordprocessingDrawing" xmlns:r="http://schemas.openxmlformats.org/officeDocument/2006/relationships" xmlns:w14="http://schemas.microsoft.com/office/word/2010/wordml">
-              <w:rPr>
-                <w:rFonts w:ascii="Times New Roman" w:hAnsi="Times New Roman" w:eastAsia="Times New Roman" w:cs="Times New Roman"/>
-                <w:i w:val="false"/>
-                <w:b w:val="true"/>
-                <w:u w:val="none"/>
-                <w:strike w:val="false"/>
-                <w:sz w:val="16"/>
-                <w:szCs w:val="16"/>
+              <w:spacing w:after="0" w:before="0" w:line="432"/>
+              <w:ind w:left="100" w:right="100" w:firstLine="0" w:firstLineChars="0"/>
+              <w:rPr>
+                <w:rFonts w:ascii="Times New Roman" w:hAnsi="Times New Roman" w:eastAsia="Times New Roman" w:cs="Times New Roman"/>
+                <w:i w:val="false"/>
+                <w:b w:val="true"/>
+                <w:u w:val="none"/>
+                <w:strike w:val="false"/>
+                <w:sz w:val="14"/>
+                <w:szCs w:val="14"/>
+                <w:color w:val="000000"/>
+              </w:rPr>
+            </w:pPr>
+            <w:r xmlns:w="http://schemas.openxmlformats.org/wordprocessingml/2006/main" xmlns:wp="http://schemas.openxmlformats.org/drawingml/2006/wordprocessingDrawing" xmlns:r="http://schemas.openxmlformats.org/officeDocument/2006/relationships" xmlns:w14="http://schemas.microsoft.com/office/word/2010/wordml">
+              <w:rPr>
+                <w:rFonts w:ascii="Times New Roman" w:hAnsi="Times New Roman" w:eastAsia="Times New Roman" w:cs="Times New Roman"/>
+                <w:i w:val="false"/>
+                <w:b w:val="true"/>
+                <w:u w:val="none"/>
+                <w:strike w:val="false"/>
+                <w:sz w:val="14"/>
+                <w:szCs w:val="14"/>
                 <w:color w:val="000000"/>
               </w:rPr>
               <w:t xml:space="preserve">الترجيحات</w:t>
@@ -829,28 +829,28 @@
                 <w:left w:val="none" w:sz="0" w:space="0" w:color="000000"/>
                 <w:right w:val="none" w:sz="0" w:space="0" w:color="000000"/>
               </w:pBdr>
-              <w:spacing w:after="36" w:before="36" w:line="432"/>
-              <w:ind w:left="100" w:right="100" w:firstLine="0" w:firstLineChars="0"/>
-              <w:rPr>
-                <w:rFonts w:ascii="Times New Roman" w:hAnsi="Times New Roman" w:eastAsia="Times New Roman" w:cs="Times New Roman"/>
-                <w:i w:val="false"/>
-                <w:b w:val="true"/>
-                <w:u w:val="none"/>
-                <w:strike w:val="false"/>
-                <w:sz w:val="16"/>
-                <w:szCs w:val="16"/>
-                <w:color w:val="000000"/>
-              </w:rPr>
-            </w:pPr>
-            <w:r xmlns:w="http://schemas.openxmlformats.org/wordprocessingml/2006/main" xmlns:wp="http://schemas.openxmlformats.org/drawingml/2006/wordprocessingDrawing" xmlns:r="http://schemas.openxmlformats.org/officeDocument/2006/relationships" xmlns:w14="http://schemas.microsoft.com/office/word/2010/wordml">
-              <w:rPr>
-                <w:rFonts w:ascii="Times New Roman" w:hAnsi="Times New Roman" w:eastAsia="Times New Roman" w:cs="Times New Roman"/>
-                <w:i w:val="false"/>
-                <w:b w:val="true"/>
-                <w:u w:val="none"/>
-                <w:strike w:val="false"/>
-                <w:sz w:val="16"/>
-                <w:szCs w:val="16"/>
+              <w:spacing w:after="0" w:before="0" w:line="432"/>
+              <w:ind w:left="100" w:right="100" w:firstLine="0" w:firstLineChars="0"/>
+              <w:rPr>
+                <w:rFonts w:ascii="Times New Roman" w:hAnsi="Times New Roman" w:eastAsia="Times New Roman" w:cs="Times New Roman"/>
+                <w:i w:val="false"/>
+                <w:b w:val="true"/>
+                <w:u w:val="none"/>
+                <w:strike w:val="false"/>
+                <w:sz w:val="14"/>
+                <w:szCs w:val="14"/>
+                <w:color w:val="000000"/>
+              </w:rPr>
+            </w:pPr>
+            <w:r xmlns:w="http://schemas.openxmlformats.org/wordprocessingml/2006/main" xmlns:wp="http://schemas.openxmlformats.org/drawingml/2006/wordprocessingDrawing" xmlns:r="http://schemas.openxmlformats.org/officeDocument/2006/relationships" xmlns:w14="http://schemas.microsoft.com/office/word/2010/wordml">
+              <w:rPr>
+                <w:rFonts w:ascii="Times New Roman" w:hAnsi="Times New Roman" w:eastAsia="Times New Roman" w:cs="Times New Roman"/>
+                <w:i w:val="false"/>
+                <w:b w:val="true"/>
+                <w:u w:val="none"/>
+                <w:strike w:val="false"/>
+                <w:sz w:val="14"/>
+                <w:szCs w:val="14"/>
                 <w:color w:val="000000"/>
               </w:rPr>
               <w:t xml:space="preserve">أقسام المواد</w:t>
@@ -890,28 +890,28 @@
                 <w:left w:val="none" w:sz="0" w:space="0" w:color="000000"/>
                 <w:right w:val="none" w:sz="0" w:space="0" w:color="000000"/>
               </w:pBdr>
-              <w:spacing w:after="36" w:before="36" w:line="432"/>
-              <w:ind w:left="100" w:right="100" w:firstLine="0" w:firstLineChars="0"/>
-              <w:rPr>
-                <w:rFonts w:ascii="Times New Roman" w:hAnsi="Times New Roman" w:eastAsia="Times New Roman" w:cs="Times New Roman"/>
-                <w:i w:val="false"/>
-                <w:b w:val="true"/>
-                <w:u w:val="none"/>
-                <w:strike w:val="false"/>
-                <w:sz w:val="16"/>
-                <w:szCs w:val="16"/>
-                <w:color w:val="000000"/>
-              </w:rPr>
-            </w:pPr>
-            <w:r xmlns:w="http://schemas.openxmlformats.org/wordprocessingml/2006/main" xmlns:wp="http://schemas.openxmlformats.org/drawingml/2006/wordprocessingDrawing" xmlns:r="http://schemas.openxmlformats.org/officeDocument/2006/relationships" xmlns:w14="http://schemas.microsoft.com/office/word/2010/wordml">
-              <w:rPr>
-                <w:rFonts w:ascii="Times New Roman" w:hAnsi="Times New Roman" w:eastAsia="Times New Roman" w:cs="Times New Roman"/>
-                <w:i w:val="false"/>
-                <w:b w:val="true"/>
-                <w:u w:val="none"/>
-                <w:strike w:val="false"/>
-                <w:sz w:val="16"/>
-                <w:szCs w:val="16"/>
+              <w:spacing w:after="0" w:before="0" w:line="432"/>
+              <w:ind w:left="100" w:right="100" w:firstLine="0" w:firstLineChars="0"/>
+              <w:rPr>
+                <w:rFonts w:ascii="Times New Roman" w:hAnsi="Times New Roman" w:eastAsia="Times New Roman" w:cs="Times New Roman"/>
+                <w:i w:val="false"/>
+                <w:b w:val="true"/>
+                <w:u w:val="none"/>
+                <w:strike w:val="false"/>
+                <w:sz w:val="14"/>
+                <w:szCs w:val="14"/>
+                <w:color w:val="000000"/>
+              </w:rPr>
+            </w:pPr>
+            <w:r xmlns:w="http://schemas.openxmlformats.org/wordprocessingml/2006/main" xmlns:wp="http://schemas.openxmlformats.org/drawingml/2006/wordprocessingDrawing" xmlns:r="http://schemas.openxmlformats.org/officeDocument/2006/relationships" xmlns:w14="http://schemas.microsoft.com/office/word/2010/wordml">
+              <w:rPr>
+                <w:rFonts w:ascii="Times New Roman" w:hAnsi="Times New Roman" w:eastAsia="Times New Roman" w:cs="Times New Roman"/>
+                <w:i w:val="false"/>
+                <w:b w:val="true"/>
+                <w:u w:val="none"/>
+                <w:strike w:val="false"/>
+                <w:sz w:val="14"/>
+                <w:szCs w:val="14"/>
                 <w:color w:val="000000"/>
               </w:rPr>
               <w:t xml:space="preserve">12 شهرا</w:t>
@@ -944,28 +944,28 @@
                 <w:left w:val="none" w:sz="0" w:space="0" w:color="000000"/>
                 <w:right w:val="none" w:sz="0" w:space="0" w:color="000000"/>
               </w:pBdr>
-              <w:spacing w:after="36" w:before="36" w:line="432"/>
-              <w:ind w:left="100" w:right="100" w:firstLine="0" w:firstLineChars="0"/>
-              <w:rPr>
-                <w:rFonts w:ascii="Times New Roman" w:hAnsi="Times New Roman" w:eastAsia="Times New Roman" w:cs="Times New Roman"/>
-                <w:i w:val="false"/>
-                <w:b w:val="true"/>
-                <w:u w:val="none"/>
-                <w:strike w:val="false"/>
-                <w:sz w:val="16"/>
-                <w:szCs w:val="16"/>
-                <w:color w:val="000000"/>
-              </w:rPr>
-            </w:pPr>
-            <w:r xmlns:w="http://schemas.openxmlformats.org/wordprocessingml/2006/main" xmlns:wp="http://schemas.openxmlformats.org/drawingml/2006/wordprocessingDrawing" xmlns:r="http://schemas.openxmlformats.org/officeDocument/2006/relationships" xmlns:w14="http://schemas.microsoft.com/office/word/2010/wordml">
-              <w:rPr>
-                <w:rFonts w:ascii="Times New Roman" w:hAnsi="Times New Roman" w:eastAsia="Times New Roman" w:cs="Times New Roman"/>
-                <w:i w:val="false"/>
-                <w:b w:val="true"/>
-                <w:u w:val="none"/>
-                <w:strike w:val="false"/>
-                <w:sz w:val="16"/>
-                <w:szCs w:val="16"/>
+              <w:spacing w:after="0" w:before="0" w:line="432"/>
+              <w:ind w:left="100" w:right="100" w:firstLine="0" w:firstLineChars="0"/>
+              <w:rPr>
+                <w:rFonts w:ascii="Times New Roman" w:hAnsi="Times New Roman" w:eastAsia="Times New Roman" w:cs="Times New Roman"/>
+                <w:i w:val="false"/>
+                <w:b w:val="true"/>
+                <w:u w:val="none"/>
+                <w:strike w:val="false"/>
+                <w:sz w:val="14"/>
+                <w:szCs w:val="14"/>
+                <w:color w:val="000000"/>
+              </w:rPr>
+            </w:pPr>
+            <w:r xmlns:w="http://schemas.openxmlformats.org/wordprocessingml/2006/main" xmlns:wp="http://schemas.openxmlformats.org/drawingml/2006/wordprocessingDrawing" xmlns:r="http://schemas.openxmlformats.org/officeDocument/2006/relationships" xmlns:w14="http://schemas.microsoft.com/office/word/2010/wordml">
+              <w:rPr>
+                <w:rFonts w:ascii="Times New Roman" w:hAnsi="Times New Roman" w:eastAsia="Times New Roman" w:cs="Times New Roman"/>
+                <w:i w:val="false"/>
+                <w:b w:val="true"/>
+                <w:u w:val="none"/>
+                <w:strike w:val="false"/>
+                <w:sz w:val="14"/>
+                <w:szCs w:val="14"/>
                 <w:color w:val="000000"/>
               </w:rPr>
               <w:t xml:space="preserve">3أشهر</w:t>
@@ -998,28 +998,28 @@
                 <w:left w:val="none" w:sz="0" w:space="0" w:color="000000"/>
                 <w:right w:val="none" w:sz="0" w:space="0" w:color="000000"/>
               </w:pBdr>
-              <w:spacing w:after="36" w:before="36" w:line="432"/>
-              <w:ind w:left="100" w:right="100" w:firstLine="0" w:firstLineChars="0"/>
-              <w:rPr>
-                <w:rFonts w:ascii="Times New Roman" w:hAnsi="Times New Roman" w:eastAsia="Times New Roman" w:cs="Times New Roman"/>
-                <w:i w:val="false"/>
-                <w:b w:val="true"/>
-                <w:u w:val="none"/>
-                <w:strike w:val="false"/>
-                <w:sz w:val="16"/>
-                <w:szCs w:val="16"/>
-                <w:color w:val="000000"/>
-              </w:rPr>
-            </w:pPr>
-            <w:r xmlns:w="http://schemas.openxmlformats.org/wordprocessingml/2006/main" xmlns:wp="http://schemas.openxmlformats.org/drawingml/2006/wordprocessingDrawing" xmlns:r="http://schemas.openxmlformats.org/officeDocument/2006/relationships" xmlns:w14="http://schemas.microsoft.com/office/word/2010/wordml">
-              <w:rPr>
-                <w:rFonts w:ascii="Times New Roman" w:hAnsi="Times New Roman" w:eastAsia="Times New Roman" w:cs="Times New Roman"/>
-                <w:i w:val="false"/>
-                <w:b w:val="true"/>
-                <w:u w:val="none"/>
-                <w:strike w:val="false"/>
-                <w:sz w:val="16"/>
-                <w:szCs w:val="16"/>
+              <w:spacing w:after="0" w:before="0" w:line="432"/>
+              <w:ind w:left="100" w:right="100" w:firstLine="0" w:firstLineChars="0"/>
+              <w:rPr>
+                <w:rFonts w:ascii="Times New Roman" w:hAnsi="Times New Roman" w:eastAsia="Times New Roman" w:cs="Times New Roman"/>
+                <w:i w:val="false"/>
+                <w:b w:val="true"/>
+                <w:u w:val="none"/>
+                <w:strike w:val="false"/>
+                <w:sz w:val="14"/>
+                <w:szCs w:val="14"/>
+                <w:color w:val="000000"/>
+              </w:rPr>
+            </w:pPr>
+            <w:r xmlns:w="http://schemas.openxmlformats.org/wordprocessingml/2006/main" xmlns:wp="http://schemas.openxmlformats.org/drawingml/2006/wordprocessingDrawing" xmlns:r="http://schemas.openxmlformats.org/officeDocument/2006/relationships" xmlns:w14="http://schemas.microsoft.com/office/word/2010/wordml">
+              <w:rPr>
+                <w:rFonts w:ascii="Times New Roman" w:hAnsi="Times New Roman" w:eastAsia="Times New Roman" w:cs="Times New Roman"/>
+                <w:i w:val="false"/>
+                <w:b w:val="true"/>
+                <w:u w:val="none"/>
+                <w:strike w:val="false"/>
+                <w:sz w:val="14"/>
+                <w:szCs w:val="14"/>
                 <w:color w:val="000000"/>
               </w:rPr>
               <w:t xml:space="preserve">شهر واحد</w:t>
@@ -1052,28 +1052,28 @@
                 <w:left w:val="none" w:sz="0" w:space="0" w:color="000000"/>
                 <w:right w:val="none" w:sz="0" w:space="0" w:color="000000"/>
               </w:pBdr>
-              <w:spacing w:after="36" w:before="36" w:line="432"/>
-              <w:ind w:left="100" w:right="100" w:firstLine="0" w:firstLineChars="0"/>
-              <w:rPr>
-                <w:rFonts w:ascii="Times New Roman" w:hAnsi="Times New Roman" w:eastAsia="Times New Roman" w:cs="Times New Roman"/>
-                <w:i w:val="false"/>
-                <w:b w:val="true"/>
-                <w:u w:val="none"/>
-                <w:strike w:val="false"/>
-                <w:sz w:val="16"/>
-                <w:szCs w:val="16"/>
-                <w:color w:val="000000"/>
-              </w:rPr>
-            </w:pPr>
-            <w:r xmlns:w="http://schemas.openxmlformats.org/wordprocessingml/2006/main" xmlns:wp="http://schemas.openxmlformats.org/drawingml/2006/wordprocessingDrawing" xmlns:r="http://schemas.openxmlformats.org/officeDocument/2006/relationships" xmlns:w14="http://schemas.microsoft.com/office/word/2010/wordml">
-              <w:rPr>
-                <w:rFonts w:ascii="Times New Roman" w:hAnsi="Times New Roman" w:eastAsia="Times New Roman" w:cs="Times New Roman"/>
-                <w:i w:val="false"/>
-                <w:b w:val="true"/>
-                <w:u w:val="none"/>
-                <w:strike w:val="false"/>
-                <w:sz w:val="16"/>
-                <w:szCs w:val="16"/>
+              <w:spacing w:after="0" w:before="0" w:line="432"/>
+              <w:ind w:left="100" w:right="100" w:firstLine="0" w:firstLineChars="0"/>
+              <w:rPr>
+                <w:rFonts w:ascii="Times New Roman" w:hAnsi="Times New Roman" w:eastAsia="Times New Roman" w:cs="Times New Roman"/>
+                <w:i w:val="false"/>
+                <w:b w:val="true"/>
+                <w:u w:val="none"/>
+                <w:strike w:val="false"/>
+                <w:sz w:val="14"/>
+                <w:szCs w:val="14"/>
+                <w:color w:val="000000"/>
+              </w:rPr>
+            </w:pPr>
+            <w:r xmlns:w="http://schemas.openxmlformats.org/wordprocessingml/2006/main" xmlns:wp="http://schemas.openxmlformats.org/drawingml/2006/wordprocessingDrawing" xmlns:r="http://schemas.openxmlformats.org/officeDocument/2006/relationships" xmlns:w14="http://schemas.microsoft.com/office/word/2010/wordml">
+              <w:rPr>
+                <w:rFonts w:ascii="Times New Roman" w:hAnsi="Times New Roman" w:eastAsia="Times New Roman" w:cs="Times New Roman"/>
+                <w:i w:val="false"/>
+                <w:b w:val="true"/>
+                <w:u w:val="none"/>
+                <w:strike w:val="false"/>
+                <w:sz w:val="14"/>
+                <w:szCs w:val="14"/>
                 <w:color w:val="000000"/>
               </w:rPr>
               <w:t xml:space="preserve">فبراير 2026</w:t>
@@ -1106,28 +1106,28 @@
                 <w:left w:val="none" w:sz="0" w:space="0" w:color="000000"/>
                 <w:right w:val="none" w:sz="0" w:space="0" w:color="000000"/>
               </w:pBdr>
-              <w:spacing w:after="36" w:before="36" w:line="432"/>
-              <w:ind w:left="100" w:right="100" w:firstLine="0" w:firstLineChars="0"/>
-              <w:rPr>
-                <w:rFonts w:ascii="Times New Roman" w:hAnsi="Times New Roman" w:eastAsia="Times New Roman" w:cs="Times New Roman"/>
-                <w:i w:val="false"/>
-                <w:b w:val="true"/>
-                <w:u w:val="none"/>
-                <w:strike w:val="false"/>
-                <w:sz w:val="16"/>
-                <w:szCs w:val="16"/>
-                <w:color w:val="000000"/>
-              </w:rPr>
-            </w:pPr>
-            <w:r xmlns:w="http://schemas.openxmlformats.org/wordprocessingml/2006/main" xmlns:wp="http://schemas.openxmlformats.org/drawingml/2006/wordprocessingDrawing" xmlns:r="http://schemas.openxmlformats.org/officeDocument/2006/relationships" xmlns:w14="http://schemas.microsoft.com/office/word/2010/wordml">
-              <w:rPr>
-                <w:rFonts w:ascii="Times New Roman" w:hAnsi="Times New Roman" w:eastAsia="Times New Roman" w:cs="Times New Roman"/>
-                <w:i w:val="false"/>
-                <w:b w:val="true"/>
-                <w:u w:val="none"/>
-                <w:strike w:val="false"/>
-                <w:sz w:val="16"/>
-                <w:szCs w:val="16"/>
+              <w:spacing w:after="0" w:before="0" w:line="432"/>
+              <w:ind w:left="100" w:right="100" w:firstLine="0" w:firstLineChars="0"/>
+              <w:rPr>
+                <w:rFonts w:ascii="Times New Roman" w:hAnsi="Times New Roman" w:eastAsia="Times New Roman" w:cs="Times New Roman"/>
+                <w:i w:val="false"/>
+                <w:b w:val="true"/>
+                <w:u w:val="none"/>
+                <w:strike w:val="false"/>
+                <w:sz w:val="14"/>
+                <w:szCs w:val="14"/>
+                <w:color w:val="000000"/>
+              </w:rPr>
+            </w:pPr>
+            <w:r xmlns:w="http://schemas.openxmlformats.org/wordprocessingml/2006/main" xmlns:wp="http://schemas.openxmlformats.org/drawingml/2006/wordprocessingDrawing" xmlns:r="http://schemas.openxmlformats.org/officeDocument/2006/relationships" xmlns:w14="http://schemas.microsoft.com/office/word/2010/wordml">
+              <w:rPr>
+                <w:rFonts w:ascii="Times New Roman" w:hAnsi="Times New Roman" w:eastAsia="Times New Roman" w:cs="Times New Roman"/>
+                <w:i w:val="false"/>
+                <w:b w:val="true"/>
+                <w:u w:val="none"/>
+                <w:strike w:val="false"/>
+                <w:sz w:val="14"/>
+                <w:szCs w:val="14"/>
                 <w:color w:val="000000"/>
               </w:rPr>
               <w:t xml:space="preserve">يناير 2026</w:t>
@@ -1160,28 +1160,28 @@
                 <w:left w:val="none" w:sz="0" w:space="0" w:color="000000"/>
                 <w:right w:val="none" w:sz="0" w:space="0" w:color="000000"/>
               </w:pBdr>
-              <w:spacing w:after="36" w:before="36" w:line="432"/>
-              <w:ind w:left="100" w:right="100" w:firstLine="0" w:firstLineChars="0"/>
-              <w:rPr>
-                <w:rFonts w:ascii="Times New Roman" w:hAnsi="Times New Roman" w:eastAsia="Times New Roman" w:cs="Times New Roman"/>
-                <w:i w:val="false"/>
-                <w:b w:val="true"/>
-                <w:u w:val="none"/>
-                <w:strike w:val="false"/>
-                <w:sz w:val="16"/>
-                <w:szCs w:val="16"/>
-                <w:color w:val="000000"/>
-              </w:rPr>
-            </w:pPr>
-            <w:r xmlns:w="http://schemas.openxmlformats.org/wordprocessingml/2006/main" xmlns:wp="http://schemas.openxmlformats.org/drawingml/2006/wordprocessingDrawing" xmlns:r="http://schemas.openxmlformats.org/officeDocument/2006/relationships" xmlns:w14="http://schemas.microsoft.com/office/word/2010/wordml">
-              <w:rPr>
-                <w:rFonts w:ascii="Times New Roman" w:hAnsi="Times New Roman" w:eastAsia="Times New Roman" w:cs="Times New Roman"/>
-                <w:i w:val="false"/>
-                <w:b w:val="true"/>
-                <w:u w:val="none"/>
-                <w:strike w:val="false"/>
-                <w:sz w:val="16"/>
-                <w:szCs w:val="16"/>
+              <w:spacing w:after="0" w:before="0" w:line="432"/>
+              <w:ind w:left="100" w:right="100" w:firstLine="0" w:firstLineChars="0"/>
+              <w:rPr>
+                <w:rFonts w:ascii="Times New Roman" w:hAnsi="Times New Roman" w:eastAsia="Times New Roman" w:cs="Times New Roman"/>
+                <w:i w:val="false"/>
+                <w:b w:val="true"/>
+                <w:u w:val="none"/>
+                <w:strike w:val="false"/>
+                <w:sz w:val="14"/>
+                <w:szCs w:val="14"/>
+                <w:color w:val="000000"/>
+              </w:rPr>
+            </w:pPr>
+            <w:r xmlns:w="http://schemas.openxmlformats.org/wordprocessingml/2006/main" xmlns:wp="http://schemas.openxmlformats.org/drawingml/2006/wordprocessingDrawing" xmlns:r="http://schemas.openxmlformats.org/officeDocument/2006/relationships" xmlns:w14="http://schemas.microsoft.com/office/word/2010/wordml">
+              <w:rPr>
+                <w:rFonts w:ascii="Times New Roman" w:hAnsi="Times New Roman" w:eastAsia="Times New Roman" w:cs="Times New Roman"/>
+                <w:i w:val="false"/>
+                <w:b w:val="true"/>
+                <w:u w:val="none"/>
+                <w:strike w:val="false"/>
+                <w:sz w:val="14"/>
+                <w:szCs w:val="14"/>
                 <w:color w:val="000000"/>
               </w:rPr>
               <w:t xml:space="preserve">دجنبر 2025</w:t>
@@ -1214,28 +1214,28 @@
                 <w:left w:val="none" w:sz="0" w:space="0" w:color="000000"/>
                 <w:right w:val="none" w:sz="0" w:space="0" w:color="000000"/>
               </w:pBdr>
-              <w:spacing w:after="36" w:before="36" w:line="432"/>
-              <w:ind w:left="100" w:right="100" w:firstLine="0" w:firstLineChars="0"/>
-              <w:rPr>
-                <w:rFonts w:ascii="Times New Roman" w:hAnsi="Times New Roman" w:eastAsia="Times New Roman" w:cs="Times New Roman"/>
-                <w:i w:val="false"/>
-                <w:b w:val="true"/>
-                <w:u w:val="none"/>
-                <w:strike w:val="false"/>
-                <w:sz w:val="16"/>
-                <w:szCs w:val="16"/>
-                <w:color w:val="000000"/>
-              </w:rPr>
-            </w:pPr>
-            <w:r xmlns:w="http://schemas.openxmlformats.org/wordprocessingml/2006/main" xmlns:wp="http://schemas.openxmlformats.org/drawingml/2006/wordprocessingDrawing" xmlns:r="http://schemas.openxmlformats.org/officeDocument/2006/relationships" xmlns:w14="http://schemas.microsoft.com/office/word/2010/wordml">
-              <w:rPr>
-                <w:rFonts w:ascii="Times New Roman" w:hAnsi="Times New Roman" w:eastAsia="Times New Roman" w:cs="Times New Roman"/>
-                <w:i w:val="false"/>
-                <w:b w:val="true"/>
-                <w:u w:val="none"/>
-                <w:strike w:val="false"/>
-                <w:sz w:val="16"/>
-                <w:szCs w:val="16"/>
+              <w:spacing w:after="0" w:before="0" w:line="432"/>
+              <w:ind w:left="100" w:right="100" w:firstLine="0" w:firstLineChars="0"/>
+              <w:rPr>
+                <w:rFonts w:ascii="Times New Roman" w:hAnsi="Times New Roman" w:eastAsia="Times New Roman" w:cs="Times New Roman"/>
+                <w:i w:val="false"/>
+                <w:b w:val="true"/>
+                <w:u w:val="none"/>
+                <w:strike w:val="false"/>
+                <w:sz w:val="14"/>
+                <w:szCs w:val="14"/>
+                <w:color w:val="000000"/>
+              </w:rPr>
+            </w:pPr>
+            <w:r xmlns:w="http://schemas.openxmlformats.org/wordprocessingml/2006/main" xmlns:wp="http://schemas.openxmlformats.org/drawingml/2006/wordprocessingDrawing" xmlns:r="http://schemas.openxmlformats.org/officeDocument/2006/relationships" xmlns:w14="http://schemas.microsoft.com/office/word/2010/wordml">
+              <w:rPr>
+                <w:rFonts w:ascii="Times New Roman" w:hAnsi="Times New Roman" w:eastAsia="Times New Roman" w:cs="Times New Roman"/>
+                <w:i w:val="false"/>
+                <w:b w:val="true"/>
+                <w:u w:val="none"/>
+                <w:strike w:val="false"/>
+                <w:sz w:val="14"/>
+                <w:szCs w:val="14"/>
                 <w:color w:val="000000"/>
               </w:rPr>
               <w:t xml:space="preserve">نونبر 2025</w:t>
@@ -1268,28 +1268,28 @@
                 <w:left w:val="none" w:sz="0" w:space="0" w:color="000000"/>
                 <w:right w:val="none" w:sz="0" w:space="0" w:color="000000"/>
               </w:pBdr>
-              <w:spacing w:after="36" w:before="36" w:line="432"/>
-              <w:ind w:left="100" w:right="100" w:firstLine="0" w:firstLineChars="0"/>
-              <w:rPr>
-                <w:rFonts w:ascii="Times New Roman" w:hAnsi="Times New Roman" w:eastAsia="Times New Roman" w:cs="Times New Roman"/>
-                <w:i w:val="false"/>
-                <w:b w:val="true"/>
-                <w:u w:val="none"/>
-                <w:strike w:val="false"/>
-                <w:sz w:val="16"/>
-                <w:szCs w:val="16"/>
-                <w:color w:val="000000"/>
-              </w:rPr>
-            </w:pPr>
-            <w:r xmlns:w="http://schemas.openxmlformats.org/wordprocessingml/2006/main" xmlns:wp="http://schemas.openxmlformats.org/drawingml/2006/wordprocessingDrawing" xmlns:r="http://schemas.openxmlformats.org/officeDocument/2006/relationships" xmlns:w14="http://schemas.microsoft.com/office/word/2010/wordml">
-              <w:rPr>
-                <w:rFonts w:ascii="Times New Roman" w:hAnsi="Times New Roman" w:eastAsia="Times New Roman" w:cs="Times New Roman"/>
-                <w:i w:val="false"/>
-                <w:b w:val="true"/>
-                <w:u w:val="none"/>
-                <w:strike w:val="false"/>
-                <w:sz w:val="16"/>
-                <w:szCs w:val="16"/>
+              <w:spacing w:after="0" w:before="0" w:line="432"/>
+              <w:ind w:left="100" w:right="100" w:firstLine="0" w:firstLineChars="0"/>
+              <w:rPr>
+                <w:rFonts w:ascii="Times New Roman" w:hAnsi="Times New Roman" w:eastAsia="Times New Roman" w:cs="Times New Roman"/>
+                <w:i w:val="false"/>
+                <w:b w:val="true"/>
+                <w:u w:val="none"/>
+                <w:strike w:val="false"/>
+                <w:sz w:val="14"/>
+                <w:szCs w:val="14"/>
+                <w:color w:val="000000"/>
+              </w:rPr>
+            </w:pPr>
+            <w:r xmlns:w="http://schemas.openxmlformats.org/wordprocessingml/2006/main" xmlns:wp="http://schemas.openxmlformats.org/drawingml/2006/wordprocessingDrawing" xmlns:r="http://schemas.openxmlformats.org/officeDocument/2006/relationships" xmlns:w14="http://schemas.microsoft.com/office/word/2010/wordml">
+              <w:rPr>
+                <w:rFonts w:ascii="Times New Roman" w:hAnsi="Times New Roman" w:eastAsia="Times New Roman" w:cs="Times New Roman"/>
+                <w:i w:val="false"/>
+                <w:b w:val="true"/>
+                <w:u w:val="none"/>
+                <w:strike w:val="false"/>
+                <w:sz w:val="14"/>
+                <w:szCs w:val="14"/>
                 <w:color w:val="000000"/>
               </w:rPr>
               <w:t xml:space="preserve">فبراير 2025</w:t>
@@ -1323,16 +1323,16 @@
                 <w:left w:val="none" w:sz="0" w:space="0" w:color="000000"/>
                 <w:right w:val="none" w:sz="0" w:space="0" w:color="000000"/>
               </w:pBdr>
-              <w:spacing w:after="36" w:before="36" w:line="432"/>
-              <w:ind w:left="100" w:right="100" w:firstLine="0" w:firstLineChars="0"/>
-              <w:rPr>
-                <w:rFonts w:ascii="Times New Roman" w:hAnsi="Times New Roman" w:eastAsia="Times New Roman" w:cs="Times New Roman"/>
-                <w:i w:val="false"/>
-                <w:b w:val="true"/>
-                <w:u w:val="none"/>
-                <w:strike w:val="false"/>
-                <w:sz w:val="16"/>
-                <w:szCs w:val="16"/>
+              <w:spacing w:after="0" w:before="0" w:line="432"/>
+              <w:ind w:left="100" w:right="100" w:firstLine="0" w:firstLineChars="0"/>
+              <w:rPr>
+                <w:rFonts w:ascii="Times New Roman" w:hAnsi="Times New Roman" w:eastAsia="Times New Roman" w:cs="Times New Roman"/>
+                <w:i w:val="false"/>
+                <w:b w:val="true"/>
+                <w:u w:val="none"/>
+                <w:strike w:val="false"/>
+                <w:sz w:val="14"/>
+                <w:szCs w:val="14"/>
                 <w:color w:val="000000"/>
               </w:rPr>
             </w:pPr>
@@ -1365,16 +1365,16 @@
                 <w:left w:val="none" w:sz="0" w:space="0" w:color="000000"/>
                 <w:right w:val="none" w:sz="0" w:space="0" w:color="000000"/>
               </w:pBdr>
-              <w:spacing w:after="36" w:before="36" w:line="432"/>
-              <w:ind w:left="100" w:right="100" w:firstLine="0" w:firstLineChars="0"/>
-              <w:rPr>
-                <w:rFonts w:ascii="Times New Roman" w:hAnsi="Times New Roman" w:eastAsia="Times New Roman" w:cs="Times New Roman"/>
-                <w:i w:val="false"/>
-                <w:b w:val="true"/>
-                <w:u w:val="none"/>
-                <w:strike w:val="false"/>
-                <w:sz w:val="16"/>
-                <w:szCs w:val="16"/>
+              <w:spacing w:after="0" w:before="0" w:line="432"/>
+              <w:ind w:left="100" w:right="100" w:firstLine="0" w:firstLineChars="0"/>
+              <w:rPr>
+                <w:rFonts w:ascii="Times New Roman" w:hAnsi="Times New Roman" w:eastAsia="Times New Roman" w:cs="Times New Roman"/>
+                <w:i w:val="false"/>
+                <w:b w:val="true"/>
+                <w:u w:val="none"/>
+                <w:strike w:val="false"/>
+                <w:sz w:val="14"/>
+                <w:szCs w:val="14"/>
                 <w:color w:val="000000"/>
               </w:rPr>
             </w:pPr>
@@ -1412,28 +1412,28 @@
                 <w:left w:val="none" w:sz="0" w:space="0" w:color="000000"/>
                 <w:right w:val="none" w:sz="0" w:space="0" w:color="000000"/>
               </w:pBdr>
-              <w:spacing w:after="36" w:before="36" w:line="240"/>
-              <w:ind w:left="100" w:right="100" w:firstLine="0" w:firstLineChars="0"/>
-              <w:rPr>
-                <w:rFonts w:ascii="Times New Roman" w:hAnsi="Times New Roman" w:eastAsia="Times New Roman" w:cs="Times New Roman"/>
-                <w:i w:val="false"/>
-                <w:b w:val="true"/>
-                <w:u w:val="none"/>
-                <w:strike w:val="false"/>
-                <w:sz w:val="16"/>
-                <w:szCs w:val="16"/>
-                <w:color w:val="000000"/>
-              </w:rPr>
-            </w:pPr>
-            <w:r xmlns:w="http://schemas.openxmlformats.org/wordprocessingml/2006/main" xmlns:wp="http://schemas.openxmlformats.org/drawingml/2006/wordprocessingDrawing" xmlns:r="http://schemas.openxmlformats.org/officeDocument/2006/relationships" xmlns:w14="http://schemas.microsoft.com/office/word/2010/wordml">
-              <w:rPr>
-                <w:rFonts w:ascii="Times New Roman" w:hAnsi="Times New Roman" w:eastAsia="Times New Roman" w:cs="Times New Roman"/>
-                <w:i w:val="false"/>
-                <w:b w:val="true"/>
-                <w:u w:val="none"/>
-                <w:strike w:val="false"/>
-                <w:sz w:val="16"/>
-                <w:szCs w:val="16"/>
+              <w:spacing w:after="0" w:before="0" w:line="240"/>
+              <w:ind w:left="100" w:right="100" w:firstLine="0" w:firstLineChars="0"/>
+              <w:rPr>
+                <w:rFonts w:ascii="Times New Roman" w:hAnsi="Times New Roman" w:eastAsia="Times New Roman" w:cs="Times New Roman"/>
+                <w:i w:val="false"/>
+                <w:b w:val="true"/>
+                <w:u w:val="none"/>
+                <w:strike w:val="false"/>
+                <w:sz w:val="14"/>
+                <w:szCs w:val="14"/>
+                <w:color w:val="000000"/>
+              </w:rPr>
+            </w:pPr>
+            <w:r xmlns:w="http://schemas.openxmlformats.org/wordprocessingml/2006/main" xmlns:wp="http://schemas.openxmlformats.org/drawingml/2006/wordprocessingDrawing" xmlns:r="http://schemas.openxmlformats.org/officeDocument/2006/relationships" xmlns:w14="http://schemas.microsoft.com/office/word/2010/wordml">
+              <w:rPr>
+                <w:rFonts w:ascii="Times New Roman" w:hAnsi="Times New Roman" w:eastAsia="Times New Roman" w:cs="Times New Roman"/>
+                <w:i w:val="false"/>
+                <w:b w:val="true"/>
+                <w:u w:val="none"/>
+                <w:strike w:val="false"/>
+                <w:sz w:val="14"/>
+                <w:szCs w:val="14"/>
                 <w:color w:val="000000"/>
               </w:rPr>
               <w:t xml:space="preserve">-0,7</w:t>
@@ -1466,28 +1466,28 @@
                 <w:left w:val="none" w:sz="0" w:space="0" w:color="000000"/>
                 <w:right w:val="none" w:sz="0" w:space="0" w:color="000000"/>
               </w:pBdr>
-              <w:spacing w:after="36" w:before="36" w:line="240"/>
-              <w:ind w:left="100" w:right="100" w:firstLine="0" w:firstLineChars="0"/>
-              <w:rPr>
-                <w:rFonts w:ascii="Times New Roman" w:hAnsi="Times New Roman" w:eastAsia="Times New Roman" w:cs="Times New Roman"/>
-                <w:i w:val="false"/>
-                <w:b w:val="true"/>
-                <w:u w:val="none"/>
-                <w:strike w:val="false"/>
-                <w:sz w:val="16"/>
-                <w:szCs w:val="16"/>
-                <w:color w:val="000000"/>
-              </w:rPr>
-            </w:pPr>
-            <w:r xmlns:w="http://schemas.openxmlformats.org/wordprocessingml/2006/main" xmlns:wp="http://schemas.openxmlformats.org/drawingml/2006/wordprocessingDrawing" xmlns:r="http://schemas.openxmlformats.org/officeDocument/2006/relationships" xmlns:w14="http://schemas.microsoft.com/office/word/2010/wordml">
-              <w:rPr>
-                <w:rFonts w:ascii="Times New Roman" w:hAnsi="Times New Roman" w:eastAsia="Times New Roman" w:cs="Times New Roman"/>
-                <w:i w:val="false"/>
-                <w:b w:val="true"/>
-                <w:u w:val="none"/>
-                <w:strike w:val="false"/>
-                <w:sz w:val="16"/>
-                <w:szCs w:val="16"/>
+              <w:spacing w:after="0" w:before="0" w:line="240"/>
+              <w:ind w:left="100" w:right="100" w:firstLine="0" w:firstLineChars="0"/>
+              <w:rPr>
+                <w:rFonts w:ascii="Times New Roman" w:hAnsi="Times New Roman" w:eastAsia="Times New Roman" w:cs="Times New Roman"/>
+                <w:i w:val="false"/>
+                <w:b w:val="true"/>
+                <w:u w:val="none"/>
+                <w:strike w:val="false"/>
+                <w:sz w:val="14"/>
+                <w:szCs w:val="14"/>
+                <w:color w:val="000000"/>
+              </w:rPr>
+            </w:pPr>
+            <w:r xmlns:w="http://schemas.openxmlformats.org/wordprocessingml/2006/main" xmlns:wp="http://schemas.openxmlformats.org/drawingml/2006/wordprocessingDrawing" xmlns:r="http://schemas.openxmlformats.org/officeDocument/2006/relationships" xmlns:w14="http://schemas.microsoft.com/office/word/2010/wordml">
+              <w:rPr>
+                <w:rFonts w:ascii="Times New Roman" w:hAnsi="Times New Roman" w:eastAsia="Times New Roman" w:cs="Times New Roman"/>
+                <w:i w:val="false"/>
+                <w:b w:val="true"/>
+                <w:u w:val="none"/>
+                <w:strike w:val="false"/>
+                <w:sz w:val="14"/>
+                <w:szCs w:val="14"/>
                 <w:color w:val="000000"/>
               </w:rPr>
               <w:t xml:space="preserve">1,5</w:t>
@@ -1520,28 +1520,28 @@
                 <w:left w:val="none" w:sz="0" w:space="0" w:color="000000"/>
                 <w:right w:val="none" w:sz="0" w:space="0" w:color="000000"/>
               </w:pBdr>
-              <w:spacing w:after="36" w:before="36" w:line="240"/>
-              <w:ind w:left="100" w:right="100" w:firstLine="0" w:firstLineChars="0"/>
-              <w:rPr>
-                <w:rFonts w:ascii="Times New Roman" w:hAnsi="Times New Roman" w:eastAsia="Times New Roman" w:cs="Times New Roman"/>
-                <w:i w:val="false"/>
-                <w:b w:val="true"/>
-                <w:u w:val="none"/>
-                <w:strike w:val="false"/>
-                <w:sz w:val="16"/>
-                <w:szCs w:val="16"/>
-                <w:color w:val="000000"/>
-              </w:rPr>
-            </w:pPr>
-            <w:r xmlns:w="http://schemas.openxmlformats.org/wordprocessingml/2006/main" xmlns:wp="http://schemas.openxmlformats.org/drawingml/2006/wordprocessingDrawing" xmlns:r="http://schemas.openxmlformats.org/officeDocument/2006/relationships" xmlns:w14="http://schemas.microsoft.com/office/word/2010/wordml">
-              <w:rPr>
-                <w:rFonts w:ascii="Times New Roman" w:hAnsi="Times New Roman" w:eastAsia="Times New Roman" w:cs="Times New Roman"/>
-                <w:i w:val="false"/>
-                <w:b w:val="true"/>
-                <w:u w:val="none"/>
-                <w:strike w:val="false"/>
-                <w:sz w:val="16"/>
-                <w:szCs w:val="16"/>
+              <w:spacing w:after="0" w:before="0" w:line="240"/>
+              <w:ind w:left="100" w:right="100" w:firstLine="0" w:firstLineChars="0"/>
+              <w:rPr>
+                <w:rFonts w:ascii="Times New Roman" w:hAnsi="Times New Roman" w:eastAsia="Times New Roman" w:cs="Times New Roman"/>
+                <w:i w:val="false"/>
+                <w:b w:val="true"/>
+                <w:u w:val="none"/>
+                <w:strike w:val="false"/>
+                <w:sz w:val="14"/>
+                <w:szCs w:val="14"/>
+                <w:color w:val="000000"/>
+              </w:rPr>
+            </w:pPr>
+            <w:r xmlns:w="http://schemas.openxmlformats.org/wordprocessingml/2006/main" xmlns:wp="http://schemas.openxmlformats.org/drawingml/2006/wordprocessingDrawing" xmlns:r="http://schemas.openxmlformats.org/officeDocument/2006/relationships" xmlns:w14="http://schemas.microsoft.com/office/word/2010/wordml">
+              <w:rPr>
+                <w:rFonts w:ascii="Times New Roman" w:hAnsi="Times New Roman" w:eastAsia="Times New Roman" w:cs="Times New Roman"/>
+                <w:i w:val="false"/>
+                <w:b w:val="true"/>
+                <w:u w:val="none"/>
+                <w:strike w:val="false"/>
+                <w:sz w:val="14"/>
+                <w:szCs w:val="14"/>
                 <w:color w:val="000000"/>
               </w:rPr>
               <w:t xml:space="preserve">2,7</w:t>
@@ -1574,28 +1574,28 @@
                 <w:left w:val="none" w:sz="0" w:space="0" w:color="000000"/>
                 <w:right w:val="none" w:sz="0" w:space="0" w:color="000000"/>
               </w:pBdr>
-              <w:spacing w:after="36" w:before="36" w:line="240"/>
-              <w:ind w:left="100" w:right="100" w:firstLine="0" w:firstLineChars="0"/>
-              <w:rPr>
-                <w:rFonts w:ascii="Times New Roman" w:hAnsi="Times New Roman" w:eastAsia="Times New Roman" w:cs="Times New Roman"/>
-                <w:i w:val="false"/>
-                <w:b w:val="true"/>
-                <w:u w:val="none"/>
-                <w:strike w:val="false"/>
-                <w:sz w:val="16"/>
-                <w:szCs w:val="16"/>
-                <w:color w:val="000000"/>
-              </w:rPr>
-            </w:pPr>
-            <w:r xmlns:w="http://schemas.openxmlformats.org/wordprocessingml/2006/main" xmlns:wp="http://schemas.openxmlformats.org/drawingml/2006/wordprocessingDrawing" xmlns:r="http://schemas.openxmlformats.org/officeDocument/2006/relationships" xmlns:w14="http://schemas.microsoft.com/office/word/2010/wordml">
-              <w:rPr>
-                <w:rFonts w:ascii="Times New Roman" w:hAnsi="Times New Roman" w:eastAsia="Times New Roman" w:cs="Times New Roman"/>
-                <w:i w:val="false"/>
-                <w:b w:val="true"/>
-                <w:u w:val="none"/>
-                <w:strike w:val="false"/>
-                <w:sz w:val="16"/>
-                <w:szCs w:val="16"/>
+              <w:spacing w:after="0" w:before="0" w:line="240"/>
+              <w:ind w:left="100" w:right="100" w:firstLine="0" w:firstLineChars="0"/>
+              <w:rPr>
+                <w:rFonts w:ascii="Times New Roman" w:hAnsi="Times New Roman" w:eastAsia="Times New Roman" w:cs="Times New Roman"/>
+                <w:i w:val="false"/>
+                <w:b w:val="true"/>
+                <w:u w:val="none"/>
+                <w:strike w:val="false"/>
+                <w:sz w:val="14"/>
+                <w:szCs w:val="14"/>
+                <w:color w:val="000000"/>
+              </w:rPr>
+            </w:pPr>
+            <w:r xmlns:w="http://schemas.openxmlformats.org/wordprocessingml/2006/main" xmlns:wp="http://schemas.openxmlformats.org/drawingml/2006/wordprocessingDrawing" xmlns:r="http://schemas.openxmlformats.org/officeDocument/2006/relationships" xmlns:w14="http://schemas.microsoft.com/office/word/2010/wordml">
+              <w:rPr>
+                <w:rFonts w:ascii="Times New Roman" w:hAnsi="Times New Roman" w:eastAsia="Times New Roman" w:cs="Times New Roman"/>
+                <w:i w:val="false"/>
+                <w:b w:val="true"/>
+                <w:u w:val="none"/>
+                <w:strike w:val="false"/>
+                <w:sz w:val="14"/>
+                <w:szCs w:val="14"/>
                 <w:color w:val="000000"/>
               </w:rPr>
               <w:t xml:space="preserve">131,2</w:t>
@@ -1628,28 +1628,28 @@
                 <w:left w:val="none" w:sz="0" w:space="0" w:color="000000"/>
                 <w:right w:val="none" w:sz="0" w:space="0" w:color="000000"/>
               </w:pBdr>
-              <w:spacing w:after="36" w:before="36" w:line="240"/>
-              <w:ind w:left="100" w:right="100" w:firstLine="0" w:firstLineChars="0"/>
-              <w:rPr>
-                <w:rFonts w:ascii="Times New Roman" w:hAnsi="Times New Roman" w:eastAsia="Times New Roman" w:cs="Times New Roman"/>
-                <w:i w:val="false"/>
-                <w:b w:val="true"/>
-                <w:u w:val="none"/>
-                <w:strike w:val="false"/>
-                <w:sz w:val="16"/>
-                <w:szCs w:val="16"/>
-                <w:color w:val="000000"/>
-              </w:rPr>
-            </w:pPr>
-            <w:r xmlns:w="http://schemas.openxmlformats.org/wordprocessingml/2006/main" xmlns:wp="http://schemas.openxmlformats.org/drawingml/2006/wordprocessingDrawing" xmlns:r="http://schemas.openxmlformats.org/officeDocument/2006/relationships" xmlns:w14="http://schemas.microsoft.com/office/word/2010/wordml">
-              <w:rPr>
-                <w:rFonts w:ascii="Times New Roman" w:hAnsi="Times New Roman" w:eastAsia="Times New Roman" w:cs="Times New Roman"/>
-                <w:i w:val="false"/>
-                <w:b w:val="true"/>
-                <w:u w:val="none"/>
-                <w:strike w:val="false"/>
-                <w:sz w:val="16"/>
-                <w:szCs w:val="16"/>
+              <w:spacing w:after="0" w:before="0" w:line="240"/>
+              <w:ind w:left="100" w:right="100" w:firstLine="0" w:firstLineChars="0"/>
+              <w:rPr>
+                <w:rFonts w:ascii="Times New Roman" w:hAnsi="Times New Roman" w:eastAsia="Times New Roman" w:cs="Times New Roman"/>
+                <w:i w:val="false"/>
+                <w:b w:val="true"/>
+                <w:u w:val="none"/>
+                <w:strike w:val="false"/>
+                <w:sz w:val="14"/>
+                <w:szCs w:val="14"/>
+                <w:color w:val="000000"/>
+              </w:rPr>
+            </w:pPr>
+            <w:r xmlns:w="http://schemas.openxmlformats.org/wordprocessingml/2006/main" xmlns:wp="http://schemas.openxmlformats.org/drawingml/2006/wordprocessingDrawing" xmlns:r="http://schemas.openxmlformats.org/officeDocument/2006/relationships" xmlns:w14="http://schemas.microsoft.com/office/word/2010/wordml">
+              <w:rPr>
+                <w:rFonts w:ascii="Times New Roman" w:hAnsi="Times New Roman" w:eastAsia="Times New Roman" w:cs="Times New Roman"/>
+                <w:i w:val="false"/>
+                <w:b w:val="true"/>
+                <w:u w:val="none"/>
+                <w:strike w:val="false"/>
+                <w:sz w:val="14"/>
+                <w:szCs w:val="14"/>
                 <w:color w:val="000000"/>
               </w:rPr>
               <w:t xml:space="preserve">127,7</w:t>
@@ -1682,28 +1682,28 @@
                 <w:left w:val="none" w:sz="0" w:space="0" w:color="000000"/>
                 <w:right w:val="none" w:sz="0" w:space="0" w:color="000000"/>
               </w:pBdr>
-              <w:spacing w:after="36" w:before="36" w:line="240"/>
-              <w:ind w:left="100" w:right="100" w:firstLine="0" w:firstLineChars="0"/>
-              <w:rPr>
-                <w:rFonts w:ascii="Times New Roman" w:hAnsi="Times New Roman" w:eastAsia="Times New Roman" w:cs="Times New Roman"/>
-                <w:i w:val="false"/>
-                <w:b w:val="true"/>
-                <w:u w:val="none"/>
-                <w:strike w:val="false"/>
-                <w:sz w:val="16"/>
-                <w:szCs w:val="16"/>
-                <w:color w:val="000000"/>
-              </w:rPr>
-            </w:pPr>
-            <w:r xmlns:w="http://schemas.openxmlformats.org/wordprocessingml/2006/main" xmlns:wp="http://schemas.openxmlformats.org/drawingml/2006/wordprocessingDrawing" xmlns:r="http://schemas.openxmlformats.org/officeDocument/2006/relationships" xmlns:w14="http://schemas.microsoft.com/office/word/2010/wordml">
-              <w:rPr>
-                <w:rFonts w:ascii="Times New Roman" w:hAnsi="Times New Roman" w:eastAsia="Times New Roman" w:cs="Times New Roman"/>
-                <w:i w:val="false"/>
-                <w:b w:val="true"/>
-                <w:u w:val="none"/>
-                <w:strike w:val="false"/>
-                <w:sz w:val="16"/>
-                <w:szCs w:val="16"/>
+              <w:spacing w:after="0" w:before="0" w:line="240"/>
+              <w:ind w:left="100" w:right="100" w:firstLine="0" w:firstLineChars="0"/>
+              <w:rPr>
+                <w:rFonts w:ascii="Times New Roman" w:hAnsi="Times New Roman" w:eastAsia="Times New Roman" w:cs="Times New Roman"/>
+                <w:i w:val="false"/>
+                <w:b w:val="true"/>
+                <w:u w:val="none"/>
+                <w:strike w:val="false"/>
+                <w:sz w:val="14"/>
+                <w:szCs w:val="14"/>
+                <w:color w:val="000000"/>
+              </w:rPr>
+            </w:pPr>
+            <w:r xmlns:w="http://schemas.openxmlformats.org/wordprocessingml/2006/main" xmlns:wp="http://schemas.openxmlformats.org/drawingml/2006/wordprocessingDrawing" xmlns:r="http://schemas.openxmlformats.org/officeDocument/2006/relationships" xmlns:w14="http://schemas.microsoft.com/office/word/2010/wordml">
+              <w:rPr>
+                <w:rFonts w:ascii="Times New Roman" w:hAnsi="Times New Roman" w:eastAsia="Times New Roman" w:cs="Times New Roman"/>
+                <w:i w:val="false"/>
+                <w:b w:val="true"/>
+                <w:u w:val="none"/>
+                <w:strike w:val="false"/>
+                <w:sz w:val="14"/>
+                <w:szCs w:val="14"/>
                 <w:color w:val="000000"/>
               </w:rPr>
               <w:t xml:space="preserve">128,3</w:t>
@@ -1736,28 +1736,28 @@
                 <w:left w:val="none" w:sz="0" w:space="0" w:color="000000"/>
                 <w:right w:val="none" w:sz="0" w:space="0" w:color="000000"/>
               </w:pBdr>
-              <w:spacing w:after="36" w:before="36" w:line="240"/>
-              <w:ind w:left="100" w:right="100" w:firstLine="0" w:firstLineChars="0"/>
-              <w:rPr>
-                <w:rFonts w:ascii="Times New Roman" w:hAnsi="Times New Roman" w:eastAsia="Times New Roman" w:cs="Times New Roman"/>
-                <w:i w:val="false"/>
-                <w:b w:val="true"/>
-                <w:u w:val="none"/>
-                <w:strike w:val="false"/>
-                <w:sz w:val="16"/>
-                <w:szCs w:val="16"/>
-                <w:color w:val="000000"/>
-              </w:rPr>
-            </w:pPr>
-            <w:r xmlns:w="http://schemas.openxmlformats.org/wordprocessingml/2006/main" xmlns:wp="http://schemas.openxmlformats.org/drawingml/2006/wordprocessingDrawing" xmlns:r="http://schemas.openxmlformats.org/officeDocument/2006/relationships" xmlns:w14="http://schemas.microsoft.com/office/word/2010/wordml">
-              <w:rPr>
-                <w:rFonts w:ascii="Times New Roman" w:hAnsi="Times New Roman" w:eastAsia="Times New Roman" w:cs="Times New Roman"/>
-                <w:i w:val="false"/>
-                <w:b w:val="true"/>
-                <w:u w:val="none"/>
-                <w:strike w:val="false"/>
-                <w:sz w:val="16"/>
-                <w:szCs w:val="16"/>
+              <w:spacing w:after="0" w:before="0" w:line="240"/>
+              <w:ind w:left="100" w:right="100" w:firstLine="0" w:firstLineChars="0"/>
+              <w:rPr>
+                <w:rFonts w:ascii="Times New Roman" w:hAnsi="Times New Roman" w:eastAsia="Times New Roman" w:cs="Times New Roman"/>
+                <w:i w:val="false"/>
+                <w:b w:val="true"/>
+                <w:u w:val="none"/>
+                <w:strike w:val="false"/>
+                <w:sz w:val="14"/>
+                <w:szCs w:val="14"/>
+                <w:color w:val="000000"/>
+              </w:rPr>
+            </w:pPr>
+            <w:r xmlns:w="http://schemas.openxmlformats.org/wordprocessingml/2006/main" xmlns:wp="http://schemas.openxmlformats.org/drawingml/2006/wordprocessingDrawing" xmlns:r="http://schemas.openxmlformats.org/officeDocument/2006/relationships" xmlns:w14="http://schemas.microsoft.com/office/word/2010/wordml">
+              <w:rPr>
+                <w:rFonts w:ascii="Times New Roman" w:hAnsi="Times New Roman" w:eastAsia="Times New Roman" w:cs="Times New Roman"/>
+                <w:i w:val="false"/>
+                <w:b w:val="true"/>
+                <w:u w:val="none"/>
+                <w:strike w:val="false"/>
+                <w:sz w:val="14"/>
+                <w:szCs w:val="14"/>
                 <w:color w:val="000000"/>
               </w:rPr>
               <w:t xml:space="preserve">129,2</w:t>
@@ -1790,28 +1790,28 @@
                 <w:left w:val="none" w:sz="0" w:space="0" w:color="000000"/>
                 <w:right w:val="none" w:sz="0" w:space="0" w:color="000000"/>
               </w:pBdr>
-              <w:spacing w:after="36" w:before="36" w:line="240"/>
-              <w:ind w:left="100" w:right="100" w:firstLine="0" w:firstLineChars="0"/>
-              <w:rPr>
-                <w:rFonts w:ascii="Times New Roman" w:hAnsi="Times New Roman" w:eastAsia="Times New Roman" w:cs="Times New Roman"/>
-                <w:i w:val="false"/>
-                <w:b w:val="true"/>
-                <w:u w:val="none"/>
-                <w:strike w:val="false"/>
-                <w:sz w:val="16"/>
-                <w:szCs w:val="16"/>
-                <w:color w:val="000000"/>
-              </w:rPr>
-            </w:pPr>
-            <w:r xmlns:w="http://schemas.openxmlformats.org/wordprocessingml/2006/main" xmlns:wp="http://schemas.openxmlformats.org/drawingml/2006/wordprocessingDrawing" xmlns:r="http://schemas.openxmlformats.org/officeDocument/2006/relationships" xmlns:w14="http://schemas.microsoft.com/office/word/2010/wordml">
-              <w:rPr>
-                <w:rFonts w:ascii="Times New Roman" w:hAnsi="Times New Roman" w:eastAsia="Times New Roman" w:cs="Times New Roman"/>
-                <w:i w:val="false"/>
-                <w:b w:val="true"/>
-                <w:u w:val="none"/>
-                <w:strike w:val="false"/>
-                <w:sz w:val="16"/>
-                <w:szCs w:val="16"/>
+              <w:spacing w:after="0" w:before="0" w:line="240"/>
+              <w:ind w:left="100" w:right="100" w:firstLine="0" w:firstLineChars="0"/>
+              <w:rPr>
+                <w:rFonts w:ascii="Times New Roman" w:hAnsi="Times New Roman" w:eastAsia="Times New Roman" w:cs="Times New Roman"/>
+                <w:i w:val="false"/>
+                <w:b w:val="true"/>
+                <w:u w:val="none"/>
+                <w:strike w:val="false"/>
+                <w:sz w:val="14"/>
+                <w:szCs w:val="14"/>
+                <w:color w:val="000000"/>
+              </w:rPr>
+            </w:pPr>
+            <w:r xmlns:w="http://schemas.openxmlformats.org/wordprocessingml/2006/main" xmlns:wp="http://schemas.openxmlformats.org/drawingml/2006/wordprocessingDrawing" xmlns:r="http://schemas.openxmlformats.org/officeDocument/2006/relationships" xmlns:w14="http://schemas.microsoft.com/office/word/2010/wordml">
+              <w:rPr>
+                <w:rFonts w:ascii="Times New Roman" w:hAnsi="Times New Roman" w:eastAsia="Times New Roman" w:cs="Times New Roman"/>
+                <w:i w:val="false"/>
+                <w:b w:val="true"/>
+                <w:u w:val="none"/>
+                <w:strike w:val="false"/>
+                <w:sz w:val="14"/>
+                <w:szCs w:val="14"/>
                 <w:color w:val="000000"/>
               </w:rPr>
               <w:t xml:space="preserve">132,1</w:t>
@@ -1844,28 +1844,28 @@
                 <w:left w:val="none" w:sz="0" w:space="0" w:color="000000"/>
                 <w:right w:val="none" w:sz="0" w:space="0" w:color="000000"/>
               </w:pBdr>
-              <w:spacing w:after="36" w:before="36" w:line="240"/>
-              <w:ind w:left="100" w:right="100" w:firstLine="0" w:firstLineChars="0"/>
-              <w:rPr>
-                <w:rFonts w:ascii="Times New Roman" w:hAnsi="Times New Roman" w:eastAsia="Times New Roman" w:cs="Times New Roman"/>
-                <w:i w:val="false"/>
-                <w:b w:val="true"/>
-                <w:u w:val="none"/>
-                <w:strike w:val="false"/>
-                <w:sz w:val="16"/>
-                <w:szCs w:val="16"/>
-                <w:color w:val="000000"/>
-              </w:rPr>
-            </w:pPr>
-            <w:r xmlns:w="http://schemas.openxmlformats.org/wordprocessingml/2006/main" xmlns:wp="http://schemas.openxmlformats.org/drawingml/2006/wordprocessingDrawing" xmlns:r="http://schemas.openxmlformats.org/officeDocument/2006/relationships" xmlns:w14="http://schemas.microsoft.com/office/word/2010/wordml">
-              <w:rPr>
-                <w:rFonts w:ascii="Times New Roman" w:hAnsi="Times New Roman" w:eastAsia="Times New Roman" w:cs="Times New Roman"/>
-                <w:i w:val="false"/>
-                <w:b w:val="true"/>
-                <w:u w:val="none"/>
-                <w:strike w:val="false"/>
-                <w:sz w:val="16"/>
-                <w:szCs w:val="16"/>
+              <w:spacing w:after="0" w:before="0" w:line="240"/>
+              <w:ind w:left="100" w:right="100" w:firstLine="0" w:firstLineChars="0"/>
+              <w:rPr>
+                <w:rFonts w:ascii="Times New Roman" w:hAnsi="Times New Roman" w:eastAsia="Times New Roman" w:cs="Times New Roman"/>
+                <w:i w:val="false"/>
+                <w:b w:val="true"/>
+                <w:u w:val="none"/>
+                <w:strike w:val="false"/>
+                <w:sz w:val="14"/>
+                <w:szCs w:val="14"/>
+                <w:color w:val="000000"/>
+              </w:rPr>
+            </w:pPr>
+            <w:r xmlns:w="http://schemas.openxmlformats.org/wordprocessingml/2006/main" xmlns:wp="http://schemas.openxmlformats.org/drawingml/2006/wordprocessingDrawing" xmlns:r="http://schemas.openxmlformats.org/officeDocument/2006/relationships" xmlns:w14="http://schemas.microsoft.com/office/word/2010/wordml">
+              <w:rPr>
+                <w:rFonts w:ascii="Times New Roman" w:hAnsi="Times New Roman" w:eastAsia="Times New Roman" w:cs="Times New Roman"/>
+                <w:i w:val="false"/>
+                <w:b w:val="true"/>
+                <w:u w:val="none"/>
+                <w:strike w:val="false"/>
+                <w:sz w:val="14"/>
+                <w:szCs w:val="14"/>
                 <w:color w:val="000000"/>
               </w:rPr>
               <w:t xml:space="preserve">36,115</w:t>
@@ -1898,28 +1898,28 @@
                 <w:left w:val="none" w:sz="0" w:space="0" w:color="000000"/>
                 <w:right w:val="none" w:sz="0" w:space="0" w:color="000000"/>
               </w:pBdr>
-              <w:spacing w:after="36" w:before="36" w:line="240"/>
-              <w:ind w:left="100" w:right="100" w:firstLine="0" w:firstLineChars="0"/>
-              <w:rPr>
-                <w:rFonts w:ascii="Times New Roman" w:hAnsi="Times New Roman" w:eastAsia="Times New Roman" w:cs="Times New Roman"/>
-                <w:i w:val="false"/>
-                <w:b w:val="true"/>
-                <w:u w:val="none"/>
-                <w:strike w:val="false"/>
-                <w:sz w:val="16"/>
-                <w:szCs w:val="16"/>
-                <w:color w:val="000000"/>
-              </w:rPr>
-            </w:pPr>
-            <w:r xmlns:w="http://schemas.openxmlformats.org/wordprocessingml/2006/main" xmlns:wp="http://schemas.openxmlformats.org/drawingml/2006/wordprocessingDrawing" xmlns:r="http://schemas.openxmlformats.org/officeDocument/2006/relationships" xmlns:w14="http://schemas.microsoft.com/office/word/2010/wordml">
-              <w:rPr>
-                <w:rFonts w:ascii="Times New Roman" w:hAnsi="Times New Roman" w:eastAsia="Times New Roman" w:cs="Times New Roman"/>
-                <w:i w:val="false"/>
-                <w:b w:val="true"/>
-                <w:u w:val="none"/>
-                <w:strike w:val="false"/>
-                <w:sz w:val="16"/>
-                <w:szCs w:val="16"/>
+              <w:spacing w:after="0" w:before="0" w:line="240"/>
+              <w:ind w:left="100" w:right="100" w:firstLine="0" w:firstLineChars="0"/>
+              <w:rPr>
+                <w:rFonts w:ascii="Times New Roman" w:hAnsi="Times New Roman" w:eastAsia="Times New Roman" w:cs="Times New Roman"/>
+                <w:i w:val="false"/>
+                <w:b w:val="true"/>
+                <w:u w:val="none"/>
+                <w:strike w:val="false"/>
+                <w:sz w:val="14"/>
+                <w:szCs w:val="14"/>
+                <w:color w:val="000000"/>
+              </w:rPr>
+            </w:pPr>
+            <w:r xmlns:w="http://schemas.openxmlformats.org/wordprocessingml/2006/main" xmlns:wp="http://schemas.openxmlformats.org/drawingml/2006/wordprocessingDrawing" xmlns:r="http://schemas.openxmlformats.org/officeDocument/2006/relationships" xmlns:w14="http://schemas.microsoft.com/office/word/2010/wordml">
+              <w:rPr>
+                <w:rFonts w:ascii="Times New Roman" w:hAnsi="Times New Roman" w:eastAsia="Times New Roman" w:cs="Times New Roman"/>
+                <w:i w:val="false"/>
+                <w:b w:val="true"/>
+                <w:u w:val="none"/>
+                <w:strike w:val="false"/>
+                <w:sz w:val="14"/>
+                <w:szCs w:val="14"/>
                 <w:color w:val="000000"/>
               </w:rPr>
               <w:t xml:space="preserve">المواد الغذائية</w:t>
@@ -1958,28 +1958,28 @@
                 <w:left w:val="none" w:sz="0" w:space="0" w:color="000000"/>
                 <w:right w:val="none" w:sz="0" w:space="0" w:color="000000"/>
               </w:pBdr>
-              <w:spacing w:after="36" w:before="36" w:line="240"/>
-              <w:ind w:left="100" w:right="100" w:firstLine="0" w:firstLineChars="0"/>
-              <w:rPr>
-                <w:rFonts w:ascii="Times New Roman" w:hAnsi="Times New Roman" w:eastAsia="Times New Roman" w:cs="Times New Roman"/>
-                <w:i w:val="false"/>
-                <w:b w:val="true"/>
-                <w:u w:val="none"/>
-                <w:strike w:val="false"/>
-                <w:sz w:val="16"/>
-                <w:szCs w:val="16"/>
-                <w:color w:val="000000"/>
-              </w:rPr>
-            </w:pPr>
-            <w:r xmlns:w="http://schemas.openxmlformats.org/wordprocessingml/2006/main" xmlns:wp="http://schemas.openxmlformats.org/drawingml/2006/wordprocessingDrawing" xmlns:r="http://schemas.openxmlformats.org/officeDocument/2006/relationships" xmlns:w14="http://schemas.microsoft.com/office/word/2010/wordml">
-              <w:rPr>
-                <w:rFonts w:ascii="Times New Roman" w:hAnsi="Times New Roman" w:eastAsia="Times New Roman" w:cs="Times New Roman"/>
-                <w:i w:val="false"/>
-                <w:b w:val="true"/>
-                <w:u w:val="none"/>
-                <w:strike w:val="false"/>
-                <w:sz w:val="16"/>
-                <w:szCs w:val="16"/>
+              <w:spacing w:after="0" w:before="0" w:line="240"/>
+              <w:ind w:left="100" w:right="100" w:firstLine="0" w:firstLineChars="0"/>
+              <w:rPr>
+                <w:rFonts w:ascii="Times New Roman" w:hAnsi="Times New Roman" w:eastAsia="Times New Roman" w:cs="Times New Roman"/>
+                <w:i w:val="false"/>
+                <w:b w:val="true"/>
+                <w:u w:val="none"/>
+                <w:strike w:val="false"/>
+                <w:sz w:val="14"/>
+                <w:szCs w:val="14"/>
+                <w:color w:val="000000"/>
+              </w:rPr>
+            </w:pPr>
+            <w:r xmlns:w="http://schemas.openxmlformats.org/wordprocessingml/2006/main" xmlns:wp="http://schemas.openxmlformats.org/drawingml/2006/wordprocessingDrawing" xmlns:r="http://schemas.openxmlformats.org/officeDocument/2006/relationships" xmlns:w14="http://schemas.microsoft.com/office/word/2010/wordml">
+              <w:rPr>
+                <w:rFonts w:ascii="Times New Roman" w:hAnsi="Times New Roman" w:eastAsia="Times New Roman" w:cs="Times New Roman"/>
+                <w:i w:val="false"/>
+                <w:b w:val="true"/>
+                <w:u w:val="none"/>
+                <w:strike w:val="false"/>
+                <w:sz w:val="14"/>
+                <w:szCs w:val="14"/>
                 <w:color w:val="000000"/>
               </w:rPr>
               <w:t xml:space="preserve">-0,9</w:t>
@@ -2012,28 +2012,28 @@
                 <w:left w:val="none" w:sz="0" w:space="0" w:color="000000"/>
                 <w:right w:val="none" w:sz="0" w:space="0" w:color="000000"/>
               </w:pBdr>
-              <w:spacing w:after="36" w:before="36" w:line="240"/>
-              <w:ind w:left="100" w:right="100" w:firstLine="0" w:firstLineChars="0"/>
-              <w:rPr>
-                <w:rFonts w:ascii="Times New Roman" w:hAnsi="Times New Roman" w:eastAsia="Times New Roman" w:cs="Times New Roman"/>
-                <w:i w:val="false"/>
-                <w:b w:val="true"/>
-                <w:u w:val="none"/>
-                <w:strike w:val="false"/>
-                <w:sz w:val="16"/>
-                <w:szCs w:val="16"/>
-                <w:color w:val="000000"/>
-              </w:rPr>
-            </w:pPr>
-            <w:r xmlns:w="http://schemas.openxmlformats.org/wordprocessingml/2006/main" xmlns:wp="http://schemas.openxmlformats.org/drawingml/2006/wordprocessingDrawing" xmlns:r="http://schemas.openxmlformats.org/officeDocument/2006/relationships" xmlns:w14="http://schemas.microsoft.com/office/word/2010/wordml">
-              <w:rPr>
-                <w:rFonts w:ascii="Times New Roman" w:hAnsi="Times New Roman" w:eastAsia="Times New Roman" w:cs="Times New Roman"/>
-                <w:i w:val="false"/>
-                <w:b w:val="true"/>
-                <w:u w:val="none"/>
-                <w:strike w:val="false"/>
-                <w:sz w:val="16"/>
-                <w:szCs w:val="16"/>
+              <w:spacing w:after="0" w:before="0" w:line="240"/>
+              <w:ind w:left="100" w:right="100" w:firstLine="0" w:firstLineChars="0"/>
+              <w:rPr>
+                <w:rFonts w:ascii="Times New Roman" w:hAnsi="Times New Roman" w:eastAsia="Times New Roman" w:cs="Times New Roman"/>
+                <w:i w:val="false"/>
+                <w:b w:val="true"/>
+                <w:u w:val="none"/>
+                <w:strike w:val="false"/>
+                <w:sz w:val="14"/>
+                <w:szCs w:val="14"/>
+                <w:color w:val="000000"/>
+              </w:rPr>
+            </w:pPr>
+            <w:r xmlns:w="http://schemas.openxmlformats.org/wordprocessingml/2006/main" xmlns:wp="http://schemas.openxmlformats.org/drawingml/2006/wordprocessingDrawing" xmlns:r="http://schemas.openxmlformats.org/officeDocument/2006/relationships" xmlns:w14="http://schemas.microsoft.com/office/word/2010/wordml">
+              <w:rPr>
+                <w:rFonts w:ascii="Times New Roman" w:hAnsi="Times New Roman" w:eastAsia="Times New Roman" w:cs="Times New Roman"/>
+                <w:i w:val="false"/>
+                <w:b w:val="true"/>
+                <w:u w:val="none"/>
+                <w:strike w:val="false"/>
+                <w:sz w:val="14"/>
+                <w:szCs w:val="14"/>
                 <w:color w:val="000000"/>
               </w:rPr>
               <w:t xml:space="preserve">1,5</w:t>
@@ -2066,28 +2066,28 @@
                 <w:left w:val="none" w:sz="0" w:space="0" w:color="000000"/>
                 <w:right w:val="none" w:sz="0" w:space="0" w:color="000000"/>
               </w:pBdr>
-              <w:spacing w:after="36" w:before="36" w:line="240"/>
-              <w:ind w:left="100" w:right="100" w:firstLine="0" w:firstLineChars="0"/>
-              <w:rPr>
-                <w:rFonts w:ascii="Times New Roman" w:hAnsi="Times New Roman" w:eastAsia="Times New Roman" w:cs="Times New Roman"/>
-                <w:i w:val="false"/>
-                <w:b w:val="true"/>
-                <w:u w:val="none"/>
-                <w:strike w:val="false"/>
-                <w:sz w:val="16"/>
-                <w:szCs w:val="16"/>
-                <w:color w:val="000000"/>
-              </w:rPr>
-            </w:pPr>
-            <w:r xmlns:w="http://schemas.openxmlformats.org/wordprocessingml/2006/main" xmlns:wp="http://schemas.openxmlformats.org/drawingml/2006/wordprocessingDrawing" xmlns:r="http://schemas.openxmlformats.org/officeDocument/2006/relationships" xmlns:w14="http://schemas.microsoft.com/office/word/2010/wordml">
-              <w:rPr>
-                <w:rFonts w:ascii="Times New Roman" w:hAnsi="Times New Roman" w:eastAsia="Times New Roman" w:cs="Times New Roman"/>
-                <w:i w:val="false"/>
-                <w:b w:val="true"/>
-                <w:u w:val="none"/>
-                <w:strike w:val="false"/>
-                <w:sz w:val="16"/>
-                <w:szCs w:val="16"/>
+              <w:spacing w:after="0" w:before="0" w:line="240"/>
+              <w:ind w:left="100" w:right="100" w:firstLine="0" w:firstLineChars="0"/>
+              <w:rPr>
+                <w:rFonts w:ascii="Times New Roman" w:hAnsi="Times New Roman" w:eastAsia="Times New Roman" w:cs="Times New Roman"/>
+                <w:i w:val="false"/>
+                <w:b w:val="true"/>
+                <w:u w:val="none"/>
+                <w:strike w:val="false"/>
+                <w:sz w:val="14"/>
+                <w:szCs w:val="14"/>
+                <w:color w:val="000000"/>
+              </w:rPr>
+            </w:pPr>
+            <w:r xmlns:w="http://schemas.openxmlformats.org/wordprocessingml/2006/main" xmlns:wp="http://schemas.openxmlformats.org/drawingml/2006/wordprocessingDrawing" xmlns:r="http://schemas.openxmlformats.org/officeDocument/2006/relationships" xmlns:w14="http://schemas.microsoft.com/office/word/2010/wordml">
+              <w:rPr>
+                <w:rFonts w:ascii="Times New Roman" w:hAnsi="Times New Roman" w:eastAsia="Times New Roman" w:cs="Times New Roman"/>
+                <w:i w:val="false"/>
+                <w:b w:val="true"/>
+                <w:u w:val="none"/>
+                <w:strike w:val="false"/>
+                <w:sz w:val="14"/>
+                <w:szCs w:val="14"/>
                 <w:color w:val="000000"/>
               </w:rPr>
               <w:t xml:space="preserve">2,8</w:t>
@@ -2120,28 +2120,28 @@
                 <w:left w:val="none" w:sz="0" w:space="0" w:color="000000"/>
                 <w:right w:val="none" w:sz="0" w:space="0" w:color="000000"/>
               </w:pBdr>
-              <w:spacing w:after="36" w:before="36" w:line="240"/>
-              <w:ind w:left="100" w:right="100" w:firstLine="0" w:firstLineChars="0"/>
-              <w:rPr>
-                <w:rFonts w:ascii="Times New Roman" w:hAnsi="Times New Roman" w:eastAsia="Times New Roman" w:cs="Times New Roman"/>
-                <w:i w:val="false"/>
-                <w:b w:val="true"/>
-                <w:u w:val="none"/>
-                <w:strike w:val="false"/>
-                <w:sz w:val="16"/>
-                <w:szCs w:val="16"/>
-                <w:color w:val="000000"/>
-              </w:rPr>
-            </w:pPr>
-            <w:r xmlns:w="http://schemas.openxmlformats.org/wordprocessingml/2006/main" xmlns:wp="http://schemas.openxmlformats.org/drawingml/2006/wordprocessingDrawing" xmlns:r="http://schemas.openxmlformats.org/officeDocument/2006/relationships" xmlns:w14="http://schemas.microsoft.com/office/word/2010/wordml">
-              <w:rPr>
-                <w:rFonts w:ascii="Times New Roman" w:hAnsi="Times New Roman" w:eastAsia="Times New Roman" w:cs="Times New Roman"/>
-                <w:i w:val="false"/>
-                <w:b w:val="true"/>
-                <w:u w:val="none"/>
-                <w:strike w:val="false"/>
-                <w:sz w:val="16"/>
-                <w:szCs w:val="16"/>
+              <w:spacing w:after="0" w:before="0" w:line="240"/>
+              <w:ind w:left="100" w:right="100" w:firstLine="0" w:firstLineChars="0"/>
+              <w:rPr>
+                <w:rFonts w:ascii="Times New Roman" w:hAnsi="Times New Roman" w:eastAsia="Times New Roman" w:cs="Times New Roman"/>
+                <w:i w:val="false"/>
+                <w:b w:val="true"/>
+                <w:u w:val="none"/>
+                <w:strike w:val="false"/>
+                <w:sz w:val="14"/>
+                <w:szCs w:val="14"/>
+                <w:color w:val="000000"/>
+              </w:rPr>
+            </w:pPr>
+            <w:r xmlns:w="http://schemas.openxmlformats.org/wordprocessingml/2006/main" xmlns:wp="http://schemas.openxmlformats.org/drawingml/2006/wordprocessingDrawing" xmlns:r="http://schemas.openxmlformats.org/officeDocument/2006/relationships" xmlns:w14="http://schemas.microsoft.com/office/word/2010/wordml">
+              <w:rPr>
+                <w:rFonts w:ascii="Times New Roman" w:hAnsi="Times New Roman" w:eastAsia="Times New Roman" w:cs="Times New Roman"/>
+                <w:i w:val="false"/>
+                <w:b w:val="true"/>
+                <w:u w:val="none"/>
+                <w:strike w:val="false"/>
+                <w:sz w:val="14"/>
+                <w:szCs w:val="14"/>
                 <w:color w:val="000000"/>
               </w:rPr>
               <w:t xml:space="preserve">130,4</w:t>
@@ -2174,28 +2174,28 @@
                 <w:left w:val="none" w:sz="0" w:space="0" w:color="000000"/>
                 <w:right w:val="none" w:sz="0" w:space="0" w:color="000000"/>
               </w:pBdr>
-              <w:spacing w:after="36" w:before="36" w:line="240"/>
-              <w:ind w:left="100" w:right="100" w:firstLine="0" w:firstLineChars="0"/>
-              <w:rPr>
-                <w:rFonts w:ascii="Times New Roman" w:hAnsi="Times New Roman" w:eastAsia="Times New Roman" w:cs="Times New Roman"/>
-                <w:i w:val="false"/>
-                <w:b w:val="true"/>
-                <w:u w:val="none"/>
-                <w:strike w:val="false"/>
-                <w:sz w:val="16"/>
-                <w:szCs w:val="16"/>
-                <w:color w:val="000000"/>
-              </w:rPr>
-            </w:pPr>
-            <w:r xmlns:w="http://schemas.openxmlformats.org/wordprocessingml/2006/main" xmlns:wp="http://schemas.openxmlformats.org/drawingml/2006/wordprocessingDrawing" xmlns:r="http://schemas.openxmlformats.org/officeDocument/2006/relationships" xmlns:w14="http://schemas.microsoft.com/office/word/2010/wordml">
-              <w:rPr>
-                <w:rFonts w:ascii="Times New Roman" w:hAnsi="Times New Roman" w:eastAsia="Times New Roman" w:cs="Times New Roman"/>
-                <w:i w:val="false"/>
-                <w:b w:val="true"/>
-                <w:u w:val="none"/>
-                <w:strike w:val="false"/>
-                <w:sz w:val="16"/>
-                <w:szCs w:val="16"/>
+              <w:spacing w:after="0" w:before="0" w:line="240"/>
+              <w:ind w:left="100" w:right="100" w:firstLine="0" w:firstLineChars="0"/>
+              <w:rPr>
+                <w:rFonts w:ascii="Times New Roman" w:hAnsi="Times New Roman" w:eastAsia="Times New Roman" w:cs="Times New Roman"/>
+                <w:i w:val="false"/>
+                <w:b w:val="true"/>
+                <w:u w:val="none"/>
+                <w:strike w:val="false"/>
+                <w:sz w:val="14"/>
+                <w:szCs w:val="14"/>
+                <w:color w:val="000000"/>
+              </w:rPr>
+            </w:pPr>
+            <w:r xmlns:w="http://schemas.openxmlformats.org/wordprocessingml/2006/main" xmlns:wp="http://schemas.openxmlformats.org/drawingml/2006/wordprocessingDrawing" xmlns:r="http://schemas.openxmlformats.org/officeDocument/2006/relationships" xmlns:w14="http://schemas.microsoft.com/office/word/2010/wordml">
+              <w:rPr>
+                <w:rFonts w:ascii="Times New Roman" w:hAnsi="Times New Roman" w:eastAsia="Times New Roman" w:cs="Times New Roman"/>
+                <w:i w:val="false"/>
+                <w:b w:val="true"/>
+                <w:u w:val="none"/>
+                <w:strike w:val="false"/>
+                <w:sz w:val="14"/>
+                <w:szCs w:val="14"/>
                 <w:color w:val="000000"/>
               </w:rPr>
               <w:t xml:space="preserve">126,8</w:t>
@@ -2228,28 +2228,28 @@
                 <w:left w:val="none" w:sz="0" w:space="0" w:color="000000"/>
                 <w:right w:val="none" w:sz="0" w:space="0" w:color="000000"/>
               </w:pBdr>
-              <w:spacing w:after="36" w:before="36" w:line="240"/>
-              <w:ind w:left="100" w:right="100" w:firstLine="0" w:firstLineChars="0"/>
-              <w:rPr>
-                <w:rFonts w:ascii="Times New Roman" w:hAnsi="Times New Roman" w:eastAsia="Times New Roman" w:cs="Times New Roman"/>
-                <w:i w:val="false"/>
-                <w:b w:val="true"/>
-                <w:u w:val="none"/>
-                <w:strike w:val="false"/>
-                <w:sz w:val="16"/>
-                <w:szCs w:val="16"/>
-                <w:color w:val="000000"/>
-              </w:rPr>
-            </w:pPr>
-            <w:r xmlns:w="http://schemas.openxmlformats.org/wordprocessingml/2006/main" xmlns:wp="http://schemas.openxmlformats.org/drawingml/2006/wordprocessingDrawing" xmlns:r="http://schemas.openxmlformats.org/officeDocument/2006/relationships" xmlns:w14="http://schemas.microsoft.com/office/word/2010/wordml">
-              <w:rPr>
-                <w:rFonts w:ascii="Times New Roman" w:hAnsi="Times New Roman" w:eastAsia="Times New Roman" w:cs="Times New Roman"/>
-                <w:i w:val="false"/>
-                <w:b w:val="true"/>
-                <w:u w:val="none"/>
-                <w:strike w:val="false"/>
-                <w:sz w:val="16"/>
-                <w:szCs w:val="16"/>
+              <w:spacing w:after="0" w:before="0" w:line="240"/>
+              <w:ind w:left="100" w:right="100" w:firstLine="0" w:firstLineChars="0"/>
+              <w:rPr>
+                <w:rFonts w:ascii="Times New Roman" w:hAnsi="Times New Roman" w:eastAsia="Times New Roman" w:cs="Times New Roman"/>
+                <w:i w:val="false"/>
+                <w:b w:val="true"/>
+                <w:u w:val="none"/>
+                <w:strike w:val="false"/>
+                <w:sz w:val="14"/>
+                <w:szCs w:val="14"/>
+                <w:color w:val="000000"/>
+              </w:rPr>
+            </w:pPr>
+            <w:r xmlns:w="http://schemas.openxmlformats.org/wordprocessingml/2006/main" xmlns:wp="http://schemas.openxmlformats.org/drawingml/2006/wordprocessingDrawing" xmlns:r="http://schemas.openxmlformats.org/officeDocument/2006/relationships" xmlns:w14="http://schemas.microsoft.com/office/word/2010/wordml">
+              <w:rPr>
+                <w:rFonts w:ascii="Times New Roman" w:hAnsi="Times New Roman" w:eastAsia="Times New Roman" w:cs="Times New Roman"/>
+                <w:i w:val="false"/>
+                <w:b w:val="true"/>
+                <w:u w:val="none"/>
+                <w:strike w:val="false"/>
+                <w:sz w:val="14"/>
+                <w:szCs w:val="14"/>
                 <w:color w:val="000000"/>
               </w:rPr>
               <w:t xml:space="preserve">127,6</w:t>
@@ -2282,28 +2282,28 @@
                 <w:left w:val="none" w:sz="0" w:space="0" w:color="000000"/>
                 <w:right w:val="none" w:sz="0" w:space="0" w:color="000000"/>
               </w:pBdr>
-              <w:spacing w:after="36" w:before="36" w:line="240"/>
-              <w:ind w:left="100" w:right="100" w:firstLine="0" w:firstLineChars="0"/>
-              <w:rPr>
-                <w:rFonts w:ascii="Times New Roman" w:hAnsi="Times New Roman" w:eastAsia="Times New Roman" w:cs="Times New Roman"/>
-                <w:i w:val="false"/>
-                <w:b w:val="true"/>
-                <w:u w:val="none"/>
-                <w:strike w:val="false"/>
-                <w:sz w:val="16"/>
-                <w:szCs w:val="16"/>
-                <w:color w:val="000000"/>
-              </w:rPr>
-            </w:pPr>
-            <w:r xmlns:w="http://schemas.openxmlformats.org/wordprocessingml/2006/main" xmlns:wp="http://schemas.openxmlformats.org/drawingml/2006/wordprocessingDrawing" xmlns:r="http://schemas.openxmlformats.org/officeDocument/2006/relationships" xmlns:w14="http://schemas.microsoft.com/office/word/2010/wordml">
-              <w:rPr>
-                <w:rFonts w:ascii="Times New Roman" w:hAnsi="Times New Roman" w:eastAsia="Times New Roman" w:cs="Times New Roman"/>
-                <w:i w:val="false"/>
-                <w:b w:val="true"/>
-                <w:u w:val="none"/>
-                <w:strike w:val="false"/>
-                <w:sz w:val="16"/>
-                <w:szCs w:val="16"/>
+              <w:spacing w:after="0" w:before="0" w:line="240"/>
+              <w:ind w:left="100" w:right="100" w:firstLine="0" w:firstLineChars="0"/>
+              <w:rPr>
+                <w:rFonts w:ascii="Times New Roman" w:hAnsi="Times New Roman" w:eastAsia="Times New Roman" w:cs="Times New Roman"/>
+                <w:i w:val="false"/>
+                <w:b w:val="true"/>
+                <w:u w:val="none"/>
+                <w:strike w:val="false"/>
+                <w:sz w:val="14"/>
+                <w:szCs w:val="14"/>
+                <w:color w:val="000000"/>
+              </w:rPr>
+            </w:pPr>
+            <w:r xmlns:w="http://schemas.openxmlformats.org/wordprocessingml/2006/main" xmlns:wp="http://schemas.openxmlformats.org/drawingml/2006/wordprocessingDrawing" xmlns:r="http://schemas.openxmlformats.org/officeDocument/2006/relationships" xmlns:w14="http://schemas.microsoft.com/office/word/2010/wordml">
+              <w:rPr>
+                <w:rFonts w:ascii="Times New Roman" w:hAnsi="Times New Roman" w:eastAsia="Times New Roman" w:cs="Times New Roman"/>
+                <w:i w:val="false"/>
+                <w:b w:val="true"/>
+                <w:u w:val="none"/>
+                <w:strike w:val="false"/>
+                <w:sz w:val="14"/>
+                <w:szCs w:val="14"/>
                 <w:color w:val="000000"/>
               </w:rPr>
               <w:t xml:space="preserve">128,5</w:t>
@@ -2336,28 +2336,28 @@
                 <w:left w:val="none" w:sz="0" w:space="0" w:color="000000"/>
                 <w:right w:val="none" w:sz="0" w:space="0" w:color="000000"/>
               </w:pBdr>
-              <w:spacing w:after="36" w:before="36" w:line="240"/>
-              <w:ind w:left="100" w:right="100" w:firstLine="0" w:firstLineChars="0"/>
-              <w:rPr>
-                <w:rFonts w:ascii="Times New Roman" w:hAnsi="Times New Roman" w:eastAsia="Times New Roman" w:cs="Times New Roman"/>
-                <w:i w:val="false"/>
-                <w:b w:val="true"/>
-                <w:u w:val="none"/>
-                <w:strike w:val="false"/>
-                <w:sz w:val="16"/>
-                <w:szCs w:val="16"/>
-                <w:color w:val="000000"/>
-              </w:rPr>
-            </w:pPr>
-            <w:r xmlns:w="http://schemas.openxmlformats.org/wordprocessingml/2006/main" xmlns:wp="http://schemas.openxmlformats.org/drawingml/2006/wordprocessingDrawing" xmlns:r="http://schemas.openxmlformats.org/officeDocument/2006/relationships" xmlns:w14="http://schemas.microsoft.com/office/word/2010/wordml">
-              <w:rPr>
-                <w:rFonts w:ascii="Times New Roman" w:hAnsi="Times New Roman" w:eastAsia="Times New Roman" w:cs="Times New Roman"/>
-                <w:i w:val="false"/>
-                <w:b w:val="true"/>
-                <w:u w:val="none"/>
-                <w:strike w:val="false"/>
-                <w:sz w:val="16"/>
-                <w:szCs w:val="16"/>
+              <w:spacing w:after="0" w:before="0" w:line="240"/>
+              <w:ind w:left="100" w:right="100" w:firstLine="0" w:firstLineChars="0"/>
+              <w:rPr>
+                <w:rFonts w:ascii="Times New Roman" w:hAnsi="Times New Roman" w:eastAsia="Times New Roman" w:cs="Times New Roman"/>
+                <w:i w:val="false"/>
+                <w:b w:val="true"/>
+                <w:u w:val="none"/>
+                <w:strike w:val="false"/>
+                <w:sz w:val="14"/>
+                <w:szCs w:val="14"/>
+                <w:color w:val="000000"/>
+              </w:rPr>
+            </w:pPr>
+            <w:r xmlns:w="http://schemas.openxmlformats.org/wordprocessingml/2006/main" xmlns:wp="http://schemas.openxmlformats.org/drawingml/2006/wordprocessingDrawing" xmlns:r="http://schemas.openxmlformats.org/officeDocument/2006/relationships" xmlns:w14="http://schemas.microsoft.com/office/word/2010/wordml">
+              <w:rPr>
+                <w:rFonts w:ascii="Times New Roman" w:hAnsi="Times New Roman" w:eastAsia="Times New Roman" w:cs="Times New Roman"/>
+                <w:i w:val="false"/>
+                <w:b w:val="true"/>
+                <w:u w:val="none"/>
+                <w:strike w:val="false"/>
+                <w:sz w:val="14"/>
+                <w:szCs w:val="14"/>
                 <w:color w:val="000000"/>
               </w:rPr>
               <w:t xml:space="preserve">131,6</w:t>
@@ -2390,28 +2390,28 @@
                 <w:left w:val="none" w:sz="0" w:space="0" w:color="000000"/>
                 <w:right w:val="none" w:sz="0" w:space="0" w:color="000000"/>
               </w:pBdr>
-              <w:spacing w:after="36" w:before="36" w:line="240"/>
-              <w:ind w:left="100" w:right="100" w:firstLine="0" w:firstLineChars="0"/>
-              <w:rPr>
-                <w:rFonts w:ascii="Times New Roman" w:hAnsi="Times New Roman" w:eastAsia="Times New Roman" w:cs="Times New Roman"/>
-                <w:i w:val="false"/>
-                <w:b w:val="true"/>
-                <w:u w:val="none"/>
-                <w:strike w:val="false"/>
-                <w:sz w:val="16"/>
-                <w:szCs w:val="16"/>
-                <w:color w:val="000000"/>
-              </w:rPr>
-            </w:pPr>
-            <w:r xmlns:w="http://schemas.openxmlformats.org/wordprocessingml/2006/main" xmlns:wp="http://schemas.openxmlformats.org/drawingml/2006/wordprocessingDrawing" xmlns:r="http://schemas.openxmlformats.org/officeDocument/2006/relationships" xmlns:w14="http://schemas.microsoft.com/office/word/2010/wordml">
-              <w:rPr>
-                <w:rFonts w:ascii="Times New Roman" w:hAnsi="Times New Roman" w:eastAsia="Times New Roman" w:cs="Times New Roman"/>
-                <w:i w:val="false"/>
-                <w:b w:val="true"/>
-                <w:u w:val="none"/>
-                <w:strike w:val="false"/>
-                <w:sz w:val="16"/>
-                <w:szCs w:val="16"/>
+              <w:spacing w:after="0" w:before="0" w:line="240"/>
+              <w:ind w:left="100" w:right="100" w:firstLine="0" w:firstLineChars="0"/>
+              <w:rPr>
+                <w:rFonts w:ascii="Times New Roman" w:hAnsi="Times New Roman" w:eastAsia="Times New Roman" w:cs="Times New Roman"/>
+                <w:i w:val="false"/>
+                <w:b w:val="true"/>
+                <w:u w:val="none"/>
+                <w:strike w:val="false"/>
+                <w:sz w:val="14"/>
+                <w:szCs w:val="14"/>
+                <w:color w:val="000000"/>
+              </w:rPr>
+            </w:pPr>
+            <w:r xmlns:w="http://schemas.openxmlformats.org/wordprocessingml/2006/main" xmlns:wp="http://schemas.openxmlformats.org/drawingml/2006/wordprocessingDrawing" xmlns:r="http://schemas.openxmlformats.org/officeDocument/2006/relationships" xmlns:w14="http://schemas.microsoft.com/office/word/2010/wordml">
+              <w:rPr>
+                <w:rFonts w:ascii="Times New Roman" w:hAnsi="Times New Roman" w:eastAsia="Times New Roman" w:cs="Times New Roman"/>
+                <w:i w:val="false"/>
+                <w:b w:val="true"/>
+                <w:u w:val="none"/>
+                <w:strike w:val="false"/>
+                <w:sz w:val="14"/>
+                <w:szCs w:val="14"/>
                 <w:color w:val="000000"/>
               </w:rPr>
               <w:t xml:space="preserve">34,708</w:t>
@@ -2444,28 +2444,28 @@
                 <w:left w:val="none" w:sz="0" w:space="0" w:color="000000"/>
                 <w:right w:val="none" w:sz="0" w:space="0" w:color="000000"/>
               </w:pBdr>
-              <w:spacing w:after="36" w:before="36" w:line="240"/>
-              <w:ind w:left="100" w:right="100" w:firstLine="0" w:firstLineChars="0"/>
-              <w:rPr>
-                <w:rFonts w:ascii="Times New Roman" w:hAnsi="Times New Roman" w:eastAsia="Times New Roman" w:cs="Times New Roman"/>
-                <w:i w:val="false"/>
-                <w:b w:val="true"/>
-                <w:u w:val="none"/>
-                <w:strike w:val="false"/>
-                <w:sz w:val="16"/>
-                <w:szCs w:val="16"/>
-                <w:color w:val="000000"/>
-              </w:rPr>
-            </w:pPr>
-            <w:r xmlns:w="http://schemas.openxmlformats.org/wordprocessingml/2006/main" xmlns:wp="http://schemas.openxmlformats.org/drawingml/2006/wordprocessingDrawing" xmlns:r="http://schemas.openxmlformats.org/officeDocument/2006/relationships" xmlns:w14="http://schemas.microsoft.com/office/word/2010/wordml">
-              <w:rPr>
-                <w:rFonts w:ascii="Times New Roman" w:hAnsi="Times New Roman" w:eastAsia="Times New Roman" w:cs="Times New Roman"/>
-                <w:i w:val="false"/>
-                <w:b w:val="true"/>
-                <w:u w:val="none"/>
-                <w:strike w:val="false"/>
-                <w:sz w:val="16"/>
-                <w:szCs w:val="16"/>
+              <w:spacing w:after="0" w:before="0" w:line="240"/>
+              <w:ind w:left="100" w:right="100" w:firstLine="0" w:firstLineChars="0"/>
+              <w:rPr>
+                <w:rFonts w:ascii="Times New Roman" w:hAnsi="Times New Roman" w:eastAsia="Times New Roman" w:cs="Times New Roman"/>
+                <w:i w:val="false"/>
+                <w:b w:val="true"/>
+                <w:u w:val="none"/>
+                <w:strike w:val="false"/>
+                <w:sz w:val="14"/>
+                <w:szCs w:val="14"/>
+                <w:color w:val="000000"/>
+              </w:rPr>
+            </w:pPr>
+            <w:r xmlns:w="http://schemas.openxmlformats.org/wordprocessingml/2006/main" xmlns:wp="http://schemas.openxmlformats.org/drawingml/2006/wordprocessingDrawing" xmlns:r="http://schemas.openxmlformats.org/officeDocument/2006/relationships" xmlns:w14="http://schemas.microsoft.com/office/word/2010/wordml">
+              <w:rPr>
+                <w:rFonts w:ascii="Times New Roman" w:hAnsi="Times New Roman" w:eastAsia="Times New Roman" w:cs="Times New Roman"/>
+                <w:i w:val="false"/>
+                <w:b w:val="true"/>
+                <w:u w:val="none"/>
+                <w:strike w:val="false"/>
+                <w:sz w:val="14"/>
+                <w:szCs w:val="14"/>
                 <w:color w:val="000000"/>
               </w:rPr>
               <w:t xml:space="preserve">01- المواد الغذائية والمشروبات غير الكحولية</w:t>
@@ -2504,28 +2504,28 @@
                 <w:left w:val="none" w:sz="0" w:space="0" w:color="000000"/>
                 <w:right w:val="none" w:sz="0" w:space="0" w:color="000000"/>
               </w:pBdr>
-              <w:spacing w:after="36" w:before="36" w:line="240"/>
-              <w:ind w:left="100" w:right="100" w:firstLine="0" w:firstLineChars="0"/>
-              <w:rPr>
-                <w:rFonts w:ascii="Times New Roman" w:hAnsi="Times New Roman" w:eastAsia="Times New Roman" w:cs="Times New Roman"/>
-                <w:i w:val="false"/>
-                <w:b w:val="true"/>
-                <w:u w:val="none"/>
-                <w:strike w:val="false"/>
-                <w:sz w:val="16"/>
-                <w:szCs w:val="16"/>
-                <w:color w:val="000000"/>
-              </w:rPr>
-            </w:pPr>
-            <w:r xmlns:w="http://schemas.openxmlformats.org/wordprocessingml/2006/main" xmlns:wp="http://schemas.openxmlformats.org/drawingml/2006/wordprocessingDrawing" xmlns:r="http://schemas.openxmlformats.org/officeDocument/2006/relationships" xmlns:w14="http://schemas.microsoft.com/office/word/2010/wordml">
-              <w:rPr>
-                <w:rFonts w:ascii="Times New Roman" w:hAnsi="Times New Roman" w:eastAsia="Times New Roman" w:cs="Times New Roman"/>
-                <w:i w:val="false"/>
-                <w:b w:val="true"/>
-                <w:u w:val="none"/>
-                <w:strike w:val="false"/>
-                <w:sz w:val="16"/>
-                <w:szCs w:val="16"/>
+              <w:spacing w:after="0" w:before="0" w:line="240"/>
+              <w:ind w:left="100" w:right="100" w:firstLine="0" w:firstLineChars="0"/>
+              <w:rPr>
+                <w:rFonts w:ascii="Times New Roman" w:hAnsi="Times New Roman" w:eastAsia="Times New Roman" w:cs="Times New Roman"/>
+                <w:i w:val="false"/>
+                <w:b w:val="true"/>
+                <w:u w:val="none"/>
+                <w:strike w:val="false"/>
+                <w:sz w:val="14"/>
+                <w:szCs w:val="14"/>
+                <w:color w:val="000000"/>
+              </w:rPr>
+            </w:pPr>
+            <w:r xmlns:w="http://schemas.openxmlformats.org/wordprocessingml/2006/main" xmlns:wp="http://schemas.openxmlformats.org/drawingml/2006/wordprocessingDrawing" xmlns:r="http://schemas.openxmlformats.org/officeDocument/2006/relationships" xmlns:w14="http://schemas.microsoft.com/office/word/2010/wordml">
+              <w:rPr>
+                <w:rFonts w:ascii="Times New Roman" w:hAnsi="Times New Roman" w:eastAsia="Times New Roman" w:cs="Times New Roman"/>
+                <w:i w:val="false"/>
+                <w:b w:val="true"/>
+                <w:u w:val="none"/>
+                <w:strike w:val="false"/>
+                <w:sz w:val="14"/>
+                <w:szCs w:val="14"/>
                 <w:color w:val="000000"/>
               </w:rPr>
               <w:t xml:space="preserve">3,7</w:t>
@@ -2558,28 +2558,28 @@
                 <w:left w:val="none" w:sz="0" w:space="0" w:color="000000"/>
                 <w:right w:val="none" w:sz="0" w:space="0" w:color="000000"/>
               </w:pBdr>
-              <w:spacing w:after="36" w:before="36" w:line="240"/>
-              <w:ind w:left="100" w:right="100" w:firstLine="0" w:firstLineChars="0"/>
-              <w:rPr>
-                <w:rFonts w:ascii="Times New Roman" w:hAnsi="Times New Roman" w:eastAsia="Times New Roman" w:cs="Times New Roman"/>
-                <w:i w:val="false"/>
-                <w:b w:val="true"/>
-                <w:u w:val="none"/>
-                <w:strike w:val="false"/>
-                <w:sz w:val="16"/>
-                <w:szCs w:val="16"/>
-                <w:color w:val="000000"/>
-              </w:rPr>
-            </w:pPr>
-            <w:r xmlns:w="http://schemas.openxmlformats.org/wordprocessingml/2006/main" xmlns:wp="http://schemas.openxmlformats.org/drawingml/2006/wordprocessingDrawing" xmlns:r="http://schemas.openxmlformats.org/officeDocument/2006/relationships" xmlns:w14="http://schemas.microsoft.com/office/word/2010/wordml">
-              <w:rPr>
-                <w:rFonts w:ascii="Times New Roman" w:hAnsi="Times New Roman" w:eastAsia="Times New Roman" w:cs="Times New Roman"/>
-                <w:i w:val="false"/>
-                <w:b w:val="true"/>
-                <w:u w:val="none"/>
-                <w:strike w:val="false"/>
-                <w:sz w:val="16"/>
-                <w:szCs w:val="16"/>
+              <w:spacing w:after="0" w:before="0" w:line="240"/>
+              <w:ind w:left="100" w:right="100" w:firstLine="0" w:firstLineChars="0"/>
+              <w:rPr>
+                <w:rFonts w:ascii="Times New Roman" w:hAnsi="Times New Roman" w:eastAsia="Times New Roman" w:cs="Times New Roman"/>
+                <w:i w:val="false"/>
+                <w:b w:val="true"/>
+                <w:u w:val="none"/>
+                <w:strike w:val="false"/>
+                <w:sz w:val="14"/>
+                <w:szCs w:val="14"/>
+                <w:color w:val="000000"/>
+              </w:rPr>
+            </w:pPr>
+            <w:r xmlns:w="http://schemas.openxmlformats.org/wordprocessingml/2006/main" xmlns:wp="http://schemas.openxmlformats.org/drawingml/2006/wordprocessingDrawing" xmlns:r="http://schemas.openxmlformats.org/officeDocument/2006/relationships" xmlns:w14="http://schemas.microsoft.com/office/word/2010/wordml">
+              <w:rPr>
+                <w:rFonts w:ascii="Times New Roman" w:hAnsi="Times New Roman" w:eastAsia="Times New Roman" w:cs="Times New Roman"/>
+                <w:i w:val="false"/>
+                <w:b w:val="true"/>
+                <w:u w:val="none"/>
+                <w:strike w:val="false"/>
+                <w:sz w:val="14"/>
+                <w:szCs w:val="14"/>
                 <w:color w:val="000000"/>
               </w:rPr>
               <w:t xml:space="preserve">3,0</w:t>
@@ -2612,28 +2612,28 @@
                 <w:left w:val="none" w:sz="0" w:space="0" w:color="000000"/>
                 <w:right w:val="none" w:sz="0" w:space="0" w:color="000000"/>
               </w:pBdr>
-              <w:spacing w:after="36" w:before="36" w:line="240"/>
-              <w:ind w:left="100" w:right="100" w:firstLine="0" w:firstLineChars="0"/>
-              <w:rPr>
-                <w:rFonts w:ascii="Times New Roman" w:hAnsi="Times New Roman" w:eastAsia="Times New Roman" w:cs="Times New Roman"/>
-                <w:i w:val="false"/>
-                <w:b w:val="true"/>
-                <w:u w:val="none"/>
-                <w:strike w:val="false"/>
-                <w:sz w:val="16"/>
-                <w:szCs w:val="16"/>
-                <w:color w:val="000000"/>
-              </w:rPr>
-            </w:pPr>
-            <w:r xmlns:w="http://schemas.openxmlformats.org/wordprocessingml/2006/main" xmlns:wp="http://schemas.openxmlformats.org/drawingml/2006/wordprocessingDrawing" xmlns:r="http://schemas.openxmlformats.org/officeDocument/2006/relationships" xmlns:w14="http://schemas.microsoft.com/office/word/2010/wordml">
-              <w:rPr>
-                <w:rFonts w:ascii="Times New Roman" w:hAnsi="Times New Roman" w:eastAsia="Times New Roman" w:cs="Times New Roman"/>
-                <w:i w:val="false"/>
-                <w:b w:val="true"/>
-                <w:u w:val="none"/>
-                <w:strike w:val="false"/>
-                <w:sz w:val="16"/>
-                <w:szCs w:val="16"/>
+              <w:spacing w:after="0" w:before="0" w:line="240"/>
+              <w:ind w:left="100" w:right="100" w:firstLine="0" w:firstLineChars="0"/>
+              <w:rPr>
+                <w:rFonts w:ascii="Times New Roman" w:hAnsi="Times New Roman" w:eastAsia="Times New Roman" w:cs="Times New Roman"/>
+                <w:i w:val="false"/>
+                <w:b w:val="true"/>
+                <w:u w:val="none"/>
+                <w:strike w:val="false"/>
+                <w:sz w:val="14"/>
+                <w:szCs w:val="14"/>
+                <w:color w:val="000000"/>
+              </w:rPr>
+            </w:pPr>
+            <w:r xmlns:w="http://schemas.openxmlformats.org/wordprocessingml/2006/main" xmlns:wp="http://schemas.openxmlformats.org/drawingml/2006/wordprocessingDrawing" xmlns:r="http://schemas.openxmlformats.org/officeDocument/2006/relationships" xmlns:w14="http://schemas.microsoft.com/office/word/2010/wordml">
+              <w:rPr>
+                <w:rFonts w:ascii="Times New Roman" w:hAnsi="Times New Roman" w:eastAsia="Times New Roman" w:cs="Times New Roman"/>
+                <w:i w:val="false"/>
+                <w:b w:val="true"/>
+                <w:u w:val="none"/>
+                <w:strike w:val="false"/>
+                <w:sz w:val="14"/>
+                <w:szCs w:val="14"/>
                 <w:color w:val="000000"/>
               </w:rPr>
               <w:t xml:space="preserve">0,0</w:t>
@@ -2666,28 +2666,28 @@
                 <w:left w:val="none" w:sz="0" w:space="0" w:color="000000"/>
                 <w:right w:val="none" w:sz="0" w:space="0" w:color="000000"/>
               </w:pBdr>
-              <w:spacing w:after="36" w:before="36" w:line="240"/>
-              <w:ind w:left="100" w:right="100" w:firstLine="0" w:firstLineChars="0"/>
-              <w:rPr>
-                <w:rFonts w:ascii="Times New Roman" w:hAnsi="Times New Roman" w:eastAsia="Times New Roman" w:cs="Times New Roman"/>
-                <w:i w:val="false"/>
-                <w:b w:val="true"/>
-                <w:u w:val="none"/>
-                <w:strike w:val="false"/>
-                <w:sz w:val="16"/>
-                <w:szCs w:val="16"/>
-                <w:color w:val="000000"/>
-              </w:rPr>
-            </w:pPr>
-            <w:r xmlns:w="http://schemas.openxmlformats.org/wordprocessingml/2006/main" xmlns:wp="http://schemas.openxmlformats.org/drawingml/2006/wordprocessingDrawing" xmlns:r="http://schemas.openxmlformats.org/officeDocument/2006/relationships" xmlns:w14="http://schemas.microsoft.com/office/word/2010/wordml">
-              <w:rPr>
-                <w:rFonts w:ascii="Times New Roman" w:hAnsi="Times New Roman" w:eastAsia="Times New Roman" w:cs="Times New Roman"/>
-                <w:i w:val="false"/>
-                <w:b w:val="true"/>
-                <w:u w:val="none"/>
-                <w:strike w:val="false"/>
-                <w:sz w:val="16"/>
-                <w:szCs w:val="16"/>
+              <w:spacing w:after="0" w:before="0" w:line="240"/>
+              <w:ind w:left="100" w:right="100" w:firstLine="0" w:firstLineChars="0"/>
+              <w:rPr>
+                <w:rFonts w:ascii="Times New Roman" w:hAnsi="Times New Roman" w:eastAsia="Times New Roman" w:cs="Times New Roman"/>
+                <w:i w:val="false"/>
+                <w:b w:val="true"/>
+                <w:u w:val="none"/>
+                <w:strike w:val="false"/>
+                <w:sz w:val="14"/>
+                <w:szCs w:val="14"/>
+                <w:color w:val="000000"/>
+              </w:rPr>
+            </w:pPr>
+            <w:r xmlns:w="http://schemas.openxmlformats.org/wordprocessingml/2006/main" xmlns:wp="http://schemas.openxmlformats.org/drawingml/2006/wordprocessingDrawing" xmlns:r="http://schemas.openxmlformats.org/officeDocument/2006/relationships" xmlns:w14="http://schemas.microsoft.com/office/word/2010/wordml">
+              <w:rPr>
+                <w:rFonts w:ascii="Times New Roman" w:hAnsi="Times New Roman" w:eastAsia="Times New Roman" w:cs="Times New Roman"/>
+                <w:i w:val="false"/>
+                <w:b w:val="true"/>
+                <w:u w:val="none"/>
+                <w:strike w:val="false"/>
+                <w:sz w:val="14"/>
+                <w:szCs w:val="14"/>
                 <w:color w:val="000000"/>
               </w:rPr>
               <w:t xml:space="preserve">149,7</w:t>
@@ -2720,28 +2720,28 @@
                 <w:left w:val="none" w:sz="0" w:space="0" w:color="000000"/>
                 <w:right w:val="none" w:sz="0" w:space="0" w:color="000000"/>
               </w:pBdr>
-              <w:spacing w:after="36" w:before="36" w:line="240"/>
-              <w:ind w:left="100" w:right="100" w:firstLine="0" w:firstLineChars="0"/>
-              <w:rPr>
-                <w:rFonts w:ascii="Times New Roman" w:hAnsi="Times New Roman" w:eastAsia="Times New Roman" w:cs="Times New Roman"/>
-                <w:i w:val="false"/>
-                <w:b w:val="true"/>
-                <w:u w:val="none"/>
-                <w:strike w:val="false"/>
-                <w:sz w:val="16"/>
-                <w:szCs w:val="16"/>
-                <w:color w:val="000000"/>
-              </w:rPr>
-            </w:pPr>
-            <w:r xmlns:w="http://schemas.openxmlformats.org/wordprocessingml/2006/main" xmlns:wp="http://schemas.openxmlformats.org/drawingml/2006/wordprocessingDrawing" xmlns:r="http://schemas.openxmlformats.org/officeDocument/2006/relationships" xmlns:w14="http://schemas.microsoft.com/office/word/2010/wordml">
-              <w:rPr>
-                <w:rFonts w:ascii="Times New Roman" w:hAnsi="Times New Roman" w:eastAsia="Times New Roman" w:cs="Times New Roman"/>
-                <w:i w:val="false"/>
-                <w:b w:val="true"/>
-                <w:u w:val="none"/>
-                <w:strike w:val="false"/>
-                <w:sz w:val="16"/>
-                <w:szCs w:val="16"/>
+              <w:spacing w:after="0" w:before="0" w:line="240"/>
+              <w:ind w:left="100" w:right="100" w:firstLine="0" w:firstLineChars="0"/>
+              <w:rPr>
+                <w:rFonts w:ascii="Times New Roman" w:hAnsi="Times New Roman" w:eastAsia="Times New Roman" w:cs="Times New Roman"/>
+                <w:i w:val="false"/>
+                <w:b w:val="true"/>
+                <w:u w:val="none"/>
+                <w:strike w:val="false"/>
+                <w:sz w:val="14"/>
+                <w:szCs w:val="14"/>
+                <w:color w:val="000000"/>
+              </w:rPr>
+            </w:pPr>
+            <w:r xmlns:w="http://schemas.openxmlformats.org/wordprocessingml/2006/main" xmlns:wp="http://schemas.openxmlformats.org/drawingml/2006/wordprocessingDrawing" xmlns:r="http://schemas.openxmlformats.org/officeDocument/2006/relationships" xmlns:w14="http://schemas.microsoft.com/office/word/2010/wordml">
+              <w:rPr>
+                <w:rFonts w:ascii="Times New Roman" w:hAnsi="Times New Roman" w:eastAsia="Times New Roman" w:cs="Times New Roman"/>
+                <w:i w:val="false"/>
+                <w:b w:val="true"/>
+                <w:u w:val="none"/>
+                <w:strike w:val="false"/>
+                <w:sz w:val="14"/>
+                <w:szCs w:val="14"/>
                 <w:color w:val="000000"/>
               </w:rPr>
               <w:t xml:space="preserve">149,7</w:t>
@@ -2774,28 +2774,28 @@
                 <w:left w:val="none" w:sz="0" w:space="0" w:color="000000"/>
                 <w:right w:val="none" w:sz="0" w:space="0" w:color="000000"/>
               </w:pBdr>
-              <w:spacing w:after="36" w:before="36" w:line="240"/>
-              <w:ind w:left="100" w:right="100" w:firstLine="0" w:firstLineChars="0"/>
-              <w:rPr>
-                <w:rFonts w:ascii="Times New Roman" w:hAnsi="Times New Roman" w:eastAsia="Times New Roman" w:cs="Times New Roman"/>
-                <w:i w:val="false"/>
-                <w:b w:val="true"/>
-                <w:u w:val="none"/>
-                <w:strike w:val="false"/>
-                <w:sz w:val="16"/>
-                <w:szCs w:val="16"/>
-                <w:color w:val="000000"/>
-              </w:rPr>
-            </w:pPr>
-            <w:r xmlns:w="http://schemas.openxmlformats.org/wordprocessingml/2006/main" xmlns:wp="http://schemas.openxmlformats.org/drawingml/2006/wordprocessingDrawing" xmlns:r="http://schemas.openxmlformats.org/officeDocument/2006/relationships" xmlns:w14="http://schemas.microsoft.com/office/word/2010/wordml">
-              <w:rPr>
-                <w:rFonts w:ascii="Times New Roman" w:hAnsi="Times New Roman" w:eastAsia="Times New Roman" w:cs="Times New Roman"/>
-                <w:i w:val="false"/>
-                <w:b w:val="true"/>
-                <w:u w:val="none"/>
-                <w:strike w:val="false"/>
-                <w:sz w:val="16"/>
-                <w:szCs w:val="16"/>
+              <w:spacing w:after="0" w:before="0" w:line="240"/>
+              <w:ind w:left="100" w:right="100" w:firstLine="0" w:firstLineChars="0"/>
+              <w:rPr>
+                <w:rFonts w:ascii="Times New Roman" w:hAnsi="Times New Roman" w:eastAsia="Times New Roman" w:cs="Times New Roman"/>
+                <w:i w:val="false"/>
+                <w:b w:val="true"/>
+                <w:u w:val="none"/>
+                <w:strike w:val="false"/>
+                <w:sz w:val="14"/>
+                <w:szCs w:val="14"/>
+                <w:color w:val="000000"/>
+              </w:rPr>
+            </w:pPr>
+            <w:r xmlns:w="http://schemas.openxmlformats.org/wordprocessingml/2006/main" xmlns:wp="http://schemas.openxmlformats.org/drawingml/2006/wordprocessingDrawing" xmlns:r="http://schemas.openxmlformats.org/officeDocument/2006/relationships" xmlns:w14="http://schemas.microsoft.com/office/word/2010/wordml">
+              <w:rPr>
+                <w:rFonts w:ascii="Times New Roman" w:hAnsi="Times New Roman" w:eastAsia="Times New Roman" w:cs="Times New Roman"/>
+                <w:i w:val="false"/>
+                <w:b w:val="true"/>
+                <w:u w:val="none"/>
+                <w:strike w:val="false"/>
+                <w:sz w:val="14"/>
+                <w:szCs w:val="14"/>
                 <w:color w:val="000000"/>
               </w:rPr>
               <w:t xml:space="preserve">145,4</w:t>
@@ -2828,28 +2828,28 @@
                 <w:left w:val="none" w:sz="0" w:space="0" w:color="000000"/>
                 <w:right w:val="none" w:sz="0" w:space="0" w:color="000000"/>
               </w:pBdr>
-              <w:spacing w:after="36" w:before="36" w:line="240"/>
-              <w:ind w:left="100" w:right="100" w:firstLine="0" w:firstLineChars="0"/>
-              <w:rPr>
-                <w:rFonts w:ascii="Times New Roman" w:hAnsi="Times New Roman" w:eastAsia="Times New Roman" w:cs="Times New Roman"/>
-                <w:i w:val="false"/>
-                <w:b w:val="true"/>
-                <w:u w:val="none"/>
-                <w:strike w:val="false"/>
-                <w:sz w:val="16"/>
-                <w:szCs w:val="16"/>
-                <w:color w:val="000000"/>
-              </w:rPr>
-            </w:pPr>
-            <w:r xmlns:w="http://schemas.openxmlformats.org/wordprocessingml/2006/main" xmlns:wp="http://schemas.openxmlformats.org/drawingml/2006/wordprocessingDrawing" xmlns:r="http://schemas.openxmlformats.org/officeDocument/2006/relationships" xmlns:w14="http://schemas.microsoft.com/office/word/2010/wordml">
-              <w:rPr>
-                <w:rFonts w:ascii="Times New Roman" w:hAnsi="Times New Roman" w:eastAsia="Times New Roman" w:cs="Times New Roman"/>
-                <w:i w:val="false"/>
-                <w:b w:val="true"/>
-                <w:u w:val="none"/>
-                <w:strike w:val="false"/>
-                <w:sz w:val="16"/>
-                <w:szCs w:val="16"/>
+              <w:spacing w:after="0" w:before="0" w:line="240"/>
+              <w:ind w:left="100" w:right="100" w:firstLine="0" w:firstLineChars="0"/>
+              <w:rPr>
+                <w:rFonts w:ascii="Times New Roman" w:hAnsi="Times New Roman" w:eastAsia="Times New Roman" w:cs="Times New Roman"/>
+                <w:i w:val="false"/>
+                <w:b w:val="true"/>
+                <w:u w:val="none"/>
+                <w:strike w:val="false"/>
+                <w:sz w:val="14"/>
+                <w:szCs w:val="14"/>
+                <w:color w:val="000000"/>
+              </w:rPr>
+            </w:pPr>
+            <w:r xmlns:w="http://schemas.openxmlformats.org/wordprocessingml/2006/main" xmlns:wp="http://schemas.openxmlformats.org/drawingml/2006/wordprocessingDrawing" xmlns:r="http://schemas.openxmlformats.org/officeDocument/2006/relationships" xmlns:w14="http://schemas.microsoft.com/office/word/2010/wordml">
+              <w:rPr>
+                <w:rFonts w:ascii="Times New Roman" w:hAnsi="Times New Roman" w:eastAsia="Times New Roman" w:cs="Times New Roman"/>
+                <w:i w:val="false"/>
+                <w:b w:val="true"/>
+                <w:u w:val="none"/>
+                <w:strike w:val="false"/>
+                <w:sz w:val="14"/>
+                <w:szCs w:val="14"/>
                 <w:color w:val="000000"/>
               </w:rPr>
               <w:t xml:space="preserve">145,4</w:t>
@@ -2882,28 +2882,28 @@
                 <w:left w:val="none" w:sz="0" w:space="0" w:color="000000"/>
                 <w:right w:val="none" w:sz="0" w:space="0" w:color="000000"/>
               </w:pBdr>
-              <w:spacing w:after="36" w:before="36" w:line="240"/>
-              <w:ind w:left="100" w:right="100" w:firstLine="0" w:firstLineChars="0"/>
-              <w:rPr>
-                <w:rFonts w:ascii="Times New Roman" w:hAnsi="Times New Roman" w:eastAsia="Times New Roman" w:cs="Times New Roman"/>
-                <w:i w:val="false"/>
-                <w:b w:val="true"/>
-                <w:u w:val="none"/>
-                <w:strike w:val="false"/>
-                <w:sz w:val="16"/>
-                <w:szCs w:val="16"/>
-                <w:color w:val="000000"/>
-              </w:rPr>
-            </w:pPr>
-            <w:r xmlns:w="http://schemas.openxmlformats.org/wordprocessingml/2006/main" xmlns:wp="http://schemas.openxmlformats.org/drawingml/2006/wordprocessingDrawing" xmlns:r="http://schemas.openxmlformats.org/officeDocument/2006/relationships" xmlns:w14="http://schemas.microsoft.com/office/word/2010/wordml">
-              <w:rPr>
-                <w:rFonts w:ascii="Times New Roman" w:hAnsi="Times New Roman" w:eastAsia="Times New Roman" w:cs="Times New Roman"/>
-                <w:i w:val="false"/>
-                <w:b w:val="true"/>
-                <w:u w:val="none"/>
-                <w:strike w:val="false"/>
-                <w:sz w:val="16"/>
-                <w:szCs w:val="16"/>
+              <w:spacing w:after="0" w:before="0" w:line="240"/>
+              <w:ind w:left="100" w:right="100" w:firstLine="0" w:firstLineChars="0"/>
+              <w:rPr>
+                <w:rFonts w:ascii="Times New Roman" w:hAnsi="Times New Roman" w:eastAsia="Times New Roman" w:cs="Times New Roman"/>
+                <w:i w:val="false"/>
+                <w:b w:val="true"/>
+                <w:u w:val="none"/>
+                <w:strike w:val="false"/>
+                <w:sz w:val="14"/>
+                <w:szCs w:val="14"/>
+                <w:color w:val="000000"/>
+              </w:rPr>
+            </w:pPr>
+            <w:r xmlns:w="http://schemas.openxmlformats.org/wordprocessingml/2006/main" xmlns:wp="http://schemas.openxmlformats.org/drawingml/2006/wordprocessingDrawing" xmlns:r="http://schemas.openxmlformats.org/officeDocument/2006/relationships" xmlns:w14="http://schemas.microsoft.com/office/word/2010/wordml">
+              <w:rPr>
+                <w:rFonts w:ascii="Times New Roman" w:hAnsi="Times New Roman" w:eastAsia="Times New Roman" w:cs="Times New Roman"/>
+                <w:i w:val="false"/>
+                <w:b w:val="true"/>
+                <w:u w:val="none"/>
+                <w:strike w:val="false"/>
+                <w:sz w:val="14"/>
+                <w:szCs w:val="14"/>
                 <w:color w:val="000000"/>
               </w:rPr>
               <w:t xml:space="preserve">144,4</w:t>
@@ -2936,28 +2936,28 @@
                 <w:left w:val="none" w:sz="0" w:space="0" w:color="000000"/>
                 <w:right w:val="none" w:sz="0" w:space="0" w:color="000000"/>
               </w:pBdr>
-              <w:spacing w:after="36" w:before="36" w:line="240"/>
-              <w:ind w:left="100" w:right="100" w:firstLine="0" w:firstLineChars="0"/>
-              <w:rPr>
-                <w:rFonts w:ascii="Times New Roman" w:hAnsi="Times New Roman" w:eastAsia="Times New Roman" w:cs="Times New Roman"/>
-                <w:i w:val="false"/>
-                <w:b w:val="true"/>
-                <w:u w:val="none"/>
-                <w:strike w:val="false"/>
-                <w:sz w:val="16"/>
-                <w:szCs w:val="16"/>
-                <w:color w:val="000000"/>
-              </w:rPr>
-            </w:pPr>
-            <w:r xmlns:w="http://schemas.openxmlformats.org/wordprocessingml/2006/main" xmlns:wp="http://schemas.openxmlformats.org/drawingml/2006/wordprocessingDrawing" xmlns:r="http://schemas.openxmlformats.org/officeDocument/2006/relationships" xmlns:w14="http://schemas.microsoft.com/office/word/2010/wordml">
-              <w:rPr>
-                <w:rFonts w:ascii="Times New Roman" w:hAnsi="Times New Roman" w:eastAsia="Times New Roman" w:cs="Times New Roman"/>
-                <w:i w:val="false"/>
-                <w:b w:val="true"/>
-                <w:u w:val="none"/>
-                <w:strike w:val="false"/>
-                <w:sz w:val="16"/>
-                <w:szCs w:val="16"/>
+              <w:spacing w:after="0" w:before="0" w:line="240"/>
+              <w:ind w:left="100" w:right="100" w:firstLine="0" w:firstLineChars="0"/>
+              <w:rPr>
+                <w:rFonts w:ascii="Times New Roman" w:hAnsi="Times New Roman" w:eastAsia="Times New Roman" w:cs="Times New Roman"/>
+                <w:i w:val="false"/>
+                <w:b w:val="true"/>
+                <w:u w:val="none"/>
+                <w:strike w:val="false"/>
+                <w:sz w:val="14"/>
+                <w:szCs w:val="14"/>
+                <w:color w:val="000000"/>
+              </w:rPr>
+            </w:pPr>
+            <w:r xmlns:w="http://schemas.openxmlformats.org/wordprocessingml/2006/main" xmlns:wp="http://schemas.openxmlformats.org/drawingml/2006/wordprocessingDrawing" xmlns:r="http://schemas.openxmlformats.org/officeDocument/2006/relationships" xmlns:w14="http://schemas.microsoft.com/office/word/2010/wordml">
+              <w:rPr>
+                <w:rFonts w:ascii="Times New Roman" w:hAnsi="Times New Roman" w:eastAsia="Times New Roman" w:cs="Times New Roman"/>
+                <w:i w:val="false"/>
+                <w:b w:val="true"/>
+                <w:u w:val="none"/>
+                <w:strike w:val="false"/>
+                <w:sz w:val="14"/>
+                <w:szCs w:val="14"/>
                 <w:color w:val="000000"/>
               </w:rPr>
               <w:t xml:space="preserve">1,407</w:t>
@@ -2990,28 +2990,28 @@
                 <w:left w:val="none" w:sz="0" w:space="0" w:color="000000"/>
                 <w:right w:val="none" w:sz="0" w:space="0" w:color="000000"/>
               </w:pBdr>
-              <w:spacing w:after="36" w:before="36" w:line="240"/>
-              <w:ind w:left="100" w:right="100" w:firstLine="0" w:firstLineChars="0"/>
-              <w:rPr>
-                <w:rFonts w:ascii="Times New Roman" w:hAnsi="Times New Roman" w:eastAsia="Times New Roman" w:cs="Times New Roman"/>
-                <w:i w:val="false"/>
-                <w:b w:val="true"/>
-                <w:u w:val="none"/>
-                <w:strike w:val="false"/>
-                <w:sz w:val="16"/>
-                <w:szCs w:val="16"/>
-                <w:color w:val="000000"/>
-              </w:rPr>
-            </w:pPr>
-            <w:r xmlns:w="http://schemas.openxmlformats.org/wordprocessingml/2006/main" xmlns:wp="http://schemas.openxmlformats.org/drawingml/2006/wordprocessingDrawing" xmlns:r="http://schemas.openxmlformats.org/officeDocument/2006/relationships" xmlns:w14="http://schemas.microsoft.com/office/word/2010/wordml">
-              <w:rPr>
-                <w:rFonts w:ascii="Times New Roman" w:hAnsi="Times New Roman" w:eastAsia="Times New Roman" w:cs="Times New Roman"/>
-                <w:i w:val="false"/>
-                <w:b w:val="true"/>
-                <w:u w:val="none"/>
-                <w:strike w:val="false"/>
-                <w:sz w:val="16"/>
-                <w:szCs w:val="16"/>
+              <w:spacing w:after="0" w:before="0" w:line="240"/>
+              <w:ind w:left="100" w:right="100" w:firstLine="0" w:firstLineChars="0"/>
+              <w:rPr>
+                <w:rFonts w:ascii="Times New Roman" w:hAnsi="Times New Roman" w:eastAsia="Times New Roman" w:cs="Times New Roman"/>
+                <w:i w:val="false"/>
+                <w:b w:val="true"/>
+                <w:u w:val="none"/>
+                <w:strike w:val="false"/>
+                <w:sz w:val="14"/>
+                <w:szCs w:val="14"/>
+                <w:color w:val="000000"/>
+              </w:rPr>
+            </w:pPr>
+            <w:r xmlns:w="http://schemas.openxmlformats.org/wordprocessingml/2006/main" xmlns:wp="http://schemas.openxmlformats.org/drawingml/2006/wordprocessingDrawing" xmlns:r="http://schemas.openxmlformats.org/officeDocument/2006/relationships" xmlns:w14="http://schemas.microsoft.com/office/word/2010/wordml">
+              <w:rPr>
+                <w:rFonts w:ascii="Times New Roman" w:hAnsi="Times New Roman" w:eastAsia="Times New Roman" w:cs="Times New Roman"/>
+                <w:i w:val="false"/>
+                <w:b w:val="true"/>
+                <w:u w:val="none"/>
+                <w:strike w:val="false"/>
+                <w:sz w:val="14"/>
+                <w:szCs w:val="14"/>
                 <w:color w:val="000000"/>
               </w:rPr>
               <w:t xml:space="preserve">02- المشروبات الكحولية والتبغ</w:t>
@@ -3050,28 +3050,28 @@
                 <w:left w:val="none" w:sz="0" w:space="0" w:color="000000"/>
                 <w:right w:val="none" w:sz="0" w:space="0" w:color="000000"/>
               </w:pBdr>
-              <w:spacing w:after="36" w:before="36" w:line="240"/>
-              <w:ind w:left="100" w:right="100" w:firstLine="0" w:firstLineChars="0"/>
-              <w:rPr>
-                <w:rFonts w:ascii="Times New Roman" w:hAnsi="Times New Roman" w:eastAsia="Times New Roman" w:cs="Times New Roman"/>
-                <w:i w:val="false"/>
-                <w:b w:val="true"/>
-                <w:u w:val="none"/>
-                <w:strike w:val="false"/>
-                <w:sz w:val="16"/>
-                <w:szCs w:val="16"/>
-                <w:color w:val="000000"/>
-              </w:rPr>
-            </w:pPr>
-            <w:r xmlns:w="http://schemas.openxmlformats.org/wordprocessingml/2006/main" xmlns:wp="http://schemas.openxmlformats.org/drawingml/2006/wordprocessingDrawing" xmlns:r="http://schemas.openxmlformats.org/officeDocument/2006/relationships" xmlns:w14="http://schemas.microsoft.com/office/word/2010/wordml">
-              <w:rPr>
-                <w:rFonts w:ascii="Times New Roman" w:hAnsi="Times New Roman" w:eastAsia="Times New Roman" w:cs="Times New Roman"/>
-                <w:i w:val="false"/>
-                <w:b w:val="true"/>
-                <w:u w:val="none"/>
-                <w:strike w:val="false"/>
-                <w:sz w:val="16"/>
-                <w:szCs w:val="16"/>
+              <w:spacing w:after="0" w:before="0" w:line="240"/>
+              <w:ind w:left="100" w:right="100" w:firstLine="0" w:firstLineChars="0"/>
+              <w:rPr>
+                <w:rFonts w:ascii="Times New Roman" w:hAnsi="Times New Roman" w:eastAsia="Times New Roman" w:cs="Times New Roman"/>
+                <w:i w:val="false"/>
+                <w:b w:val="true"/>
+                <w:u w:val="none"/>
+                <w:strike w:val="false"/>
+                <w:sz w:val="14"/>
+                <w:szCs w:val="14"/>
+                <w:color w:val="000000"/>
+              </w:rPr>
+            </w:pPr>
+            <w:r xmlns:w="http://schemas.openxmlformats.org/wordprocessingml/2006/main" xmlns:wp="http://schemas.openxmlformats.org/drawingml/2006/wordprocessingDrawing" xmlns:r="http://schemas.openxmlformats.org/officeDocument/2006/relationships" xmlns:w14="http://schemas.microsoft.com/office/word/2010/wordml">
+              <w:rPr>
+                <w:rFonts w:ascii="Times New Roman" w:hAnsi="Times New Roman" w:eastAsia="Times New Roman" w:cs="Times New Roman"/>
+                <w:i w:val="false"/>
+                <w:b w:val="true"/>
+                <w:u w:val="none"/>
+                <w:strike w:val="false"/>
+                <w:sz w:val="14"/>
+                <w:szCs w:val="14"/>
                 <w:color w:val="000000"/>
               </w:rPr>
               <w:t xml:space="preserve">1,3</w:t>
@@ -3104,28 +3104,28 @@
                 <w:left w:val="none" w:sz="0" w:space="0" w:color="000000"/>
                 <w:right w:val="none" w:sz="0" w:space="0" w:color="000000"/>
               </w:pBdr>
-              <w:spacing w:after="36" w:before="36" w:line="240"/>
-              <w:ind w:left="100" w:right="100" w:firstLine="0" w:firstLineChars="0"/>
-              <w:rPr>
-                <w:rFonts w:ascii="Times New Roman" w:hAnsi="Times New Roman" w:eastAsia="Times New Roman" w:cs="Times New Roman"/>
-                <w:i w:val="false"/>
-                <w:b w:val="true"/>
-                <w:u w:val="none"/>
-                <w:strike w:val="false"/>
-                <w:sz w:val="16"/>
-                <w:szCs w:val="16"/>
-                <w:color w:val="000000"/>
-              </w:rPr>
-            </w:pPr>
-            <w:r xmlns:w="http://schemas.openxmlformats.org/wordprocessingml/2006/main" xmlns:wp="http://schemas.openxmlformats.org/drawingml/2006/wordprocessingDrawing" xmlns:r="http://schemas.openxmlformats.org/officeDocument/2006/relationships" xmlns:w14="http://schemas.microsoft.com/office/word/2010/wordml">
-              <w:rPr>
-                <w:rFonts w:ascii="Times New Roman" w:hAnsi="Times New Roman" w:eastAsia="Times New Roman" w:cs="Times New Roman"/>
-                <w:i w:val="false"/>
-                <w:b w:val="true"/>
-                <w:u w:val="none"/>
-                <w:strike w:val="false"/>
-                <w:sz w:val="16"/>
-                <w:szCs w:val="16"/>
+              <w:spacing w:after="0" w:before="0" w:line="240"/>
+              <w:ind w:left="100" w:right="100" w:firstLine="0" w:firstLineChars="0"/>
+              <w:rPr>
+                <w:rFonts w:ascii="Times New Roman" w:hAnsi="Times New Roman" w:eastAsia="Times New Roman" w:cs="Times New Roman"/>
+                <w:i w:val="false"/>
+                <w:b w:val="true"/>
+                <w:u w:val="none"/>
+                <w:strike w:val="false"/>
+                <w:sz w:val="14"/>
+                <w:szCs w:val="14"/>
+                <w:color w:val="000000"/>
+              </w:rPr>
+            </w:pPr>
+            <w:r xmlns:w="http://schemas.openxmlformats.org/wordprocessingml/2006/main" xmlns:wp="http://schemas.openxmlformats.org/drawingml/2006/wordprocessingDrawing" xmlns:r="http://schemas.openxmlformats.org/officeDocument/2006/relationships" xmlns:w14="http://schemas.microsoft.com/office/word/2010/wordml">
+              <w:rPr>
+                <w:rFonts w:ascii="Times New Roman" w:hAnsi="Times New Roman" w:eastAsia="Times New Roman" w:cs="Times New Roman"/>
+                <w:i w:val="false"/>
+                <w:b w:val="true"/>
+                <w:u w:val="none"/>
+                <w:strike w:val="false"/>
+                <w:sz w:val="14"/>
+                <w:szCs w:val="14"/>
                 <w:color w:val="000000"/>
               </w:rPr>
               <w:t xml:space="preserve">0,6</w:t>
@@ -3158,28 +3158,28 @@
                 <w:left w:val="none" w:sz="0" w:space="0" w:color="000000"/>
                 <w:right w:val="none" w:sz="0" w:space="0" w:color="000000"/>
               </w:pBdr>
-              <w:spacing w:after="36" w:before="36" w:line="240"/>
-              <w:ind w:left="100" w:right="100" w:firstLine="0" w:firstLineChars="0"/>
-              <w:rPr>
-                <w:rFonts w:ascii="Times New Roman" w:hAnsi="Times New Roman" w:eastAsia="Times New Roman" w:cs="Times New Roman"/>
-                <w:i w:val="false"/>
-                <w:b w:val="true"/>
-                <w:u w:val="none"/>
-                <w:strike w:val="false"/>
-                <w:sz w:val="16"/>
-                <w:szCs w:val="16"/>
-                <w:color w:val="000000"/>
-              </w:rPr>
-            </w:pPr>
-            <w:r xmlns:w="http://schemas.openxmlformats.org/wordprocessingml/2006/main" xmlns:wp="http://schemas.openxmlformats.org/drawingml/2006/wordprocessingDrawing" xmlns:r="http://schemas.openxmlformats.org/officeDocument/2006/relationships" xmlns:w14="http://schemas.microsoft.com/office/word/2010/wordml">
-              <w:rPr>
-                <w:rFonts w:ascii="Times New Roman" w:hAnsi="Times New Roman" w:eastAsia="Times New Roman" w:cs="Times New Roman"/>
-                <w:i w:val="false"/>
-                <w:b w:val="true"/>
-                <w:u w:val="none"/>
-                <w:strike w:val="false"/>
-                <w:sz w:val="16"/>
-                <w:szCs w:val="16"/>
+              <w:spacing w:after="0" w:before="0" w:line="240"/>
+              <w:ind w:left="100" w:right="100" w:firstLine="0" w:firstLineChars="0"/>
+              <w:rPr>
+                <w:rFonts w:ascii="Times New Roman" w:hAnsi="Times New Roman" w:eastAsia="Times New Roman" w:cs="Times New Roman"/>
+                <w:i w:val="false"/>
+                <w:b w:val="true"/>
+                <w:u w:val="none"/>
+                <w:strike w:val="false"/>
+                <w:sz w:val="14"/>
+                <w:szCs w:val="14"/>
+                <w:color w:val="000000"/>
+              </w:rPr>
+            </w:pPr>
+            <w:r xmlns:w="http://schemas.openxmlformats.org/wordprocessingml/2006/main" xmlns:wp="http://schemas.openxmlformats.org/drawingml/2006/wordprocessingDrawing" xmlns:r="http://schemas.openxmlformats.org/officeDocument/2006/relationships" xmlns:w14="http://schemas.microsoft.com/office/word/2010/wordml">
+              <w:rPr>
+                <w:rFonts w:ascii="Times New Roman" w:hAnsi="Times New Roman" w:eastAsia="Times New Roman" w:cs="Times New Roman"/>
+                <w:i w:val="false"/>
+                <w:b w:val="true"/>
+                <w:u w:val="none"/>
+                <w:strike w:val="false"/>
+                <w:sz w:val="14"/>
+                <w:szCs w:val="14"/>
                 <w:color w:val="000000"/>
               </w:rPr>
               <w:t xml:space="preserve">0,5</w:t>
@@ -3212,28 +3212,28 @@
                 <w:left w:val="none" w:sz="0" w:space="0" w:color="000000"/>
                 <w:right w:val="none" w:sz="0" w:space="0" w:color="000000"/>
               </w:pBdr>
-              <w:spacing w:after="36" w:before="36" w:line="240"/>
-              <w:ind w:left="100" w:right="100" w:firstLine="0" w:firstLineChars="0"/>
-              <w:rPr>
-                <w:rFonts w:ascii="Times New Roman" w:hAnsi="Times New Roman" w:eastAsia="Times New Roman" w:cs="Times New Roman"/>
-                <w:i w:val="false"/>
-                <w:b w:val="true"/>
-                <w:u w:val="none"/>
-                <w:strike w:val="false"/>
-                <w:sz w:val="16"/>
-                <w:szCs w:val="16"/>
-                <w:color w:val="000000"/>
-              </w:rPr>
-            </w:pPr>
-            <w:r xmlns:w="http://schemas.openxmlformats.org/wordprocessingml/2006/main" xmlns:wp="http://schemas.openxmlformats.org/drawingml/2006/wordprocessingDrawing" xmlns:r="http://schemas.openxmlformats.org/officeDocument/2006/relationships" xmlns:w14="http://schemas.microsoft.com/office/word/2010/wordml">
-              <w:rPr>
-                <w:rFonts w:ascii="Times New Roman" w:hAnsi="Times New Roman" w:eastAsia="Times New Roman" w:cs="Times New Roman"/>
-                <w:i w:val="false"/>
-                <w:b w:val="true"/>
-                <w:u w:val="none"/>
-                <w:strike w:val="false"/>
-                <w:sz w:val="16"/>
-                <w:szCs w:val="16"/>
+              <w:spacing w:after="0" w:before="0" w:line="240"/>
+              <w:ind w:left="100" w:right="100" w:firstLine="0" w:firstLineChars="0"/>
+              <w:rPr>
+                <w:rFonts w:ascii="Times New Roman" w:hAnsi="Times New Roman" w:eastAsia="Times New Roman" w:cs="Times New Roman"/>
+                <w:i w:val="false"/>
+                <w:b w:val="true"/>
+                <w:u w:val="none"/>
+                <w:strike w:val="false"/>
+                <w:sz w:val="14"/>
+                <w:szCs w:val="14"/>
+                <w:color w:val="000000"/>
+              </w:rPr>
+            </w:pPr>
+            <w:r xmlns:w="http://schemas.openxmlformats.org/wordprocessingml/2006/main" xmlns:wp="http://schemas.openxmlformats.org/drawingml/2006/wordprocessingDrawing" xmlns:r="http://schemas.openxmlformats.org/officeDocument/2006/relationships" xmlns:w14="http://schemas.microsoft.com/office/word/2010/wordml">
+              <w:rPr>
+                <w:rFonts w:ascii="Times New Roman" w:hAnsi="Times New Roman" w:eastAsia="Times New Roman" w:cs="Times New Roman"/>
+                <w:i w:val="false"/>
+                <w:b w:val="true"/>
+                <w:u w:val="none"/>
+                <w:strike w:val="false"/>
+                <w:sz w:val="14"/>
+                <w:szCs w:val="14"/>
                 <w:color w:val="000000"/>
               </w:rPr>
               <w:t xml:space="preserve">113,4</w:t>
@@ -3266,28 +3266,28 @@
                 <w:left w:val="none" w:sz="0" w:space="0" w:color="000000"/>
                 <w:right w:val="none" w:sz="0" w:space="0" w:color="000000"/>
               </w:pBdr>
-              <w:spacing w:after="36" w:before="36" w:line="240"/>
-              <w:ind w:left="100" w:right="100" w:firstLine="0" w:firstLineChars="0"/>
-              <w:rPr>
-                <w:rFonts w:ascii="Times New Roman" w:hAnsi="Times New Roman" w:eastAsia="Times New Roman" w:cs="Times New Roman"/>
-                <w:i w:val="false"/>
-                <w:b w:val="true"/>
-                <w:u w:val="none"/>
-                <w:strike w:val="false"/>
-                <w:sz w:val="16"/>
-                <w:szCs w:val="16"/>
-                <w:color w:val="000000"/>
-              </w:rPr>
-            </w:pPr>
-            <w:r xmlns:w="http://schemas.openxmlformats.org/wordprocessingml/2006/main" xmlns:wp="http://schemas.openxmlformats.org/drawingml/2006/wordprocessingDrawing" xmlns:r="http://schemas.openxmlformats.org/officeDocument/2006/relationships" xmlns:w14="http://schemas.microsoft.com/office/word/2010/wordml">
-              <w:rPr>
-                <w:rFonts w:ascii="Times New Roman" w:hAnsi="Times New Roman" w:eastAsia="Times New Roman" w:cs="Times New Roman"/>
-                <w:i w:val="false"/>
-                <w:b w:val="true"/>
-                <w:u w:val="none"/>
-                <w:strike w:val="false"/>
-                <w:sz w:val="16"/>
-                <w:szCs w:val="16"/>
+              <w:spacing w:after="0" w:before="0" w:line="240"/>
+              <w:ind w:left="100" w:right="100" w:firstLine="0" w:firstLineChars="0"/>
+              <w:rPr>
+                <w:rFonts w:ascii="Times New Roman" w:hAnsi="Times New Roman" w:eastAsia="Times New Roman" w:cs="Times New Roman"/>
+                <w:i w:val="false"/>
+                <w:b w:val="true"/>
+                <w:u w:val="none"/>
+                <w:strike w:val="false"/>
+                <w:sz w:val="14"/>
+                <w:szCs w:val="14"/>
+                <w:color w:val="000000"/>
+              </w:rPr>
+            </w:pPr>
+            <w:r xmlns:w="http://schemas.openxmlformats.org/wordprocessingml/2006/main" xmlns:wp="http://schemas.openxmlformats.org/drawingml/2006/wordprocessingDrawing" xmlns:r="http://schemas.openxmlformats.org/officeDocument/2006/relationships" xmlns:w14="http://schemas.microsoft.com/office/word/2010/wordml">
+              <w:rPr>
+                <w:rFonts w:ascii="Times New Roman" w:hAnsi="Times New Roman" w:eastAsia="Times New Roman" w:cs="Times New Roman"/>
+                <w:i w:val="false"/>
+                <w:b w:val="true"/>
+                <w:u w:val="none"/>
+                <w:strike w:val="false"/>
+                <w:sz w:val="14"/>
+                <w:szCs w:val="14"/>
                 <w:color w:val="000000"/>
               </w:rPr>
               <w:t xml:space="preserve">112,8</w:t>
@@ -3320,28 +3320,28 @@
                 <w:left w:val="none" w:sz="0" w:space="0" w:color="000000"/>
                 <w:right w:val="none" w:sz="0" w:space="0" w:color="000000"/>
               </w:pBdr>
-              <w:spacing w:after="36" w:before="36" w:line="240"/>
-              <w:ind w:left="100" w:right="100" w:firstLine="0" w:firstLineChars="0"/>
-              <w:rPr>
-                <w:rFonts w:ascii="Times New Roman" w:hAnsi="Times New Roman" w:eastAsia="Times New Roman" w:cs="Times New Roman"/>
-                <w:i w:val="false"/>
-                <w:b w:val="true"/>
-                <w:u w:val="none"/>
-                <w:strike w:val="false"/>
-                <w:sz w:val="16"/>
-                <w:szCs w:val="16"/>
-                <w:color w:val="000000"/>
-              </w:rPr>
-            </w:pPr>
-            <w:r xmlns:w="http://schemas.openxmlformats.org/wordprocessingml/2006/main" xmlns:wp="http://schemas.openxmlformats.org/drawingml/2006/wordprocessingDrawing" xmlns:r="http://schemas.openxmlformats.org/officeDocument/2006/relationships" xmlns:w14="http://schemas.microsoft.com/office/word/2010/wordml">
-              <w:rPr>
-                <w:rFonts w:ascii="Times New Roman" w:hAnsi="Times New Roman" w:eastAsia="Times New Roman" w:cs="Times New Roman"/>
-                <w:i w:val="false"/>
-                <w:b w:val="true"/>
-                <w:u w:val="none"/>
-                <w:strike w:val="false"/>
-                <w:sz w:val="16"/>
-                <w:szCs w:val="16"/>
+              <w:spacing w:after="0" w:before="0" w:line="240"/>
+              <w:ind w:left="100" w:right="100" w:firstLine="0" w:firstLineChars="0"/>
+              <w:rPr>
+                <w:rFonts w:ascii="Times New Roman" w:hAnsi="Times New Roman" w:eastAsia="Times New Roman" w:cs="Times New Roman"/>
+                <w:i w:val="false"/>
+                <w:b w:val="true"/>
+                <w:u w:val="none"/>
+                <w:strike w:val="false"/>
+                <w:sz w:val="14"/>
+                <w:szCs w:val="14"/>
+                <w:color w:val="000000"/>
+              </w:rPr>
+            </w:pPr>
+            <w:r xmlns:w="http://schemas.openxmlformats.org/wordprocessingml/2006/main" xmlns:wp="http://schemas.openxmlformats.org/drawingml/2006/wordprocessingDrawing" xmlns:r="http://schemas.openxmlformats.org/officeDocument/2006/relationships" xmlns:w14="http://schemas.microsoft.com/office/word/2010/wordml">
+              <w:rPr>
+                <w:rFonts w:ascii="Times New Roman" w:hAnsi="Times New Roman" w:eastAsia="Times New Roman" w:cs="Times New Roman"/>
+                <w:i w:val="false"/>
+                <w:b w:val="true"/>
+                <w:u w:val="none"/>
+                <w:strike w:val="false"/>
+                <w:sz w:val="14"/>
+                <w:szCs w:val="14"/>
                 <w:color w:val="000000"/>
               </w:rPr>
               <w:t xml:space="preserve">112,8</w:t>
@@ -3374,28 +3374,28 @@
                 <w:left w:val="none" w:sz="0" w:space="0" w:color="000000"/>
                 <w:right w:val="none" w:sz="0" w:space="0" w:color="000000"/>
               </w:pBdr>
-              <w:spacing w:after="36" w:before="36" w:line="240"/>
-              <w:ind w:left="100" w:right="100" w:firstLine="0" w:firstLineChars="0"/>
-              <w:rPr>
-                <w:rFonts w:ascii="Times New Roman" w:hAnsi="Times New Roman" w:eastAsia="Times New Roman" w:cs="Times New Roman"/>
-                <w:i w:val="false"/>
-                <w:b w:val="true"/>
-                <w:u w:val="none"/>
-                <w:strike w:val="false"/>
-                <w:sz w:val="16"/>
-                <w:szCs w:val="16"/>
-                <w:color w:val="000000"/>
-              </w:rPr>
-            </w:pPr>
-            <w:r xmlns:w="http://schemas.openxmlformats.org/wordprocessingml/2006/main" xmlns:wp="http://schemas.openxmlformats.org/drawingml/2006/wordprocessingDrawing" xmlns:r="http://schemas.openxmlformats.org/officeDocument/2006/relationships" xmlns:w14="http://schemas.microsoft.com/office/word/2010/wordml">
-              <w:rPr>
-                <w:rFonts w:ascii="Times New Roman" w:hAnsi="Times New Roman" w:eastAsia="Times New Roman" w:cs="Times New Roman"/>
-                <w:i w:val="false"/>
-                <w:b w:val="true"/>
-                <w:u w:val="none"/>
-                <w:strike w:val="false"/>
-                <w:sz w:val="16"/>
-                <w:szCs w:val="16"/>
+              <w:spacing w:after="0" w:before="0" w:line="240"/>
+              <w:ind w:left="100" w:right="100" w:firstLine="0" w:firstLineChars="0"/>
+              <w:rPr>
+                <w:rFonts w:ascii="Times New Roman" w:hAnsi="Times New Roman" w:eastAsia="Times New Roman" w:cs="Times New Roman"/>
+                <w:i w:val="false"/>
+                <w:b w:val="true"/>
+                <w:u w:val="none"/>
+                <w:strike w:val="false"/>
+                <w:sz w:val="14"/>
+                <w:szCs w:val="14"/>
+                <w:color w:val="000000"/>
+              </w:rPr>
+            </w:pPr>
+            <w:r xmlns:w="http://schemas.openxmlformats.org/wordprocessingml/2006/main" xmlns:wp="http://schemas.openxmlformats.org/drawingml/2006/wordprocessingDrawing" xmlns:r="http://schemas.openxmlformats.org/officeDocument/2006/relationships" xmlns:w14="http://schemas.microsoft.com/office/word/2010/wordml">
+              <w:rPr>
+                <w:rFonts w:ascii="Times New Roman" w:hAnsi="Times New Roman" w:eastAsia="Times New Roman" w:cs="Times New Roman"/>
+                <w:i w:val="false"/>
+                <w:b w:val="true"/>
+                <w:u w:val="none"/>
+                <w:strike w:val="false"/>
+                <w:sz w:val="14"/>
+                <w:szCs w:val="14"/>
                 <w:color w:val="000000"/>
               </w:rPr>
               <w:t xml:space="preserve">112,7</w:t>
@@ -3428,28 +3428,28 @@
                 <w:left w:val="none" w:sz="0" w:space="0" w:color="000000"/>
                 <w:right w:val="none" w:sz="0" w:space="0" w:color="000000"/>
               </w:pBdr>
-              <w:spacing w:after="36" w:before="36" w:line="240"/>
-              <w:ind w:left="100" w:right="100" w:firstLine="0" w:firstLineChars="0"/>
-              <w:rPr>
-                <w:rFonts w:ascii="Times New Roman" w:hAnsi="Times New Roman" w:eastAsia="Times New Roman" w:cs="Times New Roman"/>
-                <w:i w:val="false"/>
-                <w:b w:val="true"/>
-                <w:u w:val="none"/>
-                <w:strike w:val="false"/>
-                <w:sz w:val="16"/>
-                <w:szCs w:val="16"/>
-                <w:color w:val="000000"/>
-              </w:rPr>
-            </w:pPr>
-            <w:r xmlns:w="http://schemas.openxmlformats.org/wordprocessingml/2006/main" xmlns:wp="http://schemas.openxmlformats.org/drawingml/2006/wordprocessingDrawing" xmlns:r="http://schemas.openxmlformats.org/officeDocument/2006/relationships" xmlns:w14="http://schemas.microsoft.com/office/word/2010/wordml">
-              <w:rPr>
-                <w:rFonts w:ascii="Times New Roman" w:hAnsi="Times New Roman" w:eastAsia="Times New Roman" w:cs="Times New Roman"/>
-                <w:i w:val="false"/>
-                <w:b w:val="true"/>
-                <w:u w:val="none"/>
-                <w:strike w:val="false"/>
-                <w:sz w:val="16"/>
-                <w:szCs w:val="16"/>
+              <w:spacing w:after="0" w:before="0" w:line="240"/>
+              <w:ind w:left="100" w:right="100" w:firstLine="0" w:firstLineChars="0"/>
+              <w:rPr>
+                <w:rFonts w:ascii="Times New Roman" w:hAnsi="Times New Roman" w:eastAsia="Times New Roman" w:cs="Times New Roman"/>
+                <w:i w:val="false"/>
+                <w:b w:val="true"/>
+                <w:u w:val="none"/>
+                <w:strike w:val="false"/>
+                <w:sz w:val="14"/>
+                <w:szCs w:val="14"/>
+                <w:color w:val="000000"/>
+              </w:rPr>
+            </w:pPr>
+            <w:r xmlns:w="http://schemas.openxmlformats.org/wordprocessingml/2006/main" xmlns:wp="http://schemas.openxmlformats.org/drawingml/2006/wordprocessingDrawing" xmlns:r="http://schemas.openxmlformats.org/officeDocument/2006/relationships" xmlns:w14="http://schemas.microsoft.com/office/word/2010/wordml">
+              <w:rPr>
+                <w:rFonts w:ascii="Times New Roman" w:hAnsi="Times New Roman" w:eastAsia="Times New Roman" w:cs="Times New Roman"/>
+                <w:i w:val="false"/>
+                <w:b w:val="true"/>
+                <w:u w:val="none"/>
+                <w:strike w:val="false"/>
+                <w:sz w:val="14"/>
+                <w:szCs w:val="14"/>
                 <w:color w:val="000000"/>
               </w:rPr>
               <w:t xml:space="preserve">112,0</w:t>
@@ -3482,28 +3482,28 @@
                 <w:left w:val="none" w:sz="0" w:space="0" w:color="000000"/>
                 <w:right w:val="none" w:sz="0" w:space="0" w:color="000000"/>
               </w:pBdr>
-              <w:spacing w:after="36" w:before="36" w:line="240"/>
-              <w:ind w:left="100" w:right="100" w:firstLine="0" w:firstLineChars="0"/>
-              <w:rPr>
-                <w:rFonts w:ascii="Times New Roman" w:hAnsi="Times New Roman" w:eastAsia="Times New Roman" w:cs="Times New Roman"/>
-                <w:i w:val="false"/>
-                <w:b w:val="true"/>
-                <w:u w:val="none"/>
-                <w:strike w:val="false"/>
-                <w:sz w:val="16"/>
-                <w:szCs w:val="16"/>
-                <w:color w:val="000000"/>
-              </w:rPr>
-            </w:pPr>
-            <w:r xmlns:w="http://schemas.openxmlformats.org/wordprocessingml/2006/main" xmlns:wp="http://schemas.openxmlformats.org/drawingml/2006/wordprocessingDrawing" xmlns:r="http://schemas.openxmlformats.org/officeDocument/2006/relationships" xmlns:w14="http://schemas.microsoft.com/office/word/2010/wordml">
-              <w:rPr>
-                <w:rFonts w:ascii="Times New Roman" w:hAnsi="Times New Roman" w:eastAsia="Times New Roman" w:cs="Times New Roman"/>
-                <w:i w:val="false"/>
-                <w:b w:val="true"/>
-                <w:u w:val="none"/>
-                <w:strike w:val="false"/>
-                <w:sz w:val="16"/>
-                <w:szCs w:val="16"/>
+              <w:spacing w:after="0" w:before="0" w:line="240"/>
+              <w:ind w:left="100" w:right="100" w:firstLine="0" w:firstLineChars="0"/>
+              <w:rPr>
+                <w:rFonts w:ascii="Times New Roman" w:hAnsi="Times New Roman" w:eastAsia="Times New Roman" w:cs="Times New Roman"/>
+                <w:i w:val="false"/>
+                <w:b w:val="true"/>
+                <w:u w:val="none"/>
+                <w:strike w:val="false"/>
+                <w:sz w:val="14"/>
+                <w:szCs w:val="14"/>
+                <w:color w:val="000000"/>
+              </w:rPr>
+            </w:pPr>
+            <w:r xmlns:w="http://schemas.openxmlformats.org/wordprocessingml/2006/main" xmlns:wp="http://schemas.openxmlformats.org/drawingml/2006/wordprocessingDrawing" xmlns:r="http://schemas.openxmlformats.org/officeDocument/2006/relationships" xmlns:w14="http://schemas.microsoft.com/office/word/2010/wordml">
+              <w:rPr>
+                <w:rFonts w:ascii="Times New Roman" w:hAnsi="Times New Roman" w:eastAsia="Times New Roman" w:cs="Times New Roman"/>
+                <w:i w:val="false"/>
+                <w:b w:val="true"/>
+                <w:u w:val="none"/>
+                <w:strike w:val="false"/>
+                <w:sz w:val="14"/>
+                <w:szCs w:val="14"/>
                 <w:color w:val="000000"/>
               </w:rPr>
               <w:t xml:space="preserve">63,885</w:t>
@@ -3536,28 +3536,28 @@
                 <w:left w:val="none" w:sz="0" w:space="0" w:color="000000"/>
                 <w:right w:val="none" w:sz="0" w:space="0" w:color="000000"/>
               </w:pBdr>
-              <w:spacing w:after="36" w:before="36" w:line="240"/>
-              <w:ind w:left="100" w:right="100" w:firstLine="0" w:firstLineChars="0"/>
-              <w:rPr>
-                <w:rFonts w:ascii="Times New Roman" w:hAnsi="Times New Roman" w:eastAsia="Times New Roman" w:cs="Times New Roman"/>
-                <w:i w:val="false"/>
-                <w:b w:val="true"/>
-                <w:u w:val="none"/>
-                <w:strike w:val="false"/>
-                <w:sz w:val="16"/>
-                <w:szCs w:val="16"/>
-                <w:color w:val="000000"/>
-              </w:rPr>
-            </w:pPr>
-            <w:r xmlns:w="http://schemas.openxmlformats.org/wordprocessingml/2006/main" xmlns:wp="http://schemas.openxmlformats.org/drawingml/2006/wordprocessingDrawing" xmlns:r="http://schemas.openxmlformats.org/officeDocument/2006/relationships" xmlns:w14="http://schemas.microsoft.com/office/word/2010/wordml">
-              <w:rPr>
-                <w:rFonts w:ascii="Times New Roman" w:hAnsi="Times New Roman" w:eastAsia="Times New Roman" w:cs="Times New Roman"/>
-                <w:i w:val="false"/>
-                <w:b w:val="true"/>
-                <w:u w:val="none"/>
-                <w:strike w:val="false"/>
-                <w:sz w:val="16"/>
-                <w:szCs w:val="16"/>
+              <w:spacing w:after="0" w:before="0" w:line="240"/>
+              <w:ind w:left="100" w:right="100" w:firstLine="0" w:firstLineChars="0"/>
+              <w:rPr>
+                <w:rFonts w:ascii="Times New Roman" w:hAnsi="Times New Roman" w:eastAsia="Times New Roman" w:cs="Times New Roman"/>
+                <w:i w:val="false"/>
+                <w:b w:val="true"/>
+                <w:u w:val="none"/>
+                <w:strike w:val="false"/>
+                <w:sz w:val="14"/>
+                <w:szCs w:val="14"/>
+                <w:color w:val="000000"/>
+              </w:rPr>
+            </w:pPr>
+            <w:r xmlns:w="http://schemas.openxmlformats.org/wordprocessingml/2006/main" xmlns:wp="http://schemas.openxmlformats.org/drawingml/2006/wordprocessingDrawing" xmlns:r="http://schemas.openxmlformats.org/officeDocument/2006/relationships" xmlns:w14="http://schemas.microsoft.com/office/word/2010/wordml">
+              <w:rPr>
+                <w:rFonts w:ascii="Times New Roman" w:hAnsi="Times New Roman" w:eastAsia="Times New Roman" w:cs="Times New Roman"/>
+                <w:i w:val="false"/>
+                <w:b w:val="true"/>
+                <w:u w:val="none"/>
+                <w:strike w:val="false"/>
+                <w:sz w:val="14"/>
+                <w:szCs w:val="14"/>
                 <w:color w:val="000000"/>
               </w:rPr>
               <w:t xml:space="preserve">المواد غير الغذائية</w:t>
@@ -3596,28 +3596,28 @@
                 <w:left w:val="none" w:sz="0" w:space="0" w:color="000000"/>
                 <w:right w:val="none" w:sz="0" w:space="0" w:color="000000"/>
               </w:pBdr>
-              <w:spacing w:after="36" w:before="36" w:line="240"/>
-              <w:ind w:left="100" w:right="100" w:firstLine="0" w:firstLineChars="0"/>
-              <w:rPr>
-                <w:rFonts w:ascii="Times New Roman" w:hAnsi="Times New Roman" w:eastAsia="Times New Roman" w:cs="Times New Roman"/>
-                <w:i w:val="false"/>
-                <w:b w:val="true"/>
-                <w:u w:val="none"/>
-                <w:strike w:val="false"/>
-                <w:sz w:val="16"/>
-                <w:szCs w:val="16"/>
-                <w:color w:val="000000"/>
-              </w:rPr>
-            </w:pPr>
-            <w:r xmlns:w="http://schemas.openxmlformats.org/wordprocessingml/2006/main" xmlns:wp="http://schemas.openxmlformats.org/drawingml/2006/wordprocessingDrawing" xmlns:r="http://schemas.openxmlformats.org/officeDocument/2006/relationships" xmlns:w14="http://schemas.microsoft.com/office/word/2010/wordml">
-              <w:rPr>
-                <w:rFonts w:ascii="Times New Roman" w:hAnsi="Times New Roman" w:eastAsia="Times New Roman" w:cs="Times New Roman"/>
-                <w:i w:val="false"/>
-                <w:b w:val="true"/>
-                <w:u w:val="none"/>
-                <w:strike w:val="false"/>
-                <w:sz w:val="16"/>
-                <w:szCs w:val="16"/>
+              <w:spacing w:after="0" w:before="0" w:line="240"/>
+              <w:ind w:left="100" w:right="100" w:firstLine="0" w:firstLineChars="0"/>
+              <w:rPr>
+                <w:rFonts w:ascii="Times New Roman" w:hAnsi="Times New Roman" w:eastAsia="Times New Roman" w:cs="Times New Roman"/>
+                <w:i w:val="false"/>
+                <w:b w:val="true"/>
+                <w:u w:val="none"/>
+                <w:strike w:val="false"/>
+                <w:sz w:val="14"/>
+                <w:szCs w:val="14"/>
+                <w:color w:val="000000"/>
+              </w:rPr>
+            </w:pPr>
+            <w:r xmlns:w="http://schemas.openxmlformats.org/wordprocessingml/2006/main" xmlns:wp="http://schemas.openxmlformats.org/drawingml/2006/wordprocessingDrawing" xmlns:r="http://schemas.openxmlformats.org/officeDocument/2006/relationships" xmlns:w14="http://schemas.microsoft.com/office/word/2010/wordml">
+              <w:rPr>
+                <w:rFonts w:ascii="Times New Roman" w:hAnsi="Times New Roman" w:eastAsia="Times New Roman" w:cs="Times New Roman"/>
+                <w:i w:val="false"/>
+                <w:b w:val="true"/>
+                <w:u w:val="none"/>
+                <w:strike w:val="false"/>
+                <w:sz w:val="14"/>
+                <w:szCs w:val="14"/>
                 <w:color w:val="000000"/>
               </w:rPr>
               <w:t xml:space="preserve">0,5</w:t>
@@ -3650,28 +3650,28 @@
                 <w:left w:val="none" w:sz="0" w:space="0" w:color="000000"/>
                 <w:right w:val="none" w:sz="0" w:space="0" w:color="000000"/>
               </w:pBdr>
-              <w:spacing w:after="36" w:before="36" w:line="240"/>
-              <w:ind w:left="100" w:right="100" w:firstLine="0" w:firstLineChars="0"/>
-              <w:rPr>
-                <w:rFonts w:ascii="Times New Roman" w:hAnsi="Times New Roman" w:eastAsia="Times New Roman" w:cs="Times New Roman"/>
-                <w:i w:val="false"/>
-                <w:b w:val="true"/>
-                <w:u w:val="none"/>
-                <w:strike w:val="false"/>
-                <w:sz w:val="16"/>
-                <w:szCs w:val="16"/>
-                <w:color w:val="000000"/>
-              </w:rPr>
-            </w:pPr>
-            <w:r xmlns:w="http://schemas.openxmlformats.org/wordprocessingml/2006/main" xmlns:wp="http://schemas.openxmlformats.org/drawingml/2006/wordprocessingDrawing" xmlns:r="http://schemas.openxmlformats.org/officeDocument/2006/relationships" xmlns:w14="http://schemas.microsoft.com/office/word/2010/wordml">
-              <w:rPr>
-                <w:rFonts w:ascii="Times New Roman" w:hAnsi="Times New Roman" w:eastAsia="Times New Roman" w:cs="Times New Roman"/>
-                <w:i w:val="false"/>
-                <w:b w:val="true"/>
-                <w:u w:val="none"/>
-                <w:strike w:val="false"/>
-                <w:sz w:val="16"/>
-                <w:szCs w:val="16"/>
+              <w:spacing w:after="0" w:before="0" w:line="240"/>
+              <w:ind w:left="100" w:right="100" w:firstLine="0" w:firstLineChars="0"/>
+              <w:rPr>
+                <w:rFonts w:ascii="Times New Roman" w:hAnsi="Times New Roman" w:eastAsia="Times New Roman" w:cs="Times New Roman"/>
+                <w:i w:val="false"/>
+                <w:b w:val="true"/>
+                <w:u w:val="none"/>
+                <w:strike w:val="false"/>
+                <w:sz w:val="14"/>
+                <w:szCs w:val="14"/>
+                <w:color w:val="000000"/>
+              </w:rPr>
+            </w:pPr>
+            <w:r xmlns:w="http://schemas.openxmlformats.org/wordprocessingml/2006/main" xmlns:wp="http://schemas.openxmlformats.org/drawingml/2006/wordprocessingDrawing" xmlns:r="http://schemas.openxmlformats.org/officeDocument/2006/relationships" xmlns:w14="http://schemas.microsoft.com/office/word/2010/wordml">
+              <w:rPr>
+                <w:rFonts w:ascii="Times New Roman" w:hAnsi="Times New Roman" w:eastAsia="Times New Roman" w:cs="Times New Roman"/>
+                <w:i w:val="false"/>
+                <w:b w:val="true"/>
+                <w:u w:val="none"/>
+                <w:strike w:val="false"/>
+                <w:sz w:val="14"/>
+                <w:szCs w:val="14"/>
                 <w:color w:val="000000"/>
               </w:rPr>
               <w:t xml:space="preserve">0,1</w:t>
@@ -3704,28 +3704,28 @@
                 <w:left w:val="none" w:sz="0" w:space="0" w:color="000000"/>
                 <w:right w:val="none" w:sz="0" w:space="0" w:color="000000"/>
               </w:pBdr>
-              <w:spacing w:after="36" w:before="36" w:line="240"/>
-              <w:ind w:left="100" w:right="100" w:firstLine="0" w:firstLineChars="0"/>
-              <w:rPr>
-                <w:rFonts w:ascii="Times New Roman" w:hAnsi="Times New Roman" w:eastAsia="Times New Roman" w:cs="Times New Roman"/>
-                <w:i w:val="false"/>
-                <w:b w:val="true"/>
-                <w:u w:val="none"/>
-                <w:strike w:val="false"/>
-                <w:sz w:val="16"/>
-                <w:szCs w:val="16"/>
-                <w:color w:val="000000"/>
-              </w:rPr>
-            </w:pPr>
-            <w:r xmlns:w="http://schemas.openxmlformats.org/wordprocessingml/2006/main" xmlns:wp="http://schemas.openxmlformats.org/drawingml/2006/wordprocessingDrawing" xmlns:r="http://schemas.openxmlformats.org/officeDocument/2006/relationships" xmlns:w14="http://schemas.microsoft.com/office/word/2010/wordml">
-              <w:rPr>
-                <w:rFonts w:ascii="Times New Roman" w:hAnsi="Times New Roman" w:eastAsia="Times New Roman" w:cs="Times New Roman"/>
-                <w:i w:val="false"/>
-                <w:b w:val="true"/>
-                <w:u w:val="none"/>
-                <w:strike w:val="false"/>
-                <w:sz w:val="16"/>
-                <w:szCs w:val="16"/>
+              <w:spacing w:after="0" w:before="0" w:line="240"/>
+              <w:ind w:left="100" w:right="100" w:firstLine="0" w:firstLineChars="0"/>
+              <w:rPr>
+                <w:rFonts w:ascii="Times New Roman" w:hAnsi="Times New Roman" w:eastAsia="Times New Roman" w:cs="Times New Roman"/>
+                <w:i w:val="false"/>
+                <w:b w:val="true"/>
+                <w:u w:val="none"/>
+                <w:strike w:val="false"/>
+                <w:sz w:val="14"/>
+                <w:szCs w:val="14"/>
+                <w:color w:val="000000"/>
+              </w:rPr>
+            </w:pPr>
+            <w:r xmlns:w="http://schemas.openxmlformats.org/wordprocessingml/2006/main" xmlns:wp="http://schemas.openxmlformats.org/drawingml/2006/wordprocessingDrawing" xmlns:r="http://schemas.openxmlformats.org/officeDocument/2006/relationships" xmlns:w14="http://schemas.microsoft.com/office/word/2010/wordml">
+              <w:rPr>
+                <w:rFonts w:ascii="Times New Roman" w:hAnsi="Times New Roman" w:eastAsia="Times New Roman" w:cs="Times New Roman"/>
+                <w:i w:val="false"/>
+                <w:b w:val="true"/>
+                <w:u w:val="none"/>
+                <w:strike w:val="false"/>
+                <w:sz w:val="14"/>
+                <w:szCs w:val="14"/>
                 <w:color w:val="000000"/>
               </w:rPr>
               <w:t xml:space="preserve">0,0</w:t>
@@ -3758,28 +3758,28 @@
                 <w:left w:val="none" w:sz="0" w:space="0" w:color="000000"/>
                 <w:right w:val="none" w:sz="0" w:space="0" w:color="000000"/>
               </w:pBdr>
-              <w:spacing w:after="36" w:before="36" w:line="240"/>
-              <w:ind w:left="100" w:right="100" w:firstLine="0" w:firstLineChars="0"/>
-              <w:rPr>
-                <w:rFonts w:ascii="Times New Roman" w:hAnsi="Times New Roman" w:eastAsia="Times New Roman" w:cs="Times New Roman"/>
-                <w:i w:val="false"/>
-                <w:b w:val="true"/>
-                <w:u w:val="none"/>
-                <w:strike w:val="false"/>
-                <w:sz w:val="16"/>
-                <w:szCs w:val="16"/>
-                <w:color w:val="000000"/>
-              </w:rPr>
-            </w:pPr>
-            <w:r xmlns:w="http://schemas.openxmlformats.org/wordprocessingml/2006/main" xmlns:wp="http://schemas.openxmlformats.org/drawingml/2006/wordprocessingDrawing" xmlns:r="http://schemas.openxmlformats.org/officeDocument/2006/relationships" xmlns:w14="http://schemas.microsoft.com/office/word/2010/wordml">
-              <w:rPr>
-                <w:rFonts w:ascii="Times New Roman" w:hAnsi="Times New Roman" w:eastAsia="Times New Roman" w:cs="Times New Roman"/>
-                <w:i w:val="false"/>
-                <w:b w:val="true"/>
-                <w:u w:val="none"/>
-                <w:strike w:val="false"/>
-                <w:sz w:val="16"/>
-                <w:szCs w:val="16"/>
+              <w:spacing w:after="0" w:before="0" w:line="240"/>
+              <w:ind w:left="100" w:right="100" w:firstLine="0" w:firstLineChars="0"/>
+              <w:rPr>
+                <w:rFonts w:ascii="Times New Roman" w:hAnsi="Times New Roman" w:eastAsia="Times New Roman" w:cs="Times New Roman"/>
+                <w:i w:val="false"/>
+                <w:b w:val="true"/>
+                <w:u w:val="none"/>
+                <w:strike w:val="false"/>
+                <w:sz w:val="14"/>
+                <w:szCs w:val="14"/>
+                <w:color w:val="000000"/>
+              </w:rPr>
+            </w:pPr>
+            <w:r xmlns:w="http://schemas.openxmlformats.org/wordprocessingml/2006/main" xmlns:wp="http://schemas.openxmlformats.org/drawingml/2006/wordprocessingDrawing" xmlns:r="http://schemas.openxmlformats.org/officeDocument/2006/relationships" xmlns:w14="http://schemas.microsoft.com/office/word/2010/wordml">
+              <w:rPr>
+                <w:rFonts w:ascii="Times New Roman" w:hAnsi="Times New Roman" w:eastAsia="Times New Roman" w:cs="Times New Roman"/>
+                <w:i w:val="false"/>
+                <w:b w:val="true"/>
+                <w:u w:val="none"/>
+                <w:strike w:val="false"/>
+                <w:sz w:val="14"/>
+                <w:szCs w:val="14"/>
                 <w:color w:val="000000"/>
               </w:rPr>
               <w:t xml:space="preserve">113,7</w:t>
@@ -3812,28 +3812,28 @@
                 <w:left w:val="none" w:sz="0" w:space="0" w:color="000000"/>
                 <w:right w:val="none" w:sz="0" w:space="0" w:color="000000"/>
               </w:pBdr>
-              <w:spacing w:after="36" w:before="36" w:line="240"/>
-              <w:ind w:left="100" w:right="100" w:firstLine="0" w:firstLineChars="0"/>
-              <w:rPr>
-                <w:rFonts w:ascii="Times New Roman" w:hAnsi="Times New Roman" w:eastAsia="Times New Roman" w:cs="Times New Roman"/>
-                <w:i w:val="false"/>
-                <w:b w:val="true"/>
-                <w:u w:val="none"/>
-                <w:strike w:val="false"/>
-                <w:sz w:val="16"/>
-                <w:szCs w:val="16"/>
-                <w:color w:val="000000"/>
-              </w:rPr>
-            </w:pPr>
-            <w:r xmlns:w="http://schemas.openxmlformats.org/wordprocessingml/2006/main" xmlns:wp="http://schemas.openxmlformats.org/drawingml/2006/wordprocessingDrawing" xmlns:r="http://schemas.openxmlformats.org/officeDocument/2006/relationships" xmlns:w14="http://schemas.microsoft.com/office/word/2010/wordml">
-              <w:rPr>
-                <w:rFonts w:ascii="Times New Roman" w:hAnsi="Times New Roman" w:eastAsia="Times New Roman" w:cs="Times New Roman"/>
-                <w:i w:val="false"/>
-                <w:b w:val="true"/>
-                <w:u w:val="none"/>
-                <w:strike w:val="false"/>
-                <w:sz w:val="16"/>
-                <w:szCs w:val="16"/>
+              <w:spacing w:after="0" w:before="0" w:line="240"/>
+              <w:ind w:left="100" w:right="100" w:firstLine="0" w:firstLineChars="0"/>
+              <w:rPr>
+                <w:rFonts w:ascii="Times New Roman" w:hAnsi="Times New Roman" w:eastAsia="Times New Roman" w:cs="Times New Roman"/>
+                <w:i w:val="false"/>
+                <w:b w:val="true"/>
+                <w:u w:val="none"/>
+                <w:strike w:val="false"/>
+                <w:sz w:val="14"/>
+                <w:szCs w:val="14"/>
+                <w:color w:val="000000"/>
+              </w:rPr>
+            </w:pPr>
+            <w:r xmlns:w="http://schemas.openxmlformats.org/wordprocessingml/2006/main" xmlns:wp="http://schemas.openxmlformats.org/drawingml/2006/wordprocessingDrawing" xmlns:r="http://schemas.openxmlformats.org/officeDocument/2006/relationships" xmlns:w14="http://schemas.microsoft.com/office/word/2010/wordml">
+              <w:rPr>
+                <w:rFonts w:ascii="Times New Roman" w:hAnsi="Times New Roman" w:eastAsia="Times New Roman" w:cs="Times New Roman"/>
+                <w:i w:val="false"/>
+                <w:b w:val="true"/>
+                <w:u w:val="none"/>
+                <w:strike w:val="false"/>
+                <w:sz w:val="14"/>
+                <w:szCs w:val="14"/>
                 <w:color w:val="000000"/>
               </w:rPr>
               <w:t xml:space="preserve">113,7</w:t>
@@ -3866,28 +3866,28 @@
                 <w:left w:val="none" w:sz="0" w:space="0" w:color="000000"/>
                 <w:right w:val="none" w:sz="0" w:space="0" w:color="000000"/>
               </w:pBdr>
-              <w:spacing w:after="36" w:before="36" w:line="240"/>
-              <w:ind w:left="100" w:right="100" w:firstLine="0" w:firstLineChars="0"/>
-              <w:rPr>
-                <w:rFonts w:ascii="Times New Roman" w:hAnsi="Times New Roman" w:eastAsia="Times New Roman" w:cs="Times New Roman"/>
-                <w:i w:val="false"/>
-                <w:b w:val="true"/>
-                <w:u w:val="none"/>
-                <w:strike w:val="false"/>
-                <w:sz w:val="16"/>
-                <w:szCs w:val="16"/>
-                <w:color w:val="000000"/>
-              </w:rPr>
-            </w:pPr>
-            <w:r xmlns:w="http://schemas.openxmlformats.org/wordprocessingml/2006/main" xmlns:wp="http://schemas.openxmlformats.org/drawingml/2006/wordprocessingDrawing" xmlns:r="http://schemas.openxmlformats.org/officeDocument/2006/relationships" xmlns:w14="http://schemas.microsoft.com/office/word/2010/wordml">
-              <w:rPr>
-                <w:rFonts w:ascii="Times New Roman" w:hAnsi="Times New Roman" w:eastAsia="Times New Roman" w:cs="Times New Roman"/>
-                <w:i w:val="false"/>
-                <w:b w:val="true"/>
-                <w:u w:val="none"/>
-                <w:strike w:val="false"/>
-                <w:sz w:val="16"/>
-                <w:szCs w:val="16"/>
+              <w:spacing w:after="0" w:before="0" w:line="240"/>
+              <w:ind w:left="100" w:right="100" w:firstLine="0" w:firstLineChars="0"/>
+              <w:rPr>
+                <w:rFonts w:ascii="Times New Roman" w:hAnsi="Times New Roman" w:eastAsia="Times New Roman" w:cs="Times New Roman"/>
+                <w:i w:val="false"/>
+                <w:b w:val="true"/>
+                <w:u w:val="none"/>
+                <w:strike w:val="false"/>
+                <w:sz w:val="14"/>
+                <w:szCs w:val="14"/>
+                <w:color w:val="000000"/>
+              </w:rPr>
+            </w:pPr>
+            <w:r xmlns:w="http://schemas.openxmlformats.org/wordprocessingml/2006/main" xmlns:wp="http://schemas.openxmlformats.org/drawingml/2006/wordprocessingDrawing" xmlns:r="http://schemas.openxmlformats.org/officeDocument/2006/relationships" xmlns:w14="http://schemas.microsoft.com/office/word/2010/wordml">
+              <w:rPr>
+                <w:rFonts w:ascii="Times New Roman" w:hAnsi="Times New Roman" w:eastAsia="Times New Roman" w:cs="Times New Roman"/>
+                <w:i w:val="false"/>
+                <w:b w:val="true"/>
+                <w:u w:val="none"/>
+                <w:strike w:val="false"/>
+                <w:sz w:val="14"/>
+                <w:szCs w:val="14"/>
                 <w:color w:val="000000"/>
               </w:rPr>
               <w:t xml:space="preserve">113,6</w:t>
@@ -3920,28 +3920,28 @@
                 <w:left w:val="none" w:sz="0" w:space="0" w:color="000000"/>
                 <w:right w:val="none" w:sz="0" w:space="0" w:color="000000"/>
               </w:pBdr>
-              <w:spacing w:after="36" w:before="36" w:line="240"/>
-              <w:ind w:left="100" w:right="100" w:firstLine="0" w:firstLineChars="0"/>
-              <w:rPr>
-                <w:rFonts w:ascii="Times New Roman" w:hAnsi="Times New Roman" w:eastAsia="Times New Roman" w:cs="Times New Roman"/>
-                <w:i w:val="false"/>
-                <w:b w:val="true"/>
-                <w:u w:val="none"/>
-                <w:strike w:val="false"/>
-                <w:sz w:val="16"/>
-                <w:szCs w:val="16"/>
-                <w:color w:val="000000"/>
-              </w:rPr>
-            </w:pPr>
-            <w:r xmlns:w="http://schemas.openxmlformats.org/wordprocessingml/2006/main" xmlns:wp="http://schemas.openxmlformats.org/drawingml/2006/wordprocessingDrawing" xmlns:r="http://schemas.openxmlformats.org/officeDocument/2006/relationships" xmlns:w14="http://schemas.microsoft.com/office/word/2010/wordml">
-              <w:rPr>
-                <w:rFonts w:ascii="Times New Roman" w:hAnsi="Times New Roman" w:eastAsia="Times New Roman" w:cs="Times New Roman"/>
-                <w:i w:val="false"/>
-                <w:b w:val="true"/>
-                <w:u w:val="none"/>
-                <w:strike w:val="false"/>
-                <w:sz w:val="16"/>
-                <w:szCs w:val="16"/>
+              <w:spacing w:after="0" w:before="0" w:line="240"/>
+              <w:ind w:left="100" w:right="100" w:firstLine="0" w:firstLineChars="0"/>
+              <w:rPr>
+                <w:rFonts w:ascii="Times New Roman" w:hAnsi="Times New Roman" w:eastAsia="Times New Roman" w:cs="Times New Roman"/>
+                <w:i w:val="false"/>
+                <w:b w:val="true"/>
+                <w:u w:val="none"/>
+                <w:strike w:val="false"/>
+                <w:sz w:val="14"/>
+                <w:szCs w:val="14"/>
+                <w:color w:val="000000"/>
+              </w:rPr>
+            </w:pPr>
+            <w:r xmlns:w="http://schemas.openxmlformats.org/wordprocessingml/2006/main" xmlns:wp="http://schemas.openxmlformats.org/drawingml/2006/wordprocessingDrawing" xmlns:r="http://schemas.openxmlformats.org/officeDocument/2006/relationships" xmlns:w14="http://schemas.microsoft.com/office/word/2010/wordml">
+              <w:rPr>
+                <w:rFonts w:ascii="Times New Roman" w:hAnsi="Times New Roman" w:eastAsia="Times New Roman" w:cs="Times New Roman"/>
+                <w:i w:val="false"/>
+                <w:b w:val="true"/>
+                <w:u w:val="none"/>
+                <w:strike w:val="false"/>
+                <w:sz w:val="14"/>
+                <w:szCs w:val="14"/>
                 <w:color w:val="000000"/>
               </w:rPr>
               <w:t xml:space="preserve">113,6</w:t>
@@ -3974,28 +3974,28 @@
                 <w:left w:val="none" w:sz="0" w:space="0" w:color="000000"/>
                 <w:right w:val="none" w:sz="0" w:space="0" w:color="000000"/>
               </w:pBdr>
-              <w:spacing w:after="36" w:before="36" w:line="240"/>
-              <w:ind w:left="100" w:right="100" w:firstLine="0" w:firstLineChars="0"/>
-              <w:rPr>
-                <w:rFonts w:ascii="Times New Roman" w:hAnsi="Times New Roman" w:eastAsia="Times New Roman" w:cs="Times New Roman"/>
-                <w:i w:val="false"/>
-                <w:b w:val="true"/>
-                <w:u w:val="none"/>
-                <w:strike w:val="false"/>
-                <w:sz w:val="16"/>
-                <w:szCs w:val="16"/>
-                <w:color w:val="000000"/>
-              </w:rPr>
-            </w:pPr>
-            <w:r xmlns:w="http://schemas.openxmlformats.org/wordprocessingml/2006/main" xmlns:wp="http://schemas.openxmlformats.org/drawingml/2006/wordprocessingDrawing" xmlns:r="http://schemas.openxmlformats.org/officeDocument/2006/relationships" xmlns:w14="http://schemas.microsoft.com/office/word/2010/wordml">
-              <w:rPr>
-                <w:rFonts w:ascii="Times New Roman" w:hAnsi="Times New Roman" w:eastAsia="Times New Roman" w:cs="Times New Roman"/>
-                <w:i w:val="false"/>
-                <w:b w:val="true"/>
-                <w:u w:val="none"/>
-                <w:strike w:val="false"/>
-                <w:sz w:val="16"/>
-                <w:szCs w:val="16"/>
+              <w:spacing w:after="0" w:before="0" w:line="240"/>
+              <w:ind w:left="100" w:right="100" w:firstLine="0" w:firstLineChars="0"/>
+              <w:rPr>
+                <w:rFonts w:ascii="Times New Roman" w:hAnsi="Times New Roman" w:eastAsia="Times New Roman" w:cs="Times New Roman"/>
+                <w:i w:val="false"/>
+                <w:b w:val="true"/>
+                <w:u w:val="none"/>
+                <w:strike w:val="false"/>
+                <w:sz w:val="14"/>
+                <w:szCs w:val="14"/>
+                <w:color w:val="000000"/>
+              </w:rPr>
+            </w:pPr>
+            <w:r xmlns:w="http://schemas.openxmlformats.org/wordprocessingml/2006/main" xmlns:wp="http://schemas.openxmlformats.org/drawingml/2006/wordprocessingDrawing" xmlns:r="http://schemas.openxmlformats.org/officeDocument/2006/relationships" xmlns:w14="http://schemas.microsoft.com/office/word/2010/wordml">
+              <w:rPr>
+                <w:rFonts w:ascii="Times New Roman" w:hAnsi="Times New Roman" w:eastAsia="Times New Roman" w:cs="Times New Roman"/>
+                <w:i w:val="false"/>
+                <w:b w:val="true"/>
+                <w:u w:val="none"/>
+                <w:strike w:val="false"/>
+                <w:sz w:val="14"/>
+                <w:szCs w:val="14"/>
                 <w:color w:val="000000"/>
               </w:rPr>
               <w:t xml:space="preserve">113,1</w:t>
@@ -4028,28 +4028,28 @@
                 <w:left w:val="none" w:sz="0" w:space="0" w:color="000000"/>
                 <w:right w:val="none" w:sz="0" w:space="0" w:color="000000"/>
               </w:pBdr>
-              <w:spacing w:after="36" w:before="36" w:line="240"/>
-              <w:ind w:left="100" w:right="100" w:firstLine="0" w:firstLineChars="0"/>
-              <w:rPr>
-                <w:rFonts w:ascii="Times New Roman" w:hAnsi="Times New Roman" w:eastAsia="Times New Roman" w:cs="Times New Roman"/>
-                <w:i w:val="false"/>
-                <w:b w:val="true"/>
-                <w:u w:val="none"/>
-                <w:strike w:val="false"/>
-                <w:sz w:val="16"/>
-                <w:szCs w:val="16"/>
-                <w:color w:val="000000"/>
-              </w:rPr>
-            </w:pPr>
-            <w:r xmlns:w="http://schemas.openxmlformats.org/wordprocessingml/2006/main" xmlns:wp="http://schemas.openxmlformats.org/drawingml/2006/wordprocessingDrawing" xmlns:r="http://schemas.openxmlformats.org/officeDocument/2006/relationships" xmlns:w14="http://schemas.microsoft.com/office/word/2010/wordml">
-              <w:rPr>
-                <w:rFonts w:ascii="Times New Roman" w:hAnsi="Times New Roman" w:eastAsia="Times New Roman" w:cs="Times New Roman"/>
-                <w:i w:val="false"/>
-                <w:b w:val="true"/>
-                <w:u w:val="none"/>
-                <w:strike w:val="false"/>
-                <w:sz w:val="16"/>
-                <w:szCs w:val="16"/>
+              <w:spacing w:after="0" w:before="0" w:line="240"/>
+              <w:ind w:left="100" w:right="100" w:firstLine="0" w:firstLineChars="0"/>
+              <w:rPr>
+                <w:rFonts w:ascii="Times New Roman" w:hAnsi="Times New Roman" w:eastAsia="Times New Roman" w:cs="Times New Roman"/>
+                <w:i w:val="false"/>
+                <w:b w:val="true"/>
+                <w:u w:val="none"/>
+                <w:strike w:val="false"/>
+                <w:sz w:val="14"/>
+                <w:szCs w:val="14"/>
+                <w:color w:val="000000"/>
+              </w:rPr>
+            </w:pPr>
+            <w:r xmlns:w="http://schemas.openxmlformats.org/wordprocessingml/2006/main" xmlns:wp="http://schemas.openxmlformats.org/drawingml/2006/wordprocessingDrawing" xmlns:r="http://schemas.openxmlformats.org/officeDocument/2006/relationships" xmlns:w14="http://schemas.microsoft.com/office/word/2010/wordml">
+              <w:rPr>
+                <w:rFonts w:ascii="Times New Roman" w:hAnsi="Times New Roman" w:eastAsia="Times New Roman" w:cs="Times New Roman"/>
+                <w:i w:val="false"/>
+                <w:b w:val="true"/>
+                <w:u w:val="none"/>
+                <w:strike w:val="false"/>
+                <w:sz w:val="14"/>
+                <w:szCs w:val="14"/>
                 <w:color w:val="000000"/>
               </w:rPr>
               <w:t xml:space="preserve">6,449</w:t>
@@ -4082,28 +4082,28 @@
                 <w:left w:val="none" w:sz="0" w:space="0" w:color="000000"/>
                 <w:right w:val="none" w:sz="0" w:space="0" w:color="000000"/>
               </w:pBdr>
-              <w:spacing w:after="36" w:before="36" w:line="240"/>
-              <w:ind w:left="100" w:right="100" w:firstLine="0" w:firstLineChars="0"/>
-              <w:rPr>
-                <w:rFonts w:ascii="Times New Roman" w:hAnsi="Times New Roman" w:eastAsia="Times New Roman" w:cs="Times New Roman"/>
-                <w:i w:val="false"/>
-                <w:b w:val="true"/>
-                <w:u w:val="none"/>
-                <w:strike w:val="false"/>
-                <w:sz w:val="16"/>
-                <w:szCs w:val="16"/>
-                <w:color w:val="000000"/>
-              </w:rPr>
-            </w:pPr>
-            <w:r xmlns:w="http://schemas.openxmlformats.org/wordprocessingml/2006/main" xmlns:wp="http://schemas.openxmlformats.org/drawingml/2006/wordprocessingDrawing" xmlns:r="http://schemas.openxmlformats.org/officeDocument/2006/relationships" xmlns:w14="http://schemas.microsoft.com/office/word/2010/wordml">
-              <w:rPr>
-                <w:rFonts w:ascii="Times New Roman" w:hAnsi="Times New Roman" w:eastAsia="Times New Roman" w:cs="Times New Roman"/>
-                <w:i w:val="false"/>
-                <w:b w:val="true"/>
-                <w:u w:val="none"/>
-                <w:strike w:val="false"/>
-                <w:sz w:val="16"/>
-                <w:szCs w:val="16"/>
+              <w:spacing w:after="0" w:before="0" w:line="240"/>
+              <w:ind w:left="100" w:right="100" w:firstLine="0" w:firstLineChars="0"/>
+              <w:rPr>
+                <w:rFonts w:ascii="Times New Roman" w:hAnsi="Times New Roman" w:eastAsia="Times New Roman" w:cs="Times New Roman"/>
+                <w:i w:val="false"/>
+                <w:b w:val="true"/>
+                <w:u w:val="none"/>
+                <w:strike w:val="false"/>
+                <w:sz w:val="14"/>
+                <w:szCs w:val="14"/>
+                <w:color w:val="000000"/>
+              </w:rPr>
+            </w:pPr>
+            <w:r xmlns:w="http://schemas.openxmlformats.org/wordprocessingml/2006/main" xmlns:wp="http://schemas.openxmlformats.org/drawingml/2006/wordprocessingDrawing" xmlns:r="http://schemas.openxmlformats.org/officeDocument/2006/relationships" xmlns:w14="http://schemas.microsoft.com/office/word/2010/wordml">
+              <w:rPr>
+                <w:rFonts w:ascii="Times New Roman" w:hAnsi="Times New Roman" w:eastAsia="Times New Roman" w:cs="Times New Roman"/>
+                <w:i w:val="false"/>
+                <w:b w:val="true"/>
+                <w:u w:val="none"/>
+                <w:strike w:val="false"/>
+                <w:sz w:val="14"/>
+                <w:szCs w:val="14"/>
                 <w:color w:val="000000"/>
               </w:rPr>
               <w:t xml:space="preserve">03 - الملابس والأحذية</w:t>
@@ -4142,28 +4142,28 @@
                 <w:left w:val="none" w:sz="0" w:space="0" w:color="000000"/>
                 <w:right w:val="none" w:sz="0" w:space="0" w:color="000000"/>
               </w:pBdr>
-              <w:spacing w:after="36" w:before="36" w:line="240"/>
-              <w:ind w:left="100" w:right="100" w:firstLine="0" w:firstLineChars="0"/>
-              <w:rPr>
-                <w:rFonts w:ascii="Times New Roman" w:hAnsi="Times New Roman" w:eastAsia="Times New Roman" w:cs="Times New Roman"/>
-                <w:i w:val="false"/>
-                <w:b w:val="true"/>
-                <w:u w:val="none"/>
-                <w:strike w:val="false"/>
-                <w:sz w:val="16"/>
-                <w:szCs w:val="16"/>
-                <w:color w:val="000000"/>
-              </w:rPr>
-            </w:pPr>
-            <w:r xmlns:w="http://schemas.openxmlformats.org/wordprocessingml/2006/main" xmlns:wp="http://schemas.openxmlformats.org/drawingml/2006/wordprocessingDrawing" xmlns:r="http://schemas.openxmlformats.org/officeDocument/2006/relationships" xmlns:w14="http://schemas.microsoft.com/office/word/2010/wordml">
-              <w:rPr>
-                <w:rFonts w:ascii="Times New Roman" w:hAnsi="Times New Roman" w:eastAsia="Times New Roman" w:cs="Times New Roman"/>
-                <w:i w:val="false"/>
-                <w:b w:val="true"/>
-                <w:u w:val="none"/>
-                <w:strike w:val="false"/>
-                <w:sz w:val="16"/>
-                <w:szCs w:val="16"/>
+              <w:spacing w:after="0" w:before="0" w:line="240"/>
+              <w:ind w:left="100" w:right="100" w:firstLine="0" w:firstLineChars="0"/>
+              <w:rPr>
+                <w:rFonts w:ascii="Times New Roman" w:hAnsi="Times New Roman" w:eastAsia="Times New Roman" w:cs="Times New Roman"/>
+                <w:i w:val="false"/>
+                <w:b w:val="true"/>
+                <w:u w:val="none"/>
+                <w:strike w:val="false"/>
+                <w:sz w:val="14"/>
+                <w:szCs w:val="14"/>
+                <w:color w:val="000000"/>
+              </w:rPr>
+            </w:pPr>
+            <w:r xmlns:w="http://schemas.openxmlformats.org/wordprocessingml/2006/main" xmlns:wp="http://schemas.openxmlformats.org/drawingml/2006/wordprocessingDrawing" xmlns:r="http://schemas.openxmlformats.org/officeDocument/2006/relationships" xmlns:w14="http://schemas.microsoft.com/office/word/2010/wordml">
+              <w:rPr>
+                <w:rFonts w:ascii="Times New Roman" w:hAnsi="Times New Roman" w:eastAsia="Times New Roman" w:cs="Times New Roman"/>
+                <w:i w:val="false"/>
+                <w:b w:val="true"/>
+                <w:u w:val="none"/>
+                <w:strike w:val="false"/>
+                <w:sz w:val="14"/>
+                <w:szCs w:val="14"/>
                 <w:color w:val="000000"/>
               </w:rPr>
               <w:t xml:space="preserve">0,9</w:t>
@@ -4196,28 +4196,28 @@
                 <w:left w:val="none" w:sz="0" w:space="0" w:color="000000"/>
                 <w:right w:val="none" w:sz="0" w:space="0" w:color="000000"/>
               </w:pBdr>
-              <w:spacing w:after="36" w:before="36" w:line="240"/>
-              <w:ind w:left="100" w:right="100" w:firstLine="0" w:firstLineChars="0"/>
-              <w:rPr>
-                <w:rFonts w:ascii="Times New Roman" w:hAnsi="Times New Roman" w:eastAsia="Times New Roman" w:cs="Times New Roman"/>
-                <w:i w:val="false"/>
-                <w:b w:val="true"/>
-                <w:u w:val="none"/>
-                <w:strike w:val="false"/>
-                <w:sz w:val="16"/>
-                <w:szCs w:val="16"/>
-                <w:color w:val="000000"/>
-              </w:rPr>
-            </w:pPr>
-            <w:r xmlns:w="http://schemas.openxmlformats.org/wordprocessingml/2006/main" xmlns:wp="http://schemas.openxmlformats.org/drawingml/2006/wordprocessingDrawing" xmlns:r="http://schemas.openxmlformats.org/officeDocument/2006/relationships" xmlns:w14="http://schemas.microsoft.com/office/word/2010/wordml">
-              <w:rPr>
-                <w:rFonts w:ascii="Times New Roman" w:hAnsi="Times New Roman" w:eastAsia="Times New Roman" w:cs="Times New Roman"/>
-                <w:i w:val="false"/>
-                <w:b w:val="true"/>
-                <w:u w:val="none"/>
-                <w:strike w:val="false"/>
-                <w:sz w:val="16"/>
-                <w:szCs w:val="16"/>
+              <w:spacing w:after="0" w:before="0" w:line="240"/>
+              <w:ind w:left="100" w:right="100" w:firstLine="0" w:firstLineChars="0"/>
+              <w:rPr>
+                <w:rFonts w:ascii="Times New Roman" w:hAnsi="Times New Roman" w:eastAsia="Times New Roman" w:cs="Times New Roman"/>
+                <w:i w:val="false"/>
+                <w:b w:val="true"/>
+                <w:u w:val="none"/>
+                <w:strike w:val="false"/>
+                <w:sz w:val="14"/>
+                <w:szCs w:val="14"/>
+                <w:color w:val="000000"/>
+              </w:rPr>
+            </w:pPr>
+            <w:r xmlns:w="http://schemas.openxmlformats.org/wordprocessingml/2006/main" xmlns:wp="http://schemas.openxmlformats.org/drawingml/2006/wordprocessingDrawing" xmlns:r="http://schemas.openxmlformats.org/officeDocument/2006/relationships" xmlns:w14="http://schemas.microsoft.com/office/word/2010/wordml">
+              <w:rPr>
+                <w:rFonts w:ascii="Times New Roman" w:hAnsi="Times New Roman" w:eastAsia="Times New Roman" w:cs="Times New Roman"/>
+                <w:i w:val="false"/>
+                <w:b w:val="true"/>
+                <w:u w:val="none"/>
+                <w:strike w:val="false"/>
+                <w:sz w:val="14"/>
+                <w:szCs w:val="14"/>
                 <w:color w:val="000000"/>
               </w:rPr>
               <w:t xml:space="preserve">0,1</w:t>
@@ -4250,28 +4250,28 @@
                 <w:left w:val="none" w:sz="0" w:space="0" w:color="000000"/>
                 <w:right w:val="none" w:sz="0" w:space="0" w:color="000000"/>
               </w:pBdr>
-              <w:spacing w:after="36" w:before="36" w:line="240"/>
-              <w:ind w:left="100" w:right="100" w:firstLine="0" w:firstLineChars="0"/>
-              <w:rPr>
-                <w:rFonts w:ascii="Times New Roman" w:hAnsi="Times New Roman" w:eastAsia="Times New Roman" w:cs="Times New Roman"/>
-                <w:i w:val="false"/>
-                <w:b w:val="true"/>
-                <w:u w:val="none"/>
-                <w:strike w:val="false"/>
-                <w:sz w:val="16"/>
-                <w:szCs w:val="16"/>
-                <w:color w:val="000000"/>
-              </w:rPr>
-            </w:pPr>
-            <w:r xmlns:w="http://schemas.openxmlformats.org/wordprocessingml/2006/main" xmlns:wp="http://schemas.openxmlformats.org/drawingml/2006/wordprocessingDrawing" xmlns:r="http://schemas.openxmlformats.org/officeDocument/2006/relationships" xmlns:w14="http://schemas.microsoft.com/office/word/2010/wordml">
-              <w:rPr>
-                <w:rFonts w:ascii="Times New Roman" w:hAnsi="Times New Roman" w:eastAsia="Times New Roman" w:cs="Times New Roman"/>
-                <w:i w:val="false"/>
-                <w:b w:val="true"/>
-                <w:u w:val="none"/>
-                <w:strike w:val="false"/>
-                <w:sz w:val="16"/>
-                <w:szCs w:val="16"/>
+              <w:spacing w:after="0" w:before="0" w:line="240"/>
+              <w:ind w:left="100" w:right="100" w:firstLine="0" w:firstLineChars="0"/>
+              <w:rPr>
+                <w:rFonts w:ascii="Times New Roman" w:hAnsi="Times New Roman" w:eastAsia="Times New Roman" w:cs="Times New Roman"/>
+                <w:i w:val="false"/>
+                <w:b w:val="true"/>
+                <w:u w:val="none"/>
+                <w:strike w:val="false"/>
+                <w:sz w:val="14"/>
+                <w:szCs w:val="14"/>
+                <w:color w:val="000000"/>
+              </w:rPr>
+            </w:pPr>
+            <w:r xmlns:w="http://schemas.openxmlformats.org/wordprocessingml/2006/main" xmlns:wp="http://schemas.openxmlformats.org/drawingml/2006/wordprocessingDrawing" xmlns:r="http://schemas.openxmlformats.org/officeDocument/2006/relationships" xmlns:w14="http://schemas.microsoft.com/office/word/2010/wordml">
+              <w:rPr>
+                <w:rFonts w:ascii="Times New Roman" w:hAnsi="Times New Roman" w:eastAsia="Times New Roman" w:cs="Times New Roman"/>
+                <w:i w:val="false"/>
+                <w:b w:val="true"/>
+                <w:u w:val="none"/>
+                <w:strike w:val="false"/>
+                <w:sz w:val="14"/>
+                <w:szCs w:val="14"/>
                 <w:color w:val="000000"/>
               </w:rPr>
               <w:t xml:space="preserve">-0,1</w:t>
@@ -4304,28 +4304,28 @@
                 <w:left w:val="none" w:sz="0" w:space="0" w:color="000000"/>
                 <w:right w:val="none" w:sz="0" w:space="0" w:color="000000"/>
               </w:pBdr>
-              <w:spacing w:after="36" w:before="36" w:line="240"/>
-              <w:ind w:left="100" w:right="100" w:firstLine="0" w:firstLineChars="0"/>
-              <w:rPr>
-                <w:rFonts w:ascii="Times New Roman" w:hAnsi="Times New Roman" w:eastAsia="Times New Roman" w:cs="Times New Roman"/>
-                <w:i w:val="false"/>
-                <w:b w:val="true"/>
-                <w:u w:val="none"/>
-                <w:strike w:val="false"/>
-                <w:sz w:val="16"/>
-                <w:szCs w:val="16"/>
-                <w:color w:val="000000"/>
-              </w:rPr>
-            </w:pPr>
-            <w:r xmlns:w="http://schemas.openxmlformats.org/wordprocessingml/2006/main" xmlns:wp="http://schemas.openxmlformats.org/drawingml/2006/wordprocessingDrawing" xmlns:r="http://schemas.openxmlformats.org/officeDocument/2006/relationships" xmlns:w14="http://schemas.microsoft.com/office/word/2010/wordml">
-              <w:rPr>
-                <w:rFonts w:ascii="Times New Roman" w:hAnsi="Times New Roman" w:eastAsia="Times New Roman" w:cs="Times New Roman"/>
-                <w:i w:val="false"/>
-                <w:b w:val="true"/>
-                <w:u w:val="none"/>
-                <w:strike w:val="false"/>
-                <w:sz w:val="16"/>
-                <w:szCs w:val="16"/>
+              <w:spacing w:after="0" w:before="0" w:line="240"/>
+              <w:ind w:left="100" w:right="100" w:firstLine="0" w:firstLineChars="0"/>
+              <w:rPr>
+                <w:rFonts w:ascii="Times New Roman" w:hAnsi="Times New Roman" w:eastAsia="Times New Roman" w:cs="Times New Roman"/>
+                <w:i w:val="false"/>
+                <w:b w:val="true"/>
+                <w:u w:val="none"/>
+                <w:strike w:val="false"/>
+                <w:sz w:val="14"/>
+                <w:szCs w:val="14"/>
+                <w:color w:val="000000"/>
+              </w:rPr>
+            </w:pPr>
+            <w:r xmlns:w="http://schemas.openxmlformats.org/wordprocessingml/2006/main" xmlns:wp="http://schemas.openxmlformats.org/drawingml/2006/wordprocessingDrawing" xmlns:r="http://schemas.openxmlformats.org/officeDocument/2006/relationships" xmlns:w14="http://schemas.microsoft.com/office/word/2010/wordml">
+              <w:rPr>
+                <w:rFonts w:ascii="Times New Roman" w:hAnsi="Times New Roman" w:eastAsia="Times New Roman" w:cs="Times New Roman"/>
+                <w:i w:val="false"/>
+                <w:b w:val="true"/>
+                <w:u w:val="none"/>
+                <w:strike w:val="false"/>
+                <w:sz w:val="14"/>
+                <w:szCs w:val="14"/>
                 <w:color w:val="000000"/>
               </w:rPr>
               <w:t xml:space="preserve">111,8</w:t>
@@ -4358,28 +4358,28 @@
                 <w:left w:val="none" w:sz="0" w:space="0" w:color="000000"/>
                 <w:right w:val="none" w:sz="0" w:space="0" w:color="000000"/>
               </w:pBdr>
-              <w:spacing w:after="36" w:before="36" w:line="240"/>
-              <w:ind w:left="100" w:right="100" w:firstLine="0" w:firstLineChars="0"/>
-              <w:rPr>
-                <w:rFonts w:ascii="Times New Roman" w:hAnsi="Times New Roman" w:eastAsia="Times New Roman" w:cs="Times New Roman"/>
-                <w:i w:val="false"/>
-                <w:b w:val="true"/>
-                <w:u w:val="none"/>
-                <w:strike w:val="false"/>
-                <w:sz w:val="16"/>
-                <w:szCs w:val="16"/>
-                <w:color w:val="000000"/>
-              </w:rPr>
-            </w:pPr>
-            <w:r xmlns:w="http://schemas.openxmlformats.org/wordprocessingml/2006/main" xmlns:wp="http://schemas.openxmlformats.org/drawingml/2006/wordprocessingDrawing" xmlns:r="http://schemas.openxmlformats.org/officeDocument/2006/relationships" xmlns:w14="http://schemas.microsoft.com/office/word/2010/wordml">
-              <w:rPr>
-                <w:rFonts w:ascii="Times New Roman" w:hAnsi="Times New Roman" w:eastAsia="Times New Roman" w:cs="Times New Roman"/>
-                <w:i w:val="false"/>
-                <w:b w:val="true"/>
-                <w:u w:val="none"/>
-                <w:strike w:val="false"/>
-                <w:sz w:val="16"/>
-                <w:szCs w:val="16"/>
+              <w:spacing w:after="0" w:before="0" w:line="240"/>
+              <w:ind w:left="100" w:right="100" w:firstLine="0" w:firstLineChars="0"/>
+              <w:rPr>
+                <w:rFonts w:ascii="Times New Roman" w:hAnsi="Times New Roman" w:eastAsia="Times New Roman" w:cs="Times New Roman"/>
+                <w:i w:val="false"/>
+                <w:b w:val="true"/>
+                <w:u w:val="none"/>
+                <w:strike w:val="false"/>
+                <w:sz w:val="14"/>
+                <w:szCs w:val="14"/>
+                <w:color w:val="000000"/>
+              </w:rPr>
+            </w:pPr>
+            <w:r xmlns:w="http://schemas.openxmlformats.org/wordprocessingml/2006/main" xmlns:wp="http://schemas.openxmlformats.org/drawingml/2006/wordprocessingDrawing" xmlns:r="http://schemas.openxmlformats.org/officeDocument/2006/relationships" xmlns:w14="http://schemas.microsoft.com/office/word/2010/wordml">
+              <w:rPr>
+                <w:rFonts w:ascii="Times New Roman" w:hAnsi="Times New Roman" w:eastAsia="Times New Roman" w:cs="Times New Roman"/>
+                <w:i w:val="false"/>
+                <w:b w:val="true"/>
+                <w:u w:val="none"/>
+                <w:strike w:val="false"/>
+                <w:sz w:val="14"/>
+                <w:szCs w:val="14"/>
                 <w:color w:val="000000"/>
               </w:rPr>
               <w:t xml:space="preserve">111,9</w:t>
@@ -4412,28 +4412,28 @@
                 <w:left w:val="none" w:sz="0" w:space="0" w:color="000000"/>
                 <w:right w:val="none" w:sz="0" w:space="0" w:color="000000"/>
               </w:pBdr>
-              <w:spacing w:after="36" w:before="36" w:line="240"/>
-              <w:ind w:left="100" w:right="100" w:firstLine="0" w:firstLineChars="0"/>
-              <w:rPr>
-                <w:rFonts w:ascii="Times New Roman" w:hAnsi="Times New Roman" w:eastAsia="Times New Roman" w:cs="Times New Roman"/>
-                <w:i w:val="false"/>
-                <w:b w:val="true"/>
-                <w:u w:val="none"/>
-                <w:strike w:val="false"/>
-                <w:sz w:val="16"/>
-                <w:szCs w:val="16"/>
-                <w:color w:val="000000"/>
-              </w:rPr>
-            </w:pPr>
-            <w:r xmlns:w="http://schemas.openxmlformats.org/wordprocessingml/2006/main" xmlns:wp="http://schemas.openxmlformats.org/drawingml/2006/wordprocessingDrawing" xmlns:r="http://schemas.openxmlformats.org/officeDocument/2006/relationships" xmlns:w14="http://schemas.microsoft.com/office/word/2010/wordml">
-              <w:rPr>
-                <w:rFonts w:ascii="Times New Roman" w:hAnsi="Times New Roman" w:eastAsia="Times New Roman" w:cs="Times New Roman"/>
-                <w:i w:val="false"/>
-                <w:b w:val="true"/>
-                <w:u w:val="none"/>
-                <w:strike w:val="false"/>
-                <w:sz w:val="16"/>
-                <w:szCs w:val="16"/>
+              <w:spacing w:after="0" w:before="0" w:line="240"/>
+              <w:ind w:left="100" w:right="100" w:firstLine="0" w:firstLineChars="0"/>
+              <w:rPr>
+                <w:rFonts w:ascii="Times New Roman" w:hAnsi="Times New Roman" w:eastAsia="Times New Roman" w:cs="Times New Roman"/>
+                <w:i w:val="false"/>
+                <w:b w:val="true"/>
+                <w:u w:val="none"/>
+                <w:strike w:val="false"/>
+                <w:sz w:val="14"/>
+                <w:szCs w:val="14"/>
+                <w:color w:val="000000"/>
+              </w:rPr>
+            </w:pPr>
+            <w:r xmlns:w="http://schemas.openxmlformats.org/wordprocessingml/2006/main" xmlns:wp="http://schemas.openxmlformats.org/drawingml/2006/wordprocessingDrawing" xmlns:r="http://schemas.openxmlformats.org/officeDocument/2006/relationships" xmlns:w14="http://schemas.microsoft.com/office/word/2010/wordml">
+              <w:rPr>
+                <w:rFonts w:ascii="Times New Roman" w:hAnsi="Times New Roman" w:eastAsia="Times New Roman" w:cs="Times New Roman"/>
+                <w:i w:val="false"/>
+                <w:b w:val="true"/>
+                <w:u w:val="none"/>
+                <w:strike w:val="false"/>
+                <w:sz w:val="14"/>
+                <w:szCs w:val="14"/>
                 <w:color w:val="000000"/>
               </w:rPr>
               <w:t xml:space="preserve">111,8</w:t>
@@ -4466,28 +4466,28 @@
                 <w:left w:val="none" w:sz="0" w:space="0" w:color="000000"/>
                 <w:right w:val="none" w:sz="0" w:space="0" w:color="000000"/>
               </w:pBdr>
-              <w:spacing w:after="36" w:before="36" w:line="240"/>
-              <w:ind w:left="100" w:right="100" w:firstLine="0" w:firstLineChars="0"/>
-              <w:rPr>
-                <w:rFonts w:ascii="Times New Roman" w:hAnsi="Times New Roman" w:eastAsia="Times New Roman" w:cs="Times New Roman"/>
-                <w:i w:val="false"/>
-                <w:b w:val="true"/>
-                <w:u w:val="none"/>
-                <w:strike w:val="false"/>
-                <w:sz w:val="16"/>
-                <w:szCs w:val="16"/>
-                <w:color w:val="000000"/>
-              </w:rPr>
-            </w:pPr>
-            <w:r xmlns:w="http://schemas.openxmlformats.org/wordprocessingml/2006/main" xmlns:wp="http://schemas.openxmlformats.org/drawingml/2006/wordprocessingDrawing" xmlns:r="http://schemas.openxmlformats.org/officeDocument/2006/relationships" xmlns:w14="http://schemas.microsoft.com/office/word/2010/wordml">
-              <w:rPr>
-                <w:rFonts w:ascii="Times New Roman" w:hAnsi="Times New Roman" w:eastAsia="Times New Roman" w:cs="Times New Roman"/>
-                <w:i w:val="false"/>
-                <w:b w:val="true"/>
-                <w:u w:val="none"/>
-                <w:strike w:val="false"/>
-                <w:sz w:val="16"/>
-                <w:szCs w:val="16"/>
+              <w:spacing w:after="0" w:before="0" w:line="240"/>
+              <w:ind w:left="100" w:right="100" w:firstLine="0" w:firstLineChars="0"/>
+              <w:rPr>
+                <w:rFonts w:ascii="Times New Roman" w:hAnsi="Times New Roman" w:eastAsia="Times New Roman" w:cs="Times New Roman"/>
+                <w:i w:val="false"/>
+                <w:b w:val="true"/>
+                <w:u w:val="none"/>
+                <w:strike w:val="false"/>
+                <w:sz w:val="14"/>
+                <w:szCs w:val="14"/>
+                <w:color w:val="000000"/>
+              </w:rPr>
+            </w:pPr>
+            <w:r xmlns:w="http://schemas.openxmlformats.org/wordprocessingml/2006/main" xmlns:wp="http://schemas.openxmlformats.org/drawingml/2006/wordprocessingDrawing" xmlns:r="http://schemas.openxmlformats.org/officeDocument/2006/relationships" xmlns:w14="http://schemas.microsoft.com/office/word/2010/wordml">
+              <w:rPr>
+                <w:rFonts w:ascii="Times New Roman" w:hAnsi="Times New Roman" w:eastAsia="Times New Roman" w:cs="Times New Roman"/>
+                <w:i w:val="false"/>
+                <w:b w:val="true"/>
+                <w:u w:val="none"/>
+                <w:strike w:val="false"/>
+                <w:sz w:val="14"/>
+                <w:szCs w:val="14"/>
                 <w:color w:val="000000"/>
               </w:rPr>
               <w:t xml:space="preserve">111,7</w:t>
@@ -4520,28 +4520,28 @@
                 <w:left w:val="none" w:sz="0" w:space="0" w:color="000000"/>
                 <w:right w:val="none" w:sz="0" w:space="0" w:color="000000"/>
               </w:pBdr>
-              <w:spacing w:after="36" w:before="36" w:line="240"/>
-              <w:ind w:left="100" w:right="100" w:firstLine="0" w:firstLineChars="0"/>
-              <w:rPr>
-                <w:rFonts w:ascii="Times New Roman" w:hAnsi="Times New Roman" w:eastAsia="Times New Roman" w:cs="Times New Roman"/>
-                <w:i w:val="false"/>
-                <w:b w:val="true"/>
-                <w:u w:val="none"/>
-                <w:strike w:val="false"/>
-                <w:sz w:val="16"/>
-                <w:szCs w:val="16"/>
-                <w:color w:val="000000"/>
-              </w:rPr>
-            </w:pPr>
-            <w:r xmlns:w="http://schemas.openxmlformats.org/wordprocessingml/2006/main" xmlns:wp="http://schemas.openxmlformats.org/drawingml/2006/wordprocessingDrawing" xmlns:r="http://schemas.openxmlformats.org/officeDocument/2006/relationships" xmlns:w14="http://schemas.microsoft.com/office/word/2010/wordml">
-              <w:rPr>
-                <w:rFonts w:ascii="Times New Roman" w:hAnsi="Times New Roman" w:eastAsia="Times New Roman" w:cs="Times New Roman"/>
-                <w:i w:val="false"/>
-                <w:b w:val="true"/>
-                <w:u w:val="none"/>
-                <w:strike w:val="false"/>
-                <w:sz w:val="16"/>
-                <w:szCs w:val="16"/>
+              <w:spacing w:after="0" w:before="0" w:line="240"/>
+              <w:ind w:left="100" w:right="100" w:firstLine="0" w:firstLineChars="0"/>
+              <w:rPr>
+                <w:rFonts w:ascii="Times New Roman" w:hAnsi="Times New Roman" w:eastAsia="Times New Roman" w:cs="Times New Roman"/>
+                <w:i w:val="false"/>
+                <w:b w:val="true"/>
+                <w:u w:val="none"/>
+                <w:strike w:val="false"/>
+                <w:sz w:val="14"/>
+                <w:szCs w:val="14"/>
+                <w:color w:val="000000"/>
+              </w:rPr>
+            </w:pPr>
+            <w:r xmlns:w="http://schemas.openxmlformats.org/wordprocessingml/2006/main" xmlns:wp="http://schemas.openxmlformats.org/drawingml/2006/wordprocessingDrawing" xmlns:r="http://schemas.openxmlformats.org/officeDocument/2006/relationships" xmlns:w14="http://schemas.microsoft.com/office/word/2010/wordml">
+              <w:rPr>
+                <w:rFonts w:ascii="Times New Roman" w:hAnsi="Times New Roman" w:eastAsia="Times New Roman" w:cs="Times New Roman"/>
+                <w:i w:val="false"/>
+                <w:b w:val="true"/>
+                <w:u w:val="none"/>
+                <w:strike w:val="false"/>
+                <w:sz w:val="14"/>
+                <w:szCs w:val="14"/>
                 <w:color w:val="000000"/>
               </w:rPr>
               <w:t xml:space="preserve">110,8</w:t>
@@ -4574,28 +4574,28 @@
                 <w:left w:val="none" w:sz="0" w:space="0" w:color="000000"/>
                 <w:right w:val="none" w:sz="0" w:space="0" w:color="000000"/>
               </w:pBdr>
-              <w:spacing w:after="36" w:before="36" w:line="240"/>
-              <w:ind w:left="100" w:right="100" w:firstLine="0" w:firstLineChars="0"/>
-              <w:rPr>
-                <w:rFonts w:ascii="Times New Roman" w:hAnsi="Times New Roman" w:eastAsia="Times New Roman" w:cs="Times New Roman"/>
-                <w:i w:val="false"/>
-                <w:b w:val="true"/>
-                <w:u w:val="none"/>
-                <w:strike w:val="false"/>
-                <w:sz w:val="16"/>
-                <w:szCs w:val="16"/>
-                <w:color w:val="000000"/>
-              </w:rPr>
-            </w:pPr>
-            <w:r xmlns:w="http://schemas.openxmlformats.org/wordprocessingml/2006/main" xmlns:wp="http://schemas.openxmlformats.org/drawingml/2006/wordprocessingDrawing" xmlns:r="http://schemas.openxmlformats.org/officeDocument/2006/relationships" xmlns:w14="http://schemas.microsoft.com/office/word/2010/wordml">
-              <w:rPr>
-                <w:rFonts w:ascii="Times New Roman" w:hAnsi="Times New Roman" w:eastAsia="Times New Roman" w:cs="Times New Roman"/>
-                <w:i w:val="false"/>
-                <w:b w:val="true"/>
-                <w:u w:val="none"/>
-                <w:strike w:val="false"/>
-                <w:sz w:val="16"/>
-                <w:szCs w:val="16"/>
+              <w:spacing w:after="0" w:before="0" w:line="240"/>
+              <w:ind w:left="100" w:right="100" w:firstLine="0" w:firstLineChars="0"/>
+              <w:rPr>
+                <w:rFonts w:ascii="Times New Roman" w:hAnsi="Times New Roman" w:eastAsia="Times New Roman" w:cs="Times New Roman"/>
+                <w:i w:val="false"/>
+                <w:b w:val="true"/>
+                <w:u w:val="none"/>
+                <w:strike w:val="false"/>
+                <w:sz w:val="14"/>
+                <w:szCs w:val="14"/>
+                <w:color w:val="000000"/>
+              </w:rPr>
+            </w:pPr>
+            <w:r xmlns:w="http://schemas.openxmlformats.org/wordprocessingml/2006/main" xmlns:wp="http://schemas.openxmlformats.org/drawingml/2006/wordprocessingDrawing" xmlns:r="http://schemas.openxmlformats.org/officeDocument/2006/relationships" xmlns:w14="http://schemas.microsoft.com/office/word/2010/wordml">
+              <w:rPr>
+                <w:rFonts w:ascii="Times New Roman" w:hAnsi="Times New Roman" w:eastAsia="Times New Roman" w:cs="Times New Roman"/>
+                <w:i w:val="false"/>
+                <w:b w:val="true"/>
+                <w:u w:val="none"/>
+                <w:strike w:val="false"/>
+                <w:sz w:val="14"/>
+                <w:szCs w:val="14"/>
                 <w:color w:val="000000"/>
               </w:rPr>
               <w:t xml:space="preserve">16,656</w:t>
@@ -4628,28 +4628,28 @@
                 <w:left w:val="none" w:sz="0" w:space="0" w:color="000000"/>
                 <w:right w:val="none" w:sz="0" w:space="0" w:color="000000"/>
               </w:pBdr>
-              <w:spacing w:after="36" w:before="36" w:line="240"/>
-              <w:ind w:left="100" w:right="100" w:firstLine="0" w:firstLineChars="0"/>
-              <w:rPr>
-                <w:rFonts w:ascii="Times New Roman" w:hAnsi="Times New Roman" w:eastAsia="Times New Roman" w:cs="Times New Roman"/>
-                <w:i w:val="false"/>
-                <w:b w:val="true"/>
-                <w:u w:val="none"/>
-                <w:strike w:val="false"/>
-                <w:sz w:val="16"/>
-                <w:szCs w:val="16"/>
-                <w:color w:val="000000"/>
-              </w:rPr>
-            </w:pPr>
-            <w:r xmlns:w="http://schemas.openxmlformats.org/wordprocessingml/2006/main" xmlns:wp="http://schemas.openxmlformats.org/drawingml/2006/wordprocessingDrawing" xmlns:r="http://schemas.openxmlformats.org/officeDocument/2006/relationships" xmlns:w14="http://schemas.microsoft.com/office/word/2010/wordml">
-              <w:rPr>
-                <w:rFonts w:ascii="Times New Roman" w:hAnsi="Times New Roman" w:eastAsia="Times New Roman" w:cs="Times New Roman"/>
-                <w:i w:val="false"/>
-                <w:b w:val="true"/>
-                <w:u w:val="none"/>
-                <w:strike w:val="false"/>
-                <w:sz w:val="16"/>
-                <w:szCs w:val="16"/>
+              <w:spacing w:after="0" w:before="0" w:line="240"/>
+              <w:ind w:left="100" w:right="100" w:firstLine="0" w:firstLineChars="0"/>
+              <w:rPr>
+                <w:rFonts w:ascii="Times New Roman" w:hAnsi="Times New Roman" w:eastAsia="Times New Roman" w:cs="Times New Roman"/>
+                <w:i w:val="false"/>
+                <w:b w:val="true"/>
+                <w:u w:val="none"/>
+                <w:strike w:val="false"/>
+                <w:sz w:val="14"/>
+                <w:szCs w:val="14"/>
+                <w:color w:val="000000"/>
+              </w:rPr>
+            </w:pPr>
+            <w:r xmlns:w="http://schemas.openxmlformats.org/wordprocessingml/2006/main" xmlns:wp="http://schemas.openxmlformats.org/drawingml/2006/wordprocessingDrawing" xmlns:r="http://schemas.openxmlformats.org/officeDocument/2006/relationships" xmlns:w14="http://schemas.microsoft.com/office/word/2010/wordml">
+              <w:rPr>
+                <w:rFonts w:ascii="Times New Roman" w:hAnsi="Times New Roman" w:eastAsia="Times New Roman" w:cs="Times New Roman"/>
+                <w:i w:val="false"/>
+                <w:b w:val="true"/>
+                <w:u w:val="none"/>
+                <w:strike w:val="false"/>
+                <w:sz w:val="14"/>
+                <w:szCs w:val="14"/>
                 <w:color w:val="000000"/>
               </w:rPr>
               <w:t xml:space="preserve">04 - السكن والماء والكهرباء والغاز ومحروقات أخرى</w:t>
@@ -4688,28 +4688,28 @@
                 <w:left w:val="none" w:sz="0" w:space="0" w:color="000000"/>
                 <w:right w:val="none" w:sz="0" w:space="0" w:color="000000"/>
               </w:pBdr>
-              <w:spacing w:after="36" w:before="36" w:line="240"/>
-              <w:ind w:left="100" w:right="100" w:firstLine="0" w:firstLineChars="0"/>
-              <w:rPr>
-                <w:rFonts w:ascii="Times New Roman" w:hAnsi="Times New Roman" w:eastAsia="Times New Roman" w:cs="Times New Roman"/>
-                <w:i w:val="false"/>
-                <w:b w:val="true"/>
-                <w:u w:val="none"/>
-                <w:strike w:val="false"/>
-                <w:sz w:val="16"/>
-                <w:szCs w:val="16"/>
-                <w:color w:val="000000"/>
-              </w:rPr>
-            </w:pPr>
-            <w:r xmlns:w="http://schemas.openxmlformats.org/wordprocessingml/2006/main" xmlns:wp="http://schemas.openxmlformats.org/drawingml/2006/wordprocessingDrawing" xmlns:r="http://schemas.openxmlformats.org/officeDocument/2006/relationships" xmlns:w14="http://schemas.microsoft.com/office/word/2010/wordml">
-              <w:rPr>
-                <w:rFonts w:ascii="Times New Roman" w:hAnsi="Times New Roman" w:eastAsia="Times New Roman" w:cs="Times New Roman"/>
-                <w:i w:val="false"/>
-                <w:b w:val="true"/>
-                <w:u w:val="none"/>
-                <w:strike w:val="false"/>
-                <w:sz w:val="16"/>
-                <w:szCs w:val="16"/>
+              <w:spacing w:after="0" w:before="0" w:line="240"/>
+              <w:ind w:left="100" w:right="100" w:firstLine="0" w:firstLineChars="0"/>
+              <w:rPr>
+                <w:rFonts w:ascii="Times New Roman" w:hAnsi="Times New Roman" w:eastAsia="Times New Roman" w:cs="Times New Roman"/>
+                <w:i w:val="false"/>
+                <w:b w:val="true"/>
+                <w:u w:val="none"/>
+                <w:strike w:val="false"/>
+                <w:sz w:val="14"/>
+                <w:szCs w:val="14"/>
+                <w:color w:val="000000"/>
+              </w:rPr>
+            </w:pPr>
+            <w:r xmlns:w="http://schemas.openxmlformats.org/wordprocessingml/2006/main" xmlns:wp="http://schemas.openxmlformats.org/drawingml/2006/wordprocessingDrawing" xmlns:r="http://schemas.openxmlformats.org/officeDocument/2006/relationships" xmlns:w14="http://schemas.microsoft.com/office/word/2010/wordml">
+              <w:rPr>
+                <w:rFonts w:ascii="Times New Roman" w:hAnsi="Times New Roman" w:eastAsia="Times New Roman" w:cs="Times New Roman"/>
+                <w:i w:val="false"/>
+                <w:b w:val="true"/>
+                <w:u w:val="none"/>
+                <w:strike w:val="false"/>
+                <w:sz w:val="14"/>
+                <w:szCs w:val="14"/>
                 <w:color w:val="000000"/>
               </w:rPr>
               <w:t xml:space="preserve">2,7</w:t>
@@ -4742,28 +4742,28 @@
                 <w:left w:val="none" w:sz="0" w:space="0" w:color="000000"/>
                 <w:right w:val="none" w:sz="0" w:space="0" w:color="000000"/>
               </w:pBdr>
-              <w:spacing w:after="36" w:before="36" w:line="240"/>
-              <w:ind w:left="100" w:right="100" w:firstLine="0" w:firstLineChars="0"/>
-              <w:rPr>
-                <w:rFonts w:ascii="Times New Roman" w:hAnsi="Times New Roman" w:eastAsia="Times New Roman" w:cs="Times New Roman"/>
-                <w:i w:val="false"/>
-                <w:b w:val="true"/>
-                <w:u w:val="none"/>
-                <w:strike w:val="false"/>
-                <w:sz w:val="16"/>
-                <w:szCs w:val="16"/>
-                <w:color w:val="000000"/>
-              </w:rPr>
-            </w:pPr>
-            <w:r xmlns:w="http://schemas.openxmlformats.org/wordprocessingml/2006/main" xmlns:wp="http://schemas.openxmlformats.org/drawingml/2006/wordprocessingDrawing" xmlns:r="http://schemas.openxmlformats.org/officeDocument/2006/relationships" xmlns:w14="http://schemas.microsoft.com/office/word/2010/wordml">
-              <w:rPr>
-                <w:rFonts w:ascii="Times New Roman" w:hAnsi="Times New Roman" w:eastAsia="Times New Roman" w:cs="Times New Roman"/>
-                <w:i w:val="false"/>
-                <w:b w:val="true"/>
-                <w:u w:val="none"/>
-                <w:strike w:val="false"/>
-                <w:sz w:val="16"/>
-                <w:szCs w:val="16"/>
+              <w:spacing w:after="0" w:before="0" w:line="240"/>
+              <w:ind w:left="100" w:right="100" w:firstLine="0" w:firstLineChars="0"/>
+              <w:rPr>
+                <w:rFonts w:ascii="Times New Roman" w:hAnsi="Times New Roman" w:eastAsia="Times New Roman" w:cs="Times New Roman"/>
+                <w:i w:val="false"/>
+                <w:b w:val="true"/>
+                <w:u w:val="none"/>
+                <w:strike w:val="false"/>
+                <w:sz w:val="14"/>
+                <w:szCs w:val="14"/>
+                <w:color w:val="000000"/>
+              </w:rPr>
+            </w:pPr>
+            <w:r xmlns:w="http://schemas.openxmlformats.org/wordprocessingml/2006/main" xmlns:wp="http://schemas.openxmlformats.org/drawingml/2006/wordprocessingDrawing" xmlns:r="http://schemas.openxmlformats.org/officeDocument/2006/relationships" xmlns:w14="http://schemas.microsoft.com/office/word/2010/wordml">
+              <w:rPr>
+                <w:rFonts w:ascii="Times New Roman" w:hAnsi="Times New Roman" w:eastAsia="Times New Roman" w:cs="Times New Roman"/>
+                <w:i w:val="false"/>
+                <w:b w:val="true"/>
+                <w:u w:val="none"/>
+                <w:strike w:val="false"/>
+                <w:sz w:val="14"/>
+                <w:szCs w:val="14"/>
                 <w:color w:val="000000"/>
               </w:rPr>
               <w:t xml:space="preserve">-0,4</w:t>
@@ -4796,28 +4796,28 @@
                 <w:left w:val="none" w:sz="0" w:space="0" w:color="000000"/>
                 <w:right w:val="none" w:sz="0" w:space="0" w:color="000000"/>
               </w:pBdr>
-              <w:spacing w:after="36" w:before="36" w:line="240"/>
-              <w:ind w:left="100" w:right="100" w:firstLine="0" w:firstLineChars="0"/>
-              <w:rPr>
-                <w:rFonts w:ascii="Times New Roman" w:hAnsi="Times New Roman" w:eastAsia="Times New Roman" w:cs="Times New Roman"/>
-                <w:i w:val="false"/>
-                <w:b w:val="true"/>
-                <w:u w:val="none"/>
-                <w:strike w:val="false"/>
-                <w:sz w:val="16"/>
-                <w:szCs w:val="16"/>
-                <w:color w:val="000000"/>
-              </w:rPr>
-            </w:pPr>
-            <w:r xmlns:w="http://schemas.openxmlformats.org/wordprocessingml/2006/main" xmlns:wp="http://schemas.openxmlformats.org/drawingml/2006/wordprocessingDrawing" xmlns:r="http://schemas.openxmlformats.org/officeDocument/2006/relationships" xmlns:w14="http://schemas.microsoft.com/office/word/2010/wordml">
-              <w:rPr>
-                <w:rFonts w:ascii="Times New Roman" w:hAnsi="Times New Roman" w:eastAsia="Times New Roman" w:cs="Times New Roman"/>
-                <w:i w:val="false"/>
-                <w:b w:val="true"/>
-                <w:u w:val="none"/>
-                <w:strike w:val="false"/>
-                <w:sz w:val="16"/>
-                <w:szCs w:val="16"/>
+              <w:spacing w:after="0" w:before="0" w:line="240"/>
+              <w:ind w:left="100" w:right="100" w:firstLine="0" w:firstLineChars="0"/>
+              <w:rPr>
+                <w:rFonts w:ascii="Times New Roman" w:hAnsi="Times New Roman" w:eastAsia="Times New Roman" w:cs="Times New Roman"/>
+                <w:i w:val="false"/>
+                <w:b w:val="true"/>
+                <w:u w:val="none"/>
+                <w:strike w:val="false"/>
+                <w:sz w:val="14"/>
+                <w:szCs w:val="14"/>
+                <w:color w:val="000000"/>
+              </w:rPr>
+            </w:pPr>
+            <w:r xmlns:w="http://schemas.openxmlformats.org/wordprocessingml/2006/main" xmlns:wp="http://schemas.openxmlformats.org/drawingml/2006/wordprocessingDrawing" xmlns:r="http://schemas.openxmlformats.org/officeDocument/2006/relationships" xmlns:w14="http://schemas.microsoft.com/office/word/2010/wordml">
+              <w:rPr>
+                <w:rFonts w:ascii="Times New Roman" w:hAnsi="Times New Roman" w:eastAsia="Times New Roman" w:cs="Times New Roman"/>
+                <w:i w:val="false"/>
+                <w:b w:val="true"/>
+                <w:u w:val="none"/>
+                <w:strike w:val="false"/>
+                <w:sz w:val="14"/>
+                <w:szCs w:val="14"/>
                 <w:color w:val="000000"/>
               </w:rPr>
               <w:t xml:space="preserve">-0,4</w:t>
@@ -4850,28 +4850,28 @@
                 <w:left w:val="none" w:sz="0" w:space="0" w:color="000000"/>
                 <w:right w:val="none" w:sz="0" w:space="0" w:color="000000"/>
               </w:pBdr>
-              <w:spacing w:after="36" w:before="36" w:line="240"/>
-              <w:ind w:left="100" w:right="100" w:firstLine="0" w:firstLineChars="0"/>
-              <w:rPr>
-                <w:rFonts w:ascii="Times New Roman" w:hAnsi="Times New Roman" w:eastAsia="Times New Roman" w:cs="Times New Roman"/>
-                <w:i w:val="false"/>
-                <w:b w:val="true"/>
-                <w:u w:val="none"/>
-                <w:strike w:val="false"/>
-                <w:sz w:val="16"/>
-                <w:szCs w:val="16"/>
-                <w:color w:val="000000"/>
-              </w:rPr>
-            </w:pPr>
-            <w:r xmlns:w="http://schemas.openxmlformats.org/wordprocessingml/2006/main" xmlns:wp="http://schemas.openxmlformats.org/drawingml/2006/wordprocessingDrawing" xmlns:r="http://schemas.openxmlformats.org/officeDocument/2006/relationships" xmlns:w14="http://schemas.microsoft.com/office/word/2010/wordml">
-              <w:rPr>
-                <w:rFonts w:ascii="Times New Roman" w:hAnsi="Times New Roman" w:eastAsia="Times New Roman" w:cs="Times New Roman"/>
-                <w:i w:val="false"/>
-                <w:b w:val="true"/>
-                <w:u w:val="none"/>
-                <w:strike w:val="false"/>
-                <w:sz w:val="16"/>
-                <w:szCs w:val="16"/>
+              <w:spacing w:after="0" w:before="0" w:line="240"/>
+              <w:ind w:left="100" w:right="100" w:firstLine="0" w:firstLineChars="0"/>
+              <w:rPr>
+                <w:rFonts w:ascii="Times New Roman" w:hAnsi="Times New Roman" w:eastAsia="Times New Roman" w:cs="Times New Roman"/>
+                <w:i w:val="false"/>
+                <w:b w:val="true"/>
+                <w:u w:val="none"/>
+                <w:strike w:val="false"/>
+                <w:sz w:val="14"/>
+                <w:szCs w:val="14"/>
+                <w:color w:val="000000"/>
+              </w:rPr>
+            </w:pPr>
+            <w:r xmlns:w="http://schemas.openxmlformats.org/wordprocessingml/2006/main" xmlns:wp="http://schemas.openxmlformats.org/drawingml/2006/wordprocessingDrawing" xmlns:r="http://schemas.openxmlformats.org/officeDocument/2006/relationships" xmlns:w14="http://schemas.microsoft.com/office/word/2010/wordml">
+              <w:rPr>
+                <w:rFonts w:ascii="Times New Roman" w:hAnsi="Times New Roman" w:eastAsia="Times New Roman" w:cs="Times New Roman"/>
+                <w:i w:val="false"/>
+                <w:b w:val="true"/>
+                <w:u w:val="none"/>
+                <w:strike w:val="false"/>
+                <w:sz w:val="14"/>
+                <w:szCs w:val="14"/>
                 <w:color w:val="000000"/>
               </w:rPr>
               <w:t xml:space="preserve">112,1</w:t>
@@ -4904,28 +4904,28 @@
                 <w:left w:val="none" w:sz="0" w:space="0" w:color="000000"/>
                 <w:right w:val="none" w:sz="0" w:space="0" w:color="000000"/>
               </w:pBdr>
-              <w:spacing w:after="36" w:before="36" w:line="240"/>
-              <w:ind w:left="100" w:right="100" w:firstLine="0" w:firstLineChars="0"/>
-              <w:rPr>
-                <w:rFonts w:ascii="Times New Roman" w:hAnsi="Times New Roman" w:eastAsia="Times New Roman" w:cs="Times New Roman"/>
-                <w:i w:val="false"/>
-                <w:b w:val="true"/>
-                <w:u w:val="none"/>
-                <w:strike w:val="false"/>
-                <w:sz w:val="16"/>
-                <w:szCs w:val="16"/>
-                <w:color w:val="000000"/>
-              </w:rPr>
-            </w:pPr>
-            <w:r xmlns:w="http://schemas.openxmlformats.org/wordprocessingml/2006/main" xmlns:wp="http://schemas.openxmlformats.org/drawingml/2006/wordprocessingDrawing" xmlns:r="http://schemas.openxmlformats.org/officeDocument/2006/relationships" xmlns:w14="http://schemas.microsoft.com/office/word/2010/wordml">
-              <w:rPr>
-                <w:rFonts w:ascii="Times New Roman" w:hAnsi="Times New Roman" w:eastAsia="Times New Roman" w:cs="Times New Roman"/>
-                <w:i w:val="false"/>
-                <w:b w:val="true"/>
-                <w:u w:val="none"/>
-                <w:strike w:val="false"/>
-                <w:sz w:val="16"/>
-                <w:szCs w:val="16"/>
+              <w:spacing w:after="0" w:before="0" w:line="240"/>
+              <w:ind w:left="100" w:right="100" w:firstLine="0" w:firstLineChars="0"/>
+              <w:rPr>
+                <w:rFonts w:ascii="Times New Roman" w:hAnsi="Times New Roman" w:eastAsia="Times New Roman" w:cs="Times New Roman"/>
+                <w:i w:val="false"/>
+                <w:b w:val="true"/>
+                <w:u w:val="none"/>
+                <w:strike w:val="false"/>
+                <w:sz w:val="14"/>
+                <w:szCs w:val="14"/>
+                <w:color w:val="000000"/>
+              </w:rPr>
+            </w:pPr>
+            <w:r xmlns:w="http://schemas.openxmlformats.org/wordprocessingml/2006/main" xmlns:wp="http://schemas.openxmlformats.org/drawingml/2006/wordprocessingDrawing" xmlns:r="http://schemas.openxmlformats.org/officeDocument/2006/relationships" xmlns:w14="http://schemas.microsoft.com/office/word/2010/wordml">
+              <w:rPr>
+                <w:rFonts w:ascii="Times New Roman" w:hAnsi="Times New Roman" w:eastAsia="Times New Roman" w:cs="Times New Roman"/>
+                <w:i w:val="false"/>
+                <w:b w:val="true"/>
+                <w:u w:val="none"/>
+                <w:strike w:val="false"/>
+                <w:sz w:val="14"/>
+                <w:szCs w:val="14"/>
                 <w:color w:val="000000"/>
               </w:rPr>
               <w:t xml:space="preserve">112,5</w:t>
@@ -4958,28 +4958,28 @@
                 <w:left w:val="none" w:sz="0" w:space="0" w:color="000000"/>
                 <w:right w:val="none" w:sz="0" w:space="0" w:color="000000"/>
               </w:pBdr>
-              <w:spacing w:after="36" w:before="36" w:line="240"/>
-              <w:ind w:left="100" w:right="100" w:firstLine="0" w:firstLineChars="0"/>
-              <w:rPr>
-                <w:rFonts w:ascii="Times New Roman" w:hAnsi="Times New Roman" w:eastAsia="Times New Roman" w:cs="Times New Roman"/>
-                <w:i w:val="false"/>
-                <w:b w:val="true"/>
-                <w:u w:val="none"/>
-                <w:strike w:val="false"/>
-                <w:sz w:val="16"/>
-                <w:szCs w:val="16"/>
-                <w:color w:val="000000"/>
-              </w:rPr>
-            </w:pPr>
-            <w:r xmlns:w="http://schemas.openxmlformats.org/wordprocessingml/2006/main" xmlns:wp="http://schemas.openxmlformats.org/drawingml/2006/wordprocessingDrawing" xmlns:r="http://schemas.openxmlformats.org/officeDocument/2006/relationships" xmlns:w14="http://schemas.microsoft.com/office/word/2010/wordml">
-              <w:rPr>
-                <w:rFonts w:ascii="Times New Roman" w:hAnsi="Times New Roman" w:eastAsia="Times New Roman" w:cs="Times New Roman"/>
-                <w:i w:val="false"/>
-                <w:b w:val="true"/>
-                <w:u w:val="none"/>
-                <w:strike w:val="false"/>
-                <w:sz w:val="16"/>
-                <w:szCs w:val="16"/>
+              <w:spacing w:after="0" w:before="0" w:line="240"/>
+              <w:ind w:left="100" w:right="100" w:firstLine="0" w:firstLineChars="0"/>
+              <w:rPr>
+                <w:rFonts w:ascii="Times New Roman" w:hAnsi="Times New Roman" w:eastAsia="Times New Roman" w:cs="Times New Roman"/>
+                <w:i w:val="false"/>
+                <w:b w:val="true"/>
+                <w:u w:val="none"/>
+                <w:strike w:val="false"/>
+                <w:sz w:val="14"/>
+                <w:szCs w:val="14"/>
+                <w:color w:val="000000"/>
+              </w:rPr>
+            </w:pPr>
+            <w:r xmlns:w="http://schemas.openxmlformats.org/wordprocessingml/2006/main" xmlns:wp="http://schemas.openxmlformats.org/drawingml/2006/wordprocessingDrawing" xmlns:r="http://schemas.openxmlformats.org/officeDocument/2006/relationships" xmlns:w14="http://schemas.microsoft.com/office/word/2010/wordml">
+              <w:rPr>
+                <w:rFonts w:ascii="Times New Roman" w:hAnsi="Times New Roman" w:eastAsia="Times New Roman" w:cs="Times New Roman"/>
+                <w:i w:val="false"/>
+                <w:b w:val="true"/>
+                <w:u w:val="none"/>
+                <w:strike w:val="false"/>
+                <w:sz w:val="14"/>
+                <w:szCs w:val="14"/>
                 <w:color w:val="000000"/>
               </w:rPr>
               <w:t xml:space="preserve">112,5</w:t>
@@ -5012,28 +5012,28 @@
                 <w:left w:val="none" w:sz="0" w:space="0" w:color="000000"/>
                 <w:right w:val="none" w:sz="0" w:space="0" w:color="000000"/>
               </w:pBdr>
-              <w:spacing w:after="36" w:before="36" w:line="240"/>
-              <w:ind w:left="100" w:right="100" w:firstLine="0" w:firstLineChars="0"/>
-              <w:rPr>
-                <w:rFonts w:ascii="Times New Roman" w:hAnsi="Times New Roman" w:eastAsia="Times New Roman" w:cs="Times New Roman"/>
-                <w:i w:val="false"/>
-                <w:b w:val="true"/>
-                <w:u w:val="none"/>
-                <w:strike w:val="false"/>
-                <w:sz w:val="16"/>
-                <w:szCs w:val="16"/>
-                <w:color w:val="000000"/>
-              </w:rPr>
-            </w:pPr>
-            <w:r xmlns:w="http://schemas.openxmlformats.org/wordprocessingml/2006/main" xmlns:wp="http://schemas.openxmlformats.org/drawingml/2006/wordprocessingDrawing" xmlns:r="http://schemas.openxmlformats.org/officeDocument/2006/relationships" xmlns:w14="http://schemas.microsoft.com/office/word/2010/wordml">
-              <w:rPr>
-                <w:rFonts w:ascii="Times New Roman" w:hAnsi="Times New Roman" w:eastAsia="Times New Roman" w:cs="Times New Roman"/>
-                <w:i w:val="false"/>
-                <w:b w:val="true"/>
-                <w:u w:val="none"/>
-                <w:strike w:val="false"/>
-                <w:sz w:val="16"/>
-                <w:szCs w:val="16"/>
+              <w:spacing w:after="0" w:before="0" w:line="240"/>
+              <w:ind w:left="100" w:right="100" w:firstLine="0" w:firstLineChars="0"/>
+              <w:rPr>
+                <w:rFonts w:ascii="Times New Roman" w:hAnsi="Times New Roman" w:eastAsia="Times New Roman" w:cs="Times New Roman"/>
+                <w:i w:val="false"/>
+                <w:b w:val="true"/>
+                <w:u w:val="none"/>
+                <w:strike w:val="false"/>
+                <w:sz w:val="14"/>
+                <w:szCs w:val="14"/>
+                <w:color w:val="000000"/>
+              </w:rPr>
+            </w:pPr>
+            <w:r xmlns:w="http://schemas.openxmlformats.org/wordprocessingml/2006/main" xmlns:wp="http://schemas.openxmlformats.org/drawingml/2006/wordprocessingDrawing" xmlns:r="http://schemas.openxmlformats.org/officeDocument/2006/relationships" xmlns:w14="http://schemas.microsoft.com/office/word/2010/wordml">
+              <w:rPr>
+                <w:rFonts w:ascii="Times New Roman" w:hAnsi="Times New Roman" w:eastAsia="Times New Roman" w:cs="Times New Roman"/>
+                <w:i w:val="false"/>
+                <w:b w:val="true"/>
+                <w:u w:val="none"/>
+                <w:strike w:val="false"/>
+                <w:sz w:val="14"/>
+                <w:szCs w:val="14"/>
                 <w:color w:val="000000"/>
               </w:rPr>
               <w:t xml:space="preserve">112,5</w:t>
@@ -5066,28 +5066,28 @@
                 <w:left w:val="none" w:sz="0" w:space="0" w:color="000000"/>
                 <w:right w:val="none" w:sz="0" w:space="0" w:color="000000"/>
               </w:pBdr>
-              <w:spacing w:after="36" w:before="36" w:line="240"/>
-              <w:ind w:left="100" w:right="100" w:firstLine="0" w:firstLineChars="0"/>
-              <w:rPr>
-                <w:rFonts w:ascii="Times New Roman" w:hAnsi="Times New Roman" w:eastAsia="Times New Roman" w:cs="Times New Roman"/>
-                <w:i w:val="false"/>
-                <w:b w:val="true"/>
-                <w:u w:val="none"/>
-                <w:strike w:val="false"/>
-                <w:sz w:val="16"/>
-                <w:szCs w:val="16"/>
-                <w:color w:val="000000"/>
-              </w:rPr>
-            </w:pPr>
-            <w:r xmlns:w="http://schemas.openxmlformats.org/wordprocessingml/2006/main" xmlns:wp="http://schemas.openxmlformats.org/drawingml/2006/wordprocessingDrawing" xmlns:r="http://schemas.openxmlformats.org/officeDocument/2006/relationships" xmlns:w14="http://schemas.microsoft.com/office/word/2010/wordml">
-              <w:rPr>
-                <w:rFonts w:ascii="Times New Roman" w:hAnsi="Times New Roman" w:eastAsia="Times New Roman" w:cs="Times New Roman"/>
-                <w:i w:val="false"/>
-                <w:b w:val="true"/>
-                <w:u w:val="none"/>
-                <w:strike w:val="false"/>
-                <w:sz w:val="16"/>
-                <w:szCs w:val="16"/>
+              <w:spacing w:after="0" w:before="0" w:line="240"/>
+              <w:ind w:left="100" w:right="100" w:firstLine="0" w:firstLineChars="0"/>
+              <w:rPr>
+                <w:rFonts w:ascii="Times New Roman" w:hAnsi="Times New Roman" w:eastAsia="Times New Roman" w:cs="Times New Roman"/>
+                <w:i w:val="false"/>
+                <w:b w:val="true"/>
+                <w:u w:val="none"/>
+                <w:strike w:val="false"/>
+                <w:sz w:val="14"/>
+                <w:szCs w:val="14"/>
+                <w:color w:val="000000"/>
+              </w:rPr>
+            </w:pPr>
+            <w:r xmlns:w="http://schemas.openxmlformats.org/wordprocessingml/2006/main" xmlns:wp="http://schemas.openxmlformats.org/drawingml/2006/wordprocessingDrawing" xmlns:r="http://schemas.openxmlformats.org/officeDocument/2006/relationships" xmlns:w14="http://schemas.microsoft.com/office/word/2010/wordml">
+              <w:rPr>
+                <w:rFonts w:ascii="Times New Roman" w:hAnsi="Times New Roman" w:eastAsia="Times New Roman" w:cs="Times New Roman"/>
+                <w:i w:val="false"/>
+                <w:b w:val="true"/>
+                <w:u w:val="none"/>
+                <w:strike w:val="false"/>
+                <w:sz w:val="14"/>
+                <w:szCs w:val="14"/>
                 <w:color w:val="000000"/>
               </w:rPr>
               <w:t xml:space="preserve">109,1</w:t>
@@ -5120,28 +5120,28 @@
                 <w:left w:val="none" w:sz="0" w:space="0" w:color="000000"/>
                 <w:right w:val="none" w:sz="0" w:space="0" w:color="000000"/>
               </w:pBdr>
-              <w:spacing w:after="36" w:before="36" w:line="240"/>
-              <w:ind w:left="100" w:right="100" w:firstLine="0" w:firstLineChars="0"/>
-              <w:rPr>
-                <w:rFonts w:ascii="Times New Roman" w:hAnsi="Times New Roman" w:eastAsia="Times New Roman" w:cs="Times New Roman"/>
-                <w:i w:val="false"/>
-                <w:b w:val="true"/>
-                <w:u w:val="none"/>
-                <w:strike w:val="false"/>
-                <w:sz w:val="16"/>
-                <w:szCs w:val="16"/>
-                <w:color w:val="000000"/>
-              </w:rPr>
-            </w:pPr>
-            <w:r xmlns:w="http://schemas.openxmlformats.org/wordprocessingml/2006/main" xmlns:wp="http://schemas.openxmlformats.org/drawingml/2006/wordprocessingDrawing" xmlns:r="http://schemas.openxmlformats.org/officeDocument/2006/relationships" xmlns:w14="http://schemas.microsoft.com/office/word/2010/wordml">
-              <w:rPr>
-                <w:rFonts w:ascii="Times New Roman" w:hAnsi="Times New Roman" w:eastAsia="Times New Roman" w:cs="Times New Roman"/>
-                <w:i w:val="false"/>
-                <w:b w:val="true"/>
-                <w:u w:val="none"/>
-                <w:strike w:val="false"/>
-                <w:sz w:val="16"/>
-                <w:szCs w:val="16"/>
+              <w:spacing w:after="0" w:before="0" w:line="240"/>
+              <w:ind w:left="100" w:right="100" w:firstLine="0" w:firstLineChars="0"/>
+              <w:rPr>
+                <w:rFonts w:ascii="Times New Roman" w:hAnsi="Times New Roman" w:eastAsia="Times New Roman" w:cs="Times New Roman"/>
+                <w:i w:val="false"/>
+                <w:b w:val="true"/>
+                <w:u w:val="none"/>
+                <w:strike w:val="false"/>
+                <w:sz w:val="14"/>
+                <w:szCs w:val="14"/>
+                <w:color w:val="000000"/>
+              </w:rPr>
+            </w:pPr>
+            <w:r xmlns:w="http://schemas.openxmlformats.org/wordprocessingml/2006/main" xmlns:wp="http://schemas.openxmlformats.org/drawingml/2006/wordprocessingDrawing" xmlns:r="http://schemas.openxmlformats.org/officeDocument/2006/relationships" xmlns:w14="http://schemas.microsoft.com/office/word/2010/wordml">
+              <w:rPr>
+                <w:rFonts w:ascii="Times New Roman" w:hAnsi="Times New Roman" w:eastAsia="Times New Roman" w:cs="Times New Roman"/>
+                <w:i w:val="false"/>
+                <w:b w:val="true"/>
+                <w:u w:val="none"/>
+                <w:strike w:val="false"/>
+                <w:sz w:val="14"/>
+                <w:szCs w:val="14"/>
                 <w:color w:val="000000"/>
               </w:rPr>
               <w:t xml:space="preserve">4,100</w:t>
@@ -5174,28 +5174,28 @@
                 <w:left w:val="none" w:sz="0" w:space="0" w:color="000000"/>
                 <w:right w:val="none" w:sz="0" w:space="0" w:color="000000"/>
               </w:pBdr>
-              <w:spacing w:after="36" w:before="36" w:line="240"/>
-              <w:ind w:left="100" w:right="100" w:firstLine="0" w:firstLineChars="0"/>
-              <w:rPr>
-                <w:rFonts w:ascii="Times New Roman" w:hAnsi="Times New Roman" w:eastAsia="Times New Roman" w:cs="Times New Roman"/>
-                <w:i w:val="false"/>
-                <w:b w:val="true"/>
-                <w:u w:val="none"/>
-                <w:strike w:val="false"/>
-                <w:sz w:val="16"/>
-                <w:szCs w:val="16"/>
-                <w:color w:val="000000"/>
-              </w:rPr>
-            </w:pPr>
-            <w:r xmlns:w="http://schemas.openxmlformats.org/wordprocessingml/2006/main" xmlns:wp="http://schemas.openxmlformats.org/drawingml/2006/wordprocessingDrawing" xmlns:r="http://schemas.openxmlformats.org/officeDocument/2006/relationships" xmlns:w14="http://schemas.microsoft.com/office/word/2010/wordml">
-              <w:rPr>
-                <w:rFonts w:ascii="Times New Roman" w:hAnsi="Times New Roman" w:eastAsia="Times New Roman" w:cs="Times New Roman"/>
-                <w:i w:val="false"/>
-                <w:b w:val="true"/>
-                <w:u w:val="none"/>
-                <w:strike w:val="false"/>
-                <w:sz w:val="16"/>
-                <w:szCs w:val="16"/>
+              <w:spacing w:after="0" w:before="0" w:line="240"/>
+              <w:ind w:left="100" w:right="100" w:firstLine="0" w:firstLineChars="0"/>
+              <w:rPr>
+                <w:rFonts w:ascii="Times New Roman" w:hAnsi="Times New Roman" w:eastAsia="Times New Roman" w:cs="Times New Roman"/>
+                <w:i w:val="false"/>
+                <w:b w:val="true"/>
+                <w:u w:val="none"/>
+                <w:strike w:val="false"/>
+                <w:sz w:val="14"/>
+                <w:szCs w:val="14"/>
+                <w:color w:val="000000"/>
+              </w:rPr>
+            </w:pPr>
+            <w:r xmlns:w="http://schemas.openxmlformats.org/wordprocessingml/2006/main" xmlns:wp="http://schemas.openxmlformats.org/drawingml/2006/wordprocessingDrawing" xmlns:r="http://schemas.openxmlformats.org/officeDocument/2006/relationships" xmlns:w14="http://schemas.microsoft.com/office/word/2010/wordml">
+              <w:rPr>
+                <w:rFonts w:ascii="Times New Roman" w:hAnsi="Times New Roman" w:eastAsia="Times New Roman" w:cs="Times New Roman"/>
+                <w:i w:val="false"/>
+                <w:b w:val="true"/>
+                <w:u w:val="none"/>
+                <w:strike w:val="false"/>
+                <w:sz w:val="14"/>
+                <w:szCs w:val="14"/>
                 <w:color w:val="000000"/>
               </w:rPr>
               <w:t xml:space="preserve">05 - الأثاث والأدوات المنزلية والصيانة العادية للمنزل</w:t>
@@ -5234,28 +5234,28 @@
                 <w:left w:val="none" w:sz="0" w:space="0" w:color="000000"/>
                 <w:right w:val="none" w:sz="0" w:space="0" w:color="000000"/>
               </w:pBdr>
-              <w:spacing w:after="36" w:before="36" w:line="240"/>
-              <w:ind w:left="100" w:right="100" w:firstLine="0" w:firstLineChars="0"/>
-              <w:rPr>
-                <w:rFonts w:ascii="Times New Roman" w:hAnsi="Times New Roman" w:eastAsia="Times New Roman" w:cs="Times New Roman"/>
-                <w:i w:val="false"/>
-                <w:b w:val="true"/>
-                <w:u w:val="none"/>
-                <w:strike w:val="false"/>
-                <w:sz w:val="16"/>
-                <w:szCs w:val="16"/>
-                <w:color w:val="000000"/>
-              </w:rPr>
-            </w:pPr>
-            <w:r xmlns:w="http://schemas.openxmlformats.org/wordprocessingml/2006/main" xmlns:wp="http://schemas.openxmlformats.org/drawingml/2006/wordprocessingDrawing" xmlns:r="http://schemas.openxmlformats.org/officeDocument/2006/relationships" xmlns:w14="http://schemas.microsoft.com/office/word/2010/wordml">
-              <w:rPr>
-                <w:rFonts w:ascii="Times New Roman" w:hAnsi="Times New Roman" w:eastAsia="Times New Roman" w:cs="Times New Roman"/>
-                <w:i w:val="false"/>
-                <w:b w:val="true"/>
-                <w:u w:val="none"/>
-                <w:strike w:val="false"/>
-                <w:sz w:val="16"/>
-                <w:szCs w:val="16"/>
+              <w:spacing w:after="0" w:before="0" w:line="240"/>
+              <w:ind w:left="100" w:right="100" w:firstLine="0" w:firstLineChars="0"/>
+              <w:rPr>
+                <w:rFonts w:ascii="Times New Roman" w:hAnsi="Times New Roman" w:eastAsia="Times New Roman" w:cs="Times New Roman"/>
+                <w:i w:val="false"/>
+                <w:b w:val="true"/>
+                <w:u w:val="none"/>
+                <w:strike w:val="false"/>
+                <w:sz w:val="14"/>
+                <w:szCs w:val="14"/>
+                <w:color w:val="000000"/>
+              </w:rPr>
+            </w:pPr>
+            <w:r xmlns:w="http://schemas.openxmlformats.org/wordprocessingml/2006/main" xmlns:wp="http://schemas.openxmlformats.org/drawingml/2006/wordprocessingDrawing" xmlns:r="http://schemas.openxmlformats.org/officeDocument/2006/relationships" xmlns:w14="http://schemas.microsoft.com/office/word/2010/wordml">
+              <w:rPr>
+                <w:rFonts w:ascii="Times New Roman" w:hAnsi="Times New Roman" w:eastAsia="Times New Roman" w:cs="Times New Roman"/>
+                <w:i w:val="false"/>
+                <w:b w:val="true"/>
+                <w:u w:val="none"/>
+                <w:strike w:val="false"/>
+                <w:sz w:val="14"/>
+                <w:szCs w:val="14"/>
                 <w:color w:val="000000"/>
               </w:rPr>
               <w:t xml:space="preserve">0,0</w:t>
@@ -5288,28 +5288,28 @@
                 <w:left w:val="none" w:sz="0" w:space="0" w:color="000000"/>
                 <w:right w:val="none" w:sz="0" w:space="0" w:color="000000"/>
               </w:pBdr>
-              <w:spacing w:after="36" w:before="36" w:line="240"/>
-              <w:ind w:left="100" w:right="100" w:firstLine="0" w:firstLineChars="0"/>
-              <w:rPr>
-                <w:rFonts w:ascii="Times New Roman" w:hAnsi="Times New Roman" w:eastAsia="Times New Roman" w:cs="Times New Roman"/>
-                <w:i w:val="false"/>
-                <w:b w:val="true"/>
-                <w:u w:val="none"/>
-                <w:strike w:val="false"/>
-                <w:sz w:val="16"/>
-                <w:szCs w:val="16"/>
-                <w:color w:val="000000"/>
-              </w:rPr>
-            </w:pPr>
-            <w:r xmlns:w="http://schemas.openxmlformats.org/wordprocessingml/2006/main" xmlns:wp="http://schemas.openxmlformats.org/drawingml/2006/wordprocessingDrawing" xmlns:r="http://schemas.openxmlformats.org/officeDocument/2006/relationships" xmlns:w14="http://schemas.microsoft.com/office/word/2010/wordml">
-              <w:rPr>
-                <w:rFonts w:ascii="Times New Roman" w:hAnsi="Times New Roman" w:eastAsia="Times New Roman" w:cs="Times New Roman"/>
-                <w:i w:val="false"/>
-                <w:b w:val="true"/>
-                <w:u w:val="none"/>
-                <w:strike w:val="false"/>
-                <w:sz w:val="16"/>
-                <w:szCs w:val="16"/>
+              <w:spacing w:after="0" w:before="0" w:line="240"/>
+              <w:ind w:left="100" w:right="100" w:firstLine="0" w:firstLineChars="0"/>
+              <w:rPr>
+                <w:rFonts w:ascii="Times New Roman" w:hAnsi="Times New Roman" w:eastAsia="Times New Roman" w:cs="Times New Roman"/>
+                <w:i w:val="false"/>
+                <w:b w:val="true"/>
+                <w:u w:val="none"/>
+                <w:strike w:val="false"/>
+                <w:sz w:val="14"/>
+                <w:szCs w:val="14"/>
+                <w:color w:val="000000"/>
+              </w:rPr>
+            </w:pPr>
+            <w:r xmlns:w="http://schemas.openxmlformats.org/wordprocessingml/2006/main" xmlns:wp="http://schemas.openxmlformats.org/drawingml/2006/wordprocessingDrawing" xmlns:r="http://schemas.openxmlformats.org/officeDocument/2006/relationships" xmlns:w14="http://schemas.microsoft.com/office/word/2010/wordml">
+              <w:rPr>
+                <w:rFonts w:ascii="Times New Roman" w:hAnsi="Times New Roman" w:eastAsia="Times New Roman" w:cs="Times New Roman"/>
+                <w:i w:val="false"/>
+                <w:b w:val="true"/>
+                <w:u w:val="none"/>
+                <w:strike w:val="false"/>
+                <w:sz w:val="14"/>
+                <w:szCs w:val="14"/>
                 <w:color w:val="000000"/>
               </w:rPr>
               <w:t xml:space="preserve">0,0</w:t>
@@ -5342,28 +5342,28 @@
                 <w:left w:val="none" w:sz="0" w:space="0" w:color="000000"/>
                 <w:right w:val="none" w:sz="0" w:space="0" w:color="000000"/>
               </w:pBdr>
-              <w:spacing w:after="36" w:before="36" w:line="240"/>
-              <w:ind w:left="100" w:right="100" w:firstLine="0" w:firstLineChars="0"/>
-              <w:rPr>
-                <w:rFonts w:ascii="Times New Roman" w:hAnsi="Times New Roman" w:eastAsia="Times New Roman" w:cs="Times New Roman"/>
-                <w:i w:val="false"/>
-                <w:b w:val="true"/>
-                <w:u w:val="none"/>
-                <w:strike w:val="false"/>
-                <w:sz w:val="16"/>
-                <w:szCs w:val="16"/>
-                <w:color w:val="000000"/>
-              </w:rPr>
-            </w:pPr>
-            <w:r xmlns:w="http://schemas.openxmlformats.org/wordprocessingml/2006/main" xmlns:wp="http://schemas.openxmlformats.org/drawingml/2006/wordprocessingDrawing" xmlns:r="http://schemas.openxmlformats.org/officeDocument/2006/relationships" xmlns:w14="http://schemas.microsoft.com/office/word/2010/wordml">
-              <w:rPr>
-                <w:rFonts w:ascii="Times New Roman" w:hAnsi="Times New Roman" w:eastAsia="Times New Roman" w:cs="Times New Roman"/>
-                <w:i w:val="false"/>
-                <w:b w:val="true"/>
-                <w:u w:val="none"/>
-                <w:strike w:val="false"/>
-                <w:sz w:val="16"/>
-                <w:szCs w:val="16"/>
+              <w:spacing w:after="0" w:before="0" w:line="240"/>
+              <w:ind w:left="100" w:right="100" w:firstLine="0" w:firstLineChars="0"/>
+              <w:rPr>
+                <w:rFonts w:ascii="Times New Roman" w:hAnsi="Times New Roman" w:eastAsia="Times New Roman" w:cs="Times New Roman"/>
+                <w:i w:val="false"/>
+                <w:b w:val="true"/>
+                <w:u w:val="none"/>
+                <w:strike w:val="false"/>
+                <w:sz w:val="14"/>
+                <w:szCs w:val="14"/>
+                <w:color w:val="000000"/>
+              </w:rPr>
+            </w:pPr>
+            <w:r xmlns:w="http://schemas.openxmlformats.org/wordprocessingml/2006/main" xmlns:wp="http://schemas.openxmlformats.org/drawingml/2006/wordprocessingDrawing" xmlns:r="http://schemas.openxmlformats.org/officeDocument/2006/relationships" xmlns:w14="http://schemas.microsoft.com/office/word/2010/wordml">
+              <w:rPr>
+                <w:rFonts w:ascii="Times New Roman" w:hAnsi="Times New Roman" w:eastAsia="Times New Roman" w:cs="Times New Roman"/>
+                <w:i w:val="false"/>
+                <w:b w:val="true"/>
+                <w:u w:val="none"/>
+                <w:strike w:val="false"/>
+                <w:sz w:val="14"/>
+                <w:szCs w:val="14"/>
                 <w:color w:val="000000"/>
               </w:rPr>
               <w:t xml:space="preserve">0,0</w:t>
@@ -5396,28 +5396,28 @@
                 <w:left w:val="none" w:sz="0" w:space="0" w:color="000000"/>
                 <w:right w:val="none" w:sz="0" w:space="0" w:color="000000"/>
               </w:pBdr>
-              <w:spacing w:after="36" w:before="36" w:line="240"/>
-              <w:ind w:left="100" w:right="100" w:firstLine="0" w:firstLineChars="0"/>
-              <w:rPr>
-                <w:rFonts w:ascii="Times New Roman" w:hAnsi="Times New Roman" w:eastAsia="Times New Roman" w:cs="Times New Roman"/>
-                <w:i w:val="false"/>
-                <w:b w:val="true"/>
-                <w:u w:val="none"/>
-                <w:strike w:val="false"/>
-                <w:sz w:val="16"/>
-                <w:szCs w:val="16"/>
-                <w:color w:val="000000"/>
-              </w:rPr>
-            </w:pPr>
-            <w:r xmlns:w="http://schemas.openxmlformats.org/wordprocessingml/2006/main" xmlns:wp="http://schemas.openxmlformats.org/drawingml/2006/wordprocessingDrawing" xmlns:r="http://schemas.openxmlformats.org/officeDocument/2006/relationships" xmlns:w14="http://schemas.microsoft.com/office/word/2010/wordml">
-              <w:rPr>
-                <w:rFonts w:ascii="Times New Roman" w:hAnsi="Times New Roman" w:eastAsia="Times New Roman" w:cs="Times New Roman"/>
-                <w:i w:val="false"/>
-                <w:b w:val="true"/>
-                <w:u w:val="none"/>
-                <w:strike w:val="false"/>
-                <w:sz w:val="16"/>
-                <w:szCs w:val="16"/>
+              <w:spacing w:after="0" w:before="0" w:line="240"/>
+              <w:ind w:left="100" w:right="100" w:firstLine="0" w:firstLineChars="0"/>
+              <w:rPr>
+                <w:rFonts w:ascii="Times New Roman" w:hAnsi="Times New Roman" w:eastAsia="Times New Roman" w:cs="Times New Roman"/>
+                <w:i w:val="false"/>
+                <w:b w:val="true"/>
+                <w:u w:val="none"/>
+                <w:strike w:val="false"/>
+                <w:sz w:val="14"/>
+                <w:szCs w:val="14"/>
+                <w:color w:val="000000"/>
+              </w:rPr>
+            </w:pPr>
+            <w:r xmlns:w="http://schemas.openxmlformats.org/wordprocessingml/2006/main" xmlns:wp="http://schemas.openxmlformats.org/drawingml/2006/wordprocessingDrawing" xmlns:r="http://schemas.openxmlformats.org/officeDocument/2006/relationships" xmlns:w14="http://schemas.microsoft.com/office/word/2010/wordml">
+              <w:rPr>
+                <w:rFonts w:ascii="Times New Roman" w:hAnsi="Times New Roman" w:eastAsia="Times New Roman" w:cs="Times New Roman"/>
+                <w:i w:val="false"/>
+                <w:b w:val="true"/>
+                <w:u w:val="none"/>
+                <w:strike w:val="false"/>
+                <w:sz w:val="14"/>
+                <w:szCs w:val="14"/>
                 <w:color w:val="000000"/>
               </w:rPr>
               <w:t xml:space="preserve">109,3</w:t>
@@ -5450,28 +5450,28 @@
                 <w:left w:val="none" w:sz="0" w:space="0" w:color="000000"/>
                 <w:right w:val="none" w:sz="0" w:space="0" w:color="000000"/>
               </w:pBdr>
-              <w:spacing w:after="36" w:before="36" w:line="240"/>
-              <w:ind w:left="100" w:right="100" w:firstLine="0" w:firstLineChars="0"/>
-              <w:rPr>
-                <w:rFonts w:ascii="Times New Roman" w:hAnsi="Times New Roman" w:eastAsia="Times New Roman" w:cs="Times New Roman"/>
-                <w:i w:val="false"/>
-                <w:b w:val="true"/>
-                <w:u w:val="none"/>
-                <w:strike w:val="false"/>
-                <w:sz w:val="16"/>
-                <w:szCs w:val="16"/>
-                <w:color w:val="000000"/>
-              </w:rPr>
-            </w:pPr>
-            <w:r xmlns:w="http://schemas.openxmlformats.org/wordprocessingml/2006/main" xmlns:wp="http://schemas.openxmlformats.org/drawingml/2006/wordprocessingDrawing" xmlns:r="http://schemas.openxmlformats.org/officeDocument/2006/relationships" xmlns:w14="http://schemas.microsoft.com/office/word/2010/wordml">
-              <w:rPr>
-                <w:rFonts w:ascii="Times New Roman" w:hAnsi="Times New Roman" w:eastAsia="Times New Roman" w:cs="Times New Roman"/>
-                <w:i w:val="false"/>
-                <w:b w:val="true"/>
-                <w:u w:val="none"/>
-                <w:strike w:val="false"/>
-                <w:sz w:val="16"/>
-                <w:szCs w:val="16"/>
+              <w:spacing w:after="0" w:before="0" w:line="240"/>
+              <w:ind w:left="100" w:right="100" w:firstLine="0" w:firstLineChars="0"/>
+              <w:rPr>
+                <w:rFonts w:ascii="Times New Roman" w:hAnsi="Times New Roman" w:eastAsia="Times New Roman" w:cs="Times New Roman"/>
+                <w:i w:val="false"/>
+                <w:b w:val="true"/>
+                <w:u w:val="none"/>
+                <w:strike w:val="false"/>
+                <w:sz w:val="14"/>
+                <w:szCs w:val="14"/>
+                <w:color w:val="000000"/>
+              </w:rPr>
+            </w:pPr>
+            <w:r xmlns:w="http://schemas.openxmlformats.org/wordprocessingml/2006/main" xmlns:wp="http://schemas.openxmlformats.org/drawingml/2006/wordprocessingDrawing" xmlns:r="http://schemas.openxmlformats.org/officeDocument/2006/relationships" xmlns:w14="http://schemas.microsoft.com/office/word/2010/wordml">
+              <w:rPr>
+                <w:rFonts w:ascii="Times New Roman" w:hAnsi="Times New Roman" w:eastAsia="Times New Roman" w:cs="Times New Roman"/>
+                <w:i w:val="false"/>
+                <w:b w:val="true"/>
+                <w:u w:val="none"/>
+                <w:strike w:val="false"/>
+                <w:sz w:val="14"/>
+                <w:szCs w:val="14"/>
                 <w:color w:val="000000"/>
               </w:rPr>
               <w:t xml:space="preserve">109,3</w:t>
@@ -5504,28 +5504,28 @@
                 <w:left w:val="none" w:sz="0" w:space="0" w:color="000000"/>
                 <w:right w:val="none" w:sz="0" w:space="0" w:color="000000"/>
               </w:pBdr>
-              <w:spacing w:after="36" w:before="36" w:line="240"/>
-              <w:ind w:left="100" w:right="100" w:firstLine="0" w:firstLineChars="0"/>
-              <w:rPr>
-                <w:rFonts w:ascii="Times New Roman" w:hAnsi="Times New Roman" w:eastAsia="Times New Roman" w:cs="Times New Roman"/>
-                <w:i w:val="false"/>
-                <w:b w:val="true"/>
-                <w:u w:val="none"/>
-                <w:strike w:val="false"/>
-                <w:sz w:val="16"/>
-                <w:szCs w:val="16"/>
-                <w:color w:val="000000"/>
-              </w:rPr>
-            </w:pPr>
-            <w:r xmlns:w="http://schemas.openxmlformats.org/wordprocessingml/2006/main" xmlns:wp="http://schemas.openxmlformats.org/drawingml/2006/wordprocessingDrawing" xmlns:r="http://schemas.openxmlformats.org/officeDocument/2006/relationships" xmlns:w14="http://schemas.microsoft.com/office/word/2010/wordml">
-              <w:rPr>
-                <w:rFonts w:ascii="Times New Roman" w:hAnsi="Times New Roman" w:eastAsia="Times New Roman" w:cs="Times New Roman"/>
-                <w:i w:val="false"/>
-                <w:b w:val="true"/>
-                <w:u w:val="none"/>
-                <w:strike w:val="false"/>
-                <w:sz w:val="16"/>
-                <w:szCs w:val="16"/>
+              <w:spacing w:after="0" w:before="0" w:line="240"/>
+              <w:ind w:left="100" w:right="100" w:firstLine="0" w:firstLineChars="0"/>
+              <w:rPr>
+                <w:rFonts w:ascii="Times New Roman" w:hAnsi="Times New Roman" w:eastAsia="Times New Roman" w:cs="Times New Roman"/>
+                <w:i w:val="false"/>
+                <w:b w:val="true"/>
+                <w:u w:val="none"/>
+                <w:strike w:val="false"/>
+                <w:sz w:val="14"/>
+                <w:szCs w:val="14"/>
+                <w:color w:val="000000"/>
+              </w:rPr>
+            </w:pPr>
+            <w:r xmlns:w="http://schemas.openxmlformats.org/wordprocessingml/2006/main" xmlns:wp="http://schemas.openxmlformats.org/drawingml/2006/wordprocessingDrawing" xmlns:r="http://schemas.openxmlformats.org/officeDocument/2006/relationships" xmlns:w14="http://schemas.microsoft.com/office/word/2010/wordml">
+              <w:rPr>
+                <w:rFonts w:ascii="Times New Roman" w:hAnsi="Times New Roman" w:eastAsia="Times New Roman" w:cs="Times New Roman"/>
+                <w:i w:val="false"/>
+                <w:b w:val="true"/>
+                <w:u w:val="none"/>
+                <w:strike w:val="false"/>
+                <w:sz w:val="14"/>
+                <w:szCs w:val="14"/>
                 <w:color w:val="000000"/>
               </w:rPr>
               <w:t xml:space="preserve">109,3</w:t>
@@ -5558,28 +5558,28 @@
                 <w:left w:val="none" w:sz="0" w:space="0" w:color="000000"/>
                 <w:right w:val="none" w:sz="0" w:space="0" w:color="000000"/>
               </w:pBdr>
-              <w:spacing w:after="36" w:before="36" w:line="240"/>
-              <w:ind w:left="100" w:right="100" w:firstLine="0" w:firstLineChars="0"/>
-              <w:rPr>
-                <w:rFonts w:ascii="Times New Roman" w:hAnsi="Times New Roman" w:eastAsia="Times New Roman" w:cs="Times New Roman"/>
-                <w:i w:val="false"/>
-                <w:b w:val="true"/>
-                <w:u w:val="none"/>
-                <w:strike w:val="false"/>
-                <w:sz w:val="16"/>
-                <w:szCs w:val="16"/>
-                <w:color w:val="000000"/>
-              </w:rPr>
-            </w:pPr>
-            <w:r xmlns:w="http://schemas.openxmlformats.org/wordprocessingml/2006/main" xmlns:wp="http://schemas.openxmlformats.org/drawingml/2006/wordprocessingDrawing" xmlns:r="http://schemas.openxmlformats.org/officeDocument/2006/relationships" xmlns:w14="http://schemas.microsoft.com/office/word/2010/wordml">
-              <w:rPr>
-                <w:rFonts w:ascii="Times New Roman" w:hAnsi="Times New Roman" w:eastAsia="Times New Roman" w:cs="Times New Roman"/>
-                <w:i w:val="false"/>
-                <w:b w:val="true"/>
-                <w:u w:val="none"/>
-                <w:strike w:val="false"/>
-                <w:sz w:val="16"/>
-                <w:szCs w:val="16"/>
+              <w:spacing w:after="0" w:before="0" w:line="240"/>
+              <w:ind w:left="100" w:right="100" w:firstLine="0" w:firstLineChars="0"/>
+              <w:rPr>
+                <w:rFonts w:ascii="Times New Roman" w:hAnsi="Times New Roman" w:eastAsia="Times New Roman" w:cs="Times New Roman"/>
+                <w:i w:val="false"/>
+                <w:b w:val="true"/>
+                <w:u w:val="none"/>
+                <w:strike w:val="false"/>
+                <w:sz w:val="14"/>
+                <w:szCs w:val="14"/>
+                <w:color w:val="000000"/>
+              </w:rPr>
+            </w:pPr>
+            <w:r xmlns:w="http://schemas.openxmlformats.org/wordprocessingml/2006/main" xmlns:wp="http://schemas.openxmlformats.org/drawingml/2006/wordprocessingDrawing" xmlns:r="http://schemas.openxmlformats.org/officeDocument/2006/relationships" xmlns:w14="http://schemas.microsoft.com/office/word/2010/wordml">
+              <w:rPr>
+                <w:rFonts w:ascii="Times New Roman" w:hAnsi="Times New Roman" w:eastAsia="Times New Roman" w:cs="Times New Roman"/>
+                <w:i w:val="false"/>
+                <w:b w:val="true"/>
+                <w:u w:val="none"/>
+                <w:strike w:val="false"/>
+                <w:sz w:val="14"/>
+                <w:szCs w:val="14"/>
                 <w:color w:val="000000"/>
               </w:rPr>
               <w:t xml:space="preserve">109,3</w:t>
@@ -5612,28 +5612,28 @@
                 <w:left w:val="none" w:sz="0" w:space="0" w:color="000000"/>
                 <w:right w:val="none" w:sz="0" w:space="0" w:color="000000"/>
               </w:pBdr>
-              <w:spacing w:after="36" w:before="36" w:line="240"/>
-              <w:ind w:left="100" w:right="100" w:firstLine="0" w:firstLineChars="0"/>
-              <w:rPr>
-                <w:rFonts w:ascii="Times New Roman" w:hAnsi="Times New Roman" w:eastAsia="Times New Roman" w:cs="Times New Roman"/>
-                <w:i w:val="false"/>
-                <w:b w:val="true"/>
-                <w:u w:val="none"/>
-                <w:strike w:val="false"/>
-                <w:sz w:val="16"/>
-                <w:szCs w:val="16"/>
-                <w:color w:val="000000"/>
-              </w:rPr>
-            </w:pPr>
-            <w:r xmlns:w="http://schemas.openxmlformats.org/wordprocessingml/2006/main" xmlns:wp="http://schemas.openxmlformats.org/drawingml/2006/wordprocessingDrawing" xmlns:r="http://schemas.openxmlformats.org/officeDocument/2006/relationships" xmlns:w14="http://schemas.microsoft.com/office/word/2010/wordml">
-              <w:rPr>
-                <w:rFonts w:ascii="Times New Roman" w:hAnsi="Times New Roman" w:eastAsia="Times New Roman" w:cs="Times New Roman"/>
-                <w:i w:val="false"/>
-                <w:b w:val="true"/>
-                <w:u w:val="none"/>
-                <w:strike w:val="false"/>
-                <w:sz w:val="16"/>
-                <w:szCs w:val="16"/>
+              <w:spacing w:after="0" w:before="0" w:line="240"/>
+              <w:ind w:left="100" w:right="100" w:firstLine="0" w:firstLineChars="0"/>
+              <w:rPr>
+                <w:rFonts w:ascii="Times New Roman" w:hAnsi="Times New Roman" w:eastAsia="Times New Roman" w:cs="Times New Roman"/>
+                <w:i w:val="false"/>
+                <w:b w:val="true"/>
+                <w:u w:val="none"/>
+                <w:strike w:val="false"/>
+                <w:sz w:val="14"/>
+                <w:szCs w:val="14"/>
+                <w:color w:val="000000"/>
+              </w:rPr>
+            </w:pPr>
+            <w:r xmlns:w="http://schemas.openxmlformats.org/wordprocessingml/2006/main" xmlns:wp="http://schemas.openxmlformats.org/drawingml/2006/wordprocessingDrawing" xmlns:r="http://schemas.openxmlformats.org/officeDocument/2006/relationships" xmlns:w14="http://schemas.microsoft.com/office/word/2010/wordml">
+              <w:rPr>
+                <w:rFonts w:ascii="Times New Roman" w:hAnsi="Times New Roman" w:eastAsia="Times New Roman" w:cs="Times New Roman"/>
+                <w:i w:val="false"/>
+                <w:b w:val="true"/>
+                <w:u w:val="none"/>
+                <w:strike w:val="false"/>
+                <w:sz w:val="14"/>
+                <w:szCs w:val="14"/>
                 <w:color w:val="000000"/>
               </w:rPr>
               <w:t xml:space="preserve">109,3</w:t>
@@ -5666,28 +5666,28 @@
                 <w:left w:val="none" w:sz="0" w:space="0" w:color="000000"/>
                 <w:right w:val="none" w:sz="0" w:space="0" w:color="000000"/>
               </w:pBdr>
-              <w:spacing w:after="36" w:before="36" w:line="240"/>
-              <w:ind w:left="100" w:right="100" w:firstLine="0" w:firstLineChars="0"/>
-              <w:rPr>
-                <w:rFonts w:ascii="Times New Roman" w:hAnsi="Times New Roman" w:eastAsia="Times New Roman" w:cs="Times New Roman"/>
-                <w:i w:val="false"/>
-                <w:b w:val="true"/>
-                <w:u w:val="none"/>
-                <w:strike w:val="false"/>
-                <w:sz w:val="16"/>
-                <w:szCs w:val="16"/>
-                <w:color w:val="000000"/>
-              </w:rPr>
-            </w:pPr>
-            <w:r xmlns:w="http://schemas.openxmlformats.org/wordprocessingml/2006/main" xmlns:wp="http://schemas.openxmlformats.org/drawingml/2006/wordprocessingDrawing" xmlns:r="http://schemas.openxmlformats.org/officeDocument/2006/relationships" xmlns:w14="http://schemas.microsoft.com/office/word/2010/wordml">
-              <w:rPr>
-                <w:rFonts w:ascii="Times New Roman" w:hAnsi="Times New Roman" w:eastAsia="Times New Roman" w:cs="Times New Roman"/>
-                <w:i w:val="false"/>
-                <w:b w:val="true"/>
-                <w:u w:val="none"/>
-                <w:strike w:val="false"/>
-                <w:sz w:val="16"/>
-                <w:szCs w:val="16"/>
+              <w:spacing w:after="0" w:before="0" w:line="240"/>
+              <w:ind w:left="100" w:right="100" w:firstLine="0" w:firstLineChars="0"/>
+              <w:rPr>
+                <w:rFonts w:ascii="Times New Roman" w:hAnsi="Times New Roman" w:eastAsia="Times New Roman" w:cs="Times New Roman"/>
+                <w:i w:val="false"/>
+                <w:b w:val="true"/>
+                <w:u w:val="none"/>
+                <w:strike w:val="false"/>
+                <w:sz w:val="14"/>
+                <w:szCs w:val="14"/>
+                <w:color w:val="000000"/>
+              </w:rPr>
+            </w:pPr>
+            <w:r xmlns:w="http://schemas.openxmlformats.org/wordprocessingml/2006/main" xmlns:wp="http://schemas.openxmlformats.org/drawingml/2006/wordprocessingDrawing" xmlns:r="http://schemas.openxmlformats.org/officeDocument/2006/relationships" xmlns:w14="http://schemas.microsoft.com/office/word/2010/wordml">
+              <w:rPr>
+                <w:rFonts w:ascii="Times New Roman" w:hAnsi="Times New Roman" w:eastAsia="Times New Roman" w:cs="Times New Roman"/>
+                <w:i w:val="false"/>
+                <w:b w:val="true"/>
+                <w:u w:val="none"/>
+                <w:strike w:val="false"/>
+                <w:sz w:val="14"/>
+                <w:szCs w:val="14"/>
                 <w:color w:val="000000"/>
               </w:rPr>
               <w:t xml:space="preserve">8,218</w:t>
@@ -5720,28 +5720,28 @@
                 <w:left w:val="none" w:sz="0" w:space="0" w:color="000000"/>
                 <w:right w:val="none" w:sz="0" w:space="0" w:color="000000"/>
               </w:pBdr>
-              <w:spacing w:after="36" w:before="36" w:line="240"/>
-              <w:ind w:left="100" w:right="100" w:firstLine="0" w:firstLineChars="0"/>
-              <w:rPr>
-                <w:rFonts w:ascii="Times New Roman" w:hAnsi="Times New Roman" w:eastAsia="Times New Roman" w:cs="Times New Roman"/>
-                <w:i w:val="false"/>
-                <w:b w:val="true"/>
-                <w:u w:val="none"/>
-                <w:strike w:val="false"/>
-                <w:sz w:val="16"/>
-                <w:szCs w:val="16"/>
-                <w:color w:val="000000"/>
-              </w:rPr>
-            </w:pPr>
-            <w:r xmlns:w="http://schemas.openxmlformats.org/wordprocessingml/2006/main" xmlns:wp="http://schemas.openxmlformats.org/drawingml/2006/wordprocessingDrawing" xmlns:r="http://schemas.openxmlformats.org/officeDocument/2006/relationships" xmlns:w14="http://schemas.microsoft.com/office/word/2010/wordml">
-              <w:rPr>
-                <w:rFonts w:ascii="Times New Roman" w:hAnsi="Times New Roman" w:eastAsia="Times New Roman" w:cs="Times New Roman"/>
-                <w:i w:val="false"/>
-                <w:b w:val="true"/>
-                <w:u w:val="none"/>
-                <w:strike w:val="false"/>
-                <w:sz w:val="16"/>
-                <w:szCs w:val="16"/>
+              <w:spacing w:after="0" w:before="0" w:line="240"/>
+              <w:ind w:left="100" w:right="100" w:firstLine="0" w:firstLineChars="0"/>
+              <w:rPr>
+                <w:rFonts w:ascii="Times New Roman" w:hAnsi="Times New Roman" w:eastAsia="Times New Roman" w:cs="Times New Roman"/>
+                <w:i w:val="false"/>
+                <w:b w:val="true"/>
+                <w:u w:val="none"/>
+                <w:strike w:val="false"/>
+                <w:sz w:val="14"/>
+                <w:szCs w:val="14"/>
+                <w:color w:val="000000"/>
+              </w:rPr>
+            </w:pPr>
+            <w:r xmlns:w="http://schemas.openxmlformats.org/wordprocessingml/2006/main" xmlns:wp="http://schemas.openxmlformats.org/drawingml/2006/wordprocessingDrawing" xmlns:r="http://schemas.openxmlformats.org/officeDocument/2006/relationships" xmlns:w14="http://schemas.microsoft.com/office/word/2010/wordml">
+              <w:rPr>
+                <w:rFonts w:ascii="Times New Roman" w:hAnsi="Times New Roman" w:eastAsia="Times New Roman" w:cs="Times New Roman"/>
+                <w:i w:val="false"/>
+                <w:b w:val="true"/>
+                <w:u w:val="none"/>
+                <w:strike w:val="false"/>
+                <w:sz w:val="14"/>
+                <w:szCs w:val="14"/>
                 <w:color w:val="000000"/>
               </w:rPr>
               <w:t xml:space="preserve">06 - الصحة</w:t>
@@ -5780,28 +5780,28 @@
                 <w:left w:val="none" w:sz="0" w:space="0" w:color="000000"/>
                 <w:right w:val="none" w:sz="0" w:space="0" w:color="000000"/>
               </w:pBdr>
-              <w:spacing w:after="36" w:before="36" w:line="240"/>
-              <w:ind w:left="100" w:right="100" w:firstLine="0" w:firstLineChars="0"/>
-              <w:rPr>
-                <w:rFonts w:ascii="Times New Roman" w:hAnsi="Times New Roman" w:eastAsia="Times New Roman" w:cs="Times New Roman"/>
-                <w:i w:val="false"/>
-                <w:b w:val="true"/>
-                <w:u w:val="none"/>
-                <w:strike w:val="false"/>
-                <w:sz w:val="16"/>
-                <w:szCs w:val="16"/>
-                <w:color w:val="000000"/>
-              </w:rPr>
-            </w:pPr>
-            <w:r xmlns:w="http://schemas.openxmlformats.org/wordprocessingml/2006/main" xmlns:wp="http://schemas.openxmlformats.org/drawingml/2006/wordprocessingDrawing" xmlns:r="http://schemas.openxmlformats.org/officeDocument/2006/relationships" xmlns:w14="http://schemas.microsoft.com/office/word/2010/wordml">
-              <w:rPr>
-                <w:rFonts w:ascii="Times New Roman" w:hAnsi="Times New Roman" w:eastAsia="Times New Roman" w:cs="Times New Roman"/>
-                <w:i w:val="false"/>
-                <w:b w:val="true"/>
-                <w:u w:val="none"/>
-                <w:strike w:val="false"/>
-                <w:sz w:val="16"/>
-                <w:szCs w:val="16"/>
+              <w:spacing w:after="0" w:before="0" w:line="240"/>
+              <w:ind w:left="100" w:right="100" w:firstLine="0" w:firstLineChars="0"/>
+              <w:rPr>
+                <w:rFonts w:ascii="Times New Roman" w:hAnsi="Times New Roman" w:eastAsia="Times New Roman" w:cs="Times New Roman"/>
+                <w:i w:val="false"/>
+                <w:b w:val="true"/>
+                <w:u w:val="none"/>
+                <w:strike w:val="false"/>
+                <w:sz w:val="14"/>
+                <w:szCs w:val="14"/>
+                <w:color w:val="000000"/>
+              </w:rPr>
+            </w:pPr>
+            <w:r xmlns:w="http://schemas.openxmlformats.org/wordprocessingml/2006/main" xmlns:wp="http://schemas.openxmlformats.org/drawingml/2006/wordprocessingDrawing" xmlns:r="http://schemas.openxmlformats.org/officeDocument/2006/relationships" xmlns:w14="http://schemas.microsoft.com/office/word/2010/wordml">
+              <w:rPr>
+                <w:rFonts w:ascii="Times New Roman" w:hAnsi="Times New Roman" w:eastAsia="Times New Roman" w:cs="Times New Roman"/>
+                <w:i w:val="false"/>
+                <w:b w:val="true"/>
+                <w:u w:val="none"/>
+                <w:strike w:val="false"/>
+                <w:sz w:val="14"/>
+                <w:szCs w:val="14"/>
                 <w:color w:val="000000"/>
               </w:rPr>
               <w:t xml:space="preserve">-3,1</w:t>
@@ -5834,28 +5834,28 @@
                 <w:left w:val="none" w:sz="0" w:space="0" w:color="000000"/>
                 <w:right w:val="none" w:sz="0" w:space="0" w:color="000000"/>
               </w:pBdr>
-              <w:spacing w:after="36" w:before="36" w:line="240"/>
-              <w:ind w:left="100" w:right="100" w:firstLine="0" w:firstLineChars="0"/>
-              <w:rPr>
-                <w:rFonts w:ascii="Times New Roman" w:hAnsi="Times New Roman" w:eastAsia="Times New Roman" w:cs="Times New Roman"/>
-                <w:i w:val="false"/>
-                <w:b w:val="true"/>
-                <w:u w:val="none"/>
-                <w:strike w:val="false"/>
-                <w:sz w:val="16"/>
-                <w:szCs w:val="16"/>
-                <w:color w:val="000000"/>
-              </w:rPr>
-            </w:pPr>
-            <w:r xmlns:w="http://schemas.openxmlformats.org/wordprocessingml/2006/main" xmlns:wp="http://schemas.openxmlformats.org/drawingml/2006/wordprocessingDrawing" xmlns:r="http://schemas.openxmlformats.org/officeDocument/2006/relationships" xmlns:w14="http://schemas.microsoft.com/office/word/2010/wordml">
-              <w:rPr>
-                <w:rFonts w:ascii="Times New Roman" w:hAnsi="Times New Roman" w:eastAsia="Times New Roman" w:cs="Times New Roman"/>
-                <w:i w:val="false"/>
-                <w:b w:val="true"/>
-                <w:u w:val="none"/>
-                <w:strike w:val="false"/>
-                <w:sz w:val="16"/>
-                <w:szCs w:val="16"/>
+              <w:spacing w:after="0" w:before="0" w:line="240"/>
+              <w:ind w:left="100" w:right="100" w:firstLine="0" w:firstLineChars="0"/>
+              <w:rPr>
+                <w:rFonts w:ascii="Times New Roman" w:hAnsi="Times New Roman" w:eastAsia="Times New Roman" w:cs="Times New Roman"/>
+                <w:i w:val="false"/>
+                <w:b w:val="true"/>
+                <w:u w:val="none"/>
+                <w:strike w:val="false"/>
+                <w:sz w:val="14"/>
+                <w:szCs w:val="14"/>
+                <w:color w:val="000000"/>
+              </w:rPr>
+            </w:pPr>
+            <w:r xmlns:w="http://schemas.openxmlformats.org/wordprocessingml/2006/main" xmlns:wp="http://schemas.openxmlformats.org/drawingml/2006/wordprocessingDrawing" xmlns:r="http://schemas.openxmlformats.org/officeDocument/2006/relationships" xmlns:w14="http://schemas.microsoft.com/office/word/2010/wordml">
+              <w:rPr>
+                <w:rFonts w:ascii="Times New Roman" w:hAnsi="Times New Roman" w:eastAsia="Times New Roman" w:cs="Times New Roman"/>
+                <w:i w:val="false"/>
+                <w:b w:val="true"/>
+                <w:u w:val="none"/>
+                <w:strike w:val="false"/>
+                <w:sz w:val="14"/>
+                <w:szCs w:val="14"/>
                 <w:color w:val="000000"/>
               </w:rPr>
               <w:t xml:space="preserve">-0,8</w:t>
@@ -5888,28 +5888,28 @@
                 <w:left w:val="none" w:sz="0" w:space="0" w:color="000000"/>
                 <w:right w:val="none" w:sz="0" w:space="0" w:color="000000"/>
               </w:pBdr>
-              <w:spacing w:after="36" w:before="36" w:line="240"/>
-              <w:ind w:left="100" w:right="100" w:firstLine="0" w:firstLineChars="0"/>
-              <w:rPr>
-                <w:rFonts w:ascii="Times New Roman" w:hAnsi="Times New Roman" w:eastAsia="Times New Roman" w:cs="Times New Roman"/>
-                <w:i w:val="false"/>
-                <w:b w:val="true"/>
-                <w:u w:val="none"/>
-                <w:strike w:val="false"/>
-                <w:sz w:val="16"/>
-                <w:szCs w:val="16"/>
-                <w:color w:val="000000"/>
-              </w:rPr>
-            </w:pPr>
-            <w:r xmlns:w="http://schemas.openxmlformats.org/wordprocessingml/2006/main" xmlns:wp="http://schemas.openxmlformats.org/drawingml/2006/wordprocessingDrawing" xmlns:r="http://schemas.openxmlformats.org/officeDocument/2006/relationships" xmlns:w14="http://schemas.microsoft.com/office/word/2010/wordml">
-              <w:rPr>
-                <w:rFonts w:ascii="Times New Roman" w:hAnsi="Times New Roman" w:eastAsia="Times New Roman" w:cs="Times New Roman"/>
-                <w:i w:val="false"/>
-                <w:b w:val="true"/>
-                <w:u w:val="none"/>
-                <w:strike w:val="false"/>
-                <w:sz w:val="16"/>
-                <w:szCs w:val="16"/>
+              <w:spacing w:after="0" w:before="0" w:line="240"/>
+              <w:ind w:left="100" w:right="100" w:firstLine="0" w:firstLineChars="0"/>
+              <w:rPr>
+                <w:rFonts w:ascii="Times New Roman" w:hAnsi="Times New Roman" w:eastAsia="Times New Roman" w:cs="Times New Roman"/>
+                <w:i w:val="false"/>
+                <w:b w:val="true"/>
+                <w:u w:val="none"/>
+                <w:strike w:val="false"/>
+                <w:sz w:val="14"/>
+                <w:szCs w:val="14"/>
+                <w:color w:val="000000"/>
+              </w:rPr>
+            </w:pPr>
+            <w:r xmlns:w="http://schemas.openxmlformats.org/wordprocessingml/2006/main" xmlns:wp="http://schemas.openxmlformats.org/drawingml/2006/wordprocessingDrawing" xmlns:r="http://schemas.openxmlformats.org/officeDocument/2006/relationships" xmlns:w14="http://schemas.microsoft.com/office/word/2010/wordml">
+              <w:rPr>
+                <w:rFonts w:ascii="Times New Roman" w:hAnsi="Times New Roman" w:eastAsia="Times New Roman" w:cs="Times New Roman"/>
+                <w:i w:val="false"/>
+                <w:b w:val="true"/>
+                <w:u w:val="none"/>
+                <w:strike w:val="false"/>
+                <w:sz w:val="14"/>
+                <w:szCs w:val="14"/>
                 <w:color w:val="000000"/>
               </w:rPr>
               <w:t xml:space="preserve">0,9</w:t>
@@ -5942,28 +5942,28 @@
                 <w:left w:val="none" w:sz="0" w:space="0" w:color="000000"/>
                 <w:right w:val="none" w:sz="0" w:space="0" w:color="000000"/>
               </w:pBdr>
-              <w:spacing w:after="36" w:before="36" w:line="240"/>
-              <w:ind w:left="100" w:right="100" w:firstLine="0" w:firstLineChars="0"/>
-              <w:rPr>
-                <w:rFonts w:ascii="Times New Roman" w:hAnsi="Times New Roman" w:eastAsia="Times New Roman" w:cs="Times New Roman"/>
-                <w:i w:val="false"/>
-                <w:b w:val="true"/>
-                <w:u w:val="none"/>
-                <w:strike w:val="false"/>
-                <w:sz w:val="16"/>
-                <w:szCs w:val="16"/>
-                <w:color w:val="000000"/>
-              </w:rPr>
-            </w:pPr>
-            <w:r xmlns:w="http://schemas.openxmlformats.org/wordprocessingml/2006/main" xmlns:wp="http://schemas.openxmlformats.org/drawingml/2006/wordprocessingDrawing" xmlns:r="http://schemas.openxmlformats.org/officeDocument/2006/relationships" xmlns:w14="http://schemas.microsoft.com/office/word/2010/wordml">
-              <w:rPr>
-                <w:rFonts w:ascii="Times New Roman" w:hAnsi="Times New Roman" w:eastAsia="Times New Roman" w:cs="Times New Roman"/>
-                <w:i w:val="false"/>
-                <w:b w:val="true"/>
-                <w:u w:val="none"/>
-                <w:strike w:val="false"/>
-                <w:sz w:val="16"/>
-                <w:szCs w:val="16"/>
+              <w:spacing w:after="0" w:before="0" w:line="240"/>
+              <w:ind w:left="100" w:right="100" w:firstLine="0" w:firstLineChars="0"/>
+              <w:rPr>
+                <w:rFonts w:ascii="Times New Roman" w:hAnsi="Times New Roman" w:eastAsia="Times New Roman" w:cs="Times New Roman"/>
+                <w:i w:val="false"/>
+                <w:b w:val="true"/>
+                <w:u w:val="none"/>
+                <w:strike w:val="false"/>
+                <w:sz w:val="14"/>
+                <w:szCs w:val="14"/>
+                <w:color w:val="000000"/>
+              </w:rPr>
+            </w:pPr>
+            <w:r xmlns:w="http://schemas.openxmlformats.org/wordprocessingml/2006/main" xmlns:wp="http://schemas.openxmlformats.org/drawingml/2006/wordprocessingDrawing" xmlns:r="http://schemas.openxmlformats.org/officeDocument/2006/relationships" xmlns:w14="http://schemas.microsoft.com/office/word/2010/wordml">
+              <w:rPr>
+                <w:rFonts w:ascii="Times New Roman" w:hAnsi="Times New Roman" w:eastAsia="Times New Roman" w:cs="Times New Roman"/>
+                <w:i w:val="false"/>
+                <w:b w:val="true"/>
+                <w:u w:val="none"/>
+                <w:strike w:val="false"/>
+                <w:sz w:val="14"/>
+                <w:szCs w:val="14"/>
                 <w:color w:val="000000"/>
               </w:rPr>
               <w:t xml:space="preserve">113,8</w:t>
@@ -5996,28 +5996,28 @@
                 <w:left w:val="none" w:sz="0" w:space="0" w:color="000000"/>
                 <w:right w:val="none" w:sz="0" w:space="0" w:color="000000"/>
               </w:pBdr>
-              <w:spacing w:after="36" w:before="36" w:line="240"/>
-              <w:ind w:left="100" w:right="100" w:firstLine="0" w:firstLineChars="0"/>
-              <w:rPr>
-                <w:rFonts w:ascii="Times New Roman" w:hAnsi="Times New Roman" w:eastAsia="Times New Roman" w:cs="Times New Roman"/>
-                <w:i w:val="false"/>
-                <w:b w:val="true"/>
-                <w:u w:val="none"/>
-                <w:strike w:val="false"/>
-                <w:sz w:val="16"/>
-                <w:szCs w:val="16"/>
-                <w:color w:val="000000"/>
-              </w:rPr>
-            </w:pPr>
-            <w:r xmlns:w="http://schemas.openxmlformats.org/wordprocessingml/2006/main" xmlns:wp="http://schemas.openxmlformats.org/drawingml/2006/wordprocessingDrawing" xmlns:r="http://schemas.openxmlformats.org/officeDocument/2006/relationships" xmlns:w14="http://schemas.microsoft.com/office/word/2010/wordml">
-              <w:rPr>
-                <w:rFonts w:ascii="Times New Roman" w:hAnsi="Times New Roman" w:eastAsia="Times New Roman" w:cs="Times New Roman"/>
-                <w:i w:val="false"/>
-                <w:b w:val="true"/>
-                <w:u w:val="none"/>
-                <w:strike w:val="false"/>
-                <w:sz w:val="16"/>
-                <w:szCs w:val="16"/>
+              <w:spacing w:after="0" w:before="0" w:line="240"/>
+              <w:ind w:left="100" w:right="100" w:firstLine="0" w:firstLineChars="0"/>
+              <w:rPr>
+                <w:rFonts w:ascii="Times New Roman" w:hAnsi="Times New Roman" w:eastAsia="Times New Roman" w:cs="Times New Roman"/>
+                <w:i w:val="false"/>
+                <w:b w:val="true"/>
+                <w:u w:val="none"/>
+                <w:strike w:val="false"/>
+                <w:sz w:val="14"/>
+                <w:szCs w:val="14"/>
+                <w:color w:val="000000"/>
+              </w:rPr>
+            </w:pPr>
+            <w:r xmlns:w="http://schemas.openxmlformats.org/wordprocessingml/2006/main" xmlns:wp="http://schemas.openxmlformats.org/drawingml/2006/wordprocessingDrawing" xmlns:r="http://schemas.openxmlformats.org/officeDocument/2006/relationships" xmlns:w14="http://schemas.microsoft.com/office/word/2010/wordml">
+              <w:rPr>
+                <w:rFonts w:ascii="Times New Roman" w:hAnsi="Times New Roman" w:eastAsia="Times New Roman" w:cs="Times New Roman"/>
+                <w:i w:val="false"/>
+                <w:b w:val="true"/>
+                <w:u w:val="none"/>
+                <w:strike w:val="false"/>
+                <w:sz w:val="14"/>
+                <w:szCs w:val="14"/>
                 <w:color w:val="000000"/>
               </w:rPr>
               <w:t xml:space="preserve">112,8</w:t>
@@ -6050,28 +6050,28 @@
                 <w:left w:val="none" w:sz="0" w:space="0" w:color="000000"/>
                 <w:right w:val="none" w:sz="0" w:space="0" w:color="000000"/>
               </w:pBdr>
-              <w:spacing w:after="36" w:before="36" w:line="240"/>
-              <w:ind w:left="100" w:right="100" w:firstLine="0" w:firstLineChars="0"/>
-              <w:rPr>
-                <w:rFonts w:ascii="Times New Roman" w:hAnsi="Times New Roman" w:eastAsia="Times New Roman" w:cs="Times New Roman"/>
-                <w:i w:val="false"/>
-                <w:b w:val="true"/>
-                <w:u w:val="none"/>
-                <w:strike w:val="false"/>
-                <w:sz w:val="16"/>
-                <w:szCs w:val="16"/>
-                <w:color w:val="000000"/>
-              </w:rPr>
-            </w:pPr>
-            <w:r xmlns:w="http://schemas.openxmlformats.org/wordprocessingml/2006/main" xmlns:wp="http://schemas.openxmlformats.org/drawingml/2006/wordprocessingDrawing" xmlns:r="http://schemas.openxmlformats.org/officeDocument/2006/relationships" xmlns:w14="http://schemas.microsoft.com/office/word/2010/wordml">
-              <w:rPr>
-                <w:rFonts w:ascii="Times New Roman" w:hAnsi="Times New Roman" w:eastAsia="Times New Roman" w:cs="Times New Roman"/>
-                <w:i w:val="false"/>
-                <w:b w:val="true"/>
-                <w:u w:val="none"/>
-                <w:strike w:val="false"/>
-                <w:sz w:val="16"/>
-                <w:szCs w:val="16"/>
+              <w:spacing w:after="0" w:before="0" w:line="240"/>
+              <w:ind w:left="100" w:right="100" w:firstLine="0" w:firstLineChars="0"/>
+              <w:rPr>
+                <w:rFonts w:ascii="Times New Roman" w:hAnsi="Times New Roman" w:eastAsia="Times New Roman" w:cs="Times New Roman"/>
+                <w:i w:val="false"/>
+                <w:b w:val="true"/>
+                <w:u w:val="none"/>
+                <w:strike w:val="false"/>
+                <w:sz w:val="14"/>
+                <w:szCs w:val="14"/>
+                <w:color w:val="000000"/>
+              </w:rPr>
+            </w:pPr>
+            <w:r xmlns:w="http://schemas.openxmlformats.org/wordprocessingml/2006/main" xmlns:wp="http://schemas.openxmlformats.org/drawingml/2006/wordprocessingDrawing" xmlns:r="http://schemas.openxmlformats.org/officeDocument/2006/relationships" xmlns:w14="http://schemas.microsoft.com/office/word/2010/wordml">
+              <w:rPr>
+                <w:rFonts w:ascii="Times New Roman" w:hAnsi="Times New Roman" w:eastAsia="Times New Roman" w:cs="Times New Roman"/>
+                <w:i w:val="false"/>
+                <w:b w:val="true"/>
+                <w:u w:val="none"/>
+                <w:strike w:val="false"/>
+                <w:sz w:val="14"/>
+                <w:szCs w:val="14"/>
                 <w:color w:val="000000"/>
               </w:rPr>
               <w:t xml:space="preserve">114,7</w:t>
@@ -6104,28 +6104,28 @@
                 <w:left w:val="none" w:sz="0" w:space="0" w:color="000000"/>
                 <w:right w:val="none" w:sz="0" w:space="0" w:color="000000"/>
               </w:pBdr>
-              <w:spacing w:after="36" w:before="36" w:line="240"/>
-              <w:ind w:left="100" w:right="100" w:firstLine="0" w:firstLineChars="0"/>
-              <w:rPr>
-                <w:rFonts w:ascii="Times New Roman" w:hAnsi="Times New Roman" w:eastAsia="Times New Roman" w:cs="Times New Roman"/>
-                <w:i w:val="false"/>
-                <w:b w:val="true"/>
-                <w:u w:val="none"/>
-                <w:strike w:val="false"/>
-                <w:sz w:val="16"/>
-                <w:szCs w:val="16"/>
-                <w:color w:val="000000"/>
-              </w:rPr>
-            </w:pPr>
-            <w:r xmlns:w="http://schemas.openxmlformats.org/wordprocessingml/2006/main" xmlns:wp="http://schemas.openxmlformats.org/drawingml/2006/wordprocessingDrawing" xmlns:r="http://schemas.openxmlformats.org/officeDocument/2006/relationships" xmlns:w14="http://schemas.microsoft.com/office/word/2010/wordml">
-              <w:rPr>
-                <w:rFonts w:ascii="Times New Roman" w:hAnsi="Times New Roman" w:eastAsia="Times New Roman" w:cs="Times New Roman"/>
-                <w:i w:val="false"/>
-                <w:b w:val="true"/>
-                <w:u w:val="none"/>
-                <w:strike w:val="false"/>
-                <w:sz w:val="16"/>
-                <w:szCs w:val="16"/>
+              <w:spacing w:after="0" w:before="0" w:line="240"/>
+              <w:ind w:left="100" w:right="100" w:firstLine="0" w:firstLineChars="0"/>
+              <w:rPr>
+                <w:rFonts w:ascii="Times New Roman" w:hAnsi="Times New Roman" w:eastAsia="Times New Roman" w:cs="Times New Roman"/>
+                <w:i w:val="false"/>
+                <w:b w:val="true"/>
+                <w:u w:val="none"/>
+                <w:strike w:val="false"/>
+                <w:sz w:val="14"/>
+                <w:szCs w:val="14"/>
+                <w:color w:val="000000"/>
+              </w:rPr>
+            </w:pPr>
+            <w:r xmlns:w="http://schemas.openxmlformats.org/wordprocessingml/2006/main" xmlns:wp="http://schemas.openxmlformats.org/drawingml/2006/wordprocessingDrawing" xmlns:r="http://schemas.openxmlformats.org/officeDocument/2006/relationships" xmlns:w14="http://schemas.microsoft.com/office/word/2010/wordml">
+              <w:rPr>
+                <w:rFonts w:ascii="Times New Roman" w:hAnsi="Times New Roman" w:eastAsia="Times New Roman" w:cs="Times New Roman"/>
+                <w:i w:val="false"/>
+                <w:b w:val="true"/>
+                <w:u w:val="none"/>
+                <w:strike w:val="false"/>
+                <w:sz w:val="14"/>
+                <w:szCs w:val="14"/>
                 <w:color w:val="000000"/>
               </w:rPr>
               <w:t xml:space="preserve">114,7</w:t>
@@ -6158,28 +6158,28 @@
                 <w:left w:val="none" w:sz="0" w:space="0" w:color="000000"/>
                 <w:right w:val="none" w:sz="0" w:space="0" w:color="000000"/>
               </w:pBdr>
-              <w:spacing w:after="36" w:before="36" w:line="240"/>
-              <w:ind w:left="100" w:right="100" w:firstLine="0" w:firstLineChars="0"/>
-              <w:rPr>
-                <w:rFonts w:ascii="Times New Roman" w:hAnsi="Times New Roman" w:eastAsia="Times New Roman" w:cs="Times New Roman"/>
-                <w:i w:val="false"/>
-                <w:b w:val="true"/>
-                <w:u w:val="none"/>
-                <w:strike w:val="false"/>
-                <w:sz w:val="16"/>
-                <w:szCs w:val="16"/>
-                <w:color w:val="000000"/>
-              </w:rPr>
-            </w:pPr>
-            <w:r xmlns:w="http://schemas.openxmlformats.org/wordprocessingml/2006/main" xmlns:wp="http://schemas.openxmlformats.org/drawingml/2006/wordprocessingDrawing" xmlns:r="http://schemas.openxmlformats.org/officeDocument/2006/relationships" xmlns:w14="http://schemas.microsoft.com/office/word/2010/wordml">
-              <w:rPr>
-                <w:rFonts w:ascii="Times New Roman" w:hAnsi="Times New Roman" w:eastAsia="Times New Roman" w:cs="Times New Roman"/>
-                <w:i w:val="false"/>
-                <w:b w:val="true"/>
-                <w:u w:val="none"/>
-                <w:strike w:val="false"/>
-                <w:sz w:val="16"/>
-                <w:szCs w:val="16"/>
+              <w:spacing w:after="0" w:before="0" w:line="240"/>
+              <w:ind w:left="100" w:right="100" w:firstLine="0" w:firstLineChars="0"/>
+              <w:rPr>
+                <w:rFonts w:ascii="Times New Roman" w:hAnsi="Times New Roman" w:eastAsia="Times New Roman" w:cs="Times New Roman"/>
+                <w:i w:val="false"/>
+                <w:b w:val="true"/>
+                <w:u w:val="none"/>
+                <w:strike w:val="false"/>
+                <w:sz w:val="14"/>
+                <w:szCs w:val="14"/>
+                <w:color w:val="000000"/>
+              </w:rPr>
+            </w:pPr>
+            <w:r xmlns:w="http://schemas.openxmlformats.org/wordprocessingml/2006/main" xmlns:wp="http://schemas.openxmlformats.org/drawingml/2006/wordprocessingDrawing" xmlns:r="http://schemas.openxmlformats.org/officeDocument/2006/relationships" xmlns:w14="http://schemas.microsoft.com/office/word/2010/wordml">
+              <w:rPr>
+                <w:rFonts w:ascii="Times New Roman" w:hAnsi="Times New Roman" w:eastAsia="Times New Roman" w:cs="Times New Roman"/>
+                <w:i w:val="false"/>
+                <w:b w:val="true"/>
+                <w:u w:val="none"/>
+                <w:strike w:val="false"/>
+                <w:sz w:val="14"/>
+                <w:szCs w:val="14"/>
                 <w:color w:val="000000"/>
               </w:rPr>
               <w:t xml:space="preserve">117,4</w:t>
@@ -6212,28 +6212,28 @@
                 <w:left w:val="none" w:sz="0" w:space="0" w:color="000000"/>
                 <w:right w:val="none" w:sz="0" w:space="0" w:color="000000"/>
               </w:pBdr>
-              <w:spacing w:after="36" w:before="36" w:line="240"/>
-              <w:ind w:left="100" w:right="100" w:firstLine="0" w:firstLineChars="0"/>
-              <w:rPr>
-                <w:rFonts w:ascii="Times New Roman" w:hAnsi="Times New Roman" w:eastAsia="Times New Roman" w:cs="Times New Roman"/>
-                <w:i w:val="false"/>
-                <w:b w:val="true"/>
-                <w:u w:val="none"/>
-                <w:strike w:val="false"/>
-                <w:sz w:val="16"/>
-                <w:szCs w:val="16"/>
-                <w:color w:val="000000"/>
-              </w:rPr>
-            </w:pPr>
-            <w:r xmlns:w="http://schemas.openxmlformats.org/wordprocessingml/2006/main" xmlns:wp="http://schemas.openxmlformats.org/drawingml/2006/wordprocessingDrawing" xmlns:r="http://schemas.openxmlformats.org/officeDocument/2006/relationships" xmlns:w14="http://schemas.microsoft.com/office/word/2010/wordml">
-              <w:rPr>
-                <w:rFonts w:ascii="Times New Roman" w:hAnsi="Times New Roman" w:eastAsia="Times New Roman" w:cs="Times New Roman"/>
-                <w:i w:val="false"/>
-                <w:b w:val="true"/>
-                <w:u w:val="none"/>
-                <w:strike w:val="false"/>
-                <w:sz w:val="16"/>
-                <w:szCs w:val="16"/>
+              <w:spacing w:after="0" w:before="0" w:line="240"/>
+              <w:ind w:left="100" w:right="100" w:firstLine="0" w:firstLineChars="0"/>
+              <w:rPr>
+                <w:rFonts w:ascii="Times New Roman" w:hAnsi="Times New Roman" w:eastAsia="Times New Roman" w:cs="Times New Roman"/>
+                <w:i w:val="false"/>
+                <w:b w:val="true"/>
+                <w:u w:val="none"/>
+                <w:strike w:val="false"/>
+                <w:sz w:val="14"/>
+                <w:szCs w:val="14"/>
+                <w:color w:val="000000"/>
+              </w:rPr>
+            </w:pPr>
+            <w:r xmlns:w="http://schemas.openxmlformats.org/wordprocessingml/2006/main" xmlns:wp="http://schemas.openxmlformats.org/drawingml/2006/wordprocessingDrawing" xmlns:r="http://schemas.openxmlformats.org/officeDocument/2006/relationships" xmlns:w14="http://schemas.microsoft.com/office/word/2010/wordml">
+              <w:rPr>
+                <w:rFonts w:ascii="Times New Roman" w:hAnsi="Times New Roman" w:eastAsia="Times New Roman" w:cs="Times New Roman"/>
+                <w:i w:val="false"/>
+                <w:b w:val="true"/>
+                <w:u w:val="none"/>
+                <w:strike w:val="false"/>
+                <w:sz w:val="14"/>
+                <w:szCs w:val="14"/>
                 <w:color w:val="000000"/>
               </w:rPr>
               <w:t xml:space="preserve">9,751</w:t>
@@ -6266,28 +6266,28 @@
                 <w:left w:val="none" w:sz="0" w:space="0" w:color="000000"/>
                 <w:right w:val="none" w:sz="0" w:space="0" w:color="000000"/>
               </w:pBdr>
-              <w:spacing w:after="36" w:before="36" w:line="240"/>
-              <w:ind w:left="100" w:right="100" w:firstLine="0" w:firstLineChars="0"/>
-              <w:rPr>
-                <w:rFonts w:ascii="Times New Roman" w:hAnsi="Times New Roman" w:eastAsia="Times New Roman" w:cs="Times New Roman"/>
-                <w:i w:val="false"/>
-                <w:b w:val="true"/>
-                <w:u w:val="none"/>
-                <w:strike w:val="false"/>
-                <w:sz w:val="16"/>
-                <w:szCs w:val="16"/>
-                <w:color w:val="000000"/>
-              </w:rPr>
-            </w:pPr>
-            <w:r xmlns:w="http://schemas.openxmlformats.org/wordprocessingml/2006/main" xmlns:wp="http://schemas.openxmlformats.org/drawingml/2006/wordprocessingDrawing" xmlns:r="http://schemas.openxmlformats.org/officeDocument/2006/relationships" xmlns:w14="http://schemas.microsoft.com/office/word/2010/wordml">
-              <w:rPr>
-                <w:rFonts w:ascii="Times New Roman" w:hAnsi="Times New Roman" w:eastAsia="Times New Roman" w:cs="Times New Roman"/>
-                <w:i w:val="false"/>
-                <w:b w:val="true"/>
-                <w:u w:val="none"/>
-                <w:strike w:val="false"/>
-                <w:sz w:val="16"/>
-                <w:szCs w:val="16"/>
+              <w:spacing w:after="0" w:before="0" w:line="240"/>
+              <w:ind w:left="100" w:right="100" w:firstLine="0" w:firstLineChars="0"/>
+              <w:rPr>
+                <w:rFonts w:ascii="Times New Roman" w:hAnsi="Times New Roman" w:eastAsia="Times New Roman" w:cs="Times New Roman"/>
+                <w:i w:val="false"/>
+                <w:b w:val="true"/>
+                <w:u w:val="none"/>
+                <w:strike w:val="false"/>
+                <w:sz w:val="14"/>
+                <w:szCs w:val="14"/>
+                <w:color w:val="000000"/>
+              </w:rPr>
+            </w:pPr>
+            <w:r xmlns:w="http://schemas.openxmlformats.org/wordprocessingml/2006/main" xmlns:wp="http://schemas.openxmlformats.org/drawingml/2006/wordprocessingDrawing" xmlns:r="http://schemas.openxmlformats.org/officeDocument/2006/relationships" xmlns:w14="http://schemas.microsoft.com/office/word/2010/wordml">
+              <w:rPr>
+                <w:rFonts w:ascii="Times New Roman" w:hAnsi="Times New Roman" w:eastAsia="Times New Roman" w:cs="Times New Roman"/>
+                <w:i w:val="false"/>
+                <w:b w:val="true"/>
+                <w:u w:val="none"/>
+                <w:strike w:val="false"/>
+                <w:sz w:val="14"/>
+                <w:szCs w:val="14"/>
                 <w:color w:val="000000"/>
               </w:rPr>
               <w:t xml:space="preserve">07 - النقل</w:t>
@@ -6326,28 +6326,28 @@
                 <w:left w:val="none" w:sz="0" w:space="0" w:color="000000"/>
                 <w:right w:val="none" w:sz="0" w:space="0" w:color="000000"/>
               </w:pBdr>
-              <w:spacing w:after="36" w:before="36" w:line="240"/>
-              <w:ind w:left="100" w:right="100" w:firstLine="0" w:firstLineChars="0"/>
-              <w:rPr>
-                <w:rFonts w:ascii="Times New Roman" w:hAnsi="Times New Roman" w:eastAsia="Times New Roman" w:cs="Times New Roman"/>
-                <w:i w:val="false"/>
-                <w:b w:val="true"/>
-                <w:u w:val="none"/>
-                <w:strike w:val="false"/>
-                <w:sz w:val="16"/>
-                <w:szCs w:val="16"/>
-                <w:color w:val="000000"/>
-              </w:rPr>
-            </w:pPr>
-            <w:r xmlns:w="http://schemas.openxmlformats.org/wordprocessingml/2006/main" xmlns:wp="http://schemas.openxmlformats.org/drawingml/2006/wordprocessingDrawing" xmlns:r="http://schemas.openxmlformats.org/officeDocument/2006/relationships" xmlns:w14="http://schemas.microsoft.com/office/word/2010/wordml">
-              <w:rPr>
-                <w:rFonts w:ascii="Times New Roman" w:hAnsi="Times New Roman" w:eastAsia="Times New Roman" w:cs="Times New Roman"/>
-                <w:i w:val="false"/>
-                <w:b w:val="true"/>
-                <w:u w:val="none"/>
-                <w:strike w:val="false"/>
-                <w:sz w:val="16"/>
-                <w:szCs w:val="16"/>
+              <w:spacing w:after="0" w:before="0" w:line="240"/>
+              <w:ind w:left="100" w:right="100" w:firstLine="0" w:firstLineChars="0"/>
+              <w:rPr>
+                <w:rFonts w:ascii="Times New Roman" w:hAnsi="Times New Roman" w:eastAsia="Times New Roman" w:cs="Times New Roman"/>
+                <w:i w:val="false"/>
+                <w:b w:val="true"/>
+                <w:u w:val="none"/>
+                <w:strike w:val="false"/>
+                <w:sz w:val="14"/>
+                <w:szCs w:val="14"/>
+                <w:color w:val="000000"/>
+              </w:rPr>
+            </w:pPr>
+            <w:r xmlns:w="http://schemas.openxmlformats.org/wordprocessingml/2006/main" xmlns:wp="http://schemas.openxmlformats.org/drawingml/2006/wordprocessingDrawing" xmlns:r="http://schemas.openxmlformats.org/officeDocument/2006/relationships" xmlns:w14="http://schemas.microsoft.com/office/word/2010/wordml">
+              <w:rPr>
+                <w:rFonts w:ascii="Times New Roman" w:hAnsi="Times New Roman" w:eastAsia="Times New Roman" w:cs="Times New Roman"/>
+                <w:i w:val="false"/>
+                <w:b w:val="true"/>
+                <w:u w:val="none"/>
+                <w:strike w:val="false"/>
+                <w:sz w:val="14"/>
+                <w:szCs w:val="14"/>
                 <w:color w:val="000000"/>
               </w:rPr>
               <w:t xml:space="preserve">-1,9</w:t>
@@ -6380,28 +6380,28 @@
                 <w:left w:val="none" w:sz="0" w:space="0" w:color="000000"/>
                 <w:right w:val="none" w:sz="0" w:space="0" w:color="000000"/>
               </w:pBdr>
-              <w:spacing w:after="36" w:before="36" w:line="240"/>
-              <w:ind w:left="100" w:right="100" w:firstLine="0" w:firstLineChars="0"/>
-              <w:rPr>
-                <w:rFonts w:ascii="Times New Roman" w:hAnsi="Times New Roman" w:eastAsia="Times New Roman" w:cs="Times New Roman"/>
-                <w:i w:val="false"/>
-                <w:b w:val="true"/>
-                <w:u w:val="none"/>
-                <w:strike w:val="false"/>
-                <w:sz w:val="16"/>
-                <w:szCs w:val="16"/>
-                <w:color w:val="000000"/>
-              </w:rPr>
-            </w:pPr>
-            <w:r xmlns:w="http://schemas.openxmlformats.org/wordprocessingml/2006/main" xmlns:wp="http://schemas.openxmlformats.org/drawingml/2006/wordprocessingDrawing" xmlns:r="http://schemas.openxmlformats.org/officeDocument/2006/relationships" xmlns:w14="http://schemas.microsoft.com/office/word/2010/wordml">
-              <w:rPr>
-                <w:rFonts w:ascii="Times New Roman" w:hAnsi="Times New Roman" w:eastAsia="Times New Roman" w:cs="Times New Roman"/>
-                <w:i w:val="false"/>
-                <w:b w:val="true"/>
-                <w:u w:val="none"/>
-                <w:strike w:val="false"/>
-                <w:sz w:val="16"/>
-                <w:szCs w:val="16"/>
+              <w:spacing w:after="0" w:before="0" w:line="240"/>
+              <w:ind w:left="100" w:right="100" w:firstLine="0" w:firstLineChars="0"/>
+              <w:rPr>
+                <w:rFonts w:ascii="Times New Roman" w:hAnsi="Times New Roman" w:eastAsia="Times New Roman" w:cs="Times New Roman"/>
+                <w:i w:val="false"/>
+                <w:b w:val="true"/>
+                <w:u w:val="none"/>
+                <w:strike w:val="false"/>
+                <w:sz w:val="14"/>
+                <w:szCs w:val="14"/>
+                <w:color w:val="000000"/>
+              </w:rPr>
+            </w:pPr>
+            <w:r xmlns:w="http://schemas.openxmlformats.org/wordprocessingml/2006/main" xmlns:wp="http://schemas.openxmlformats.org/drawingml/2006/wordprocessingDrawing" xmlns:r="http://schemas.openxmlformats.org/officeDocument/2006/relationships" xmlns:w14="http://schemas.microsoft.com/office/word/2010/wordml">
+              <w:rPr>
+                <w:rFonts w:ascii="Times New Roman" w:hAnsi="Times New Roman" w:eastAsia="Times New Roman" w:cs="Times New Roman"/>
+                <w:i w:val="false"/>
+                <w:b w:val="true"/>
+                <w:u w:val="none"/>
+                <w:strike w:val="false"/>
+                <w:sz w:val="14"/>
+                <w:szCs w:val="14"/>
                 <w:color w:val="000000"/>
               </w:rPr>
               <w:t xml:space="preserve">0,0</w:t>
@@ -6434,28 +6434,28 @@
                 <w:left w:val="none" w:sz="0" w:space="0" w:color="000000"/>
                 <w:right w:val="none" w:sz="0" w:space="0" w:color="000000"/>
               </w:pBdr>
-              <w:spacing w:after="36" w:before="36" w:line="240"/>
-              <w:ind w:left="100" w:right="100" w:firstLine="0" w:firstLineChars="0"/>
-              <w:rPr>
-                <w:rFonts w:ascii="Times New Roman" w:hAnsi="Times New Roman" w:eastAsia="Times New Roman" w:cs="Times New Roman"/>
-                <w:i w:val="false"/>
-                <w:b w:val="true"/>
-                <w:u w:val="none"/>
-                <w:strike w:val="false"/>
-                <w:sz w:val="16"/>
-                <w:szCs w:val="16"/>
-                <w:color w:val="000000"/>
-              </w:rPr>
-            </w:pPr>
-            <w:r xmlns:w="http://schemas.openxmlformats.org/wordprocessingml/2006/main" xmlns:wp="http://schemas.openxmlformats.org/drawingml/2006/wordprocessingDrawing" xmlns:r="http://schemas.openxmlformats.org/officeDocument/2006/relationships" xmlns:w14="http://schemas.microsoft.com/office/word/2010/wordml">
-              <w:rPr>
-                <w:rFonts w:ascii="Times New Roman" w:hAnsi="Times New Roman" w:eastAsia="Times New Roman" w:cs="Times New Roman"/>
-                <w:i w:val="false"/>
-                <w:b w:val="true"/>
-                <w:u w:val="none"/>
-                <w:strike w:val="false"/>
-                <w:sz w:val="16"/>
-                <w:szCs w:val="16"/>
+              <w:spacing w:after="0" w:before="0" w:line="240"/>
+              <w:ind w:left="100" w:right="100" w:firstLine="0" w:firstLineChars="0"/>
+              <w:rPr>
+                <w:rFonts w:ascii="Times New Roman" w:hAnsi="Times New Roman" w:eastAsia="Times New Roman" w:cs="Times New Roman"/>
+                <w:i w:val="false"/>
+                <w:b w:val="true"/>
+                <w:u w:val="none"/>
+                <w:strike w:val="false"/>
+                <w:sz w:val="14"/>
+                <w:szCs w:val="14"/>
+                <w:color w:val="000000"/>
+              </w:rPr>
+            </w:pPr>
+            <w:r xmlns:w="http://schemas.openxmlformats.org/wordprocessingml/2006/main" xmlns:wp="http://schemas.openxmlformats.org/drawingml/2006/wordprocessingDrawing" xmlns:r="http://schemas.openxmlformats.org/officeDocument/2006/relationships" xmlns:w14="http://schemas.microsoft.com/office/word/2010/wordml">
+              <w:rPr>
+                <w:rFonts w:ascii="Times New Roman" w:hAnsi="Times New Roman" w:eastAsia="Times New Roman" w:cs="Times New Roman"/>
+                <w:i w:val="false"/>
+                <w:b w:val="true"/>
+                <w:u w:val="none"/>
+                <w:strike w:val="false"/>
+                <w:sz w:val="14"/>
+                <w:szCs w:val="14"/>
                 <w:color w:val="000000"/>
               </w:rPr>
               <w:t xml:space="preserve">0,0</w:t>
@@ -6488,28 +6488,28 @@
                 <w:left w:val="none" w:sz="0" w:space="0" w:color="000000"/>
                 <w:right w:val="none" w:sz="0" w:space="0" w:color="000000"/>
               </w:pBdr>
-              <w:spacing w:after="36" w:before="36" w:line="240"/>
-              <w:ind w:left="100" w:right="100" w:firstLine="0" w:firstLineChars="0"/>
-              <w:rPr>
-                <w:rFonts w:ascii="Times New Roman" w:hAnsi="Times New Roman" w:eastAsia="Times New Roman" w:cs="Times New Roman"/>
-                <w:i w:val="false"/>
-                <w:b w:val="true"/>
-                <w:u w:val="none"/>
-                <w:strike w:val="false"/>
-                <w:sz w:val="16"/>
-                <w:szCs w:val="16"/>
-                <w:color w:val="000000"/>
-              </w:rPr>
-            </w:pPr>
-            <w:r xmlns:w="http://schemas.openxmlformats.org/wordprocessingml/2006/main" xmlns:wp="http://schemas.openxmlformats.org/drawingml/2006/wordprocessingDrawing" xmlns:r="http://schemas.openxmlformats.org/officeDocument/2006/relationships" xmlns:w14="http://schemas.microsoft.com/office/word/2010/wordml">
-              <w:rPr>
-                <w:rFonts w:ascii="Times New Roman" w:hAnsi="Times New Roman" w:eastAsia="Times New Roman" w:cs="Times New Roman"/>
-                <w:i w:val="false"/>
-                <w:b w:val="true"/>
-                <w:u w:val="none"/>
-                <w:strike w:val="false"/>
-                <w:sz w:val="16"/>
-                <w:szCs w:val="16"/>
+              <w:spacing w:after="0" w:before="0" w:line="240"/>
+              <w:ind w:left="100" w:right="100" w:firstLine="0" w:firstLineChars="0"/>
+              <w:rPr>
+                <w:rFonts w:ascii="Times New Roman" w:hAnsi="Times New Roman" w:eastAsia="Times New Roman" w:cs="Times New Roman"/>
+                <w:i w:val="false"/>
+                <w:b w:val="true"/>
+                <w:u w:val="none"/>
+                <w:strike w:val="false"/>
+                <w:sz w:val="14"/>
+                <w:szCs w:val="14"/>
+                <w:color w:val="000000"/>
+              </w:rPr>
+            </w:pPr>
+            <w:r xmlns:w="http://schemas.openxmlformats.org/wordprocessingml/2006/main" xmlns:wp="http://schemas.openxmlformats.org/drawingml/2006/wordprocessingDrawing" xmlns:r="http://schemas.openxmlformats.org/officeDocument/2006/relationships" xmlns:w14="http://schemas.microsoft.com/office/word/2010/wordml">
+              <w:rPr>
+                <w:rFonts w:ascii="Times New Roman" w:hAnsi="Times New Roman" w:eastAsia="Times New Roman" w:cs="Times New Roman"/>
+                <w:i w:val="false"/>
+                <w:b w:val="true"/>
+                <w:u w:val="none"/>
+                <w:strike w:val="false"/>
+                <w:sz w:val="14"/>
+                <w:szCs w:val="14"/>
                 <w:color w:val="000000"/>
               </w:rPr>
               <w:t xml:space="preserve">101,4</w:t>
@@ -6542,28 +6542,28 @@
                 <w:left w:val="none" w:sz="0" w:space="0" w:color="000000"/>
                 <w:right w:val="none" w:sz="0" w:space="0" w:color="000000"/>
               </w:pBdr>
-              <w:spacing w:after="36" w:before="36" w:line="240"/>
-              <w:ind w:left="100" w:right="100" w:firstLine="0" w:firstLineChars="0"/>
-              <w:rPr>
-                <w:rFonts w:ascii="Times New Roman" w:hAnsi="Times New Roman" w:eastAsia="Times New Roman" w:cs="Times New Roman"/>
-                <w:i w:val="false"/>
-                <w:b w:val="true"/>
-                <w:u w:val="none"/>
-                <w:strike w:val="false"/>
-                <w:sz w:val="16"/>
-                <w:szCs w:val="16"/>
-                <w:color w:val="000000"/>
-              </w:rPr>
-            </w:pPr>
-            <w:r xmlns:w="http://schemas.openxmlformats.org/wordprocessingml/2006/main" xmlns:wp="http://schemas.openxmlformats.org/drawingml/2006/wordprocessingDrawing" xmlns:r="http://schemas.openxmlformats.org/officeDocument/2006/relationships" xmlns:w14="http://schemas.microsoft.com/office/word/2010/wordml">
-              <w:rPr>
-                <w:rFonts w:ascii="Times New Roman" w:hAnsi="Times New Roman" w:eastAsia="Times New Roman" w:cs="Times New Roman"/>
-                <w:i w:val="false"/>
-                <w:b w:val="true"/>
-                <w:u w:val="none"/>
-                <w:strike w:val="false"/>
-                <w:sz w:val="16"/>
-                <w:szCs w:val="16"/>
+              <w:spacing w:after="0" w:before="0" w:line="240"/>
+              <w:ind w:left="100" w:right="100" w:firstLine="0" w:firstLineChars="0"/>
+              <w:rPr>
+                <w:rFonts w:ascii="Times New Roman" w:hAnsi="Times New Roman" w:eastAsia="Times New Roman" w:cs="Times New Roman"/>
+                <w:i w:val="false"/>
+                <w:b w:val="true"/>
+                <w:u w:val="none"/>
+                <w:strike w:val="false"/>
+                <w:sz w:val="14"/>
+                <w:szCs w:val="14"/>
+                <w:color w:val="000000"/>
+              </w:rPr>
+            </w:pPr>
+            <w:r xmlns:w="http://schemas.openxmlformats.org/wordprocessingml/2006/main" xmlns:wp="http://schemas.openxmlformats.org/drawingml/2006/wordprocessingDrawing" xmlns:r="http://schemas.openxmlformats.org/officeDocument/2006/relationships" xmlns:w14="http://schemas.microsoft.com/office/word/2010/wordml">
+              <w:rPr>
+                <w:rFonts w:ascii="Times New Roman" w:hAnsi="Times New Roman" w:eastAsia="Times New Roman" w:cs="Times New Roman"/>
+                <w:i w:val="false"/>
+                <w:b w:val="true"/>
+                <w:u w:val="none"/>
+                <w:strike w:val="false"/>
+                <w:sz w:val="14"/>
+                <w:szCs w:val="14"/>
                 <w:color w:val="000000"/>
               </w:rPr>
               <w:t xml:space="preserve">101,4</w:t>
@@ -6596,28 +6596,28 @@
                 <w:left w:val="none" w:sz="0" w:space="0" w:color="000000"/>
                 <w:right w:val="none" w:sz="0" w:space="0" w:color="000000"/>
               </w:pBdr>
-              <w:spacing w:after="36" w:before="36" w:line="240"/>
-              <w:ind w:left="100" w:right="100" w:firstLine="0" w:firstLineChars="0"/>
-              <w:rPr>
-                <w:rFonts w:ascii="Times New Roman" w:hAnsi="Times New Roman" w:eastAsia="Times New Roman" w:cs="Times New Roman"/>
-                <w:i w:val="false"/>
-                <w:b w:val="true"/>
-                <w:u w:val="none"/>
-                <w:strike w:val="false"/>
-                <w:sz w:val="16"/>
-                <w:szCs w:val="16"/>
-                <w:color w:val="000000"/>
-              </w:rPr>
-            </w:pPr>
-            <w:r xmlns:w="http://schemas.openxmlformats.org/wordprocessingml/2006/main" xmlns:wp="http://schemas.openxmlformats.org/drawingml/2006/wordprocessingDrawing" xmlns:r="http://schemas.openxmlformats.org/officeDocument/2006/relationships" xmlns:w14="http://schemas.microsoft.com/office/word/2010/wordml">
-              <w:rPr>
-                <w:rFonts w:ascii="Times New Roman" w:hAnsi="Times New Roman" w:eastAsia="Times New Roman" w:cs="Times New Roman"/>
-                <w:i w:val="false"/>
-                <w:b w:val="true"/>
-                <w:u w:val="none"/>
-                <w:strike w:val="false"/>
-                <w:sz w:val="16"/>
-                <w:szCs w:val="16"/>
+              <w:spacing w:after="0" w:before="0" w:line="240"/>
+              <w:ind w:left="100" w:right="100" w:firstLine="0" w:firstLineChars="0"/>
+              <w:rPr>
+                <w:rFonts w:ascii="Times New Roman" w:hAnsi="Times New Roman" w:eastAsia="Times New Roman" w:cs="Times New Roman"/>
+                <w:i w:val="false"/>
+                <w:b w:val="true"/>
+                <w:u w:val="none"/>
+                <w:strike w:val="false"/>
+                <w:sz w:val="14"/>
+                <w:szCs w:val="14"/>
+                <w:color w:val="000000"/>
+              </w:rPr>
+            </w:pPr>
+            <w:r xmlns:w="http://schemas.openxmlformats.org/wordprocessingml/2006/main" xmlns:wp="http://schemas.openxmlformats.org/drawingml/2006/wordprocessingDrawing" xmlns:r="http://schemas.openxmlformats.org/officeDocument/2006/relationships" xmlns:w14="http://schemas.microsoft.com/office/word/2010/wordml">
+              <w:rPr>
+                <w:rFonts w:ascii="Times New Roman" w:hAnsi="Times New Roman" w:eastAsia="Times New Roman" w:cs="Times New Roman"/>
+                <w:i w:val="false"/>
+                <w:b w:val="true"/>
+                <w:u w:val="none"/>
+                <w:strike w:val="false"/>
+                <w:sz w:val="14"/>
+                <w:szCs w:val="14"/>
                 <w:color w:val="000000"/>
               </w:rPr>
               <w:t xml:space="preserve">101,4</w:t>
@@ -6650,28 +6650,28 @@
                 <w:left w:val="none" w:sz="0" w:space="0" w:color="000000"/>
                 <w:right w:val="none" w:sz="0" w:space="0" w:color="000000"/>
               </w:pBdr>
-              <w:spacing w:after="36" w:before="36" w:line="240"/>
-              <w:ind w:left="100" w:right="100" w:firstLine="0" w:firstLineChars="0"/>
-              <w:rPr>
-                <w:rFonts w:ascii="Times New Roman" w:hAnsi="Times New Roman" w:eastAsia="Times New Roman" w:cs="Times New Roman"/>
-                <w:i w:val="false"/>
-                <w:b w:val="true"/>
-                <w:u w:val="none"/>
-                <w:strike w:val="false"/>
-                <w:sz w:val="16"/>
-                <w:szCs w:val="16"/>
-                <w:color w:val="000000"/>
-              </w:rPr>
-            </w:pPr>
-            <w:r xmlns:w="http://schemas.openxmlformats.org/wordprocessingml/2006/main" xmlns:wp="http://schemas.openxmlformats.org/drawingml/2006/wordprocessingDrawing" xmlns:r="http://schemas.openxmlformats.org/officeDocument/2006/relationships" xmlns:w14="http://schemas.microsoft.com/office/word/2010/wordml">
-              <w:rPr>
-                <w:rFonts w:ascii="Times New Roman" w:hAnsi="Times New Roman" w:eastAsia="Times New Roman" w:cs="Times New Roman"/>
-                <w:i w:val="false"/>
-                <w:b w:val="true"/>
-                <w:u w:val="none"/>
-                <w:strike w:val="false"/>
-                <w:sz w:val="16"/>
-                <w:szCs w:val="16"/>
+              <w:spacing w:after="0" w:before="0" w:line="240"/>
+              <w:ind w:left="100" w:right="100" w:firstLine="0" w:firstLineChars="0"/>
+              <w:rPr>
+                <w:rFonts w:ascii="Times New Roman" w:hAnsi="Times New Roman" w:eastAsia="Times New Roman" w:cs="Times New Roman"/>
+                <w:i w:val="false"/>
+                <w:b w:val="true"/>
+                <w:u w:val="none"/>
+                <w:strike w:val="false"/>
+                <w:sz w:val="14"/>
+                <w:szCs w:val="14"/>
+                <w:color w:val="000000"/>
+              </w:rPr>
+            </w:pPr>
+            <w:r xmlns:w="http://schemas.openxmlformats.org/wordprocessingml/2006/main" xmlns:wp="http://schemas.openxmlformats.org/drawingml/2006/wordprocessingDrawing" xmlns:r="http://schemas.openxmlformats.org/officeDocument/2006/relationships" xmlns:w14="http://schemas.microsoft.com/office/word/2010/wordml">
+              <w:rPr>
+                <w:rFonts w:ascii="Times New Roman" w:hAnsi="Times New Roman" w:eastAsia="Times New Roman" w:cs="Times New Roman"/>
+                <w:i w:val="false"/>
+                <w:b w:val="true"/>
+                <w:u w:val="none"/>
+                <w:strike w:val="false"/>
+                <w:sz w:val="14"/>
+                <w:szCs w:val="14"/>
                 <w:color w:val="000000"/>
               </w:rPr>
               <w:t xml:space="preserve">101,4</w:t>
@@ -6704,28 +6704,28 @@
                 <w:left w:val="none" w:sz="0" w:space="0" w:color="000000"/>
                 <w:right w:val="none" w:sz="0" w:space="0" w:color="000000"/>
               </w:pBdr>
-              <w:spacing w:after="36" w:before="36" w:line="240"/>
-              <w:ind w:left="100" w:right="100" w:firstLine="0" w:firstLineChars="0"/>
-              <w:rPr>
-                <w:rFonts w:ascii="Times New Roman" w:hAnsi="Times New Roman" w:eastAsia="Times New Roman" w:cs="Times New Roman"/>
-                <w:i w:val="false"/>
-                <w:b w:val="true"/>
-                <w:u w:val="none"/>
-                <w:strike w:val="false"/>
-                <w:sz w:val="16"/>
-                <w:szCs w:val="16"/>
-                <w:color w:val="000000"/>
-              </w:rPr>
-            </w:pPr>
-            <w:r xmlns:w="http://schemas.openxmlformats.org/wordprocessingml/2006/main" xmlns:wp="http://schemas.openxmlformats.org/drawingml/2006/wordprocessingDrawing" xmlns:r="http://schemas.openxmlformats.org/officeDocument/2006/relationships" xmlns:w14="http://schemas.microsoft.com/office/word/2010/wordml">
-              <w:rPr>
-                <w:rFonts w:ascii="Times New Roman" w:hAnsi="Times New Roman" w:eastAsia="Times New Roman" w:cs="Times New Roman"/>
-                <w:i w:val="false"/>
-                <w:b w:val="true"/>
-                <w:u w:val="none"/>
-                <w:strike w:val="false"/>
-                <w:sz w:val="16"/>
-                <w:szCs w:val="16"/>
+              <w:spacing w:after="0" w:before="0" w:line="240"/>
+              <w:ind w:left="100" w:right="100" w:firstLine="0" w:firstLineChars="0"/>
+              <w:rPr>
+                <w:rFonts w:ascii="Times New Roman" w:hAnsi="Times New Roman" w:eastAsia="Times New Roman" w:cs="Times New Roman"/>
+                <w:i w:val="false"/>
+                <w:b w:val="true"/>
+                <w:u w:val="none"/>
+                <w:strike w:val="false"/>
+                <w:sz w:val="14"/>
+                <w:szCs w:val="14"/>
+                <w:color w:val="000000"/>
+              </w:rPr>
+            </w:pPr>
+            <w:r xmlns:w="http://schemas.openxmlformats.org/wordprocessingml/2006/main" xmlns:wp="http://schemas.openxmlformats.org/drawingml/2006/wordprocessingDrawing" xmlns:r="http://schemas.openxmlformats.org/officeDocument/2006/relationships" xmlns:w14="http://schemas.microsoft.com/office/word/2010/wordml">
+              <w:rPr>
+                <w:rFonts w:ascii="Times New Roman" w:hAnsi="Times New Roman" w:eastAsia="Times New Roman" w:cs="Times New Roman"/>
+                <w:i w:val="false"/>
+                <w:b w:val="true"/>
+                <w:u w:val="none"/>
+                <w:strike w:val="false"/>
+                <w:sz w:val="14"/>
+                <w:szCs w:val="14"/>
                 <w:color w:val="000000"/>
               </w:rPr>
               <w:t xml:space="preserve">103,4</w:t>
@@ -6758,28 +6758,28 @@
                 <w:left w:val="none" w:sz="0" w:space="0" w:color="000000"/>
                 <w:right w:val="none" w:sz="0" w:space="0" w:color="000000"/>
               </w:pBdr>
-              <w:spacing w:after="36" w:before="36" w:line="240"/>
-              <w:ind w:left="100" w:right="100" w:firstLine="0" w:firstLineChars="0"/>
-              <w:rPr>
-                <w:rFonts w:ascii="Times New Roman" w:hAnsi="Times New Roman" w:eastAsia="Times New Roman" w:cs="Times New Roman"/>
-                <w:i w:val="false"/>
-                <w:b w:val="true"/>
-                <w:u w:val="none"/>
-                <w:strike w:val="false"/>
-                <w:sz w:val="16"/>
-                <w:szCs w:val="16"/>
-                <w:color w:val="000000"/>
-              </w:rPr>
-            </w:pPr>
-            <w:r xmlns:w="http://schemas.openxmlformats.org/wordprocessingml/2006/main" xmlns:wp="http://schemas.openxmlformats.org/drawingml/2006/wordprocessingDrawing" xmlns:r="http://schemas.openxmlformats.org/officeDocument/2006/relationships" xmlns:w14="http://schemas.microsoft.com/office/word/2010/wordml">
-              <w:rPr>
-                <w:rFonts w:ascii="Times New Roman" w:hAnsi="Times New Roman" w:eastAsia="Times New Roman" w:cs="Times New Roman"/>
-                <w:i w:val="false"/>
-                <w:b w:val="true"/>
-                <w:u w:val="none"/>
-                <w:strike w:val="false"/>
-                <w:sz w:val="16"/>
-                <w:szCs w:val="16"/>
+              <w:spacing w:after="0" w:before="0" w:line="240"/>
+              <w:ind w:left="100" w:right="100" w:firstLine="0" w:firstLineChars="0"/>
+              <w:rPr>
+                <w:rFonts w:ascii="Times New Roman" w:hAnsi="Times New Roman" w:eastAsia="Times New Roman" w:cs="Times New Roman"/>
+                <w:i w:val="false"/>
+                <w:b w:val="true"/>
+                <w:u w:val="none"/>
+                <w:strike w:val="false"/>
+                <w:sz w:val="14"/>
+                <w:szCs w:val="14"/>
+                <w:color w:val="000000"/>
+              </w:rPr>
+            </w:pPr>
+            <w:r xmlns:w="http://schemas.openxmlformats.org/wordprocessingml/2006/main" xmlns:wp="http://schemas.openxmlformats.org/drawingml/2006/wordprocessingDrawing" xmlns:r="http://schemas.openxmlformats.org/officeDocument/2006/relationships" xmlns:w14="http://schemas.microsoft.com/office/word/2010/wordml">
+              <w:rPr>
+                <w:rFonts w:ascii="Times New Roman" w:hAnsi="Times New Roman" w:eastAsia="Times New Roman" w:cs="Times New Roman"/>
+                <w:i w:val="false"/>
+                <w:b w:val="true"/>
+                <w:u w:val="none"/>
+                <w:strike w:val="false"/>
+                <w:sz w:val="14"/>
+                <w:szCs w:val="14"/>
                 <w:color w:val="000000"/>
               </w:rPr>
               <w:t xml:space="preserve">3,199</w:t>
@@ -6812,28 +6812,28 @@
                 <w:left w:val="none" w:sz="0" w:space="0" w:color="000000"/>
                 <w:right w:val="none" w:sz="0" w:space="0" w:color="000000"/>
               </w:pBdr>
-              <w:spacing w:after="36" w:before="36" w:line="240"/>
-              <w:ind w:left="100" w:right="100" w:firstLine="0" w:firstLineChars="0"/>
-              <w:rPr>
-                <w:rFonts w:ascii="Times New Roman" w:hAnsi="Times New Roman" w:eastAsia="Times New Roman" w:cs="Times New Roman"/>
-                <w:i w:val="false"/>
-                <w:b w:val="true"/>
-                <w:u w:val="none"/>
-                <w:strike w:val="false"/>
-                <w:sz w:val="16"/>
-                <w:szCs w:val="16"/>
-                <w:color w:val="000000"/>
-              </w:rPr>
-            </w:pPr>
-            <w:r xmlns:w="http://schemas.openxmlformats.org/wordprocessingml/2006/main" xmlns:wp="http://schemas.openxmlformats.org/drawingml/2006/wordprocessingDrawing" xmlns:r="http://schemas.openxmlformats.org/officeDocument/2006/relationships" xmlns:w14="http://schemas.microsoft.com/office/word/2010/wordml">
-              <w:rPr>
-                <w:rFonts w:ascii="Times New Roman" w:hAnsi="Times New Roman" w:eastAsia="Times New Roman" w:cs="Times New Roman"/>
-                <w:i w:val="false"/>
-                <w:b w:val="true"/>
-                <w:u w:val="none"/>
-                <w:strike w:val="false"/>
-                <w:sz w:val="16"/>
-                <w:szCs w:val="16"/>
+              <w:spacing w:after="0" w:before="0" w:line="240"/>
+              <w:ind w:left="100" w:right="100" w:firstLine="0" w:firstLineChars="0"/>
+              <w:rPr>
+                <w:rFonts w:ascii="Times New Roman" w:hAnsi="Times New Roman" w:eastAsia="Times New Roman" w:cs="Times New Roman"/>
+                <w:i w:val="false"/>
+                <w:b w:val="true"/>
+                <w:u w:val="none"/>
+                <w:strike w:val="false"/>
+                <w:sz w:val="14"/>
+                <w:szCs w:val="14"/>
+                <w:color w:val="000000"/>
+              </w:rPr>
+            </w:pPr>
+            <w:r xmlns:w="http://schemas.openxmlformats.org/wordprocessingml/2006/main" xmlns:wp="http://schemas.openxmlformats.org/drawingml/2006/wordprocessingDrawing" xmlns:r="http://schemas.openxmlformats.org/officeDocument/2006/relationships" xmlns:w14="http://schemas.microsoft.com/office/word/2010/wordml">
+              <w:rPr>
+                <w:rFonts w:ascii="Times New Roman" w:hAnsi="Times New Roman" w:eastAsia="Times New Roman" w:cs="Times New Roman"/>
+                <w:i w:val="false"/>
+                <w:b w:val="true"/>
+                <w:u w:val="none"/>
+                <w:strike w:val="false"/>
+                <w:sz w:val="14"/>
+                <w:szCs w:val="14"/>
                 <w:color w:val="000000"/>
               </w:rPr>
               <w:t xml:space="preserve">08 - المواصلات</w:t>
@@ -6872,28 +6872,28 @@
                 <w:left w:val="none" w:sz="0" w:space="0" w:color="000000"/>
                 <w:right w:val="none" w:sz="0" w:space="0" w:color="000000"/>
               </w:pBdr>
-              <w:spacing w:after="36" w:before="36" w:line="240"/>
-              <w:ind w:left="100" w:right="100" w:firstLine="0" w:firstLineChars="0"/>
-              <w:rPr>
-                <w:rFonts w:ascii="Times New Roman" w:hAnsi="Times New Roman" w:eastAsia="Times New Roman" w:cs="Times New Roman"/>
-                <w:i w:val="false"/>
-                <w:b w:val="true"/>
-                <w:u w:val="none"/>
-                <w:strike w:val="false"/>
-                <w:sz w:val="16"/>
-                <w:szCs w:val="16"/>
-                <w:color w:val="000000"/>
-              </w:rPr>
-            </w:pPr>
-            <w:r xmlns:w="http://schemas.openxmlformats.org/wordprocessingml/2006/main" xmlns:wp="http://schemas.openxmlformats.org/drawingml/2006/wordprocessingDrawing" xmlns:r="http://schemas.openxmlformats.org/officeDocument/2006/relationships" xmlns:w14="http://schemas.microsoft.com/office/word/2010/wordml">
-              <w:rPr>
-                <w:rFonts w:ascii="Times New Roman" w:hAnsi="Times New Roman" w:eastAsia="Times New Roman" w:cs="Times New Roman"/>
-                <w:i w:val="false"/>
-                <w:b w:val="true"/>
-                <w:u w:val="none"/>
-                <w:strike w:val="false"/>
-                <w:sz w:val="16"/>
-                <w:szCs w:val="16"/>
+              <w:spacing w:after="0" w:before="0" w:line="240"/>
+              <w:ind w:left="100" w:right="100" w:firstLine="0" w:firstLineChars="0"/>
+              <w:rPr>
+                <w:rFonts w:ascii="Times New Roman" w:hAnsi="Times New Roman" w:eastAsia="Times New Roman" w:cs="Times New Roman"/>
+                <w:i w:val="false"/>
+                <w:b w:val="true"/>
+                <w:u w:val="none"/>
+                <w:strike w:val="false"/>
+                <w:sz w:val="14"/>
+                <w:szCs w:val="14"/>
+                <w:color w:val="000000"/>
+              </w:rPr>
+            </w:pPr>
+            <w:r xmlns:w="http://schemas.openxmlformats.org/wordprocessingml/2006/main" xmlns:wp="http://schemas.openxmlformats.org/drawingml/2006/wordprocessingDrawing" xmlns:r="http://schemas.openxmlformats.org/officeDocument/2006/relationships" xmlns:w14="http://schemas.microsoft.com/office/word/2010/wordml">
+              <w:rPr>
+                <w:rFonts w:ascii="Times New Roman" w:hAnsi="Times New Roman" w:eastAsia="Times New Roman" w:cs="Times New Roman"/>
+                <w:i w:val="false"/>
+                <w:b w:val="true"/>
+                <w:u w:val="none"/>
+                <w:strike w:val="false"/>
+                <w:sz w:val="14"/>
+                <w:szCs w:val="14"/>
                 <w:color w:val="000000"/>
               </w:rPr>
               <w:t xml:space="preserve">0,8</w:t>
@@ -6926,28 +6926,28 @@
                 <w:left w:val="none" w:sz="0" w:space="0" w:color="000000"/>
                 <w:right w:val="none" w:sz="0" w:space="0" w:color="000000"/>
               </w:pBdr>
-              <w:spacing w:after="36" w:before="36" w:line="240"/>
-              <w:ind w:left="100" w:right="100" w:firstLine="0" w:firstLineChars="0"/>
-              <w:rPr>
-                <w:rFonts w:ascii="Times New Roman" w:hAnsi="Times New Roman" w:eastAsia="Times New Roman" w:cs="Times New Roman"/>
-                <w:i w:val="false"/>
-                <w:b w:val="true"/>
-                <w:u w:val="none"/>
-                <w:strike w:val="false"/>
-                <w:sz w:val="16"/>
-                <w:szCs w:val="16"/>
-                <w:color w:val="000000"/>
-              </w:rPr>
-            </w:pPr>
-            <w:r xmlns:w="http://schemas.openxmlformats.org/wordprocessingml/2006/main" xmlns:wp="http://schemas.openxmlformats.org/drawingml/2006/wordprocessingDrawing" xmlns:r="http://schemas.openxmlformats.org/officeDocument/2006/relationships" xmlns:w14="http://schemas.microsoft.com/office/word/2010/wordml">
-              <w:rPr>
-                <w:rFonts w:ascii="Times New Roman" w:hAnsi="Times New Roman" w:eastAsia="Times New Roman" w:cs="Times New Roman"/>
-                <w:i w:val="false"/>
-                <w:b w:val="true"/>
-                <w:u w:val="none"/>
-                <w:strike w:val="false"/>
-                <w:sz w:val="16"/>
-                <w:szCs w:val="16"/>
+              <w:spacing w:after="0" w:before="0" w:line="240"/>
+              <w:ind w:left="100" w:right="100" w:firstLine="0" w:firstLineChars="0"/>
+              <w:rPr>
+                <w:rFonts w:ascii="Times New Roman" w:hAnsi="Times New Roman" w:eastAsia="Times New Roman" w:cs="Times New Roman"/>
+                <w:i w:val="false"/>
+                <w:b w:val="true"/>
+                <w:u w:val="none"/>
+                <w:strike w:val="false"/>
+                <w:sz w:val="14"/>
+                <w:szCs w:val="14"/>
+                <w:color w:val="000000"/>
+              </w:rPr>
+            </w:pPr>
+            <w:r xmlns:w="http://schemas.openxmlformats.org/wordprocessingml/2006/main" xmlns:wp="http://schemas.openxmlformats.org/drawingml/2006/wordprocessingDrawing" xmlns:r="http://schemas.openxmlformats.org/officeDocument/2006/relationships" xmlns:w14="http://schemas.microsoft.com/office/word/2010/wordml">
+              <w:rPr>
+                <w:rFonts w:ascii="Times New Roman" w:hAnsi="Times New Roman" w:eastAsia="Times New Roman" w:cs="Times New Roman"/>
+                <w:i w:val="false"/>
+                <w:b w:val="true"/>
+                <w:u w:val="none"/>
+                <w:strike w:val="false"/>
+                <w:sz w:val="14"/>
+                <w:szCs w:val="14"/>
                 <w:color w:val="000000"/>
               </w:rPr>
               <w:t xml:space="preserve">0,5</w:t>
@@ -6980,28 +6980,28 @@
                 <w:left w:val="none" w:sz="0" w:space="0" w:color="000000"/>
                 <w:right w:val="none" w:sz="0" w:space="0" w:color="000000"/>
               </w:pBdr>
-              <w:spacing w:after="36" w:before="36" w:line="240"/>
-              <w:ind w:left="100" w:right="100" w:firstLine="0" w:firstLineChars="0"/>
-              <w:rPr>
-                <w:rFonts w:ascii="Times New Roman" w:hAnsi="Times New Roman" w:eastAsia="Times New Roman" w:cs="Times New Roman"/>
-                <w:i w:val="false"/>
-                <w:b w:val="true"/>
-                <w:u w:val="none"/>
-                <w:strike w:val="false"/>
-                <w:sz w:val="16"/>
-                <w:szCs w:val="16"/>
-                <w:color w:val="000000"/>
-              </w:rPr>
-            </w:pPr>
-            <w:r xmlns:w="http://schemas.openxmlformats.org/wordprocessingml/2006/main" xmlns:wp="http://schemas.openxmlformats.org/drawingml/2006/wordprocessingDrawing" xmlns:r="http://schemas.openxmlformats.org/officeDocument/2006/relationships" xmlns:w14="http://schemas.microsoft.com/office/word/2010/wordml">
-              <w:rPr>
-                <w:rFonts w:ascii="Times New Roman" w:hAnsi="Times New Roman" w:eastAsia="Times New Roman" w:cs="Times New Roman"/>
-                <w:i w:val="false"/>
-                <w:b w:val="true"/>
-                <w:u w:val="none"/>
-                <w:strike w:val="false"/>
-                <w:sz w:val="16"/>
-                <w:szCs w:val="16"/>
+              <w:spacing w:after="0" w:before="0" w:line="240"/>
+              <w:ind w:left="100" w:right="100" w:firstLine="0" w:firstLineChars="0"/>
+              <w:rPr>
+                <w:rFonts w:ascii="Times New Roman" w:hAnsi="Times New Roman" w:eastAsia="Times New Roman" w:cs="Times New Roman"/>
+                <w:i w:val="false"/>
+                <w:b w:val="true"/>
+                <w:u w:val="none"/>
+                <w:strike w:val="false"/>
+                <w:sz w:val="14"/>
+                <w:szCs w:val="14"/>
+                <w:color w:val="000000"/>
+              </w:rPr>
+            </w:pPr>
+            <w:r xmlns:w="http://schemas.openxmlformats.org/wordprocessingml/2006/main" xmlns:wp="http://schemas.openxmlformats.org/drawingml/2006/wordprocessingDrawing" xmlns:r="http://schemas.openxmlformats.org/officeDocument/2006/relationships" xmlns:w14="http://schemas.microsoft.com/office/word/2010/wordml">
+              <w:rPr>
+                <w:rFonts w:ascii="Times New Roman" w:hAnsi="Times New Roman" w:eastAsia="Times New Roman" w:cs="Times New Roman"/>
+                <w:i w:val="false"/>
+                <w:b w:val="true"/>
+                <w:u w:val="none"/>
+                <w:strike w:val="false"/>
+                <w:sz w:val="14"/>
+                <w:szCs w:val="14"/>
                 <w:color w:val="000000"/>
               </w:rPr>
               <w:t xml:space="preserve">0,2</w:t>
@@ -7034,28 +7034,28 @@
                 <w:left w:val="none" w:sz="0" w:space="0" w:color="000000"/>
                 <w:right w:val="none" w:sz="0" w:space="0" w:color="000000"/>
               </w:pBdr>
-              <w:spacing w:after="36" w:before="36" w:line="240"/>
-              <w:ind w:left="100" w:right="100" w:firstLine="0" w:firstLineChars="0"/>
-              <w:rPr>
-                <w:rFonts w:ascii="Times New Roman" w:hAnsi="Times New Roman" w:eastAsia="Times New Roman" w:cs="Times New Roman"/>
-                <w:i w:val="false"/>
-                <w:b w:val="true"/>
-                <w:u w:val="none"/>
-                <w:strike w:val="false"/>
-                <w:sz w:val="16"/>
-                <w:szCs w:val="16"/>
-                <w:color w:val="000000"/>
-              </w:rPr>
-            </w:pPr>
-            <w:r xmlns:w="http://schemas.openxmlformats.org/wordprocessingml/2006/main" xmlns:wp="http://schemas.openxmlformats.org/drawingml/2006/wordprocessingDrawing" xmlns:r="http://schemas.openxmlformats.org/officeDocument/2006/relationships" xmlns:w14="http://schemas.microsoft.com/office/word/2010/wordml">
-              <w:rPr>
-                <w:rFonts w:ascii="Times New Roman" w:hAnsi="Times New Roman" w:eastAsia="Times New Roman" w:cs="Times New Roman"/>
-                <w:i w:val="false"/>
-                <w:b w:val="true"/>
-                <w:u w:val="none"/>
-                <w:strike w:val="false"/>
-                <w:sz w:val="16"/>
-                <w:szCs w:val="16"/>
+              <w:spacing w:after="0" w:before="0" w:line="240"/>
+              <w:ind w:left="100" w:right="100" w:firstLine="0" w:firstLineChars="0"/>
+              <w:rPr>
+                <w:rFonts w:ascii="Times New Roman" w:hAnsi="Times New Roman" w:eastAsia="Times New Roman" w:cs="Times New Roman"/>
+                <w:i w:val="false"/>
+                <w:b w:val="true"/>
+                <w:u w:val="none"/>
+                <w:strike w:val="false"/>
+                <w:sz w:val="14"/>
+                <w:szCs w:val="14"/>
+                <w:color w:val="000000"/>
+              </w:rPr>
+            </w:pPr>
+            <w:r xmlns:w="http://schemas.openxmlformats.org/wordprocessingml/2006/main" xmlns:wp="http://schemas.openxmlformats.org/drawingml/2006/wordprocessingDrawing" xmlns:r="http://schemas.openxmlformats.org/officeDocument/2006/relationships" xmlns:w14="http://schemas.microsoft.com/office/word/2010/wordml">
+              <w:rPr>
+                <w:rFonts w:ascii="Times New Roman" w:hAnsi="Times New Roman" w:eastAsia="Times New Roman" w:cs="Times New Roman"/>
+                <w:i w:val="false"/>
+                <w:b w:val="true"/>
+                <w:u w:val="none"/>
+                <w:strike w:val="false"/>
+                <w:sz w:val="14"/>
+                <w:szCs w:val="14"/>
                 <w:color w:val="000000"/>
               </w:rPr>
               <w:t xml:space="preserve">105,2</w:t>
@@ -7088,28 +7088,28 @@
                 <w:left w:val="none" w:sz="0" w:space="0" w:color="000000"/>
                 <w:right w:val="none" w:sz="0" w:space="0" w:color="000000"/>
               </w:pBdr>
-              <w:spacing w:after="36" w:before="36" w:line="240"/>
-              <w:ind w:left="100" w:right="100" w:firstLine="0" w:firstLineChars="0"/>
-              <w:rPr>
-                <w:rFonts w:ascii="Times New Roman" w:hAnsi="Times New Roman" w:eastAsia="Times New Roman" w:cs="Times New Roman"/>
-                <w:i w:val="false"/>
-                <w:b w:val="true"/>
-                <w:u w:val="none"/>
-                <w:strike w:val="false"/>
-                <w:sz w:val="16"/>
-                <w:szCs w:val="16"/>
-                <w:color w:val="000000"/>
-              </w:rPr>
-            </w:pPr>
-            <w:r xmlns:w="http://schemas.openxmlformats.org/wordprocessingml/2006/main" xmlns:wp="http://schemas.openxmlformats.org/drawingml/2006/wordprocessingDrawing" xmlns:r="http://schemas.openxmlformats.org/officeDocument/2006/relationships" xmlns:w14="http://schemas.microsoft.com/office/word/2010/wordml">
-              <w:rPr>
-                <w:rFonts w:ascii="Times New Roman" w:hAnsi="Times New Roman" w:eastAsia="Times New Roman" w:cs="Times New Roman"/>
-                <w:i w:val="false"/>
-                <w:b w:val="true"/>
-                <w:u w:val="none"/>
-                <w:strike w:val="false"/>
-                <w:sz w:val="16"/>
-                <w:szCs w:val="16"/>
+              <w:spacing w:after="0" w:before="0" w:line="240"/>
+              <w:ind w:left="100" w:right="100" w:firstLine="0" w:firstLineChars="0"/>
+              <w:rPr>
+                <w:rFonts w:ascii="Times New Roman" w:hAnsi="Times New Roman" w:eastAsia="Times New Roman" w:cs="Times New Roman"/>
+                <w:i w:val="false"/>
+                <w:b w:val="true"/>
+                <w:u w:val="none"/>
+                <w:strike w:val="false"/>
+                <w:sz w:val="14"/>
+                <w:szCs w:val="14"/>
+                <w:color w:val="000000"/>
+              </w:rPr>
+            </w:pPr>
+            <w:r xmlns:w="http://schemas.openxmlformats.org/wordprocessingml/2006/main" xmlns:wp="http://schemas.openxmlformats.org/drawingml/2006/wordprocessingDrawing" xmlns:r="http://schemas.openxmlformats.org/officeDocument/2006/relationships" xmlns:w14="http://schemas.microsoft.com/office/word/2010/wordml">
+              <w:rPr>
+                <w:rFonts w:ascii="Times New Roman" w:hAnsi="Times New Roman" w:eastAsia="Times New Roman" w:cs="Times New Roman"/>
+                <w:i w:val="false"/>
+                <w:b w:val="true"/>
+                <w:u w:val="none"/>
+                <w:strike w:val="false"/>
+                <w:sz w:val="14"/>
+                <w:szCs w:val="14"/>
                 <w:color w:val="000000"/>
               </w:rPr>
               <w:t xml:space="preserve">105,0</w:t>
@@ -7142,28 +7142,28 @@
                 <w:left w:val="none" w:sz="0" w:space="0" w:color="000000"/>
                 <w:right w:val="none" w:sz="0" w:space="0" w:color="000000"/>
               </w:pBdr>
-              <w:spacing w:after="36" w:before="36" w:line="240"/>
-              <w:ind w:left="100" w:right="100" w:firstLine="0" w:firstLineChars="0"/>
-              <w:rPr>
-                <w:rFonts w:ascii="Times New Roman" w:hAnsi="Times New Roman" w:eastAsia="Times New Roman" w:cs="Times New Roman"/>
-                <w:i w:val="false"/>
-                <w:b w:val="true"/>
-                <w:u w:val="none"/>
-                <w:strike w:val="false"/>
-                <w:sz w:val="16"/>
-                <w:szCs w:val="16"/>
-                <w:color w:val="000000"/>
-              </w:rPr>
-            </w:pPr>
-            <w:r xmlns:w="http://schemas.openxmlformats.org/wordprocessingml/2006/main" xmlns:wp="http://schemas.openxmlformats.org/drawingml/2006/wordprocessingDrawing" xmlns:r="http://schemas.openxmlformats.org/officeDocument/2006/relationships" xmlns:w14="http://schemas.microsoft.com/office/word/2010/wordml">
-              <w:rPr>
-                <w:rFonts w:ascii="Times New Roman" w:hAnsi="Times New Roman" w:eastAsia="Times New Roman" w:cs="Times New Roman"/>
-                <w:i w:val="false"/>
-                <w:b w:val="true"/>
-                <w:u w:val="none"/>
-                <w:strike w:val="false"/>
-                <w:sz w:val="16"/>
-                <w:szCs w:val="16"/>
+              <w:spacing w:after="0" w:before="0" w:line="240"/>
+              <w:ind w:left="100" w:right="100" w:firstLine="0" w:firstLineChars="0"/>
+              <w:rPr>
+                <w:rFonts w:ascii="Times New Roman" w:hAnsi="Times New Roman" w:eastAsia="Times New Roman" w:cs="Times New Roman"/>
+                <w:i w:val="false"/>
+                <w:b w:val="true"/>
+                <w:u w:val="none"/>
+                <w:strike w:val="false"/>
+                <w:sz w:val="14"/>
+                <w:szCs w:val="14"/>
+                <w:color w:val="000000"/>
+              </w:rPr>
+            </w:pPr>
+            <w:r xmlns:w="http://schemas.openxmlformats.org/wordprocessingml/2006/main" xmlns:wp="http://schemas.openxmlformats.org/drawingml/2006/wordprocessingDrawing" xmlns:r="http://schemas.openxmlformats.org/officeDocument/2006/relationships" xmlns:w14="http://schemas.microsoft.com/office/word/2010/wordml">
+              <w:rPr>
+                <w:rFonts w:ascii="Times New Roman" w:hAnsi="Times New Roman" w:eastAsia="Times New Roman" w:cs="Times New Roman"/>
+                <w:i w:val="false"/>
+                <w:b w:val="true"/>
+                <w:u w:val="none"/>
+                <w:strike w:val="false"/>
+                <w:sz w:val="14"/>
+                <w:szCs w:val="14"/>
                 <w:color w:val="000000"/>
               </w:rPr>
               <w:t xml:space="preserve">105,1</w:t>
@@ -7196,28 +7196,28 @@
                 <w:left w:val="none" w:sz="0" w:space="0" w:color="000000"/>
                 <w:right w:val="none" w:sz="0" w:space="0" w:color="000000"/>
               </w:pBdr>
-              <w:spacing w:after="36" w:before="36" w:line="240"/>
-              <w:ind w:left="100" w:right="100" w:firstLine="0" w:firstLineChars="0"/>
-              <w:rPr>
-                <w:rFonts w:ascii="Times New Roman" w:hAnsi="Times New Roman" w:eastAsia="Times New Roman" w:cs="Times New Roman"/>
-                <w:i w:val="false"/>
-                <w:b w:val="true"/>
-                <w:u w:val="none"/>
-                <w:strike w:val="false"/>
-                <w:sz w:val="16"/>
-                <w:szCs w:val="16"/>
-                <w:color w:val="000000"/>
-              </w:rPr>
-            </w:pPr>
-            <w:r xmlns:w="http://schemas.openxmlformats.org/wordprocessingml/2006/main" xmlns:wp="http://schemas.openxmlformats.org/drawingml/2006/wordprocessingDrawing" xmlns:r="http://schemas.openxmlformats.org/officeDocument/2006/relationships" xmlns:w14="http://schemas.microsoft.com/office/word/2010/wordml">
-              <w:rPr>
-                <w:rFonts w:ascii="Times New Roman" w:hAnsi="Times New Roman" w:eastAsia="Times New Roman" w:cs="Times New Roman"/>
-                <w:i w:val="false"/>
-                <w:b w:val="true"/>
-                <w:u w:val="none"/>
-                <w:strike w:val="false"/>
-                <w:sz w:val="16"/>
-                <w:szCs w:val="16"/>
+              <w:spacing w:after="0" w:before="0" w:line="240"/>
+              <w:ind w:left="100" w:right="100" w:firstLine="0" w:firstLineChars="0"/>
+              <w:rPr>
+                <w:rFonts w:ascii="Times New Roman" w:hAnsi="Times New Roman" w:eastAsia="Times New Roman" w:cs="Times New Roman"/>
+                <w:i w:val="false"/>
+                <w:b w:val="true"/>
+                <w:u w:val="none"/>
+                <w:strike w:val="false"/>
+                <w:sz w:val="14"/>
+                <w:szCs w:val="14"/>
+                <w:color w:val="000000"/>
+              </w:rPr>
+            </w:pPr>
+            <w:r xmlns:w="http://schemas.openxmlformats.org/wordprocessingml/2006/main" xmlns:wp="http://schemas.openxmlformats.org/drawingml/2006/wordprocessingDrawing" xmlns:r="http://schemas.openxmlformats.org/officeDocument/2006/relationships" xmlns:w14="http://schemas.microsoft.com/office/word/2010/wordml">
+              <w:rPr>
+                <w:rFonts w:ascii="Times New Roman" w:hAnsi="Times New Roman" w:eastAsia="Times New Roman" w:cs="Times New Roman"/>
+                <w:i w:val="false"/>
+                <w:b w:val="true"/>
+                <w:u w:val="none"/>
+                <w:strike w:val="false"/>
+                <w:sz w:val="14"/>
+                <w:szCs w:val="14"/>
                 <w:color w:val="000000"/>
               </w:rPr>
               <w:t xml:space="preserve">104,7</w:t>
@@ -7250,28 +7250,28 @@
                 <w:left w:val="none" w:sz="0" w:space="0" w:color="000000"/>
                 <w:right w:val="none" w:sz="0" w:space="0" w:color="000000"/>
               </w:pBdr>
-              <w:spacing w:after="36" w:before="36" w:line="240"/>
-              <w:ind w:left="100" w:right="100" w:firstLine="0" w:firstLineChars="0"/>
-              <w:rPr>
-                <w:rFonts w:ascii="Times New Roman" w:hAnsi="Times New Roman" w:eastAsia="Times New Roman" w:cs="Times New Roman"/>
-                <w:i w:val="false"/>
-                <w:b w:val="true"/>
-                <w:u w:val="none"/>
-                <w:strike w:val="false"/>
-                <w:sz w:val="16"/>
-                <w:szCs w:val="16"/>
-                <w:color w:val="000000"/>
-              </w:rPr>
-            </w:pPr>
-            <w:r xmlns:w="http://schemas.openxmlformats.org/wordprocessingml/2006/main" xmlns:wp="http://schemas.openxmlformats.org/drawingml/2006/wordprocessingDrawing" xmlns:r="http://schemas.openxmlformats.org/officeDocument/2006/relationships" xmlns:w14="http://schemas.microsoft.com/office/word/2010/wordml">
-              <w:rPr>
-                <w:rFonts w:ascii="Times New Roman" w:hAnsi="Times New Roman" w:eastAsia="Times New Roman" w:cs="Times New Roman"/>
-                <w:i w:val="false"/>
-                <w:b w:val="true"/>
-                <w:u w:val="none"/>
-                <w:strike w:val="false"/>
-                <w:sz w:val="16"/>
-                <w:szCs w:val="16"/>
+              <w:spacing w:after="0" w:before="0" w:line="240"/>
+              <w:ind w:left="100" w:right="100" w:firstLine="0" w:firstLineChars="0"/>
+              <w:rPr>
+                <w:rFonts w:ascii="Times New Roman" w:hAnsi="Times New Roman" w:eastAsia="Times New Roman" w:cs="Times New Roman"/>
+                <w:i w:val="false"/>
+                <w:b w:val="true"/>
+                <w:u w:val="none"/>
+                <w:strike w:val="false"/>
+                <w:sz w:val="14"/>
+                <w:szCs w:val="14"/>
+                <w:color w:val="000000"/>
+              </w:rPr>
+            </w:pPr>
+            <w:r xmlns:w="http://schemas.openxmlformats.org/wordprocessingml/2006/main" xmlns:wp="http://schemas.openxmlformats.org/drawingml/2006/wordprocessingDrawing" xmlns:r="http://schemas.openxmlformats.org/officeDocument/2006/relationships" xmlns:w14="http://schemas.microsoft.com/office/word/2010/wordml">
+              <w:rPr>
+                <w:rFonts w:ascii="Times New Roman" w:hAnsi="Times New Roman" w:eastAsia="Times New Roman" w:cs="Times New Roman"/>
+                <w:i w:val="false"/>
+                <w:b w:val="true"/>
+                <w:u w:val="none"/>
+                <w:strike w:val="false"/>
+                <w:sz w:val="14"/>
+                <w:szCs w:val="14"/>
                 <w:color w:val="000000"/>
               </w:rPr>
               <w:t xml:space="preserve">104,4</w:t>
@@ -7304,28 +7304,28 @@
                 <w:left w:val="none" w:sz="0" w:space="0" w:color="000000"/>
                 <w:right w:val="none" w:sz="0" w:space="0" w:color="000000"/>
               </w:pBdr>
-              <w:spacing w:after="36" w:before="36" w:line="240"/>
-              <w:ind w:left="100" w:right="100" w:firstLine="0" w:firstLineChars="0"/>
-              <w:rPr>
-                <w:rFonts w:ascii="Times New Roman" w:hAnsi="Times New Roman" w:eastAsia="Times New Roman" w:cs="Times New Roman"/>
-                <w:i w:val="false"/>
-                <w:b w:val="true"/>
-                <w:u w:val="none"/>
-                <w:strike w:val="false"/>
-                <w:sz w:val="16"/>
-                <w:szCs w:val="16"/>
-                <w:color w:val="000000"/>
-              </w:rPr>
-            </w:pPr>
-            <w:r xmlns:w="http://schemas.openxmlformats.org/wordprocessingml/2006/main" xmlns:wp="http://schemas.openxmlformats.org/drawingml/2006/wordprocessingDrawing" xmlns:r="http://schemas.openxmlformats.org/officeDocument/2006/relationships" xmlns:w14="http://schemas.microsoft.com/office/word/2010/wordml">
-              <w:rPr>
-                <w:rFonts w:ascii="Times New Roman" w:hAnsi="Times New Roman" w:eastAsia="Times New Roman" w:cs="Times New Roman"/>
-                <w:i w:val="false"/>
-                <w:b w:val="true"/>
-                <w:u w:val="none"/>
-                <w:strike w:val="false"/>
-                <w:sz w:val="16"/>
-                <w:szCs w:val="16"/>
+              <w:spacing w:after="0" w:before="0" w:line="240"/>
+              <w:ind w:left="100" w:right="100" w:firstLine="0" w:firstLineChars="0"/>
+              <w:rPr>
+                <w:rFonts w:ascii="Times New Roman" w:hAnsi="Times New Roman" w:eastAsia="Times New Roman" w:cs="Times New Roman"/>
+                <w:i w:val="false"/>
+                <w:b w:val="true"/>
+                <w:u w:val="none"/>
+                <w:strike w:val="false"/>
+                <w:sz w:val="14"/>
+                <w:szCs w:val="14"/>
+                <w:color w:val="000000"/>
+              </w:rPr>
+            </w:pPr>
+            <w:r xmlns:w="http://schemas.openxmlformats.org/wordprocessingml/2006/main" xmlns:wp="http://schemas.openxmlformats.org/drawingml/2006/wordprocessingDrawing" xmlns:r="http://schemas.openxmlformats.org/officeDocument/2006/relationships" xmlns:w14="http://schemas.microsoft.com/office/word/2010/wordml">
+              <w:rPr>
+                <w:rFonts w:ascii="Times New Roman" w:hAnsi="Times New Roman" w:eastAsia="Times New Roman" w:cs="Times New Roman"/>
+                <w:i w:val="false"/>
+                <w:b w:val="true"/>
+                <w:u w:val="none"/>
+                <w:strike w:val="false"/>
+                <w:sz w:val="14"/>
+                <w:szCs w:val="14"/>
                 <w:color w:val="000000"/>
               </w:rPr>
               <w:t xml:space="preserve">2,350</w:t>
@@ -7358,28 +7358,28 @@
                 <w:left w:val="none" w:sz="0" w:space="0" w:color="000000"/>
                 <w:right w:val="none" w:sz="0" w:space="0" w:color="000000"/>
               </w:pBdr>
-              <w:spacing w:after="36" w:before="36" w:line="240"/>
-              <w:ind w:left="100" w:right="100" w:firstLine="0" w:firstLineChars="0"/>
-              <w:rPr>
-                <w:rFonts w:ascii="Times New Roman" w:hAnsi="Times New Roman" w:eastAsia="Times New Roman" w:cs="Times New Roman"/>
-                <w:i w:val="false"/>
-                <w:b w:val="true"/>
-                <w:u w:val="none"/>
-                <w:strike w:val="false"/>
-                <w:sz w:val="16"/>
-                <w:szCs w:val="16"/>
-                <w:color w:val="000000"/>
-              </w:rPr>
-            </w:pPr>
-            <w:r xmlns:w="http://schemas.openxmlformats.org/wordprocessingml/2006/main" xmlns:wp="http://schemas.openxmlformats.org/drawingml/2006/wordprocessingDrawing" xmlns:r="http://schemas.openxmlformats.org/officeDocument/2006/relationships" xmlns:w14="http://schemas.microsoft.com/office/word/2010/wordml">
-              <w:rPr>
-                <w:rFonts w:ascii="Times New Roman" w:hAnsi="Times New Roman" w:eastAsia="Times New Roman" w:cs="Times New Roman"/>
-                <w:i w:val="false"/>
-                <w:b w:val="true"/>
-                <w:u w:val="none"/>
-                <w:strike w:val="false"/>
-                <w:sz w:val="16"/>
-                <w:szCs w:val="16"/>
+              <w:spacing w:after="0" w:before="0" w:line="240"/>
+              <w:ind w:left="100" w:right="100" w:firstLine="0" w:firstLineChars="0"/>
+              <w:rPr>
+                <w:rFonts w:ascii="Times New Roman" w:hAnsi="Times New Roman" w:eastAsia="Times New Roman" w:cs="Times New Roman"/>
+                <w:i w:val="false"/>
+                <w:b w:val="true"/>
+                <w:u w:val="none"/>
+                <w:strike w:val="false"/>
+                <w:sz w:val="14"/>
+                <w:szCs w:val="14"/>
+                <w:color w:val="000000"/>
+              </w:rPr>
+            </w:pPr>
+            <w:r xmlns:w="http://schemas.openxmlformats.org/wordprocessingml/2006/main" xmlns:wp="http://schemas.openxmlformats.org/drawingml/2006/wordprocessingDrawing" xmlns:r="http://schemas.openxmlformats.org/officeDocument/2006/relationships" xmlns:w14="http://schemas.microsoft.com/office/word/2010/wordml">
+              <w:rPr>
+                <w:rFonts w:ascii="Times New Roman" w:hAnsi="Times New Roman" w:eastAsia="Times New Roman" w:cs="Times New Roman"/>
+                <w:i w:val="false"/>
+                <w:b w:val="true"/>
+                <w:u w:val="none"/>
+                <w:strike w:val="false"/>
+                <w:sz w:val="14"/>
+                <w:szCs w:val="14"/>
                 <w:color w:val="000000"/>
               </w:rPr>
               <w:t xml:space="preserve">09 - الترفيه والثقافة</w:t>
@@ -7418,28 +7418,28 @@
                 <w:left w:val="none" w:sz="0" w:space="0" w:color="000000"/>
                 <w:right w:val="none" w:sz="0" w:space="0" w:color="000000"/>
               </w:pBdr>
-              <w:spacing w:after="36" w:before="36" w:line="240"/>
-              <w:ind w:left="100" w:right="100" w:firstLine="0" w:firstLineChars="0"/>
-              <w:rPr>
-                <w:rFonts w:ascii="Times New Roman" w:hAnsi="Times New Roman" w:eastAsia="Times New Roman" w:cs="Times New Roman"/>
-                <w:i w:val="false"/>
-                <w:b w:val="true"/>
-                <w:u w:val="none"/>
-                <w:strike w:val="false"/>
-                <w:sz w:val="16"/>
-                <w:szCs w:val="16"/>
-                <w:color w:val="000000"/>
-              </w:rPr>
-            </w:pPr>
-            <w:r xmlns:w="http://schemas.openxmlformats.org/wordprocessingml/2006/main" xmlns:wp="http://schemas.openxmlformats.org/drawingml/2006/wordprocessingDrawing" xmlns:r="http://schemas.openxmlformats.org/officeDocument/2006/relationships" xmlns:w14="http://schemas.microsoft.com/office/word/2010/wordml">
-              <w:rPr>
-                <w:rFonts w:ascii="Times New Roman" w:hAnsi="Times New Roman" w:eastAsia="Times New Roman" w:cs="Times New Roman"/>
-                <w:i w:val="false"/>
-                <w:b w:val="true"/>
-                <w:u w:val="none"/>
-                <w:strike w:val="false"/>
-                <w:sz w:val="16"/>
-                <w:szCs w:val="16"/>
+              <w:spacing w:after="0" w:before="0" w:line="240"/>
+              <w:ind w:left="100" w:right="100" w:firstLine="0" w:firstLineChars="0"/>
+              <w:rPr>
+                <w:rFonts w:ascii="Times New Roman" w:hAnsi="Times New Roman" w:eastAsia="Times New Roman" w:cs="Times New Roman"/>
+                <w:i w:val="false"/>
+                <w:b w:val="true"/>
+                <w:u w:val="none"/>
+                <w:strike w:val="false"/>
+                <w:sz w:val="14"/>
+                <w:szCs w:val="14"/>
+                <w:color w:val="000000"/>
+              </w:rPr>
+            </w:pPr>
+            <w:r xmlns:w="http://schemas.openxmlformats.org/wordprocessingml/2006/main" xmlns:wp="http://schemas.openxmlformats.org/drawingml/2006/wordprocessingDrawing" xmlns:r="http://schemas.openxmlformats.org/officeDocument/2006/relationships" xmlns:w14="http://schemas.microsoft.com/office/word/2010/wordml">
+              <w:rPr>
+                <w:rFonts w:ascii="Times New Roman" w:hAnsi="Times New Roman" w:eastAsia="Times New Roman" w:cs="Times New Roman"/>
+                <w:i w:val="false"/>
+                <w:b w:val="true"/>
+                <w:u w:val="none"/>
+                <w:strike w:val="false"/>
+                <w:sz w:val="14"/>
+                <w:szCs w:val="14"/>
                 <w:color w:val="000000"/>
               </w:rPr>
               <w:t xml:space="preserve">2,3</w:t>
@@ -7472,28 +7472,28 @@
                 <w:left w:val="none" w:sz="0" w:space="0" w:color="000000"/>
                 <w:right w:val="none" w:sz="0" w:space="0" w:color="000000"/>
               </w:pBdr>
-              <w:spacing w:after="36" w:before="36" w:line="240"/>
-              <w:ind w:left="100" w:right="100" w:firstLine="0" w:firstLineChars="0"/>
-              <w:rPr>
-                <w:rFonts w:ascii="Times New Roman" w:hAnsi="Times New Roman" w:eastAsia="Times New Roman" w:cs="Times New Roman"/>
-                <w:i w:val="false"/>
-                <w:b w:val="true"/>
-                <w:u w:val="none"/>
-                <w:strike w:val="false"/>
-                <w:sz w:val="16"/>
-                <w:szCs w:val="16"/>
-                <w:color w:val="000000"/>
-              </w:rPr>
-            </w:pPr>
-            <w:r xmlns:w="http://schemas.openxmlformats.org/wordprocessingml/2006/main" xmlns:wp="http://schemas.openxmlformats.org/drawingml/2006/wordprocessingDrawing" xmlns:r="http://schemas.openxmlformats.org/officeDocument/2006/relationships" xmlns:w14="http://schemas.microsoft.com/office/word/2010/wordml">
-              <w:rPr>
-                <w:rFonts w:ascii="Times New Roman" w:hAnsi="Times New Roman" w:eastAsia="Times New Roman" w:cs="Times New Roman"/>
-                <w:i w:val="false"/>
-                <w:b w:val="true"/>
-                <w:u w:val="none"/>
-                <w:strike w:val="false"/>
-                <w:sz w:val="16"/>
-                <w:szCs w:val="16"/>
+              <w:spacing w:after="0" w:before="0" w:line="240"/>
+              <w:ind w:left="100" w:right="100" w:firstLine="0" w:firstLineChars="0"/>
+              <w:rPr>
+                <w:rFonts w:ascii="Times New Roman" w:hAnsi="Times New Roman" w:eastAsia="Times New Roman" w:cs="Times New Roman"/>
+                <w:i w:val="false"/>
+                <w:b w:val="true"/>
+                <w:u w:val="none"/>
+                <w:strike w:val="false"/>
+                <w:sz w:val="14"/>
+                <w:szCs w:val="14"/>
+                <w:color w:val="000000"/>
+              </w:rPr>
+            </w:pPr>
+            <w:r xmlns:w="http://schemas.openxmlformats.org/wordprocessingml/2006/main" xmlns:wp="http://schemas.openxmlformats.org/drawingml/2006/wordprocessingDrawing" xmlns:r="http://schemas.openxmlformats.org/officeDocument/2006/relationships" xmlns:w14="http://schemas.microsoft.com/office/word/2010/wordml">
+              <w:rPr>
+                <w:rFonts w:ascii="Times New Roman" w:hAnsi="Times New Roman" w:eastAsia="Times New Roman" w:cs="Times New Roman"/>
+                <w:i w:val="false"/>
+                <w:b w:val="true"/>
+                <w:u w:val="none"/>
+                <w:strike w:val="false"/>
+                <w:sz w:val="14"/>
+                <w:szCs w:val="14"/>
                 <w:color w:val="000000"/>
               </w:rPr>
               <w:t xml:space="preserve">0,0</w:t>
@@ -7526,28 +7526,28 @@
                 <w:left w:val="none" w:sz="0" w:space="0" w:color="000000"/>
                 <w:right w:val="none" w:sz="0" w:space="0" w:color="000000"/>
               </w:pBdr>
-              <w:spacing w:after="36" w:before="36" w:line="240"/>
-              <w:ind w:left="100" w:right="100" w:firstLine="0" w:firstLineChars="0"/>
-              <w:rPr>
-                <w:rFonts w:ascii="Times New Roman" w:hAnsi="Times New Roman" w:eastAsia="Times New Roman" w:cs="Times New Roman"/>
-                <w:i w:val="false"/>
-                <w:b w:val="true"/>
-                <w:u w:val="none"/>
-                <w:strike w:val="false"/>
-                <w:sz w:val="16"/>
-                <w:szCs w:val="16"/>
-                <w:color w:val="000000"/>
-              </w:rPr>
-            </w:pPr>
-            <w:r xmlns:w="http://schemas.openxmlformats.org/wordprocessingml/2006/main" xmlns:wp="http://schemas.openxmlformats.org/drawingml/2006/wordprocessingDrawing" xmlns:r="http://schemas.openxmlformats.org/officeDocument/2006/relationships" xmlns:w14="http://schemas.microsoft.com/office/word/2010/wordml">
-              <w:rPr>
-                <w:rFonts w:ascii="Times New Roman" w:hAnsi="Times New Roman" w:eastAsia="Times New Roman" w:cs="Times New Roman"/>
-                <w:i w:val="false"/>
-                <w:b w:val="true"/>
-                <w:u w:val="none"/>
-                <w:strike w:val="false"/>
-                <w:sz w:val="16"/>
-                <w:szCs w:val="16"/>
+              <w:spacing w:after="0" w:before="0" w:line="240"/>
+              <w:ind w:left="100" w:right="100" w:firstLine="0" w:firstLineChars="0"/>
+              <w:rPr>
+                <w:rFonts w:ascii="Times New Roman" w:hAnsi="Times New Roman" w:eastAsia="Times New Roman" w:cs="Times New Roman"/>
+                <w:i w:val="false"/>
+                <w:b w:val="true"/>
+                <w:u w:val="none"/>
+                <w:strike w:val="false"/>
+                <w:sz w:val="14"/>
+                <w:szCs w:val="14"/>
+                <w:color w:val="000000"/>
+              </w:rPr>
+            </w:pPr>
+            <w:r xmlns:w="http://schemas.openxmlformats.org/wordprocessingml/2006/main" xmlns:wp="http://schemas.openxmlformats.org/drawingml/2006/wordprocessingDrawing" xmlns:r="http://schemas.openxmlformats.org/officeDocument/2006/relationships" xmlns:w14="http://schemas.microsoft.com/office/word/2010/wordml">
+              <w:rPr>
+                <w:rFonts w:ascii="Times New Roman" w:hAnsi="Times New Roman" w:eastAsia="Times New Roman" w:cs="Times New Roman"/>
+                <w:i w:val="false"/>
+                <w:b w:val="true"/>
+                <w:u w:val="none"/>
+                <w:strike w:val="false"/>
+                <w:sz w:val="14"/>
+                <w:szCs w:val="14"/>
                 <w:color w:val="000000"/>
               </w:rPr>
               <w:t xml:space="preserve">0,0</w:t>
@@ -7580,28 +7580,28 @@
                 <w:left w:val="none" w:sz="0" w:space="0" w:color="000000"/>
                 <w:right w:val="none" w:sz="0" w:space="0" w:color="000000"/>
               </w:pBdr>
-              <w:spacing w:after="36" w:before="36" w:line="240"/>
-              <w:ind w:left="100" w:right="100" w:firstLine="0" w:firstLineChars="0"/>
-              <w:rPr>
-                <w:rFonts w:ascii="Times New Roman" w:hAnsi="Times New Roman" w:eastAsia="Times New Roman" w:cs="Times New Roman"/>
-                <w:i w:val="false"/>
-                <w:b w:val="true"/>
-                <w:u w:val="none"/>
-                <w:strike w:val="false"/>
-                <w:sz w:val="16"/>
-                <w:szCs w:val="16"/>
-                <w:color w:val="000000"/>
-              </w:rPr>
-            </w:pPr>
-            <w:r xmlns:w="http://schemas.openxmlformats.org/wordprocessingml/2006/main" xmlns:wp="http://schemas.openxmlformats.org/drawingml/2006/wordprocessingDrawing" xmlns:r="http://schemas.openxmlformats.org/officeDocument/2006/relationships" xmlns:w14="http://schemas.microsoft.com/office/word/2010/wordml">
-              <w:rPr>
-                <w:rFonts w:ascii="Times New Roman" w:hAnsi="Times New Roman" w:eastAsia="Times New Roman" w:cs="Times New Roman"/>
-                <w:i w:val="false"/>
-                <w:b w:val="true"/>
-                <w:u w:val="none"/>
-                <w:strike w:val="false"/>
-                <w:sz w:val="16"/>
-                <w:szCs w:val="16"/>
+              <w:spacing w:after="0" w:before="0" w:line="240"/>
+              <w:ind w:left="100" w:right="100" w:firstLine="0" w:firstLineChars="0"/>
+              <w:rPr>
+                <w:rFonts w:ascii="Times New Roman" w:hAnsi="Times New Roman" w:eastAsia="Times New Roman" w:cs="Times New Roman"/>
+                <w:i w:val="false"/>
+                <w:b w:val="true"/>
+                <w:u w:val="none"/>
+                <w:strike w:val="false"/>
+                <w:sz w:val="14"/>
+                <w:szCs w:val="14"/>
+                <w:color w:val="000000"/>
+              </w:rPr>
+            </w:pPr>
+            <w:r xmlns:w="http://schemas.openxmlformats.org/wordprocessingml/2006/main" xmlns:wp="http://schemas.openxmlformats.org/drawingml/2006/wordprocessingDrawing" xmlns:r="http://schemas.openxmlformats.org/officeDocument/2006/relationships" xmlns:w14="http://schemas.microsoft.com/office/word/2010/wordml">
+              <w:rPr>
+                <w:rFonts w:ascii="Times New Roman" w:hAnsi="Times New Roman" w:eastAsia="Times New Roman" w:cs="Times New Roman"/>
+                <w:i w:val="false"/>
+                <w:b w:val="true"/>
+                <w:u w:val="none"/>
+                <w:strike w:val="false"/>
+                <w:sz w:val="14"/>
+                <w:szCs w:val="14"/>
                 <w:color w:val="000000"/>
               </w:rPr>
               <w:t xml:space="preserve">113,4</w:t>
@@ -7634,28 +7634,28 @@
                 <w:left w:val="none" w:sz="0" w:space="0" w:color="000000"/>
                 <w:right w:val="none" w:sz="0" w:space="0" w:color="000000"/>
               </w:pBdr>
-              <w:spacing w:after="36" w:before="36" w:line="240"/>
-              <w:ind w:left="100" w:right="100" w:firstLine="0" w:firstLineChars="0"/>
-              <w:rPr>
-                <w:rFonts w:ascii="Times New Roman" w:hAnsi="Times New Roman" w:eastAsia="Times New Roman" w:cs="Times New Roman"/>
-                <w:i w:val="false"/>
-                <w:b w:val="true"/>
-                <w:u w:val="none"/>
-                <w:strike w:val="false"/>
-                <w:sz w:val="16"/>
-                <w:szCs w:val="16"/>
-                <w:color w:val="000000"/>
-              </w:rPr>
-            </w:pPr>
-            <w:r xmlns:w="http://schemas.openxmlformats.org/wordprocessingml/2006/main" xmlns:wp="http://schemas.openxmlformats.org/drawingml/2006/wordprocessingDrawing" xmlns:r="http://schemas.openxmlformats.org/officeDocument/2006/relationships" xmlns:w14="http://schemas.microsoft.com/office/word/2010/wordml">
-              <w:rPr>
-                <w:rFonts w:ascii="Times New Roman" w:hAnsi="Times New Roman" w:eastAsia="Times New Roman" w:cs="Times New Roman"/>
-                <w:i w:val="false"/>
-                <w:b w:val="true"/>
-                <w:u w:val="none"/>
-                <w:strike w:val="false"/>
-                <w:sz w:val="16"/>
-                <w:szCs w:val="16"/>
+              <w:spacing w:after="0" w:before="0" w:line="240"/>
+              <w:ind w:left="100" w:right="100" w:firstLine="0" w:firstLineChars="0"/>
+              <w:rPr>
+                <w:rFonts w:ascii="Times New Roman" w:hAnsi="Times New Roman" w:eastAsia="Times New Roman" w:cs="Times New Roman"/>
+                <w:i w:val="false"/>
+                <w:b w:val="true"/>
+                <w:u w:val="none"/>
+                <w:strike w:val="false"/>
+                <w:sz w:val="14"/>
+                <w:szCs w:val="14"/>
+                <w:color w:val="000000"/>
+              </w:rPr>
+            </w:pPr>
+            <w:r xmlns:w="http://schemas.openxmlformats.org/wordprocessingml/2006/main" xmlns:wp="http://schemas.openxmlformats.org/drawingml/2006/wordprocessingDrawing" xmlns:r="http://schemas.openxmlformats.org/officeDocument/2006/relationships" xmlns:w14="http://schemas.microsoft.com/office/word/2010/wordml">
+              <w:rPr>
+                <w:rFonts w:ascii="Times New Roman" w:hAnsi="Times New Roman" w:eastAsia="Times New Roman" w:cs="Times New Roman"/>
+                <w:i w:val="false"/>
+                <w:b w:val="true"/>
+                <w:u w:val="none"/>
+                <w:strike w:val="false"/>
+                <w:sz w:val="14"/>
+                <w:szCs w:val="14"/>
                 <w:color w:val="000000"/>
               </w:rPr>
               <w:t xml:space="preserve">113,4</w:t>
@@ -7688,28 +7688,28 @@
                 <w:left w:val="none" w:sz="0" w:space="0" w:color="000000"/>
                 <w:right w:val="none" w:sz="0" w:space="0" w:color="000000"/>
               </w:pBdr>
-              <w:spacing w:after="36" w:before="36" w:line="240"/>
-              <w:ind w:left="100" w:right="100" w:firstLine="0" w:firstLineChars="0"/>
-              <w:rPr>
-                <w:rFonts w:ascii="Times New Roman" w:hAnsi="Times New Roman" w:eastAsia="Times New Roman" w:cs="Times New Roman"/>
-                <w:i w:val="false"/>
-                <w:b w:val="true"/>
-                <w:u w:val="none"/>
-                <w:strike w:val="false"/>
-                <w:sz w:val="16"/>
-                <w:szCs w:val="16"/>
-                <w:color w:val="000000"/>
-              </w:rPr>
-            </w:pPr>
-            <w:r xmlns:w="http://schemas.openxmlformats.org/wordprocessingml/2006/main" xmlns:wp="http://schemas.openxmlformats.org/drawingml/2006/wordprocessingDrawing" xmlns:r="http://schemas.openxmlformats.org/officeDocument/2006/relationships" xmlns:w14="http://schemas.microsoft.com/office/word/2010/wordml">
-              <w:rPr>
-                <w:rFonts w:ascii="Times New Roman" w:hAnsi="Times New Roman" w:eastAsia="Times New Roman" w:cs="Times New Roman"/>
-                <w:i w:val="false"/>
-                <w:b w:val="true"/>
-                <w:u w:val="none"/>
-                <w:strike w:val="false"/>
-                <w:sz w:val="16"/>
-                <w:szCs w:val="16"/>
+              <w:spacing w:after="0" w:before="0" w:line="240"/>
+              <w:ind w:left="100" w:right="100" w:firstLine="0" w:firstLineChars="0"/>
+              <w:rPr>
+                <w:rFonts w:ascii="Times New Roman" w:hAnsi="Times New Roman" w:eastAsia="Times New Roman" w:cs="Times New Roman"/>
+                <w:i w:val="false"/>
+                <w:b w:val="true"/>
+                <w:u w:val="none"/>
+                <w:strike w:val="false"/>
+                <w:sz w:val="14"/>
+                <w:szCs w:val="14"/>
+                <w:color w:val="000000"/>
+              </w:rPr>
+            </w:pPr>
+            <w:r xmlns:w="http://schemas.openxmlformats.org/wordprocessingml/2006/main" xmlns:wp="http://schemas.openxmlformats.org/drawingml/2006/wordprocessingDrawing" xmlns:r="http://schemas.openxmlformats.org/officeDocument/2006/relationships" xmlns:w14="http://schemas.microsoft.com/office/word/2010/wordml">
+              <w:rPr>
+                <w:rFonts w:ascii="Times New Roman" w:hAnsi="Times New Roman" w:eastAsia="Times New Roman" w:cs="Times New Roman"/>
+                <w:i w:val="false"/>
+                <w:b w:val="true"/>
+                <w:u w:val="none"/>
+                <w:strike w:val="false"/>
+                <w:sz w:val="14"/>
+                <w:szCs w:val="14"/>
                 <w:color w:val="000000"/>
               </w:rPr>
               <w:t xml:space="preserve">113,4</w:t>
@@ -7742,28 +7742,28 @@
                 <w:left w:val="none" w:sz="0" w:space="0" w:color="000000"/>
                 <w:right w:val="none" w:sz="0" w:space="0" w:color="000000"/>
               </w:pBdr>
-              <w:spacing w:after="36" w:before="36" w:line="240"/>
-              <w:ind w:left="100" w:right="100" w:firstLine="0" w:firstLineChars="0"/>
-              <w:rPr>
-                <w:rFonts w:ascii="Times New Roman" w:hAnsi="Times New Roman" w:eastAsia="Times New Roman" w:cs="Times New Roman"/>
-                <w:i w:val="false"/>
-                <w:b w:val="true"/>
-                <w:u w:val="none"/>
-                <w:strike w:val="false"/>
-                <w:sz w:val="16"/>
-                <w:szCs w:val="16"/>
-                <w:color w:val="000000"/>
-              </w:rPr>
-            </w:pPr>
-            <w:r xmlns:w="http://schemas.openxmlformats.org/wordprocessingml/2006/main" xmlns:wp="http://schemas.openxmlformats.org/drawingml/2006/wordprocessingDrawing" xmlns:r="http://schemas.openxmlformats.org/officeDocument/2006/relationships" xmlns:w14="http://schemas.microsoft.com/office/word/2010/wordml">
-              <w:rPr>
-                <w:rFonts w:ascii="Times New Roman" w:hAnsi="Times New Roman" w:eastAsia="Times New Roman" w:cs="Times New Roman"/>
-                <w:i w:val="false"/>
-                <w:b w:val="true"/>
-                <w:u w:val="none"/>
-                <w:strike w:val="false"/>
-                <w:sz w:val="16"/>
-                <w:szCs w:val="16"/>
+              <w:spacing w:after="0" w:before="0" w:line="240"/>
+              <w:ind w:left="100" w:right="100" w:firstLine="0" w:firstLineChars="0"/>
+              <w:rPr>
+                <w:rFonts w:ascii="Times New Roman" w:hAnsi="Times New Roman" w:eastAsia="Times New Roman" w:cs="Times New Roman"/>
+                <w:i w:val="false"/>
+                <w:b w:val="true"/>
+                <w:u w:val="none"/>
+                <w:strike w:val="false"/>
+                <w:sz w:val="14"/>
+                <w:szCs w:val="14"/>
+                <w:color w:val="000000"/>
+              </w:rPr>
+            </w:pPr>
+            <w:r xmlns:w="http://schemas.openxmlformats.org/wordprocessingml/2006/main" xmlns:wp="http://schemas.openxmlformats.org/drawingml/2006/wordprocessingDrawing" xmlns:r="http://schemas.openxmlformats.org/officeDocument/2006/relationships" xmlns:w14="http://schemas.microsoft.com/office/word/2010/wordml">
+              <w:rPr>
+                <w:rFonts w:ascii="Times New Roman" w:hAnsi="Times New Roman" w:eastAsia="Times New Roman" w:cs="Times New Roman"/>
+                <w:i w:val="false"/>
+                <w:b w:val="true"/>
+                <w:u w:val="none"/>
+                <w:strike w:val="false"/>
+                <w:sz w:val="14"/>
+                <w:szCs w:val="14"/>
                 <w:color w:val="000000"/>
               </w:rPr>
               <w:t xml:space="preserve">113,4</w:t>
@@ -7796,28 +7796,28 @@
                 <w:left w:val="none" w:sz="0" w:space="0" w:color="000000"/>
                 <w:right w:val="none" w:sz="0" w:space="0" w:color="000000"/>
               </w:pBdr>
-              <w:spacing w:after="36" w:before="36" w:line="240"/>
-              <w:ind w:left="100" w:right="100" w:firstLine="0" w:firstLineChars="0"/>
-              <w:rPr>
-                <w:rFonts w:ascii="Times New Roman" w:hAnsi="Times New Roman" w:eastAsia="Times New Roman" w:cs="Times New Roman"/>
-                <w:i w:val="false"/>
-                <w:b w:val="true"/>
-                <w:u w:val="none"/>
-                <w:strike w:val="false"/>
-                <w:sz w:val="16"/>
-                <w:szCs w:val="16"/>
-                <w:color w:val="000000"/>
-              </w:rPr>
-            </w:pPr>
-            <w:r xmlns:w="http://schemas.openxmlformats.org/wordprocessingml/2006/main" xmlns:wp="http://schemas.openxmlformats.org/drawingml/2006/wordprocessingDrawing" xmlns:r="http://schemas.openxmlformats.org/officeDocument/2006/relationships" xmlns:w14="http://schemas.microsoft.com/office/word/2010/wordml">
-              <w:rPr>
-                <w:rFonts w:ascii="Times New Roman" w:hAnsi="Times New Roman" w:eastAsia="Times New Roman" w:cs="Times New Roman"/>
-                <w:i w:val="false"/>
-                <w:b w:val="true"/>
-                <w:u w:val="none"/>
-                <w:strike w:val="false"/>
-                <w:sz w:val="16"/>
-                <w:szCs w:val="16"/>
+              <w:spacing w:after="0" w:before="0" w:line="240"/>
+              <w:ind w:left="100" w:right="100" w:firstLine="0" w:firstLineChars="0"/>
+              <w:rPr>
+                <w:rFonts w:ascii="Times New Roman" w:hAnsi="Times New Roman" w:eastAsia="Times New Roman" w:cs="Times New Roman"/>
+                <w:i w:val="false"/>
+                <w:b w:val="true"/>
+                <w:u w:val="none"/>
+                <w:strike w:val="false"/>
+                <w:sz w:val="14"/>
+                <w:szCs w:val="14"/>
+                <w:color w:val="000000"/>
+              </w:rPr>
+            </w:pPr>
+            <w:r xmlns:w="http://schemas.openxmlformats.org/wordprocessingml/2006/main" xmlns:wp="http://schemas.openxmlformats.org/drawingml/2006/wordprocessingDrawing" xmlns:r="http://schemas.openxmlformats.org/officeDocument/2006/relationships" xmlns:w14="http://schemas.microsoft.com/office/word/2010/wordml">
+              <w:rPr>
+                <w:rFonts w:ascii="Times New Roman" w:hAnsi="Times New Roman" w:eastAsia="Times New Roman" w:cs="Times New Roman"/>
+                <w:i w:val="false"/>
+                <w:b w:val="true"/>
+                <w:u w:val="none"/>
+                <w:strike w:val="false"/>
+                <w:sz w:val="14"/>
+                <w:szCs w:val="14"/>
                 <w:color w:val="000000"/>
               </w:rPr>
               <w:t xml:space="preserve">110,9</w:t>
@@ -7850,28 +7850,28 @@
                 <w:left w:val="none" w:sz="0" w:space="0" w:color="000000"/>
                 <w:right w:val="none" w:sz="0" w:space="0" w:color="000000"/>
               </w:pBdr>
-              <w:spacing w:after="36" w:before="36" w:line="240"/>
-              <w:ind w:left="100" w:right="100" w:firstLine="0" w:firstLineChars="0"/>
-              <w:rPr>
-                <w:rFonts w:ascii="Times New Roman" w:hAnsi="Times New Roman" w:eastAsia="Times New Roman" w:cs="Times New Roman"/>
-                <w:i w:val="false"/>
-                <w:b w:val="true"/>
-                <w:u w:val="none"/>
-                <w:strike w:val="false"/>
-                <w:sz w:val="16"/>
-                <w:szCs w:val="16"/>
-                <w:color w:val="000000"/>
-              </w:rPr>
-            </w:pPr>
-            <w:r xmlns:w="http://schemas.openxmlformats.org/wordprocessingml/2006/main" xmlns:wp="http://schemas.openxmlformats.org/drawingml/2006/wordprocessingDrawing" xmlns:r="http://schemas.openxmlformats.org/officeDocument/2006/relationships" xmlns:w14="http://schemas.microsoft.com/office/word/2010/wordml">
-              <w:rPr>
-                <w:rFonts w:ascii="Times New Roman" w:hAnsi="Times New Roman" w:eastAsia="Times New Roman" w:cs="Times New Roman"/>
-                <w:i w:val="false"/>
-                <w:b w:val="true"/>
-                <w:u w:val="none"/>
-                <w:strike w:val="false"/>
-                <w:sz w:val="16"/>
-                <w:szCs w:val="16"/>
+              <w:spacing w:after="0" w:before="0" w:line="240"/>
+              <w:ind w:left="100" w:right="100" w:firstLine="0" w:firstLineChars="0"/>
+              <w:rPr>
+                <w:rFonts w:ascii="Times New Roman" w:hAnsi="Times New Roman" w:eastAsia="Times New Roman" w:cs="Times New Roman"/>
+                <w:i w:val="false"/>
+                <w:b w:val="true"/>
+                <w:u w:val="none"/>
+                <w:strike w:val="false"/>
+                <w:sz w:val="14"/>
+                <w:szCs w:val="14"/>
+                <w:color w:val="000000"/>
+              </w:rPr>
+            </w:pPr>
+            <w:r xmlns:w="http://schemas.openxmlformats.org/wordprocessingml/2006/main" xmlns:wp="http://schemas.openxmlformats.org/drawingml/2006/wordprocessingDrawing" xmlns:r="http://schemas.openxmlformats.org/officeDocument/2006/relationships" xmlns:w14="http://schemas.microsoft.com/office/word/2010/wordml">
+              <w:rPr>
+                <w:rFonts w:ascii="Times New Roman" w:hAnsi="Times New Roman" w:eastAsia="Times New Roman" w:cs="Times New Roman"/>
+                <w:i w:val="false"/>
+                <w:b w:val="true"/>
+                <w:u w:val="none"/>
+                <w:strike w:val="false"/>
+                <w:sz w:val="14"/>
+                <w:szCs w:val="14"/>
                 <w:color w:val="000000"/>
               </w:rPr>
               <w:t xml:space="preserve">5,047</w:t>
@@ -7904,28 +7904,28 @@
                 <w:left w:val="none" w:sz="0" w:space="0" w:color="000000"/>
                 <w:right w:val="none" w:sz="0" w:space="0" w:color="000000"/>
               </w:pBdr>
-              <w:spacing w:after="36" w:before="36" w:line="240"/>
-              <w:ind w:left="100" w:right="100" w:firstLine="0" w:firstLineChars="0"/>
-              <w:rPr>
-                <w:rFonts w:ascii="Times New Roman" w:hAnsi="Times New Roman" w:eastAsia="Times New Roman" w:cs="Times New Roman"/>
-                <w:i w:val="false"/>
-                <w:b w:val="true"/>
-                <w:u w:val="none"/>
-                <w:strike w:val="false"/>
-                <w:sz w:val="16"/>
-                <w:szCs w:val="16"/>
-                <w:color w:val="000000"/>
-              </w:rPr>
-            </w:pPr>
-            <w:r xmlns:w="http://schemas.openxmlformats.org/wordprocessingml/2006/main" xmlns:wp="http://schemas.openxmlformats.org/drawingml/2006/wordprocessingDrawing" xmlns:r="http://schemas.openxmlformats.org/officeDocument/2006/relationships" xmlns:w14="http://schemas.microsoft.com/office/word/2010/wordml">
-              <w:rPr>
-                <w:rFonts w:ascii="Times New Roman" w:hAnsi="Times New Roman" w:eastAsia="Times New Roman" w:cs="Times New Roman"/>
-                <w:i w:val="false"/>
-                <w:b w:val="true"/>
-                <w:u w:val="none"/>
-                <w:strike w:val="false"/>
-                <w:sz w:val="16"/>
-                <w:szCs w:val="16"/>
+              <w:spacing w:after="0" w:before="0" w:line="240"/>
+              <w:ind w:left="100" w:right="100" w:firstLine="0" w:firstLineChars="0"/>
+              <w:rPr>
+                <w:rFonts w:ascii="Times New Roman" w:hAnsi="Times New Roman" w:eastAsia="Times New Roman" w:cs="Times New Roman"/>
+                <w:i w:val="false"/>
+                <w:b w:val="true"/>
+                <w:u w:val="none"/>
+                <w:strike w:val="false"/>
+                <w:sz w:val="14"/>
+                <w:szCs w:val="14"/>
+                <w:color w:val="000000"/>
+              </w:rPr>
+            </w:pPr>
+            <w:r xmlns:w="http://schemas.openxmlformats.org/wordprocessingml/2006/main" xmlns:wp="http://schemas.openxmlformats.org/drawingml/2006/wordprocessingDrawing" xmlns:r="http://schemas.openxmlformats.org/officeDocument/2006/relationships" xmlns:w14="http://schemas.microsoft.com/office/word/2010/wordml">
+              <w:rPr>
+                <w:rFonts w:ascii="Times New Roman" w:hAnsi="Times New Roman" w:eastAsia="Times New Roman" w:cs="Times New Roman"/>
+                <w:i w:val="false"/>
+                <w:b w:val="true"/>
+                <w:u w:val="none"/>
+                <w:strike w:val="false"/>
+                <w:sz w:val="14"/>
+                <w:szCs w:val="14"/>
                 <w:color w:val="000000"/>
               </w:rPr>
               <w:t xml:space="preserve">10 - التعليم</w:t>
@@ -7964,28 +7964,28 @@
                 <w:left w:val="none" w:sz="0" w:space="0" w:color="000000"/>
                 <w:right w:val="none" w:sz="0" w:space="0" w:color="000000"/>
               </w:pBdr>
-              <w:spacing w:after="36" w:before="36" w:line="240"/>
-              <w:ind w:left="100" w:right="100" w:firstLine="0" w:firstLineChars="0"/>
-              <w:rPr>
-                <w:rFonts w:ascii="Times New Roman" w:hAnsi="Times New Roman" w:eastAsia="Times New Roman" w:cs="Times New Roman"/>
-                <w:i w:val="false"/>
-                <w:b w:val="true"/>
-                <w:u w:val="none"/>
-                <w:strike w:val="false"/>
-                <w:sz w:val="16"/>
-                <w:szCs w:val="16"/>
-                <w:color w:val="000000"/>
-              </w:rPr>
-            </w:pPr>
-            <w:r xmlns:w="http://schemas.openxmlformats.org/wordprocessingml/2006/main" xmlns:wp="http://schemas.openxmlformats.org/drawingml/2006/wordprocessingDrawing" xmlns:r="http://schemas.openxmlformats.org/officeDocument/2006/relationships" xmlns:w14="http://schemas.microsoft.com/office/word/2010/wordml">
-              <w:rPr>
-                <w:rFonts w:ascii="Times New Roman" w:hAnsi="Times New Roman" w:eastAsia="Times New Roman" w:cs="Times New Roman"/>
-                <w:i w:val="false"/>
-                <w:b w:val="true"/>
-                <w:u w:val="none"/>
-                <w:strike w:val="false"/>
-                <w:sz w:val="16"/>
-                <w:szCs w:val="16"/>
+              <w:spacing w:after="0" w:before="0" w:line="240"/>
+              <w:ind w:left="100" w:right="100" w:firstLine="0" w:firstLineChars="0"/>
+              <w:rPr>
+                <w:rFonts w:ascii="Times New Roman" w:hAnsi="Times New Roman" w:eastAsia="Times New Roman" w:cs="Times New Roman"/>
+                <w:i w:val="false"/>
+                <w:b w:val="true"/>
+                <w:u w:val="none"/>
+                <w:strike w:val="false"/>
+                <w:sz w:val="14"/>
+                <w:szCs w:val="14"/>
+                <w:color w:val="000000"/>
+              </w:rPr>
+            </w:pPr>
+            <w:r xmlns:w="http://schemas.openxmlformats.org/wordprocessingml/2006/main" xmlns:wp="http://schemas.openxmlformats.org/drawingml/2006/wordprocessingDrawing" xmlns:r="http://schemas.openxmlformats.org/officeDocument/2006/relationships" xmlns:w14="http://schemas.microsoft.com/office/word/2010/wordml">
+              <w:rPr>
+                <w:rFonts w:ascii="Times New Roman" w:hAnsi="Times New Roman" w:eastAsia="Times New Roman" w:cs="Times New Roman"/>
+                <w:i w:val="false"/>
+                <w:b w:val="true"/>
+                <w:u w:val="none"/>
+                <w:strike w:val="false"/>
+                <w:sz w:val="14"/>
+                <w:szCs w:val="14"/>
                 <w:color w:val="000000"/>
               </w:rPr>
               <w:t xml:space="preserve">1,1</w:t>
@@ -8018,28 +8018,28 @@
                 <w:left w:val="none" w:sz="0" w:space="0" w:color="000000"/>
                 <w:right w:val="none" w:sz="0" w:space="0" w:color="000000"/>
               </w:pBdr>
-              <w:spacing w:after="36" w:before="36" w:line="240"/>
-              <w:ind w:left="100" w:right="100" w:firstLine="0" w:firstLineChars="0"/>
-              <w:rPr>
-                <w:rFonts w:ascii="Times New Roman" w:hAnsi="Times New Roman" w:eastAsia="Times New Roman" w:cs="Times New Roman"/>
-                <w:i w:val="false"/>
-                <w:b w:val="true"/>
-                <w:u w:val="none"/>
-                <w:strike w:val="false"/>
-                <w:sz w:val="16"/>
-                <w:szCs w:val="16"/>
-                <w:color w:val="000000"/>
-              </w:rPr>
-            </w:pPr>
-            <w:r xmlns:w="http://schemas.openxmlformats.org/wordprocessingml/2006/main" xmlns:wp="http://schemas.openxmlformats.org/drawingml/2006/wordprocessingDrawing" xmlns:r="http://schemas.openxmlformats.org/officeDocument/2006/relationships" xmlns:w14="http://schemas.microsoft.com/office/word/2010/wordml">
-              <w:rPr>
-                <w:rFonts w:ascii="Times New Roman" w:hAnsi="Times New Roman" w:eastAsia="Times New Roman" w:cs="Times New Roman"/>
-                <w:i w:val="false"/>
-                <w:b w:val="true"/>
-                <w:u w:val="none"/>
-                <w:strike w:val="false"/>
-                <w:sz w:val="16"/>
-                <w:szCs w:val="16"/>
+              <w:spacing w:after="0" w:before="0" w:line="240"/>
+              <w:ind w:left="100" w:right="100" w:firstLine="0" w:firstLineChars="0"/>
+              <w:rPr>
+                <w:rFonts w:ascii="Times New Roman" w:hAnsi="Times New Roman" w:eastAsia="Times New Roman" w:cs="Times New Roman"/>
+                <w:i w:val="false"/>
+                <w:b w:val="true"/>
+                <w:u w:val="none"/>
+                <w:strike w:val="false"/>
+                <w:sz w:val="14"/>
+                <w:szCs w:val="14"/>
+                <w:color w:val="000000"/>
+              </w:rPr>
+            </w:pPr>
+            <w:r xmlns:w="http://schemas.openxmlformats.org/wordprocessingml/2006/main" xmlns:wp="http://schemas.openxmlformats.org/drawingml/2006/wordprocessingDrawing" xmlns:r="http://schemas.openxmlformats.org/officeDocument/2006/relationships" xmlns:w14="http://schemas.microsoft.com/office/word/2010/wordml">
+              <w:rPr>
+                <w:rFonts w:ascii="Times New Roman" w:hAnsi="Times New Roman" w:eastAsia="Times New Roman" w:cs="Times New Roman"/>
+                <w:i w:val="false"/>
+                <w:b w:val="true"/>
+                <w:u w:val="none"/>
+                <w:strike w:val="false"/>
+                <w:sz w:val="14"/>
+                <w:szCs w:val="14"/>
                 <w:color w:val="000000"/>
               </w:rPr>
               <w:t xml:space="preserve">0,4</w:t>
@@ -8072,28 +8072,28 @@
                 <w:left w:val="none" w:sz="0" w:space="0" w:color="000000"/>
                 <w:right w:val="none" w:sz="0" w:space="0" w:color="000000"/>
               </w:pBdr>
-              <w:spacing w:after="36" w:before="36" w:line="240"/>
-              <w:ind w:left="100" w:right="100" w:firstLine="0" w:firstLineChars="0"/>
-              <w:rPr>
-                <w:rFonts w:ascii="Times New Roman" w:hAnsi="Times New Roman" w:eastAsia="Times New Roman" w:cs="Times New Roman"/>
-                <w:i w:val="false"/>
-                <w:b w:val="true"/>
-                <w:u w:val="none"/>
-                <w:strike w:val="false"/>
-                <w:sz w:val="16"/>
-                <w:szCs w:val="16"/>
-                <w:color w:val="000000"/>
-              </w:rPr>
-            </w:pPr>
-            <w:r xmlns:w="http://schemas.openxmlformats.org/wordprocessingml/2006/main" xmlns:wp="http://schemas.openxmlformats.org/drawingml/2006/wordprocessingDrawing" xmlns:r="http://schemas.openxmlformats.org/officeDocument/2006/relationships" xmlns:w14="http://schemas.microsoft.com/office/word/2010/wordml">
-              <w:rPr>
-                <w:rFonts w:ascii="Times New Roman" w:hAnsi="Times New Roman" w:eastAsia="Times New Roman" w:cs="Times New Roman"/>
-                <w:i w:val="false"/>
-                <w:b w:val="true"/>
-                <w:u w:val="none"/>
-                <w:strike w:val="false"/>
-                <w:sz w:val="16"/>
-                <w:szCs w:val="16"/>
+              <w:spacing w:after="0" w:before="0" w:line="240"/>
+              <w:ind w:left="100" w:right="100" w:firstLine="0" w:firstLineChars="0"/>
+              <w:rPr>
+                <w:rFonts w:ascii="Times New Roman" w:hAnsi="Times New Roman" w:eastAsia="Times New Roman" w:cs="Times New Roman"/>
+                <w:i w:val="false"/>
+                <w:b w:val="true"/>
+                <w:u w:val="none"/>
+                <w:strike w:val="false"/>
+                <w:sz w:val="14"/>
+                <w:szCs w:val="14"/>
+                <w:color w:val="000000"/>
+              </w:rPr>
+            </w:pPr>
+            <w:r xmlns:w="http://schemas.openxmlformats.org/wordprocessingml/2006/main" xmlns:wp="http://schemas.openxmlformats.org/drawingml/2006/wordprocessingDrawing" xmlns:r="http://schemas.openxmlformats.org/officeDocument/2006/relationships" xmlns:w14="http://schemas.microsoft.com/office/word/2010/wordml">
+              <w:rPr>
+                <w:rFonts w:ascii="Times New Roman" w:hAnsi="Times New Roman" w:eastAsia="Times New Roman" w:cs="Times New Roman"/>
+                <w:i w:val="false"/>
+                <w:b w:val="true"/>
+                <w:u w:val="none"/>
+                <w:strike w:val="false"/>
+                <w:sz w:val="14"/>
+                <w:szCs w:val="14"/>
                 <w:color w:val="000000"/>
               </w:rPr>
               <w:t xml:space="preserve">0,0</w:t>
@@ -8126,28 +8126,28 @@
                 <w:left w:val="none" w:sz="0" w:space="0" w:color="000000"/>
                 <w:right w:val="none" w:sz="0" w:space="0" w:color="000000"/>
               </w:pBdr>
-              <w:spacing w:after="36" w:before="36" w:line="240"/>
-              <w:ind w:left="100" w:right="100" w:firstLine="0" w:firstLineChars="0"/>
-              <w:rPr>
-                <w:rFonts w:ascii="Times New Roman" w:hAnsi="Times New Roman" w:eastAsia="Times New Roman" w:cs="Times New Roman"/>
-                <w:i w:val="false"/>
-                <w:b w:val="true"/>
-                <w:u w:val="none"/>
-                <w:strike w:val="false"/>
-                <w:sz w:val="16"/>
-                <w:szCs w:val="16"/>
-                <w:color w:val="000000"/>
-              </w:rPr>
-            </w:pPr>
-            <w:r xmlns:w="http://schemas.openxmlformats.org/wordprocessingml/2006/main" xmlns:wp="http://schemas.openxmlformats.org/drawingml/2006/wordprocessingDrawing" xmlns:r="http://schemas.openxmlformats.org/officeDocument/2006/relationships" xmlns:w14="http://schemas.microsoft.com/office/word/2010/wordml">
-              <w:rPr>
-                <w:rFonts w:ascii="Times New Roman" w:hAnsi="Times New Roman" w:eastAsia="Times New Roman" w:cs="Times New Roman"/>
-                <w:i w:val="false"/>
-                <w:b w:val="true"/>
-                <w:u w:val="none"/>
-                <w:strike w:val="false"/>
-                <w:sz w:val="16"/>
-                <w:szCs w:val="16"/>
+              <w:spacing w:after="0" w:before="0" w:line="240"/>
+              <w:ind w:left="100" w:right="100" w:firstLine="0" w:firstLineChars="0"/>
+              <w:rPr>
+                <w:rFonts w:ascii="Times New Roman" w:hAnsi="Times New Roman" w:eastAsia="Times New Roman" w:cs="Times New Roman"/>
+                <w:i w:val="false"/>
+                <w:b w:val="true"/>
+                <w:u w:val="none"/>
+                <w:strike w:val="false"/>
+                <w:sz w:val="14"/>
+                <w:szCs w:val="14"/>
+                <w:color w:val="000000"/>
+              </w:rPr>
+            </w:pPr>
+            <w:r xmlns:w="http://schemas.openxmlformats.org/wordprocessingml/2006/main" xmlns:wp="http://schemas.openxmlformats.org/drawingml/2006/wordprocessingDrawing" xmlns:r="http://schemas.openxmlformats.org/officeDocument/2006/relationships" xmlns:w14="http://schemas.microsoft.com/office/word/2010/wordml">
+              <w:rPr>
+                <w:rFonts w:ascii="Times New Roman" w:hAnsi="Times New Roman" w:eastAsia="Times New Roman" w:cs="Times New Roman"/>
+                <w:i w:val="false"/>
+                <w:b w:val="true"/>
+                <w:u w:val="none"/>
+                <w:strike w:val="false"/>
+                <w:sz w:val="14"/>
+                <w:szCs w:val="14"/>
                 <w:color w:val="000000"/>
               </w:rPr>
               <w:t xml:space="preserve">127,1</w:t>
@@ -8180,28 +8180,28 @@
                 <w:left w:val="none" w:sz="0" w:space="0" w:color="000000"/>
                 <w:right w:val="none" w:sz="0" w:space="0" w:color="000000"/>
               </w:pBdr>
-              <w:spacing w:after="36" w:before="36" w:line="240"/>
-              <w:ind w:left="100" w:right="100" w:firstLine="0" w:firstLineChars="0"/>
-              <w:rPr>
-                <w:rFonts w:ascii="Times New Roman" w:hAnsi="Times New Roman" w:eastAsia="Times New Roman" w:cs="Times New Roman"/>
-                <w:i w:val="false"/>
-                <w:b w:val="true"/>
-                <w:u w:val="none"/>
-                <w:strike w:val="false"/>
-                <w:sz w:val="16"/>
-                <w:szCs w:val="16"/>
-                <w:color w:val="000000"/>
-              </w:rPr>
-            </w:pPr>
-            <w:r xmlns:w="http://schemas.openxmlformats.org/wordprocessingml/2006/main" xmlns:wp="http://schemas.openxmlformats.org/drawingml/2006/wordprocessingDrawing" xmlns:r="http://schemas.openxmlformats.org/officeDocument/2006/relationships" xmlns:w14="http://schemas.microsoft.com/office/word/2010/wordml">
-              <w:rPr>
-                <w:rFonts w:ascii="Times New Roman" w:hAnsi="Times New Roman" w:eastAsia="Times New Roman" w:cs="Times New Roman"/>
-                <w:i w:val="false"/>
-                <w:b w:val="true"/>
-                <w:u w:val="none"/>
-                <w:strike w:val="false"/>
-                <w:sz w:val="16"/>
-                <w:szCs w:val="16"/>
+              <w:spacing w:after="0" w:before="0" w:line="240"/>
+              <w:ind w:left="100" w:right="100" w:firstLine="0" w:firstLineChars="0"/>
+              <w:rPr>
+                <w:rFonts w:ascii="Times New Roman" w:hAnsi="Times New Roman" w:eastAsia="Times New Roman" w:cs="Times New Roman"/>
+                <w:i w:val="false"/>
+                <w:b w:val="true"/>
+                <w:u w:val="none"/>
+                <w:strike w:val="false"/>
+                <w:sz w:val="14"/>
+                <w:szCs w:val="14"/>
+                <w:color w:val="000000"/>
+              </w:rPr>
+            </w:pPr>
+            <w:r xmlns:w="http://schemas.openxmlformats.org/wordprocessingml/2006/main" xmlns:wp="http://schemas.openxmlformats.org/drawingml/2006/wordprocessingDrawing" xmlns:r="http://schemas.openxmlformats.org/officeDocument/2006/relationships" xmlns:w14="http://schemas.microsoft.com/office/word/2010/wordml">
+              <w:rPr>
+                <w:rFonts w:ascii="Times New Roman" w:hAnsi="Times New Roman" w:eastAsia="Times New Roman" w:cs="Times New Roman"/>
+                <w:i w:val="false"/>
+                <w:b w:val="true"/>
+                <w:u w:val="none"/>
+                <w:strike w:val="false"/>
+                <w:sz w:val="14"/>
+                <w:szCs w:val="14"/>
                 <w:color w:val="000000"/>
               </w:rPr>
               <w:t xml:space="preserve">127,1</w:t>
@@ -8234,28 +8234,28 @@
                 <w:left w:val="none" w:sz="0" w:space="0" w:color="000000"/>
                 <w:right w:val="none" w:sz="0" w:space="0" w:color="000000"/>
               </w:pBdr>
-              <w:spacing w:after="36" w:before="36" w:line="240"/>
-              <w:ind w:left="100" w:right="100" w:firstLine="0" w:firstLineChars="0"/>
-              <w:rPr>
-                <w:rFonts w:ascii="Times New Roman" w:hAnsi="Times New Roman" w:eastAsia="Times New Roman" w:cs="Times New Roman"/>
-                <w:i w:val="false"/>
-                <w:b w:val="true"/>
-                <w:u w:val="none"/>
-                <w:strike w:val="false"/>
-                <w:sz w:val="16"/>
-                <w:szCs w:val="16"/>
-                <w:color w:val="000000"/>
-              </w:rPr>
-            </w:pPr>
-            <w:r xmlns:w="http://schemas.openxmlformats.org/wordprocessingml/2006/main" xmlns:wp="http://schemas.openxmlformats.org/drawingml/2006/wordprocessingDrawing" xmlns:r="http://schemas.openxmlformats.org/officeDocument/2006/relationships" xmlns:w14="http://schemas.microsoft.com/office/word/2010/wordml">
-              <w:rPr>
-                <w:rFonts w:ascii="Times New Roman" w:hAnsi="Times New Roman" w:eastAsia="Times New Roman" w:cs="Times New Roman"/>
-                <w:i w:val="false"/>
-                <w:b w:val="true"/>
-                <w:u w:val="none"/>
-                <w:strike w:val="false"/>
-                <w:sz w:val="16"/>
-                <w:szCs w:val="16"/>
+              <w:spacing w:after="0" w:before="0" w:line="240"/>
+              <w:ind w:left="100" w:right="100" w:firstLine="0" w:firstLineChars="0"/>
+              <w:rPr>
+                <w:rFonts w:ascii="Times New Roman" w:hAnsi="Times New Roman" w:eastAsia="Times New Roman" w:cs="Times New Roman"/>
+                <w:i w:val="false"/>
+                <w:b w:val="true"/>
+                <w:u w:val="none"/>
+                <w:strike w:val="false"/>
+                <w:sz w:val="14"/>
+                <w:szCs w:val="14"/>
+                <w:color w:val="000000"/>
+              </w:rPr>
+            </w:pPr>
+            <w:r xmlns:w="http://schemas.openxmlformats.org/wordprocessingml/2006/main" xmlns:wp="http://schemas.openxmlformats.org/drawingml/2006/wordprocessingDrawing" xmlns:r="http://schemas.openxmlformats.org/officeDocument/2006/relationships" xmlns:w14="http://schemas.microsoft.com/office/word/2010/wordml">
+              <w:rPr>
+                <w:rFonts w:ascii="Times New Roman" w:hAnsi="Times New Roman" w:eastAsia="Times New Roman" w:cs="Times New Roman"/>
+                <w:i w:val="false"/>
+                <w:b w:val="true"/>
+                <w:u w:val="none"/>
+                <w:strike w:val="false"/>
+                <w:sz w:val="14"/>
+                <w:szCs w:val="14"/>
                 <w:color w:val="000000"/>
               </w:rPr>
               <w:t xml:space="preserve">126,6</w:t>
@@ -8288,28 +8288,28 @@
                 <w:left w:val="none" w:sz="0" w:space="0" w:color="000000"/>
                 <w:right w:val="none" w:sz="0" w:space="0" w:color="000000"/>
               </w:pBdr>
-              <w:spacing w:after="36" w:before="36" w:line="240"/>
-              <w:ind w:left="100" w:right="100" w:firstLine="0" w:firstLineChars="0"/>
-              <w:rPr>
-                <w:rFonts w:ascii="Times New Roman" w:hAnsi="Times New Roman" w:eastAsia="Times New Roman" w:cs="Times New Roman"/>
-                <w:i w:val="false"/>
-                <w:b w:val="true"/>
-                <w:u w:val="none"/>
-                <w:strike w:val="false"/>
-                <w:sz w:val="16"/>
-                <w:szCs w:val="16"/>
-                <w:color w:val="000000"/>
-              </w:rPr>
-            </w:pPr>
-            <w:r xmlns:w="http://schemas.openxmlformats.org/wordprocessingml/2006/main" xmlns:wp="http://schemas.openxmlformats.org/drawingml/2006/wordprocessingDrawing" xmlns:r="http://schemas.openxmlformats.org/officeDocument/2006/relationships" xmlns:w14="http://schemas.microsoft.com/office/word/2010/wordml">
-              <w:rPr>
-                <w:rFonts w:ascii="Times New Roman" w:hAnsi="Times New Roman" w:eastAsia="Times New Roman" w:cs="Times New Roman"/>
-                <w:i w:val="false"/>
-                <w:b w:val="true"/>
-                <w:u w:val="none"/>
-                <w:strike w:val="false"/>
-                <w:sz w:val="16"/>
-                <w:szCs w:val="16"/>
+              <w:spacing w:after="0" w:before="0" w:line="240"/>
+              <w:ind w:left="100" w:right="100" w:firstLine="0" w:firstLineChars="0"/>
+              <w:rPr>
+                <w:rFonts w:ascii="Times New Roman" w:hAnsi="Times New Roman" w:eastAsia="Times New Roman" w:cs="Times New Roman"/>
+                <w:i w:val="false"/>
+                <w:b w:val="true"/>
+                <w:u w:val="none"/>
+                <w:strike w:val="false"/>
+                <w:sz w:val="14"/>
+                <w:szCs w:val="14"/>
+                <w:color w:val="000000"/>
+              </w:rPr>
+            </w:pPr>
+            <w:r xmlns:w="http://schemas.openxmlformats.org/wordprocessingml/2006/main" xmlns:wp="http://schemas.openxmlformats.org/drawingml/2006/wordprocessingDrawing" xmlns:r="http://schemas.openxmlformats.org/officeDocument/2006/relationships" xmlns:w14="http://schemas.microsoft.com/office/word/2010/wordml">
+              <w:rPr>
+                <w:rFonts w:ascii="Times New Roman" w:hAnsi="Times New Roman" w:eastAsia="Times New Roman" w:cs="Times New Roman"/>
+                <w:i w:val="false"/>
+                <w:b w:val="true"/>
+                <w:u w:val="none"/>
+                <w:strike w:val="false"/>
+                <w:sz w:val="14"/>
+                <w:szCs w:val="14"/>
                 <w:color w:val="000000"/>
               </w:rPr>
               <w:t xml:space="preserve">126,6</w:t>
@@ -8342,28 +8342,28 @@
                 <w:left w:val="none" w:sz="0" w:space="0" w:color="000000"/>
                 <w:right w:val="none" w:sz="0" w:space="0" w:color="000000"/>
               </w:pBdr>
-              <w:spacing w:after="36" w:before="36" w:line="240"/>
-              <w:ind w:left="100" w:right="100" w:firstLine="0" w:firstLineChars="0"/>
-              <w:rPr>
-                <w:rFonts w:ascii="Times New Roman" w:hAnsi="Times New Roman" w:eastAsia="Times New Roman" w:cs="Times New Roman"/>
-                <w:i w:val="false"/>
-                <w:b w:val="true"/>
-                <w:u w:val="none"/>
-                <w:strike w:val="false"/>
-                <w:sz w:val="16"/>
-                <w:szCs w:val="16"/>
-                <w:color w:val="000000"/>
-              </w:rPr>
-            </w:pPr>
-            <w:r xmlns:w="http://schemas.openxmlformats.org/wordprocessingml/2006/main" xmlns:wp="http://schemas.openxmlformats.org/drawingml/2006/wordprocessingDrawing" xmlns:r="http://schemas.openxmlformats.org/officeDocument/2006/relationships" xmlns:w14="http://schemas.microsoft.com/office/word/2010/wordml">
-              <w:rPr>
-                <w:rFonts w:ascii="Times New Roman" w:hAnsi="Times New Roman" w:eastAsia="Times New Roman" w:cs="Times New Roman"/>
-                <w:i w:val="false"/>
-                <w:b w:val="true"/>
-                <w:u w:val="none"/>
-                <w:strike w:val="false"/>
-                <w:sz w:val="16"/>
-                <w:szCs w:val="16"/>
+              <w:spacing w:after="0" w:before="0" w:line="240"/>
+              <w:ind w:left="100" w:right="100" w:firstLine="0" w:firstLineChars="0"/>
+              <w:rPr>
+                <w:rFonts w:ascii="Times New Roman" w:hAnsi="Times New Roman" w:eastAsia="Times New Roman" w:cs="Times New Roman"/>
+                <w:i w:val="false"/>
+                <w:b w:val="true"/>
+                <w:u w:val="none"/>
+                <w:strike w:val="false"/>
+                <w:sz w:val="14"/>
+                <w:szCs w:val="14"/>
+                <w:color w:val="000000"/>
+              </w:rPr>
+            </w:pPr>
+            <w:r xmlns:w="http://schemas.openxmlformats.org/wordprocessingml/2006/main" xmlns:wp="http://schemas.openxmlformats.org/drawingml/2006/wordprocessingDrawing" xmlns:r="http://schemas.openxmlformats.org/officeDocument/2006/relationships" xmlns:w14="http://schemas.microsoft.com/office/word/2010/wordml">
+              <w:rPr>
+                <w:rFonts w:ascii="Times New Roman" w:hAnsi="Times New Roman" w:eastAsia="Times New Roman" w:cs="Times New Roman"/>
+                <w:i w:val="false"/>
+                <w:b w:val="true"/>
+                <w:u w:val="none"/>
+                <w:strike w:val="false"/>
+                <w:sz w:val="14"/>
+                <w:szCs w:val="14"/>
                 <w:color w:val="000000"/>
               </w:rPr>
               <w:t xml:space="preserve">125,7</w:t>
@@ -8396,28 +8396,28 @@
                 <w:left w:val="none" w:sz="0" w:space="0" w:color="000000"/>
                 <w:right w:val="none" w:sz="0" w:space="0" w:color="000000"/>
               </w:pBdr>
-              <w:spacing w:after="36" w:before="36" w:line="240"/>
-              <w:ind w:left="100" w:right="100" w:firstLine="0" w:firstLineChars="0"/>
-              <w:rPr>
-                <w:rFonts w:ascii="Times New Roman" w:hAnsi="Times New Roman" w:eastAsia="Times New Roman" w:cs="Times New Roman"/>
-                <w:i w:val="false"/>
-                <w:b w:val="true"/>
-                <w:u w:val="none"/>
-                <w:strike w:val="false"/>
-                <w:sz w:val="16"/>
-                <w:szCs w:val="16"/>
-                <w:color w:val="000000"/>
-              </w:rPr>
-            </w:pPr>
-            <w:r xmlns:w="http://schemas.openxmlformats.org/wordprocessingml/2006/main" xmlns:wp="http://schemas.openxmlformats.org/drawingml/2006/wordprocessingDrawing" xmlns:r="http://schemas.openxmlformats.org/officeDocument/2006/relationships" xmlns:w14="http://schemas.microsoft.com/office/word/2010/wordml">
-              <w:rPr>
-                <w:rFonts w:ascii="Times New Roman" w:hAnsi="Times New Roman" w:eastAsia="Times New Roman" w:cs="Times New Roman"/>
-                <w:i w:val="false"/>
-                <w:b w:val="true"/>
-                <w:u w:val="none"/>
-                <w:strike w:val="false"/>
-                <w:sz w:val="16"/>
-                <w:szCs w:val="16"/>
+              <w:spacing w:after="0" w:before="0" w:line="240"/>
+              <w:ind w:left="100" w:right="100" w:firstLine="0" w:firstLineChars="0"/>
+              <w:rPr>
+                <w:rFonts w:ascii="Times New Roman" w:hAnsi="Times New Roman" w:eastAsia="Times New Roman" w:cs="Times New Roman"/>
+                <w:i w:val="false"/>
+                <w:b w:val="true"/>
+                <w:u w:val="none"/>
+                <w:strike w:val="false"/>
+                <w:sz w:val="14"/>
+                <w:szCs w:val="14"/>
+                <w:color w:val="000000"/>
+              </w:rPr>
+            </w:pPr>
+            <w:r xmlns:w="http://schemas.openxmlformats.org/wordprocessingml/2006/main" xmlns:wp="http://schemas.openxmlformats.org/drawingml/2006/wordprocessingDrawing" xmlns:r="http://schemas.openxmlformats.org/officeDocument/2006/relationships" xmlns:w14="http://schemas.microsoft.com/office/word/2010/wordml">
+              <w:rPr>
+                <w:rFonts w:ascii="Times New Roman" w:hAnsi="Times New Roman" w:eastAsia="Times New Roman" w:cs="Times New Roman"/>
+                <w:i w:val="false"/>
+                <w:b w:val="true"/>
+                <w:u w:val="none"/>
+                <w:strike w:val="false"/>
+                <w:sz w:val="14"/>
+                <w:szCs w:val="14"/>
                 <w:color w:val="000000"/>
               </w:rPr>
               <w:t xml:space="preserve">1,280</w:t>
@@ -8450,28 +8450,28 @@
                 <w:left w:val="none" w:sz="0" w:space="0" w:color="000000"/>
                 <w:right w:val="none" w:sz="0" w:space="0" w:color="000000"/>
               </w:pBdr>
-              <w:spacing w:after="36" w:before="36" w:line="240"/>
-              <w:ind w:left="100" w:right="100" w:firstLine="0" w:firstLineChars="0"/>
-              <w:rPr>
-                <w:rFonts w:ascii="Times New Roman" w:hAnsi="Times New Roman" w:eastAsia="Times New Roman" w:cs="Times New Roman"/>
-                <w:i w:val="false"/>
-                <w:b w:val="true"/>
-                <w:u w:val="none"/>
-                <w:strike w:val="false"/>
-                <w:sz w:val="16"/>
-                <w:szCs w:val="16"/>
-                <w:color w:val="000000"/>
-              </w:rPr>
-            </w:pPr>
-            <w:r xmlns:w="http://schemas.openxmlformats.org/wordprocessingml/2006/main" xmlns:wp="http://schemas.openxmlformats.org/drawingml/2006/wordprocessingDrawing" xmlns:r="http://schemas.openxmlformats.org/officeDocument/2006/relationships" xmlns:w14="http://schemas.microsoft.com/office/word/2010/wordml">
-              <w:rPr>
-                <w:rFonts w:ascii="Times New Roman" w:hAnsi="Times New Roman" w:eastAsia="Times New Roman" w:cs="Times New Roman"/>
-                <w:i w:val="false"/>
-                <w:b w:val="true"/>
-                <w:u w:val="none"/>
-                <w:strike w:val="false"/>
-                <w:sz w:val="16"/>
-                <w:szCs w:val="16"/>
+              <w:spacing w:after="0" w:before="0" w:line="240"/>
+              <w:ind w:left="100" w:right="100" w:firstLine="0" w:firstLineChars="0"/>
+              <w:rPr>
+                <w:rFonts w:ascii="Times New Roman" w:hAnsi="Times New Roman" w:eastAsia="Times New Roman" w:cs="Times New Roman"/>
+                <w:i w:val="false"/>
+                <w:b w:val="true"/>
+                <w:u w:val="none"/>
+                <w:strike w:val="false"/>
+                <w:sz w:val="14"/>
+                <w:szCs w:val="14"/>
+                <w:color w:val="000000"/>
+              </w:rPr>
+            </w:pPr>
+            <w:r xmlns:w="http://schemas.openxmlformats.org/wordprocessingml/2006/main" xmlns:wp="http://schemas.openxmlformats.org/drawingml/2006/wordprocessingDrawing" xmlns:r="http://schemas.openxmlformats.org/officeDocument/2006/relationships" xmlns:w14="http://schemas.microsoft.com/office/word/2010/wordml">
+              <w:rPr>
+                <w:rFonts w:ascii="Times New Roman" w:hAnsi="Times New Roman" w:eastAsia="Times New Roman" w:cs="Times New Roman"/>
+                <w:i w:val="false"/>
+                <w:b w:val="true"/>
+                <w:u w:val="none"/>
+                <w:strike w:val="false"/>
+                <w:sz w:val="14"/>
+                <w:szCs w:val="14"/>
                 <w:color w:val="000000"/>
               </w:rPr>
               <w:t xml:space="preserve">11 - مطاعم وفنادق</w:t>
@@ -8510,28 +8510,28 @@
                 <w:left w:val="none" w:sz="0" w:space="0" w:color="000000"/>
                 <w:right w:val="none" w:sz="0" w:space="0" w:color="000000"/>
               </w:pBdr>
-              <w:spacing w:after="36" w:before="36" w:line="240"/>
-              <w:ind w:left="100" w:right="100" w:firstLine="0" w:firstLineChars="0"/>
-              <w:rPr>
-                <w:rFonts w:ascii="Times New Roman" w:hAnsi="Times New Roman" w:eastAsia="Times New Roman" w:cs="Times New Roman"/>
-                <w:i w:val="false"/>
-                <w:b w:val="true"/>
-                <w:u w:val="none"/>
-                <w:strike w:val="false"/>
-                <w:sz w:val="16"/>
-                <w:szCs w:val="16"/>
-                <w:color w:val="000000"/>
-              </w:rPr>
-            </w:pPr>
-            <w:r xmlns:w="http://schemas.openxmlformats.org/wordprocessingml/2006/main" xmlns:wp="http://schemas.openxmlformats.org/drawingml/2006/wordprocessingDrawing" xmlns:r="http://schemas.openxmlformats.org/officeDocument/2006/relationships" xmlns:w14="http://schemas.microsoft.com/office/word/2010/wordml">
-              <w:rPr>
-                <w:rFonts w:ascii="Times New Roman" w:hAnsi="Times New Roman" w:eastAsia="Times New Roman" w:cs="Times New Roman"/>
-                <w:i w:val="false"/>
-                <w:b w:val="true"/>
-                <w:u w:val="none"/>
-                <w:strike w:val="false"/>
-                <w:sz w:val="16"/>
-                <w:szCs w:val="16"/>
+              <w:spacing w:after="0" w:before="0" w:line="240"/>
+              <w:ind w:left="100" w:right="100" w:firstLine="0" w:firstLineChars="0"/>
+              <w:rPr>
+                <w:rFonts w:ascii="Times New Roman" w:hAnsi="Times New Roman" w:eastAsia="Times New Roman" w:cs="Times New Roman"/>
+                <w:i w:val="false"/>
+                <w:b w:val="true"/>
+                <w:u w:val="none"/>
+                <w:strike w:val="false"/>
+                <w:sz w:val="14"/>
+                <w:szCs w:val="14"/>
+                <w:color w:val="000000"/>
+              </w:rPr>
+            </w:pPr>
+            <w:r xmlns:w="http://schemas.openxmlformats.org/wordprocessingml/2006/main" xmlns:wp="http://schemas.openxmlformats.org/drawingml/2006/wordprocessingDrawing" xmlns:r="http://schemas.openxmlformats.org/officeDocument/2006/relationships" xmlns:w14="http://schemas.microsoft.com/office/word/2010/wordml">
+              <w:rPr>
+                <w:rFonts w:ascii="Times New Roman" w:hAnsi="Times New Roman" w:eastAsia="Times New Roman" w:cs="Times New Roman"/>
+                <w:i w:val="false"/>
+                <w:b w:val="true"/>
+                <w:u w:val="none"/>
+                <w:strike w:val="false"/>
+                <w:sz w:val="14"/>
+                <w:szCs w:val="14"/>
                 <w:color w:val="000000"/>
               </w:rPr>
               <w:t xml:space="preserve">10,8</w:t>
@@ -8564,28 +8564,28 @@
                 <w:left w:val="none" w:sz="0" w:space="0" w:color="000000"/>
                 <w:right w:val="none" w:sz="0" w:space="0" w:color="000000"/>
               </w:pBdr>
-              <w:spacing w:after="36" w:before="36" w:line="240"/>
-              <w:ind w:left="100" w:right="100" w:firstLine="0" w:firstLineChars="0"/>
-              <w:rPr>
-                <w:rFonts w:ascii="Times New Roman" w:hAnsi="Times New Roman" w:eastAsia="Times New Roman" w:cs="Times New Roman"/>
-                <w:i w:val="false"/>
-                <w:b w:val="true"/>
-                <w:u w:val="none"/>
-                <w:strike w:val="false"/>
-                <w:sz w:val="16"/>
-                <w:szCs w:val="16"/>
-                <w:color w:val="000000"/>
-              </w:rPr>
-            </w:pPr>
-            <w:r xmlns:w="http://schemas.openxmlformats.org/wordprocessingml/2006/main" xmlns:wp="http://schemas.openxmlformats.org/drawingml/2006/wordprocessingDrawing" xmlns:r="http://schemas.openxmlformats.org/officeDocument/2006/relationships" xmlns:w14="http://schemas.microsoft.com/office/word/2010/wordml">
-              <w:rPr>
-                <w:rFonts w:ascii="Times New Roman" w:hAnsi="Times New Roman" w:eastAsia="Times New Roman" w:cs="Times New Roman"/>
-                <w:i w:val="false"/>
-                <w:b w:val="true"/>
-                <w:u w:val="none"/>
-                <w:strike w:val="false"/>
-                <w:sz w:val="16"/>
-                <w:szCs w:val="16"/>
+              <w:spacing w:after="0" w:before="0" w:line="240"/>
+              <w:ind w:left="100" w:right="100" w:firstLine="0" w:firstLineChars="0"/>
+              <w:rPr>
+                <w:rFonts w:ascii="Times New Roman" w:hAnsi="Times New Roman" w:eastAsia="Times New Roman" w:cs="Times New Roman"/>
+                <w:i w:val="false"/>
+                <w:b w:val="true"/>
+                <w:u w:val="none"/>
+                <w:strike w:val="false"/>
+                <w:sz w:val="14"/>
+                <w:szCs w:val="14"/>
+                <w:color w:val="000000"/>
+              </w:rPr>
+            </w:pPr>
+            <w:r xmlns:w="http://schemas.openxmlformats.org/wordprocessingml/2006/main" xmlns:wp="http://schemas.openxmlformats.org/drawingml/2006/wordprocessingDrawing" xmlns:r="http://schemas.openxmlformats.org/officeDocument/2006/relationships" xmlns:w14="http://schemas.microsoft.com/office/word/2010/wordml">
+              <w:rPr>
+                <w:rFonts w:ascii="Times New Roman" w:hAnsi="Times New Roman" w:eastAsia="Times New Roman" w:cs="Times New Roman"/>
+                <w:i w:val="false"/>
+                <w:b w:val="true"/>
+                <w:u w:val="none"/>
+                <w:strike w:val="false"/>
+                <w:sz w:val="14"/>
+                <w:szCs w:val="14"/>
                 <w:color w:val="000000"/>
               </w:rPr>
               <w:t xml:space="preserve">6,0</w:t>
@@ -8618,28 +8618,28 @@
                 <w:left w:val="none" w:sz="0" w:space="0" w:color="000000"/>
                 <w:right w:val="none" w:sz="0" w:space="0" w:color="000000"/>
               </w:pBdr>
-              <w:spacing w:after="36" w:before="36" w:line="240"/>
-              <w:ind w:left="100" w:right="100" w:firstLine="0" w:firstLineChars="0"/>
-              <w:rPr>
-                <w:rFonts w:ascii="Times New Roman" w:hAnsi="Times New Roman" w:eastAsia="Times New Roman" w:cs="Times New Roman"/>
-                <w:i w:val="false"/>
-                <w:b w:val="true"/>
-                <w:u w:val="none"/>
-                <w:strike w:val="false"/>
-                <w:sz w:val="16"/>
-                <w:szCs w:val="16"/>
-                <w:color w:val="000000"/>
-              </w:rPr>
-            </w:pPr>
-            <w:r xmlns:w="http://schemas.openxmlformats.org/wordprocessingml/2006/main" xmlns:wp="http://schemas.openxmlformats.org/drawingml/2006/wordprocessingDrawing" xmlns:r="http://schemas.openxmlformats.org/officeDocument/2006/relationships" xmlns:w14="http://schemas.microsoft.com/office/word/2010/wordml">
-              <w:rPr>
-                <w:rFonts w:ascii="Times New Roman" w:hAnsi="Times New Roman" w:eastAsia="Times New Roman" w:cs="Times New Roman"/>
-                <w:i w:val="false"/>
-                <w:b w:val="true"/>
-                <w:u w:val="none"/>
-                <w:strike w:val="false"/>
-                <w:sz w:val="16"/>
-                <w:szCs w:val="16"/>
+              <w:spacing w:after="0" w:before="0" w:line="240"/>
+              <w:ind w:left="100" w:right="100" w:firstLine="0" w:firstLineChars="0"/>
+              <w:rPr>
+                <w:rFonts w:ascii="Times New Roman" w:hAnsi="Times New Roman" w:eastAsia="Times New Roman" w:cs="Times New Roman"/>
+                <w:i w:val="false"/>
+                <w:b w:val="true"/>
+                <w:u w:val="none"/>
+                <w:strike w:val="false"/>
+                <w:sz w:val="14"/>
+                <w:szCs w:val="14"/>
+                <w:color w:val="000000"/>
+              </w:rPr>
+            </w:pPr>
+            <w:r xmlns:w="http://schemas.openxmlformats.org/wordprocessingml/2006/main" xmlns:wp="http://schemas.openxmlformats.org/drawingml/2006/wordprocessingDrawing" xmlns:r="http://schemas.openxmlformats.org/officeDocument/2006/relationships" xmlns:w14="http://schemas.microsoft.com/office/word/2010/wordml">
+              <w:rPr>
+                <w:rFonts w:ascii="Times New Roman" w:hAnsi="Times New Roman" w:eastAsia="Times New Roman" w:cs="Times New Roman"/>
+                <w:i w:val="false"/>
+                <w:b w:val="true"/>
+                <w:u w:val="none"/>
+                <w:strike w:val="false"/>
+                <w:sz w:val="14"/>
+                <w:szCs w:val="14"/>
                 <w:color w:val="000000"/>
               </w:rPr>
               <w:t xml:space="preserve">3,9</w:t>
@@ -8672,28 +8672,28 @@
                 <w:left w:val="none" w:sz="0" w:space="0" w:color="000000"/>
                 <w:right w:val="none" w:sz="0" w:space="0" w:color="000000"/>
               </w:pBdr>
-              <w:spacing w:after="36" w:before="36" w:line="240"/>
-              <w:ind w:left="100" w:right="100" w:firstLine="0" w:firstLineChars="0"/>
-              <w:rPr>
-                <w:rFonts w:ascii="Times New Roman" w:hAnsi="Times New Roman" w:eastAsia="Times New Roman" w:cs="Times New Roman"/>
-                <w:i w:val="false"/>
-                <w:b w:val="true"/>
-                <w:u w:val="none"/>
-                <w:strike w:val="false"/>
-                <w:sz w:val="16"/>
-                <w:szCs w:val="16"/>
-                <w:color w:val="000000"/>
-              </w:rPr>
-            </w:pPr>
-            <w:r xmlns:w="http://schemas.openxmlformats.org/wordprocessingml/2006/main" xmlns:wp="http://schemas.openxmlformats.org/drawingml/2006/wordprocessingDrawing" xmlns:r="http://schemas.openxmlformats.org/officeDocument/2006/relationships" xmlns:w14="http://schemas.microsoft.com/office/word/2010/wordml">
-              <w:rPr>
-                <w:rFonts w:ascii="Times New Roman" w:hAnsi="Times New Roman" w:eastAsia="Times New Roman" w:cs="Times New Roman"/>
-                <w:i w:val="false"/>
-                <w:b w:val="true"/>
-                <w:u w:val="none"/>
-                <w:strike w:val="false"/>
-                <w:sz w:val="16"/>
-                <w:szCs w:val="16"/>
+              <w:spacing w:after="0" w:before="0" w:line="240"/>
+              <w:ind w:left="100" w:right="100" w:firstLine="0" w:firstLineChars="0"/>
+              <w:rPr>
+                <w:rFonts w:ascii="Times New Roman" w:hAnsi="Times New Roman" w:eastAsia="Times New Roman" w:cs="Times New Roman"/>
+                <w:i w:val="false"/>
+                <w:b w:val="true"/>
+                <w:u w:val="none"/>
+                <w:strike w:val="false"/>
+                <w:sz w:val="14"/>
+                <w:szCs w:val="14"/>
+                <w:color w:val="000000"/>
+              </w:rPr>
+            </w:pPr>
+            <w:r xmlns:w="http://schemas.openxmlformats.org/wordprocessingml/2006/main" xmlns:wp="http://schemas.openxmlformats.org/drawingml/2006/wordprocessingDrawing" xmlns:r="http://schemas.openxmlformats.org/officeDocument/2006/relationships" xmlns:w14="http://schemas.microsoft.com/office/word/2010/wordml">
+              <w:rPr>
+                <w:rFonts w:ascii="Times New Roman" w:hAnsi="Times New Roman" w:eastAsia="Times New Roman" w:cs="Times New Roman"/>
+                <w:i w:val="false"/>
+                <w:b w:val="true"/>
+                <w:u w:val="none"/>
+                <w:strike w:val="false"/>
+                <w:sz w:val="14"/>
+                <w:szCs w:val="14"/>
                 <w:color w:val="000000"/>
               </w:rPr>
               <w:t xml:space="preserve">128,3</w:t>
@@ -8726,28 +8726,28 @@
                 <w:left w:val="none" w:sz="0" w:space="0" w:color="000000"/>
                 <w:right w:val="none" w:sz="0" w:space="0" w:color="000000"/>
               </w:pBdr>
-              <w:spacing w:after="36" w:before="36" w:line="240"/>
-              <w:ind w:left="100" w:right="100" w:firstLine="0" w:firstLineChars="0"/>
-              <w:rPr>
-                <w:rFonts w:ascii="Times New Roman" w:hAnsi="Times New Roman" w:eastAsia="Times New Roman" w:cs="Times New Roman"/>
-                <w:i w:val="false"/>
-                <w:b w:val="true"/>
-                <w:u w:val="none"/>
-                <w:strike w:val="false"/>
-                <w:sz w:val="16"/>
-                <w:szCs w:val="16"/>
-                <w:color w:val="000000"/>
-              </w:rPr>
-            </w:pPr>
-            <w:r xmlns:w="http://schemas.openxmlformats.org/wordprocessingml/2006/main" xmlns:wp="http://schemas.openxmlformats.org/drawingml/2006/wordprocessingDrawing" xmlns:r="http://schemas.openxmlformats.org/officeDocument/2006/relationships" xmlns:w14="http://schemas.microsoft.com/office/word/2010/wordml">
-              <w:rPr>
-                <w:rFonts w:ascii="Times New Roman" w:hAnsi="Times New Roman" w:eastAsia="Times New Roman" w:cs="Times New Roman"/>
-                <w:i w:val="false"/>
-                <w:b w:val="true"/>
-                <w:u w:val="none"/>
-                <w:strike w:val="false"/>
-                <w:sz w:val="16"/>
-                <w:szCs w:val="16"/>
+              <w:spacing w:after="0" w:before="0" w:line="240"/>
+              <w:ind w:left="100" w:right="100" w:firstLine="0" w:firstLineChars="0"/>
+              <w:rPr>
+                <w:rFonts w:ascii="Times New Roman" w:hAnsi="Times New Roman" w:eastAsia="Times New Roman" w:cs="Times New Roman"/>
+                <w:i w:val="false"/>
+                <w:b w:val="true"/>
+                <w:u w:val="none"/>
+                <w:strike w:val="false"/>
+                <w:sz w:val="14"/>
+                <w:szCs w:val="14"/>
+                <w:color w:val="000000"/>
+              </w:rPr>
+            </w:pPr>
+            <w:r xmlns:w="http://schemas.openxmlformats.org/wordprocessingml/2006/main" xmlns:wp="http://schemas.openxmlformats.org/drawingml/2006/wordprocessingDrawing" xmlns:r="http://schemas.openxmlformats.org/officeDocument/2006/relationships" xmlns:w14="http://schemas.microsoft.com/office/word/2010/wordml">
+              <w:rPr>
+                <w:rFonts w:ascii="Times New Roman" w:hAnsi="Times New Roman" w:eastAsia="Times New Roman" w:cs="Times New Roman"/>
+                <w:i w:val="false"/>
+                <w:b w:val="true"/>
+                <w:u w:val="none"/>
+                <w:strike w:val="false"/>
+                <w:sz w:val="14"/>
+                <w:szCs w:val="14"/>
                 <w:color w:val="000000"/>
               </w:rPr>
               <w:t xml:space="preserve">123,5</w:t>
@@ -8780,28 +8780,28 @@
                 <w:left w:val="none" w:sz="0" w:space="0" w:color="000000"/>
                 <w:right w:val="none" w:sz="0" w:space="0" w:color="000000"/>
               </w:pBdr>
-              <w:spacing w:after="36" w:before="36" w:line="240"/>
-              <w:ind w:left="100" w:right="100" w:firstLine="0" w:firstLineChars="0"/>
-              <w:rPr>
-                <w:rFonts w:ascii="Times New Roman" w:hAnsi="Times New Roman" w:eastAsia="Times New Roman" w:cs="Times New Roman"/>
-                <w:i w:val="false"/>
-                <w:b w:val="true"/>
-                <w:u w:val="none"/>
-                <w:strike w:val="false"/>
-                <w:sz w:val="16"/>
-                <w:szCs w:val="16"/>
-                <w:color w:val="000000"/>
-              </w:rPr>
-            </w:pPr>
-            <w:r xmlns:w="http://schemas.openxmlformats.org/wordprocessingml/2006/main" xmlns:wp="http://schemas.openxmlformats.org/drawingml/2006/wordprocessingDrawing" xmlns:r="http://schemas.openxmlformats.org/officeDocument/2006/relationships" xmlns:w14="http://schemas.microsoft.com/office/word/2010/wordml">
-              <w:rPr>
-                <w:rFonts w:ascii="Times New Roman" w:hAnsi="Times New Roman" w:eastAsia="Times New Roman" w:cs="Times New Roman"/>
-                <w:i w:val="false"/>
-                <w:b w:val="true"/>
-                <w:u w:val="none"/>
-                <w:strike w:val="false"/>
-                <w:sz w:val="16"/>
-                <w:szCs w:val="16"/>
+              <w:spacing w:after="0" w:before="0" w:line="240"/>
+              <w:ind w:left="100" w:right="100" w:firstLine="0" w:firstLineChars="0"/>
+              <w:rPr>
+                <w:rFonts w:ascii="Times New Roman" w:hAnsi="Times New Roman" w:eastAsia="Times New Roman" w:cs="Times New Roman"/>
+                <w:i w:val="false"/>
+                <w:b w:val="true"/>
+                <w:u w:val="none"/>
+                <w:strike w:val="false"/>
+                <w:sz w:val="14"/>
+                <w:szCs w:val="14"/>
+                <w:color w:val="000000"/>
+              </w:rPr>
+            </w:pPr>
+            <w:r xmlns:w="http://schemas.openxmlformats.org/wordprocessingml/2006/main" xmlns:wp="http://schemas.openxmlformats.org/drawingml/2006/wordprocessingDrawing" xmlns:r="http://schemas.openxmlformats.org/officeDocument/2006/relationships" xmlns:w14="http://schemas.microsoft.com/office/word/2010/wordml">
+              <w:rPr>
+                <w:rFonts w:ascii="Times New Roman" w:hAnsi="Times New Roman" w:eastAsia="Times New Roman" w:cs="Times New Roman"/>
+                <w:i w:val="false"/>
+                <w:b w:val="true"/>
+                <w:u w:val="none"/>
+                <w:strike w:val="false"/>
+                <w:sz w:val="14"/>
+                <w:szCs w:val="14"/>
                 <w:color w:val="000000"/>
               </w:rPr>
               <w:t xml:space="preserve">121,3</w:t>
@@ -8834,28 +8834,28 @@
                 <w:left w:val="none" w:sz="0" w:space="0" w:color="000000"/>
                 <w:right w:val="none" w:sz="0" w:space="0" w:color="000000"/>
               </w:pBdr>
-              <w:spacing w:after="36" w:before="36" w:line="240"/>
-              <w:ind w:left="100" w:right="100" w:firstLine="0" w:firstLineChars="0"/>
-              <w:rPr>
-                <w:rFonts w:ascii="Times New Roman" w:hAnsi="Times New Roman" w:eastAsia="Times New Roman" w:cs="Times New Roman"/>
-                <w:i w:val="false"/>
-                <w:b w:val="true"/>
-                <w:u w:val="none"/>
-                <w:strike w:val="false"/>
-                <w:sz w:val="16"/>
-                <w:szCs w:val="16"/>
-                <w:color w:val="000000"/>
-              </w:rPr>
-            </w:pPr>
-            <w:r xmlns:w="http://schemas.openxmlformats.org/wordprocessingml/2006/main" xmlns:wp="http://schemas.openxmlformats.org/drawingml/2006/wordprocessingDrawing" xmlns:r="http://schemas.openxmlformats.org/officeDocument/2006/relationships" xmlns:w14="http://schemas.microsoft.com/office/word/2010/wordml">
-              <w:rPr>
-                <w:rFonts w:ascii="Times New Roman" w:hAnsi="Times New Roman" w:eastAsia="Times New Roman" w:cs="Times New Roman"/>
-                <w:i w:val="false"/>
-                <w:b w:val="true"/>
-                <w:u w:val="none"/>
-                <w:strike w:val="false"/>
-                <w:sz w:val="16"/>
-                <w:szCs w:val="16"/>
+              <w:spacing w:after="0" w:before="0" w:line="240"/>
+              <w:ind w:left="100" w:right="100" w:firstLine="0" w:firstLineChars="0"/>
+              <w:rPr>
+                <w:rFonts w:ascii="Times New Roman" w:hAnsi="Times New Roman" w:eastAsia="Times New Roman" w:cs="Times New Roman"/>
+                <w:i w:val="false"/>
+                <w:b w:val="true"/>
+                <w:u w:val="none"/>
+                <w:strike w:val="false"/>
+                <w:sz w:val="14"/>
+                <w:szCs w:val="14"/>
+                <w:color w:val="000000"/>
+              </w:rPr>
+            </w:pPr>
+            <w:r xmlns:w="http://schemas.openxmlformats.org/wordprocessingml/2006/main" xmlns:wp="http://schemas.openxmlformats.org/drawingml/2006/wordprocessingDrawing" xmlns:r="http://schemas.openxmlformats.org/officeDocument/2006/relationships" xmlns:w14="http://schemas.microsoft.com/office/word/2010/wordml">
+              <w:rPr>
+                <w:rFonts w:ascii="Times New Roman" w:hAnsi="Times New Roman" w:eastAsia="Times New Roman" w:cs="Times New Roman"/>
+                <w:i w:val="false"/>
+                <w:b w:val="true"/>
+                <w:u w:val="none"/>
+                <w:strike w:val="false"/>
+                <w:sz w:val="14"/>
+                <w:szCs w:val="14"/>
                 <w:color w:val="000000"/>
               </w:rPr>
               <w:t xml:space="preserve">121,0</w:t>
@@ -8888,28 +8888,28 @@
                 <w:left w:val="none" w:sz="0" w:space="0" w:color="000000"/>
                 <w:right w:val="none" w:sz="0" w:space="0" w:color="000000"/>
               </w:pBdr>
-              <w:spacing w:after="36" w:before="36" w:line="240"/>
-              <w:ind w:left="100" w:right="100" w:firstLine="0" w:firstLineChars="0"/>
-              <w:rPr>
-                <w:rFonts w:ascii="Times New Roman" w:hAnsi="Times New Roman" w:eastAsia="Times New Roman" w:cs="Times New Roman"/>
-                <w:i w:val="false"/>
-                <w:b w:val="true"/>
-                <w:u w:val="none"/>
-                <w:strike w:val="false"/>
-                <w:sz w:val="16"/>
-                <w:szCs w:val="16"/>
-                <w:color w:val="000000"/>
-              </w:rPr>
-            </w:pPr>
-            <w:r xmlns:w="http://schemas.openxmlformats.org/wordprocessingml/2006/main" xmlns:wp="http://schemas.openxmlformats.org/drawingml/2006/wordprocessingDrawing" xmlns:r="http://schemas.openxmlformats.org/officeDocument/2006/relationships" xmlns:w14="http://schemas.microsoft.com/office/word/2010/wordml">
-              <w:rPr>
-                <w:rFonts w:ascii="Times New Roman" w:hAnsi="Times New Roman" w:eastAsia="Times New Roman" w:cs="Times New Roman"/>
-                <w:i w:val="false"/>
-                <w:b w:val="true"/>
-                <w:u w:val="none"/>
-                <w:strike w:val="false"/>
-                <w:sz w:val="16"/>
-                <w:szCs w:val="16"/>
+              <w:spacing w:after="0" w:before="0" w:line="240"/>
+              <w:ind w:left="100" w:right="100" w:firstLine="0" w:firstLineChars="0"/>
+              <w:rPr>
+                <w:rFonts w:ascii="Times New Roman" w:hAnsi="Times New Roman" w:eastAsia="Times New Roman" w:cs="Times New Roman"/>
+                <w:i w:val="false"/>
+                <w:b w:val="true"/>
+                <w:u w:val="none"/>
+                <w:strike w:val="false"/>
+                <w:sz w:val="14"/>
+                <w:szCs w:val="14"/>
+                <w:color w:val="000000"/>
+              </w:rPr>
+            </w:pPr>
+            <w:r xmlns:w="http://schemas.openxmlformats.org/wordprocessingml/2006/main" xmlns:wp="http://schemas.openxmlformats.org/drawingml/2006/wordprocessingDrawing" xmlns:r="http://schemas.openxmlformats.org/officeDocument/2006/relationships" xmlns:w14="http://schemas.microsoft.com/office/word/2010/wordml">
+              <w:rPr>
+                <w:rFonts w:ascii="Times New Roman" w:hAnsi="Times New Roman" w:eastAsia="Times New Roman" w:cs="Times New Roman"/>
+                <w:i w:val="false"/>
+                <w:b w:val="true"/>
+                <w:u w:val="none"/>
+                <w:strike w:val="false"/>
+                <w:sz w:val="14"/>
+                <w:szCs w:val="14"/>
                 <w:color w:val="000000"/>
               </w:rPr>
               <w:t xml:space="preserve">115,8</w:t>
@@ -8942,28 +8942,28 @@
                 <w:left w:val="none" w:sz="0" w:space="0" w:color="000000"/>
                 <w:right w:val="none" w:sz="0" w:space="0" w:color="000000"/>
               </w:pBdr>
-              <w:spacing w:after="36" w:before="36" w:line="240"/>
-              <w:ind w:left="100" w:right="100" w:firstLine="0" w:firstLineChars="0"/>
-              <w:rPr>
-                <w:rFonts w:ascii="Times New Roman" w:hAnsi="Times New Roman" w:eastAsia="Times New Roman" w:cs="Times New Roman"/>
-                <w:i w:val="false"/>
-                <w:b w:val="true"/>
-                <w:u w:val="none"/>
-                <w:strike w:val="false"/>
-                <w:sz w:val="16"/>
-                <w:szCs w:val="16"/>
-                <w:color w:val="000000"/>
-              </w:rPr>
-            </w:pPr>
-            <w:r xmlns:w="http://schemas.openxmlformats.org/wordprocessingml/2006/main" xmlns:wp="http://schemas.openxmlformats.org/drawingml/2006/wordprocessingDrawing" xmlns:r="http://schemas.openxmlformats.org/officeDocument/2006/relationships" xmlns:w14="http://schemas.microsoft.com/office/word/2010/wordml">
-              <w:rPr>
-                <w:rFonts w:ascii="Times New Roman" w:hAnsi="Times New Roman" w:eastAsia="Times New Roman" w:cs="Times New Roman"/>
-                <w:i w:val="false"/>
-                <w:b w:val="true"/>
-                <w:u w:val="none"/>
-                <w:strike w:val="false"/>
-                <w:sz w:val="16"/>
-                <w:szCs w:val="16"/>
+              <w:spacing w:after="0" w:before="0" w:line="240"/>
+              <w:ind w:left="100" w:right="100" w:firstLine="0" w:firstLineChars="0"/>
+              <w:rPr>
+                <w:rFonts w:ascii="Times New Roman" w:hAnsi="Times New Roman" w:eastAsia="Times New Roman" w:cs="Times New Roman"/>
+                <w:i w:val="false"/>
+                <w:b w:val="true"/>
+                <w:u w:val="none"/>
+                <w:strike w:val="false"/>
+                <w:sz w:val="14"/>
+                <w:szCs w:val="14"/>
+                <w:color w:val="000000"/>
+              </w:rPr>
+            </w:pPr>
+            <w:r xmlns:w="http://schemas.openxmlformats.org/wordprocessingml/2006/main" xmlns:wp="http://schemas.openxmlformats.org/drawingml/2006/wordprocessingDrawing" xmlns:r="http://schemas.openxmlformats.org/officeDocument/2006/relationships" xmlns:w14="http://schemas.microsoft.com/office/word/2010/wordml">
+              <w:rPr>
+                <w:rFonts w:ascii="Times New Roman" w:hAnsi="Times New Roman" w:eastAsia="Times New Roman" w:cs="Times New Roman"/>
+                <w:i w:val="false"/>
+                <w:b w:val="true"/>
+                <w:u w:val="none"/>
+                <w:strike w:val="false"/>
+                <w:sz w:val="14"/>
+                <w:szCs w:val="14"/>
                 <w:color w:val="000000"/>
               </w:rPr>
               <w:t xml:space="preserve">6,835</w:t>
@@ -8996,28 +8996,28 @@
                 <w:left w:val="none" w:sz="0" w:space="0" w:color="000000"/>
                 <w:right w:val="none" w:sz="0" w:space="0" w:color="000000"/>
               </w:pBdr>
-              <w:spacing w:after="36" w:before="36" w:line="240"/>
-              <w:ind w:left="100" w:right="100" w:firstLine="0" w:firstLineChars="0"/>
-              <w:rPr>
-                <w:rFonts w:ascii="Times New Roman" w:hAnsi="Times New Roman" w:eastAsia="Times New Roman" w:cs="Times New Roman"/>
-                <w:i w:val="false"/>
-                <w:b w:val="true"/>
-                <w:u w:val="none"/>
-                <w:strike w:val="false"/>
-                <w:sz w:val="16"/>
-                <w:szCs w:val="16"/>
-                <w:color w:val="000000"/>
-              </w:rPr>
-            </w:pPr>
-            <w:r xmlns:w="http://schemas.openxmlformats.org/wordprocessingml/2006/main" xmlns:wp="http://schemas.openxmlformats.org/drawingml/2006/wordprocessingDrawing" xmlns:r="http://schemas.openxmlformats.org/officeDocument/2006/relationships" xmlns:w14="http://schemas.microsoft.com/office/word/2010/wordml">
-              <w:rPr>
-                <w:rFonts w:ascii="Times New Roman" w:hAnsi="Times New Roman" w:eastAsia="Times New Roman" w:cs="Times New Roman"/>
-                <w:i w:val="false"/>
-                <w:b w:val="true"/>
-                <w:u w:val="none"/>
-                <w:strike w:val="false"/>
-                <w:sz w:val="16"/>
-                <w:szCs w:val="16"/>
+              <w:spacing w:after="0" w:before="0" w:line="240"/>
+              <w:ind w:left="100" w:right="100" w:firstLine="0" w:firstLineChars="0"/>
+              <w:rPr>
+                <w:rFonts w:ascii="Times New Roman" w:hAnsi="Times New Roman" w:eastAsia="Times New Roman" w:cs="Times New Roman"/>
+                <w:i w:val="false"/>
+                <w:b w:val="true"/>
+                <w:u w:val="none"/>
+                <w:strike w:val="false"/>
+                <w:sz w:val="14"/>
+                <w:szCs w:val="14"/>
+                <w:color w:val="000000"/>
+              </w:rPr>
+            </w:pPr>
+            <w:r xmlns:w="http://schemas.openxmlformats.org/wordprocessingml/2006/main" xmlns:wp="http://schemas.openxmlformats.org/drawingml/2006/wordprocessingDrawing" xmlns:r="http://schemas.openxmlformats.org/officeDocument/2006/relationships" xmlns:w14="http://schemas.microsoft.com/office/word/2010/wordml">
+              <w:rPr>
+                <w:rFonts w:ascii="Times New Roman" w:hAnsi="Times New Roman" w:eastAsia="Times New Roman" w:cs="Times New Roman"/>
+                <w:i w:val="false"/>
+                <w:b w:val="true"/>
+                <w:u w:val="none"/>
+                <w:strike w:val="false"/>
+                <w:sz w:val="14"/>
+                <w:szCs w:val="14"/>
                 <w:color w:val="000000"/>
               </w:rPr>
               <w:t xml:space="preserve">12 - مواد وخدمات أخرى</w:t>
@@ -9056,28 +9056,28 @@
                 <w:left w:val="none" w:sz="0" w:space="0" w:color="000000"/>
                 <w:right w:val="none" w:sz="0" w:space="0" w:color="000000"/>
               </w:pBdr>
-              <w:spacing w:after="36" w:before="36" w:line="240"/>
-              <w:ind w:left="100" w:right="100" w:firstLine="0" w:firstLineChars="0"/>
-              <w:rPr>
-                <w:rFonts w:ascii="Times New Roman" w:hAnsi="Times New Roman" w:eastAsia="Times New Roman" w:cs="Times New Roman"/>
-                <w:i w:val="false"/>
-                <w:b w:val="true"/>
-                <w:u w:val="none"/>
-                <w:strike w:val="false"/>
-                <w:sz w:val="16"/>
-                <w:szCs w:val="16"/>
-                <w:color w:val="000000"/>
-              </w:rPr>
-            </w:pPr>
-            <w:r xmlns:w="http://schemas.openxmlformats.org/wordprocessingml/2006/main" xmlns:wp="http://schemas.openxmlformats.org/drawingml/2006/wordprocessingDrawing" xmlns:r="http://schemas.openxmlformats.org/officeDocument/2006/relationships" xmlns:w14="http://schemas.microsoft.com/office/word/2010/wordml">
-              <w:rPr>
-                <w:rFonts w:ascii="Times New Roman" w:hAnsi="Times New Roman" w:eastAsia="Times New Roman" w:cs="Times New Roman"/>
-                <w:i w:val="false"/>
-                <w:b w:val="true"/>
-                <w:u w:val="none"/>
-                <w:strike w:val="false"/>
-                <w:sz w:val="16"/>
-                <w:szCs w:val="16"/>
+              <w:spacing w:after="0" w:before="0" w:line="240"/>
+              <w:ind w:left="100" w:right="100" w:firstLine="0" w:firstLineChars="0"/>
+              <w:rPr>
+                <w:rFonts w:ascii="Times New Roman" w:hAnsi="Times New Roman" w:eastAsia="Times New Roman" w:cs="Times New Roman"/>
+                <w:i w:val="false"/>
+                <w:b w:val="true"/>
+                <w:u w:val="none"/>
+                <w:strike w:val="false"/>
+                <w:sz w:val="14"/>
+                <w:szCs w:val="14"/>
+                <w:color w:val="000000"/>
+              </w:rPr>
+            </w:pPr>
+            <w:r xmlns:w="http://schemas.openxmlformats.org/wordprocessingml/2006/main" xmlns:wp="http://schemas.openxmlformats.org/drawingml/2006/wordprocessingDrawing" xmlns:r="http://schemas.openxmlformats.org/officeDocument/2006/relationships" xmlns:w14="http://schemas.microsoft.com/office/word/2010/wordml">
+              <w:rPr>
+                <w:rFonts w:ascii="Times New Roman" w:hAnsi="Times New Roman" w:eastAsia="Times New Roman" w:cs="Times New Roman"/>
+                <w:i w:val="false"/>
+                <w:b w:val="true"/>
+                <w:u w:val="none"/>
+                <w:strike w:val="false"/>
+                <w:sz w:val="14"/>
+                <w:szCs w:val="14"/>
                 <w:color w:val="000000"/>
               </w:rPr>
               <w:t xml:space="preserve">0,5</w:t>
@@ -9110,28 +9110,28 @@
                 <w:left w:val="none" w:sz="0" w:space="0" w:color="000000"/>
                 <w:right w:val="none" w:sz="0" w:space="0" w:color="000000"/>
               </w:pBdr>
-              <w:spacing w:after="36" w:before="36" w:line="240"/>
-              <w:ind w:left="100" w:right="100" w:firstLine="0" w:firstLineChars="0"/>
-              <w:rPr>
-                <w:rFonts w:ascii="Times New Roman" w:hAnsi="Times New Roman" w:eastAsia="Times New Roman" w:cs="Times New Roman"/>
-                <w:i w:val="false"/>
-                <w:b w:val="true"/>
-                <w:u w:val="none"/>
-                <w:strike w:val="false"/>
-                <w:sz w:val="16"/>
-                <w:szCs w:val="16"/>
-                <w:color w:val="000000"/>
-              </w:rPr>
-            </w:pPr>
-            <w:r xmlns:w="http://schemas.openxmlformats.org/wordprocessingml/2006/main" xmlns:wp="http://schemas.openxmlformats.org/drawingml/2006/wordprocessingDrawing" xmlns:r="http://schemas.openxmlformats.org/officeDocument/2006/relationships" xmlns:w14="http://schemas.microsoft.com/office/word/2010/wordml">
-              <w:rPr>
-                <w:rFonts w:ascii="Times New Roman" w:hAnsi="Times New Roman" w:eastAsia="Times New Roman" w:cs="Times New Roman"/>
-                <w:i w:val="false"/>
-                <w:b w:val="true"/>
-                <w:u w:val="none"/>
-                <w:strike w:val="false"/>
-                <w:sz w:val="16"/>
-                <w:szCs w:val="16"/>
+              <w:spacing w:after="0" w:before="0" w:line="240"/>
+              <w:ind w:left="100" w:right="100" w:firstLine="0" w:firstLineChars="0"/>
+              <w:rPr>
+                <w:rFonts w:ascii="Times New Roman" w:hAnsi="Times New Roman" w:eastAsia="Times New Roman" w:cs="Times New Roman"/>
+                <w:i w:val="false"/>
+                <w:b w:val="true"/>
+                <w:u w:val="none"/>
+                <w:strike w:val="false"/>
+                <w:sz w:val="14"/>
+                <w:szCs w:val="14"/>
+                <w:color w:val="000000"/>
+              </w:rPr>
+            </w:pPr>
+            <w:r xmlns:w="http://schemas.openxmlformats.org/wordprocessingml/2006/main" xmlns:wp="http://schemas.openxmlformats.org/drawingml/2006/wordprocessingDrawing" xmlns:r="http://schemas.openxmlformats.org/officeDocument/2006/relationships" xmlns:w14="http://schemas.microsoft.com/office/word/2010/wordml">
+              <w:rPr>
+                <w:rFonts w:ascii="Times New Roman" w:hAnsi="Times New Roman" w:eastAsia="Times New Roman" w:cs="Times New Roman"/>
+                <w:i w:val="false"/>
+                <w:b w:val="true"/>
+                <w:u w:val="none"/>
+                <w:strike w:val="false"/>
+                <w:sz w:val="14"/>
+                <w:szCs w:val="14"/>
                 <w:color w:val="000000"/>
               </w:rPr>
               <w:t xml:space="preserve">1,0</w:t>
@@ -9164,28 +9164,28 @@
                 <w:left w:val="none" w:sz="0" w:space="0" w:color="000000"/>
                 <w:right w:val="none" w:sz="0" w:space="0" w:color="000000"/>
               </w:pBdr>
-              <w:spacing w:after="36" w:before="36" w:line="240"/>
-              <w:ind w:left="100" w:right="100" w:firstLine="0" w:firstLineChars="0"/>
-              <w:rPr>
-                <w:rFonts w:ascii="Times New Roman" w:hAnsi="Times New Roman" w:eastAsia="Times New Roman" w:cs="Times New Roman"/>
-                <w:i w:val="false"/>
-                <w:b w:val="true"/>
-                <w:u w:val="none"/>
-                <w:strike w:val="false"/>
-                <w:sz w:val="16"/>
-                <w:szCs w:val="16"/>
-                <w:color w:val="000000"/>
-              </w:rPr>
-            </w:pPr>
-            <w:r xmlns:w="http://schemas.openxmlformats.org/wordprocessingml/2006/main" xmlns:wp="http://schemas.openxmlformats.org/drawingml/2006/wordprocessingDrawing" xmlns:r="http://schemas.openxmlformats.org/officeDocument/2006/relationships" xmlns:w14="http://schemas.microsoft.com/office/word/2010/wordml">
-              <w:rPr>
-                <w:rFonts w:ascii="Times New Roman" w:hAnsi="Times New Roman" w:eastAsia="Times New Roman" w:cs="Times New Roman"/>
-                <w:i w:val="false"/>
-                <w:b w:val="true"/>
-                <w:u w:val="none"/>
-                <w:strike w:val="false"/>
-                <w:sz w:val="16"/>
-                <w:szCs w:val="16"/>
+              <w:spacing w:after="0" w:before="0" w:line="240"/>
+              <w:ind w:left="100" w:right="100" w:firstLine="0" w:firstLineChars="0"/>
+              <w:rPr>
+                <w:rFonts w:ascii="Times New Roman" w:hAnsi="Times New Roman" w:eastAsia="Times New Roman" w:cs="Times New Roman"/>
+                <w:i w:val="false"/>
+                <w:b w:val="true"/>
+                <w:u w:val="none"/>
+                <w:strike w:val="false"/>
+                <w:sz w:val="14"/>
+                <w:szCs w:val="14"/>
+                <w:color w:val="000000"/>
+              </w:rPr>
+            </w:pPr>
+            <w:r xmlns:w="http://schemas.openxmlformats.org/wordprocessingml/2006/main" xmlns:wp="http://schemas.openxmlformats.org/drawingml/2006/wordprocessingDrawing" xmlns:r="http://schemas.openxmlformats.org/officeDocument/2006/relationships" xmlns:w14="http://schemas.microsoft.com/office/word/2010/wordml">
+              <w:rPr>
+                <w:rFonts w:ascii="Times New Roman" w:hAnsi="Times New Roman" w:eastAsia="Times New Roman" w:cs="Times New Roman"/>
+                <w:i w:val="false"/>
+                <w:b w:val="true"/>
+                <w:u w:val="none"/>
+                <w:strike w:val="false"/>
+                <w:sz w:val="14"/>
+                <w:szCs w:val="14"/>
                 <w:color w:val="000000"/>
               </w:rPr>
               <w:t xml:space="preserve">1,4</w:t>
@@ -9218,28 +9218,28 @@
                 <w:left w:val="none" w:sz="0" w:space="0" w:color="000000"/>
                 <w:right w:val="none" w:sz="0" w:space="0" w:color="000000"/>
               </w:pBdr>
-              <w:spacing w:after="36" w:before="36" w:line="240"/>
-              <w:ind w:left="100" w:right="100" w:firstLine="0" w:firstLineChars="0"/>
-              <w:rPr>
-                <w:rFonts w:ascii="Times New Roman" w:hAnsi="Times New Roman" w:eastAsia="Times New Roman" w:cs="Times New Roman"/>
-                <w:i w:val="false"/>
-                <w:b w:val="true"/>
-                <w:u w:val="none"/>
-                <w:strike w:val="false"/>
-                <w:sz w:val="16"/>
-                <w:szCs w:val="16"/>
-                <w:color w:val="000000"/>
-              </w:rPr>
-            </w:pPr>
-            <w:r xmlns:w="http://schemas.openxmlformats.org/wordprocessingml/2006/main" xmlns:wp="http://schemas.openxmlformats.org/drawingml/2006/wordprocessingDrawing" xmlns:r="http://schemas.openxmlformats.org/officeDocument/2006/relationships" xmlns:w14="http://schemas.microsoft.com/office/word/2010/wordml">
-              <w:rPr>
-                <w:rFonts w:ascii="Times New Roman" w:hAnsi="Times New Roman" w:eastAsia="Times New Roman" w:cs="Times New Roman"/>
-                <w:i w:val="false"/>
-                <w:b w:val="true"/>
-                <w:u w:val="none"/>
-                <w:strike w:val="false"/>
-                <w:sz w:val="16"/>
-                <w:szCs w:val="16"/>
+              <w:spacing w:after="0" w:before="0" w:line="240"/>
+              <w:ind w:left="100" w:right="100" w:firstLine="0" w:firstLineChars="0"/>
+              <w:rPr>
+                <w:rFonts w:ascii="Times New Roman" w:hAnsi="Times New Roman" w:eastAsia="Times New Roman" w:cs="Times New Roman"/>
+                <w:i w:val="false"/>
+                <w:b w:val="true"/>
+                <w:u w:val="none"/>
+                <w:strike w:val="false"/>
+                <w:sz w:val="14"/>
+                <w:szCs w:val="14"/>
+                <w:color w:val="000000"/>
+              </w:rPr>
+            </w:pPr>
+            <w:r xmlns:w="http://schemas.openxmlformats.org/wordprocessingml/2006/main" xmlns:wp="http://schemas.openxmlformats.org/drawingml/2006/wordprocessingDrawing" xmlns:r="http://schemas.openxmlformats.org/officeDocument/2006/relationships" xmlns:w14="http://schemas.microsoft.com/office/word/2010/wordml">
+              <w:rPr>
+                <w:rFonts w:ascii="Times New Roman" w:hAnsi="Times New Roman" w:eastAsia="Times New Roman" w:cs="Times New Roman"/>
+                <w:i w:val="false"/>
+                <w:b w:val="true"/>
+                <w:u w:val="none"/>
+                <w:strike w:val="false"/>
+                <w:sz w:val="14"/>
+                <w:szCs w:val="14"/>
                 <w:color w:val="000000"/>
               </w:rPr>
               <w:t xml:space="preserve">120,0</w:t>
@@ -9272,28 +9272,28 @@
                 <w:left w:val="none" w:sz="0" w:space="0" w:color="000000"/>
                 <w:right w:val="none" w:sz="0" w:space="0" w:color="000000"/>
               </w:pBdr>
-              <w:spacing w:after="36" w:before="36" w:line="240"/>
-              <w:ind w:left="100" w:right="100" w:firstLine="0" w:firstLineChars="0"/>
-              <w:rPr>
-                <w:rFonts w:ascii="Times New Roman" w:hAnsi="Times New Roman" w:eastAsia="Times New Roman" w:cs="Times New Roman"/>
-                <w:i w:val="false"/>
-                <w:b w:val="true"/>
-                <w:u w:val="none"/>
-                <w:strike w:val="false"/>
-                <w:sz w:val="16"/>
-                <w:szCs w:val="16"/>
-                <w:color w:val="000000"/>
-              </w:rPr>
-            </w:pPr>
-            <w:r xmlns:w="http://schemas.openxmlformats.org/wordprocessingml/2006/main" xmlns:wp="http://schemas.openxmlformats.org/drawingml/2006/wordprocessingDrawing" xmlns:r="http://schemas.openxmlformats.org/officeDocument/2006/relationships" xmlns:w14="http://schemas.microsoft.com/office/word/2010/wordml">
-              <w:rPr>
-                <w:rFonts w:ascii="Times New Roman" w:hAnsi="Times New Roman" w:eastAsia="Times New Roman" w:cs="Times New Roman"/>
-                <w:i w:val="false"/>
-                <w:b w:val="true"/>
-                <w:u w:val="none"/>
-                <w:strike w:val="false"/>
-                <w:sz w:val="16"/>
-                <w:szCs w:val="16"/>
+              <w:spacing w:after="0" w:before="0" w:line="240"/>
+              <w:ind w:left="100" w:right="100" w:firstLine="0" w:firstLineChars="0"/>
+              <w:rPr>
+                <w:rFonts w:ascii="Times New Roman" w:hAnsi="Times New Roman" w:eastAsia="Times New Roman" w:cs="Times New Roman"/>
+                <w:i w:val="false"/>
+                <w:b w:val="true"/>
+                <w:u w:val="none"/>
+                <w:strike w:val="false"/>
+                <w:sz w:val="14"/>
+                <w:szCs w:val="14"/>
+                <w:color w:val="000000"/>
+              </w:rPr>
+            </w:pPr>
+            <w:r xmlns:w="http://schemas.openxmlformats.org/wordprocessingml/2006/main" xmlns:wp="http://schemas.openxmlformats.org/drawingml/2006/wordprocessingDrawing" xmlns:r="http://schemas.openxmlformats.org/officeDocument/2006/relationships" xmlns:w14="http://schemas.microsoft.com/office/word/2010/wordml">
+              <w:rPr>
+                <w:rFonts w:ascii="Times New Roman" w:hAnsi="Times New Roman" w:eastAsia="Times New Roman" w:cs="Times New Roman"/>
+                <w:i w:val="false"/>
+                <w:b w:val="true"/>
+                <w:u w:val="none"/>
+                <w:strike w:val="false"/>
+                <w:sz w:val="14"/>
+                <w:szCs w:val="14"/>
                 <w:color w:val="000000"/>
               </w:rPr>
               <w:t xml:space="preserve">118,3</w:t>
@@ -9326,28 +9326,28 @@
                 <w:left w:val="none" w:sz="0" w:space="0" w:color="000000"/>
                 <w:right w:val="none" w:sz="0" w:space="0" w:color="000000"/>
               </w:pBdr>
-              <w:spacing w:after="36" w:before="36" w:line="240"/>
-              <w:ind w:left="100" w:right="100" w:firstLine="0" w:firstLineChars="0"/>
-              <w:rPr>
-                <w:rFonts w:ascii="Times New Roman" w:hAnsi="Times New Roman" w:eastAsia="Times New Roman" w:cs="Times New Roman"/>
-                <w:i w:val="false"/>
-                <w:b w:val="true"/>
-                <w:u w:val="none"/>
-                <w:strike w:val="false"/>
-                <w:sz w:val="16"/>
-                <w:szCs w:val="16"/>
-                <w:color w:val="000000"/>
-              </w:rPr>
-            </w:pPr>
-            <w:r xmlns:w="http://schemas.openxmlformats.org/wordprocessingml/2006/main" xmlns:wp="http://schemas.openxmlformats.org/drawingml/2006/wordprocessingDrawing" xmlns:r="http://schemas.openxmlformats.org/officeDocument/2006/relationships" xmlns:w14="http://schemas.microsoft.com/office/word/2010/wordml">
-              <w:rPr>
-                <w:rFonts w:ascii="Times New Roman" w:hAnsi="Times New Roman" w:eastAsia="Times New Roman" w:cs="Times New Roman"/>
-                <w:i w:val="false"/>
-                <w:b w:val="true"/>
-                <w:u w:val="none"/>
-                <w:strike w:val="false"/>
-                <w:sz w:val="16"/>
-                <w:szCs w:val="16"/>
+              <w:spacing w:after="0" w:before="0" w:line="240"/>
+              <w:ind w:left="100" w:right="100" w:firstLine="0" w:firstLineChars="0"/>
+              <w:rPr>
+                <w:rFonts w:ascii="Times New Roman" w:hAnsi="Times New Roman" w:eastAsia="Times New Roman" w:cs="Times New Roman"/>
+                <w:i w:val="false"/>
+                <w:b w:val="true"/>
+                <w:u w:val="none"/>
+                <w:strike w:val="false"/>
+                <w:sz w:val="14"/>
+                <w:szCs w:val="14"/>
+                <w:color w:val="000000"/>
+              </w:rPr>
+            </w:pPr>
+            <w:r xmlns:w="http://schemas.openxmlformats.org/wordprocessingml/2006/main" xmlns:wp="http://schemas.openxmlformats.org/drawingml/2006/wordprocessingDrawing" xmlns:r="http://schemas.openxmlformats.org/officeDocument/2006/relationships" xmlns:w14="http://schemas.microsoft.com/office/word/2010/wordml">
+              <w:rPr>
+                <w:rFonts w:ascii="Times New Roman" w:hAnsi="Times New Roman" w:eastAsia="Times New Roman" w:cs="Times New Roman"/>
+                <w:i w:val="false"/>
+                <w:b w:val="true"/>
+                <w:u w:val="none"/>
+                <w:strike w:val="false"/>
+                <w:sz w:val="14"/>
+                <w:szCs w:val="14"/>
                 <w:color w:val="000000"/>
               </w:rPr>
               <w:t xml:space="preserve">118,5</w:t>
@@ -9380,28 +9380,28 @@
                 <w:left w:val="none" w:sz="0" w:space="0" w:color="000000"/>
                 <w:right w:val="none" w:sz="0" w:space="0" w:color="000000"/>
               </w:pBdr>
-              <w:spacing w:after="36" w:before="36" w:line="240"/>
-              <w:ind w:left="100" w:right="100" w:firstLine="0" w:firstLineChars="0"/>
-              <w:rPr>
-                <w:rFonts w:ascii="Times New Roman" w:hAnsi="Times New Roman" w:eastAsia="Times New Roman" w:cs="Times New Roman"/>
-                <w:i w:val="false"/>
-                <w:b w:val="true"/>
-                <w:u w:val="none"/>
-                <w:strike w:val="false"/>
-                <w:sz w:val="16"/>
-                <w:szCs w:val="16"/>
-                <w:color w:val="000000"/>
-              </w:rPr>
-            </w:pPr>
-            <w:r xmlns:w="http://schemas.openxmlformats.org/wordprocessingml/2006/main" xmlns:wp="http://schemas.openxmlformats.org/drawingml/2006/wordprocessingDrawing" xmlns:r="http://schemas.openxmlformats.org/officeDocument/2006/relationships" xmlns:w14="http://schemas.microsoft.com/office/word/2010/wordml">
-              <w:rPr>
-                <w:rFonts w:ascii="Times New Roman" w:hAnsi="Times New Roman" w:eastAsia="Times New Roman" w:cs="Times New Roman"/>
-                <w:i w:val="false"/>
-                <w:b w:val="true"/>
-                <w:u w:val="none"/>
-                <w:strike w:val="false"/>
-                <w:sz w:val="16"/>
-                <w:szCs w:val="16"/>
+              <w:spacing w:after="0" w:before="0" w:line="240"/>
+              <w:ind w:left="100" w:right="100" w:firstLine="0" w:firstLineChars="0"/>
+              <w:rPr>
+                <w:rFonts w:ascii="Times New Roman" w:hAnsi="Times New Roman" w:eastAsia="Times New Roman" w:cs="Times New Roman"/>
+                <w:i w:val="false"/>
+                <w:b w:val="true"/>
+                <w:u w:val="none"/>
+                <w:strike w:val="false"/>
+                <w:sz w:val="14"/>
+                <w:szCs w:val="14"/>
+                <w:color w:val="000000"/>
+              </w:rPr>
+            </w:pPr>
+            <w:r xmlns:w="http://schemas.openxmlformats.org/wordprocessingml/2006/main" xmlns:wp="http://schemas.openxmlformats.org/drawingml/2006/wordprocessingDrawing" xmlns:r="http://schemas.openxmlformats.org/officeDocument/2006/relationships" xmlns:w14="http://schemas.microsoft.com/office/word/2010/wordml">
+              <w:rPr>
+                <w:rFonts w:ascii="Times New Roman" w:hAnsi="Times New Roman" w:eastAsia="Times New Roman" w:cs="Times New Roman"/>
+                <w:i w:val="false"/>
+                <w:b w:val="true"/>
+                <w:u w:val="none"/>
+                <w:strike w:val="false"/>
+                <w:sz w:val="14"/>
+                <w:szCs w:val="14"/>
                 <w:color w:val="000000"/>
               </w:rPr>
               <w:t xml:space="preserve">118,8</w:t>
@@ -9434,28 +9434,28 @@
                 <w:left w:val="none" w:sz="0" w:space="0" w:color="000000"/>
                 <w:right w:val="none" w:sz="0" w:space="0" w:color="000000"/>
               </w:pBdr>
-              <w:spacing w:after="36" w:before="36" w:line="240"/>
-              <w:ind w:left="100" w:right="100" w:firstLine="0" w:firstLineChars="0"/>
-              <w:rPr>
-                <w:rFonts w:ascii="Times New Roman" w:hAnsi="Times New Roman" w:eastAsia="Times New Roman" w:cs="Times New Roman"/>
-                <w:i w:val="false"/>
-                <w:b w:val="true"/>
-                <w:u w:val="none"/>
-                <w:strike w:val="false"/>
-                <w:sz w:val="16"/>
-                <w:szCs w:val="16"/>
-                <w:color w:val="000000"/>
-              </w:rPr>
-            </w:pPr>
-            <w:r xmlns:w="http://schemas.openxmlformats.org/wordprocessingml/2006/main" xmlns:wp="http://schemas.openxmlformats.org/drawingml/2006/wordprocessingDrawing" xmlns:r="http://schemas.openxmlformats.org/officeDocument/2006/relationships" xmlns:w14="http://schemas.microsoft.com/office/word/2010/wordml">
-              <w:rPr>
-                <w:rFonts w:ascii="Times New Roman" w:hAnsi="Times New Roman" w:eastAsia="Times New Roman" w:cs="Times New Roman"/>
-                <w:i w:val="false"/>
-                <w:b w:val="true"/>
-                <w:u w:val="none"/>
-                <w:strike w:val="false"/>
-                <w:sz w:val="16"/>
-                <w:szCs w:val="16"/>
+              <w:spacing w:after="0" w:before="0" w:line="240"/>
+              <w:ind w:left="100" w:right="100" w:firstLine="0" w:firstLineChars="0"/>
+              <w:rPr>
+                <w:rFonts w:ascii="Times New Roman" w:hAnsi="Times New Roman" w:eastAsia="Times New Roman" w:cs="Times New Roman"/>
+                <w:i w:val="false"/>
+                <w:b w:val="true"/>
+                <w:u w:val="none"/>
+                <w:strike w:val="false"/>
+                <w:sz w:val="14"/>
+                <w:szCs w:val="14"/>
+                <w:color w:val="000000"/>
+              </w:rPr>
+            </w:pPr>
+            <w:r xmlns:w="http://schemas.openxmlformats.org/wordprocessingml/2006/main" xmlns:wp="http://schemas.openxmlformats.org/drawingml/2006/wordprocessingDrawing" xmlns:r="http://schemas.openxmlformats.org/officeDocument/2006/relationships" xmlns:w14="http://schemas.microsoft.com/office/word/2010/wordml">
+              <w:rPr>
+                <w:rFonts w:ascii="Times New Roman" w:hAnsi="Times New Roman" w:eastAsia="Times New Roman" w:cs="Times New Roman"/>
+                <w:i w:val="false"/>
+                <w:b w:val="true"/>
+                <w:u w:val="none"/>
+                <w:strike w:val="false"/>
+                <w:sz w:val="14"/>
+                <w:szCs w:val="14"/>
                 <w:color w:val="000000"/>
               </w:rPr>
               <w:t xml:space="preserve">119,4</w:t>
@@ -9488,28 +9488,28 @@
                 <w:left w:val="none" w:sz="0" w:space="0" w:color="000000"/>
                 <w:right w:val="none" w:sz="0" w:space="0" w:color="000000"/>
               </w:pBdr>
-              <w:spacing w:after="36" w:before="36" w:line="240"/>
-              <w:ind w:left="100" w:right="100" w:firstLine="0" w:firstLineChars="0"/>
-              <w:rPr>
-                <w:rFonts w:ascii="Times New Roman" w:hAnsi="Times New Roman" w:eastAsia="Times New Roman" w:cs="Times New Roman"/>
-                <w:i w:val="false"/>
-                <w:b w:val="true"/>
-                <w:u w:val="none"/>
-                <w:strike w:val="false"/>
-                <w:sz w:val="16"/>
-                <w:szCs w:val="16"/>
-                <w:color w:val="000000"/>
-              </w:rPr>
-            </w:pPr>
-            <w:r xmlns:w="http://schemas.openxmlformats.org/wordprocessingml/2006/main" xmlns:wp="http://schemas.openxmlformats.org/drawingml/2006/wordprocessingDrawing" xmlns:r="http://schemas.openxmlformats.org/officeDocument/2006/relationships" xmlns:w14="http://schemas.microsoft.com/office/word/2010/wordml">
-              <w:rPr>
-                <w:rFonts w:ascii="Times New Roman" w:hAnsi="Times New Roman" w:eastAsia="Times New Roman" w:cs="Times New Roman"/>
-                <w:i w:val="false"/>
-                <w:b w:val="true"/>
-                <w:u w:val="none"/>
-                <w:strike w:val="false"/>
-                <w:sz w:val="16"/>
-                <w:szCs w:val="16"/>
+              <w:spacing w:after="0" w:before="0" w:line="240"/>
+              <w:ind w:left="100" w:right="100" w:firstLine="0" w:firstLineChars="0"/>
+              <w:rPr>
+                <w:rFonts w:ascii="Times New Roman" w:hAnsi="Times New Roman" w:eastAsia="Times New Roman" w:cs="Times New Roman"/>
+                <w:i w:val="false"/>
+                <w:b w:val="true"/>
+                <w:u w:val="none"/>
+                <w:strike w:val="false"/>
+                <w:sz w:val="14"/>
+                <w:szCs w:val="14"/>
+                <w:color w:val="000000"/>
+              </w:rPr>
+            </w:pPr>
+            <w:r xmlns:w="http://schemas.openxmlformats.org/wordprocessingml/2006/main" xmlns:wp="http://schemas.openxmlformats.org/drawingml/2006/wordprocessingDrawing" xmlns:r="http://schemas.openxmlformats.org/officeDocument/2006/relationships" xmlns:w14="http://schemas.microsoft.com/office/word/2010/wordml">
+              <w:rPr>
+                <w:rFonts w:ascii="Times New Roman" w:hAnsi="Times New Roman" w:eastAsia="Times New Roman" w:cs="Times New Roman"/>
+                <w:i w:val="false"/>
+                <w:b w:val="true"/>
+                <w:u w:val="none"/>
+                <w:strike w:val="false"/>
+                <w:sz w:val="14"/>
+                <w:szCs w:val="14"/>
                 <w:color w:val="000000"/>
               </w:rPr>
               <w:t xml:space="preserve">100,000</w:t>
@@ -9542,28 +9542,28 @@
                 <w:left w:val="none" w:sz="0" w:space="0" w:color="000000"/>
                 <w:right w:val="none" w:sz="0" w:space="0" w:color="000000"/>
               </w:pBdr>
-              <w:spacing w:after="36" w:before="36" w:line="240"/>
-              <w:ind w:left="100" w:right="100" w:firstLine="0" w:firstLineChars="0"/>
-              <w:rPr>
-                <w:rFonts w:ascii="Times New Roman" w:hAnsi="Times New Roman" w:eastAsia="Times New Roman" w:cs="Times New Roman"/>
-                <w:i w:val="false"/>
-                <w:b w:val="true"/>
-                <w:u w:val="none"/>
-                <w:strike w:val="false"/>
-                <w:sz w:val="16"/>
-                <w:szCs w:val="16"/>
-                <w:color w:val="000000"/>
-              </w:rPr>
-            </w:pPr>
-            <w:r xmlns:w="http://schemas.openxmlformats.org/wordprocessingml/2006/main" xmlns:wp="http://schemas.openxmlformats.org/drawingml/2006/wordprocessingDrawing" xmlns:r="http://schemas.openxmlformats.org/officeDocument/2006/relationships" xmlns:w14="http://schemas.microsoft.com/office/word/2010/wordml">
-              <w:rPr>
-                <w:rFonts w:ascii="Times New Roman" w:hAnsi="Times New Roman" w:eastAsia="Times New Roman" w:cs="Times New Roman"/>
-                <w:i w:val="false"/>
-                <w:b w:val="true"/>
-                <w:u w:val="none"/>
-                <w:strike w:val="false"/>
-                <w:sz w:val="16"/>
-                <w:szCs w:val="16"/>
+              <w:spacing w:after="0" w:before="0" w:line="240"/>
+              <w:ind w:left="100" w:right="100" w:firstLine="0" w:firstLineChars="0"/>
+              <w:rPr>
+                <w:rFonts w:ascii="Times New Roman" w:hAnsi="Times New Roman" w:eastAsia="Times New Roman" w:cs="Times New Roman"/>
+                <w:i w:val="false"/>
+                <w:b w:val="true"/>
+                <w:u w:val="none"/>
+                <w:strike w:val="false"/>
+                <w:sz w:val="14"/>
+                <w:szCs w:val="14"/>
+                <w:color w:val="000000"/>
+              </w:rPr>
+            </w:pPr>
+            <w:r xmlns:w="http://schemas.openxmlformats.org/wordprocessingml/2006/main" xmlns:wp="http://schemas.openxmlformats.org/drawingml/2006/wordprocessingDrawing" xmlns:r="http://schemas.openxmlformats.org/officeDocument/2006/relationships" xmlns:w14="http://schemas.microsoft.com/office/word/2010/wordml">
+              <w:rPr>
+                <w:rFonts w:ascii="Times New Roman" w:hAnsi="Times New Roman" w:eastAsia="Times New Roman" w:cs="Times New Roman"/>
+                <w:i w:val="false"/>
+                <w:b w:val="true"/>
+                <w:u w:val="none"/>
+                <w:strike w:val="false"/>
+                <w:sz w:val="14"/>
+                <w:szCs w:val="14"/>
                 <w:color w:val="000000"/>
               </w:rPr>
               <w:t xml:space="preserve">الرقم الاستدلالي العام</w:t>
@@ -9577,7 +9577,7 @@
         <w:pStyle w:val="ipcpara0"/>
       </w:pPr>
       <w:r>
-        <w:t xml:space="preserve">المصدر: المندوبية السامية للتخطيط، مديرية الإحصاء -البحث الوطني حول الأثمان عند الاستهلاك</w:t>
+        <w:t xml:space="preserve">المندوبية السامية للتخطيط، مديرية الإحصاء -البحث الوطني حول الأثمان عند الاستهلاك</w:t>
       </w:r>
     </w:p>
     <w:sectPr>
